--- a/Zachary See Go(CV).docx
+++ b/Zachary See Go(CV).docx
@@ -1,6 +1,6 @@
 
 <file path=word/document.xml><?xml version="1.0" encoding="utf-8"?>
-<w:document xmlns:wpc="http://schemas.microsoft.com/office/word/2010/wordprocessingCanvas" xmlns:cx="http://schemas.microsoft.com/office/drawing/2014/chartex" xmlns:cx1="http://schemas.microsoft.com/office/drawing/2015/9/8/chartex" xmlns:cx2="http://schemas.microsoft.com/office/drawing/2015/10/21/chartex" xmlns:cx3="http://schemas.microsoft.com/office/drawing/2016/5/9/chartex" xmlns:cx4="http://schemas.microsoft.com/office/drawing/2016/5/10/chartex" xmlns:cx5="http://schemas.microsoft.com/office/drawing/2016/5/11/chartex" xmlns:cx6="http://schemas.microsoft.com/office/drawing/2016/5/12/chartex" xmlns:cx7="http://schemas.microsoft.com/office/drawing/2016/5/13/chartex" xmlns:cx8="http://schemas.microsoft.com/office/drawing/2016/5/14/chartex" xmlns:mc="http://schemas.openxmlformats.org/markup-compatibility/2006" xmlns:aink="http://schemas.microsoft.com/office/drawing/2016/ink" xmlns:am3d="http://schemas.microsoft.com/office/drawing/2017/model3d" xmlns:o="urn:schemas-microsoft-com:office:office" xmlns:r="http://schemas.openxmlformats.org/officeDocument/2006/relationships" xmlns:m="http://schemas.openxmlformats.org/officeDocument/2006/math" xmlns:v="urn:schemas-microsoft-com:vml" xmlns:wp14="http://schemas.microsoft.com/office/word/2010/wordprocessingDrawing" xmlns:wp="http://schemas.openxmlformats.org/drawingml/2006/wordprocessingDrawing" xmlns:w10="urn:schemas-microsoft-com:office:word" xmlns:w="http://schemas.openxmlformats.org/wordprocessingml/2006/main" xmlns:w14="http://schemas.microsoft.com/office/word/2010/wordml" xmlns:w15="http://schemas.microsoft.com/office/word/2012/wordml" xmlns:w16cex="http://schemas.microsoft.com/office/word/2018/wordml/cex" xmlns:w16cid="http://schemas.microsoft.com/office/word/2016/wordml/cid" xmlns:w16="http://schemas.microsoft.com/office/word/2018/wordml" xmlns:w16sdtdh="http://schemas.microsoft.com/office/word/2020/wordml/sdtdatahash" xmlns:w16se="http://schemas.microsoft.com/office/word/2015/wordml/symex" xmlns:wpg="http://schemas.microsoft.com/office/word/2010/wordprocessingGroup" xmlns:wpi="http://schemas.microsoft.com/office/word/2010/wordprocessingInk" xmlns:wne="http://schemas.microsoft.com/office/word/2006/wordml" xmlns:wps="http://schemas.microsoft.com/office/word/2010/wordprocessingShape" mc:Ignorable="w14 w15 w16se w16cid w16 w16cex w16sdtdh wp14">
+<w:document xmlns:wpc="http://schemas.microsoft.com/office/word/2010/wordprocessingCanvas" xmlns:cx="http://schemas.microsoft.com/office/drawing/2014/chartex" xmlns:cx1="http://schemas.microsoft.com/office/drawing/2015/9/8/chartex" xmlns:cx2="http://schemas.microsoft.com/office/drawing/2015/10/21/chartex" xmlns:cx3="http://schemas.microsoft.com/office/drawing/2016/5/9/chartex" xmlns:cx4="http://schemas.microsoft.com/office/drawing/2016/5/10/chartex" xmlns:cx5="http://schemas.microsoft.com/office/drawing/2016/5/11/chartex" xmlns:cx6="http://schemas.microsoft.com/office/drawing/2016/5/12/chartex" xmlns:cx7="http://schemas.microsoft.com/office/drawing/2016/5/13/chartex" xmlns:cx8="http://schemas.microsoft.com/office/drawing/2016/5/14/chartex" xmlns:mc="http://schemas.openxmlformats.org/markup-compatibility/2006" xmlns:aink="http://schemas.microsoft.com/office/drawing/2016/ink" xmlns:am3d="http://schemas.microsoft.com/office/drawing/2017/model3d" xmlns:o="urn:schemas-microsoft-com:office:office" xmlns:oel="http://schemas.microsoft.com/office/2019/extlst" xmlns:r="http://schemas.openxmlformats.org/officeDocument/2006/relationships" xmlns:m="http://schemas.openxmlformats.org/officeDocument/2006/math" xmlns:v="urn:schemas-microsoft-com:vml" xmlns:wp14="http://schemas.microsoft.com/office/word/2010/wordprocessingDrawing" xmlns:wp="http://schemas.openxmlformats.org/drawingml/2006/wordprocessingDrawing" xmlns:w10="urn:schemas-microsoft-com:office:word" xmlns:w="http://schemas.openxmlformats.org/wordprocessingml/2006/main" xmlns:w14="http://schemas.microsoft.com/office/word/2010/wordml" xmlns:w15="http://schemas.microsoft.com/office/word/2012/wordml" xmlns:w16cex="http://schemas.microsoft.com/office/word/2018/wordml/cex" xmlns:w16cid="http://schemas.microsoft.com/office/word/2016/wordml/cid" xmlns:w16="http://schemas.microsoft.com/office/word/2018/wordml" xmlns:w16du="http://schemas.microsoft.com/office/word/2023/wordml/word16du" xmlns:w16sdtdh="http://schemas.microsoft.com/office/word/2020/wordml/sdtdatahash" xmlns:w16se="http://schemas.microsoft.com/office/word/2015/wordml/symex" xmlns:wpg="http://schemas.microsoft.com/office/word/2010/wordprocessingGroup" xmlns:wpi="http://schemas.microsoft.com/office/word/2010/wordprocessingInk" xmlns:wne="http://schemas.microsoft.com/office/word/2006/wordml" xmlns:wps="http://schemas.microsoft.com/office/word/2010/wordprocessingShape" mc:Ignorable="w14 w15 w16se w16cid w16 w16cex w16sdtdh wp14">
   <w:body>
     <w:p>
       <w:pPr>
@@ -9,22 +9,22 @@
         <w:adjustRightInd w:val="0"/>
         <w:spacing w:after="0" w:line="240" w:lineRule="auto"/>
         <w:rPr>
-          <w:rFonts w:ascii="Bookman Old Style" w:hAnsi="Bookman Old Style" w:cs="Arial"/>
+          <w:rFonts w:ascii="Amasis MT Pro" w:hAnsi="Amasis MT Pro" w:cs="Arial"/>
           <w:b/>
           <w:bCs/>
           <w:kern w:val="0"/>
-          <w:sz w:val="23"/>
-          <w:szCs w:val="23"/>
-        </w:rPr>
-      </w:pPr>
-      <w:r>
-        <w:rPr>
-          <w:rFonts w:ascii="Bookman Old Style" w:hAnsi="Bookman Old Style" w:cs="Arial"/>
+          <w:sz w:val="20"/>
+          <w:szCs w:val="20"/>
+        </w:rPr>
+      </w:pPr>
+      <w:r>
+        <w:rPr>
+          <w:rFonts w:ascii="Amasis MT Pro" w:hAnsi="Amasis MT Pro" w:cs="Arial"/>
           <w:b/>
           <w:bCs/>
           <w:kern w:val="0"/>
-          <w:sz w:val="23"/>
-          <w:szCs w:val="23"/>
+          <w:sz w:val="20"/>
+          <w:szCs w:val="20"/>
         </w:rPr>
         <w:t>Zachary See Go</w:t>
       </w:r>
@@ -36,18 +36,18 @@
         <w:adjustRightInd w:val="0"/>
         <w:spacing w:after="0" w:line="240" w:lineRule="auto"/>
         <w:rPr>
-          <w:rFonts w:ascii="Bookman Old Style" w:hAnsi="Bookman Old Style" w:cs="Arial"/>
-          <w:kern w:val="0"/>
-          <w:sz w:val="23"/>
-          <w:szCs w:val="23"/>
-        </w:rPr>
-      </w:pPr>
-      <w:r>
-        <w:rPr>
-          <w:rFonts w:ascii="Bookman Old Style" w:hAnsi="Bookman Old Style" w:cs="Arial"/>
-          <w:kern w:val="0"/>
-          <w:sz w:val="23"/>
-          <w:szCs w:val="23"/>
+          <w:rFonts w:ascii="Amasis MT Pro" w:hAnsi="Amasis MT Pro" w:cs="Arial"/>
+          <w:kern w:val="0"/>
+          <w:sz w:val="20"/>
+          <w:szCs w:val="20"/>
+        </w:rPr>
+      </w:pPr>
+      <w:r>
+        <w:rPr>
+          <w:rFonts w:ascii="Amasis MT Pro" w:hAnsi="Amasis MT Pro" w:cs="Arial"/>
+          <w:kern w:val="0"/>
+          <w:sz w:val="20"/>
+          <w:szCs w:val="20"/>
         </w:rPr>
         <w:t>#15 F. Llamas Street, Basak San Nicolas, Cebu City</w:t>
       </w:r>
@@ -56,18 +56,18 @@
       <w:pPr>
         <w:spacing w:after="0"/>
         <w:rPr>
-          <w:rFonts w:ascii="Bookman Old Style" w:hAnsi="Bookman Old Style" w:cs="Arial"/>
-          <w:kern w:val="0"/>
-          <w:sz w:val="23"/>
-          <w:szCs w:val="23"/>
-        </w:rPr>
-      </w:pPr>
-      <w:r>
-        <w:rPr>
-          <w:rFonts w:ascii="Bookman Old Style" w:hAnsi="Bookman Old Style" w:cs="Arial"/>
-          <w:kern w:val="0"/>
-          <w:sz w:val="23"/>
-          <w:szCs w:val="23"/>
+          <w:rFonts w:ascii="Amasis MT Pro" w:hAnsi="Amasis MT Pro" w:cs="Arial"/>
+          <w:kern w:val="0"/>
+          <w:sz w:val="20"/>
+          <w:szCs w:val="20"/>
+        </w:rPr>
+      </w:pPr>
+      <w:r>
+        <w:rPr>
+          <w:rFonts w:ascii="Amasis MT Pro" w:hAnsi="Amasis MT Pro" w:cs="Arial"/>
+          <w:kern w:val="0"/>
+          <w:sz w:val="20"/>
+          <w:szCs w:val="20"/>
         </w:rPr>
         <w:t>(0917) 709-1613</w:t>
       </w:r>
@@ -76,24 +76,34 @@
       <w:pPr>
         <w:spacing w:after="0"/>
         <w:rPr>
-          <w:rFonts w:ascii="Bookman Old Style" w:hAnsi="Bookman Old Style" w:cs="Arial"/>
-          <w:kern w:val="0"/>
-          <w:sz w:val="23"/>
-          <w:szCs w:val="23"/>
-        </w:rPr>
-      </w:pPr>
-      <w:hyperlink r:id="rId5" w:history="1">
+          <w:rFonts w:ascii="Amasis MT Pro" w:hAnsi="Amasis MT Pro" w:cs="Arial"/>
+          <w:kern w:val="0"/>
+          <w:sz w:val="20"/>
+          <w:szCs w:val="20"/>
+        </w:rPr>
+      </w:pPr>
+      <w:hyperlink r:id="rId6" w:history="1">
         <w:r>
           <w:rPr>
             <w:rStyle w:val="Hyperlink"/>
-            <w:rFonts w:ascii="Bookman Old Style" w:hAnsi="Bookman Old Style" w:cs="Arial"/>
+            <w:rFonts w:ascii="Amasis MT Pro" w:hAnsi="Amasis MT Pro" w:cs="Arial"/>
             <w:kern w:val="0"/>
-            <w:sz w:val="23"/>
-            <w:szCs w:val="23"/>
+            <w:sz w:val="20"/>
+            <w:szCs w:val="20"/>
           </w:rPr>
           <w:t>ZSGoEmpire@gmail.com</w:t>
         </w:r>
       </w:hyperlink>
+      <w:r>
+        <w:rPr>
+          <w:rStyle w:val="Hyperlink"/>
+          <w:rFonts w:ascii="Amasis MT Pro" w:hAnsi="Amasis MT Pro" w:cs="Arial"/>
+          <w:kern w:val="0"/>
+          <w:sz w:val="20"/>
+          <w:szCs w:val="20"/>
+        </w:rPr>
+        <w:t>/z.go@fujitsu.com</w:t>
+      </w:r>
     </w:p>
     <w:p>
       <w:pPr>
@@ -102,18 +112,18 @@
         </w:pBdr>
         <w:spacing w:after="0"/>
         <w:rPr>
-          <w:rFonts w:ascii="Bookman Old Style" w:hAnsi="Bookman Old Style" w:cs="Arial"/>
-          <w:kern w:val="0"/>
-          <w:sz w:val="23"/>
-          <w:szCs w:val="23"/>
-        </w:rPr>
-      </w:pPr>
-      <w:r>
-        <w:rPr>
-          <w:rFonts w:ascii="Bookman Old Style" w:hAnsi="Bookman Old Style" w:cs="Arial"/>
-          <w:kern w:val="0"/>
-          <w:sz w:val="23"/>
-          <w:szCs w:val="23"/>
+          <w:rFonts w:ascii="Amasis MT Pro" w:hAnsi="Amasis MT Pro" w:cs="Arial"/>
+          <w:kern w:val="0"/>
+          <w:sz w:val="20"/>
+          <w:szCs w:val="20"/>
+        </w:rPr>
+      </w:pPr>
+      <w:r>
+        <w:rPr>
+          <w:rFonts w:ascii="Amasis MT Pro" w:hAnsi="Amasis MT Pro" w:cs="Arial"/>
+          <w:kern w:val="0"/>
+          <w:sz w:val="20"/>
+          <w:szCs w:val="20"/>
         </w:rPr>
         <w:t>linkedin.com/in/zachary-go-22050516</w:t>
       </w:r>
@@ -121,10 +131,10 @@
     <w:p>
       <w:pPr>
         <w:rPr>
-          <w:rFonts w:ascii="Bookman Old Style" w:hAnsi="Bookman Old Style" w:cs="Arial"/>
-          <w:kern w:val="0"/>
-          <w:sz w:val="23"/>
-          <w:szCs w:val="23"/>
+          <w:rFonts w:ascii="Amasis MT Pro" w:hAnsi="Amasis MT Pro" w:cs="Arial"/>
+          <w:kern w:val="0"/>
+          <w:sz w:val="20"/>
+          <w:szCs w:val="20"/>
         </w:rPr>
       </w:pPr>
     </w:p>
@@ -134,22 +144,18 @@
           <w:bottom w:val="single" w:sz="6" w:space="1" w:color="auto"/>
         </w:pBdr>
         <w:rPr>
-          <w:rFonts w:ascii="Bookman Old Style" w:eastAsia="Arial,Bold" w:hAnsi="Bookman Old Style" w:cs="Arial"/>
+          <w:rFonts w:ascii="Amasis MT Pro" w:eastAsia="Arial,Bold" w:hAnsi="Amasis MT Pro" w:cs="Arial"/>
           <w:b/>
           <w:bCs/>
           <w:kern w:val="0"/>
-          <w:sz w:val="23"/>
-          <w:szCs w:val="23"/>
-        </w:rPr>
-      </w:pPr>
-      <w:r>
-        <w:rPr>
-          <w:rFonts w:ascii="Bookman Old Style" w:eastAsia="Arial,Bold" w:hAnsi="Bookman Old Style" w:cs="Arial"/>
+        </w:rPr>
+      </w:pPr>
+      <w:r>
+        <w:rPr>
+          <w:rFonts w:ascii="Amasis MT Pro" w:eastAsia="Arial,Bold" w:hAnsi="Amasis MT Pro" w:cs="Arial"/>
           <w:b/>
           <w:bCs/>
           <w:kern w:val="0"/>
-          <w:sz w:val="23"/>
-          <w:szCs w:val="23"/>
         </w:rPr>
         <w:t>Work Experience</w:t>
       </w:r>
@@ -183,28 +189,22 @@
               <w:adjustRightInd w:val="0"/>
               <w:ind w:left="75"/>
               <w:rPr>
-                <w:rFonts w:ascii="Bookman Old Style" w:hAnsi="Bookman Old Style" w:cs="Arial"/>
+                <w:rFonts w:ascii="Amasis MT Pro" w:hAnsi="Amasis MT Pro" w:cs="Arial"/>
                 <w:b/>
                 <w:bCs/>
+                <w:sz w:val="20"/>
+                <w:szCs w:val="20"/>
               </w:rPr>
             </w:pPr>
-            <w:proofErr w:type="spellStart"/>
             <w:r>
               <w:rPr>
-                <w:rFonts w:ascii="Bookman Old Style" w:hAnsi="Bookman Old Style" w:cs="Arial"/>
+                <w:rFonts w:ascii="Amasis MT Pro" w:hAnsi="Amasis MT Pro" w:cs="Arial"/>
                 <w:b/>
                 <w:bCs/>
-              </w:rPr>
-              <w:t>WeServ</w:t>
-            </w:r>
-            <w:proofErr w:type="spellEnd"/>
-            <w:r>
-              <w:rPr>
-                <w:rFonts w:ascii="Bookman Old Style" w:hAnsi="Bookman Old Style" w:cs="Arial"/>
-                <w:b/>
-                <w:bCs/>
-              </w:rPr>
-              <w:t xml:space="preserve"> Systems International, Inc.</w:t>
+                <w:sz w:val="20"/>
+                <w:szCs w:val="20"/>
+              </w:rPr>
+              <w:t>WeServ Systems International, Inc.</w:t>
             </w:r>
           </w:p>
           <w:p>
@@ -214,16 +214,20 @@
               <w:adjustRightInd w:val="0"/>
               <w:ind w:left="75"/>
               <w:rPr>
-                <w:rFonts w:ascii="Bookman Old Style" w:hAnsi="Bookman Old Style" w:cs="Arial"/>
+                <w:rFonts w:ascii="Amasis MT Pro" w:hAnsi="Amasis MT Pro" w:cs="Arial"/>
                 <w:b/>
                 <w:bCs/>
+                <w:sz w:val="20"/>
+                <w:szCs w:val="20"/>
               </w:rPr>
             </w:pPr>
             <w:r>
               <w:rPr>
-                <w:rFonts w:ascii="Bookman Old Style" w:hAnsi="Bookman Old Style" w:cs="Arial"/>
+                <w:rFonts w:ascii="Amasis MT Pro" w:hAnsi="Amasis MT Pro" w:cs="Arial"/>
                 <w:b/>
                 <w:bCs/>
+                <w:sz w:val="20"/>
+                <w:szCs w:val="20"/>
               </w:rPr>
               <w:t>Application System Engineer/ Consultant</w:t>
             </w:r>
@@ -245,16 +249,20 @@
               <w:ind w:right="-15"/>
               <w:jc w:val="right"/>
               <w:rPr>
-                <w:rFonts w:ascii="Bookman Old Style" w:eastAsia="Arial" w:hAnsi="Bookman Old Style" w:cs="Arial"/>
+                <w:rFonts w:ascii="Amasis MT Pro" w:eastAsia="Arial" w:hAnsi="Amasis MT Pro" w:cs="Arial"/>
                 <w:b/>
                 <w:bCs/>
+                <w:sz w:val="20"/>
+                <w:szCs w:val="20"/>
               </w:rPr>
             </w:pPr>
             <w:r>
               <w:rPr>
-                <w:rFonts w:ascii="Bookman Old Style" w:eastAsia="Arial" w:hAnsi="Bookman Old Style" w:cs="Arial"/>
+                <w:rFonts w:ascii="Amasis MT Pro" w:eastAsia="Arial" w:hAnsi="Amasis MT Pro" w:cs="Arial"/>
                 <w:b/>
                 <w:bCs/>
+                <w:sz w:val="20"/>
+                <w:szCs w:val="20"/>
               </w:rPr>
               <w:t>Software Company</w:t>
             </w:r>
@@ -264,16 +272,20 @@
               <w:ind w:right="-15"/>
               <w:jc w:val="right"/>
               <w:rPr>
-                <w:rFonts w:ascii="Bookman Old Style" w:eastAsia="Arial" w:hAnsi="Bookman Old Style" w:cs="Arial"/>
+                <w:rFonts w:ascii="Amasis MT Pro" w:eastAsia="Arial" w:hAnsi="Amasis MT Pro" w:cs="Arial"/>
                 <w:b/>
                 <w:bCs/>
+                <w:sz w:val="20"/>
+                <w:szCs w:val="20"/>
               </w:rPr>
             </w:pPr>
             <w:r>
               <w:rPr>
-                <w:rFonts w:ascii="Bookman Old Style" w:eastAsia="Arial" w:hAnsi="Bookman Old Style" w:cs="Arial"/>
+                <w:rFonts w:ascii="Amasis MT Pro" w:eastAsia="Arial" w:hAnsi="Amasis MT Pro" w:cs="Arial"/>
                 <w:b/>
                 <w:bCs/>
+                <w:sz w:val="20"/>
+                <w:szCs w:val="20"/>
               </w:rPr>
               <w:t>March 2021 – Present</w:t>
             </w:r>
@@ -289,10 +301,10 @@
         <w:spacing w:after="0" w:line="240" w:lineRule="auto"/>
         <w:ind w:left="180"/>
         <w:rPr>
-          <w:rFonts w:ascii="Bookman Old Style" w:hAnsi="Bookman Old Style" w:cs="Arial"/>
-          <w:kern w:val="0"/>
-          <w:sz w:val="21"/>
-          <w:szCs w:val="21"/>
+          <w:rFonts w:ascii="Amasis MT Pro" w:hAnsi="Amasis MT Pro" w:cs="Arial"/>
+          <w:kern w:val="0"/>
+          <w:sz w:val="20"/>
+          <w:szCs w:val="20"/>
         </w:rPr>
       </w:pPr>
     </w:p>
@@ -304,84 +316,84 @@
         <w:spacing w:after="0" w:line="240" w:lineRule="auto"/>
         <w:ind w:left="180"/>
         <w:rPr>
-          <w:rFonts w:ascii="Bookman Old Style" w:hAnsi="Bookman Old Style" w:cs="Arial"/>
-          <w:kern w:val="0"/>
-          <w:sz w:val="21"/>
-          <w:szCs w:val="21"/>
-        </w:rPr>
-      </w:pPr>
-      <w:r>
-        <w:rPr>
-          <w:rFonts w:ascii="Bookman Old Style" w:hAnsi="Bookman Old Style" w:cs="Arial"/>
-          <w:kern w:val="0"/>
-          <w:sz w:val="21"/>
-          <w:szCs w:val="21"/>
-        </w:rPr>
-        <w:t xml:space="preserve">Software: C#, Java, Microsoft SQL, </w:t>
-      </w:r>
-      <w:r>
-        <w:rPr>
-          <w:rFonts w:ascii="Bookman Old Style" w:hAnsi="Bookman Old Style" w:cs="Arial"/>
-          <w:kern w:val="0"/>
-          <w:sz w:val="21"/>
-          <w:szCs w:val="21"/>
-        </w:rPr>
-        <w:t xml:space="preserve">Oracle, </w:t>
-      </w:r>
-      <w:r>
-        <w:rPr>
-          <w:rFonts w:ascii="Bookman Old Style" w:hAnsi="Bookman Old Style" w:cs="Arial"/>
+          <w:rFonts w:ascii="Amasis MT Pro" w:hAnsi="Amasis MT Pro" w:cs="Arial"/>
+          <w:kern w:val="0"/>
+          <w:sz w:val="20"/>
+          <w:szCs w:val="20"/>
+        </w:rPr>
+      </w:pPr>
+      <w:r>
+        <w:rPr>
+          <w:rFonts w:ascii="Amasis MT Pro" w:hAnsi="Amasis MT Pro" w:cs="Arial"/>
+          <w:kern w:val="0"/>
+          <w:sz w:val="20"/>
+          <w:szCs w:val="20"/>
+        </w:rPr>
+        <w:t xml:space="preserve">Software: C#, Java, Microsoft SQL, Oracle, </w:t>
+      </w:r>
+      <w:r>
+        <w:rPr>
+          <w:rFonts w:ascii="Amasis MT Pro" w:hAnsi="Amasis MT Pro" w:cs="Arial"/>
           <w:color w:val="4D5156"/>
-          <w:sz w:val="21"/>
-          <w:szCs w:val="21"/>
+          <w:sz w:val="20"/>
+          <w:szCs w:val="20"/>
           <w:shd w:val="clear" w:color="auto" w:fill="FFFFFF"/>
         </w:rPr>
         <w:t>PostgreSQL</w:t>
       </w:r>
       <w:r>
         <w:rPr>
-          <w:rFonts w:ascii="Bookman Old Style" w:hAnsi="Bookman Old Style" w:cs="Arial"/>
-          <w:kern w:val="0"/>
-          <w:sz w:val="21"/>
-          <w:szCs w:val="21"/>
+          <w:rFonts w:ascii="Amasis MT Pro" w:hAnsi="Amasis MT Pro" w:cs="Arial"/>
+          <w:kern w:val="0"/>
+          <w:sz w:val="20"/>
+          <w:szCs w:val="20"/>
         </w:rPr>
         <w:t xml:space="preserve">, </w:t>
       </w:r>
       <w:r>
         <w:rPr>
-          <w:rFonts w:ascii="Bookman Old Style" w:hAnsi="Bookman Old Style" w:cs="Arial"/>
-          <w:kern w:val="0"/>
-          <w:sz w:val="21"/>
-          <w:szCs w:val="21"/>
+          <w:rFonts w:ascii="Amasis MT Pro" w:hAnsi="Amasis MT Pro" w:cs="Arial"/>
+          <w:kern w:val="0"/>
+          <w:sz w:val="20"/>
+          <w:szCs w:val="20"/>
         </w:rPr>
         <w:t xml:space="preserve">ASP.net, </w:t>
       </w:r>
       <w:r>
         <w:rPr>
-          <w:rFonts w:ascii="Bookman Old Style" w:hAnsi="Bookman Old Style" w:cs="Arial"/>
-          <w:kern w:val="0"/>
-          <w:sz w:val="21"/>
-          <w:szCs w:val="21"/>
+          <w:rFonts w:ascii="Amasis MT Pro" w:hAnsi="Amasis MT Pro" w:cs="Arial"/>
+          <w:kern w:val="0"/>
+          <w:sz w:val="20"/>
+          <w:szCs w:val="20"/>
         </w:rPr>
         <w:t xml:space="preserve">HTML, CSS, </w:t>
       </w:r>
       <w:r>
         <w:rPr>
-          <w:rFonts w:ascii="Bookman Old Style" w:hAnsi="Bookman Old Style" w:cs="Arial"/>
-          <w:kern w:val="0"/>
-          <w:sz w:val="21"/>
-          <w:szCs w:val="21"/>
+          <w:rFonts w:ascii="Amasis MT Pro" w:hAnsi="Amasis MT Pro" w:cs="Arial"/>
+          <w:kern w:val="0"/>
+          <w:sz w:val="20"/>
+          <w:szCs w:val="20"/>
         </w:rPr>
         <w:t xml:space="preserve">and </w:t>
       </w:r>
       <w:r>
         <w:rPr>
-          <w:rFonts w:ascii="Bookman Old Style" w:hAnsi="Bookman Old Style" w:cs="Arial"/>
-          <w:kern w:val="0"/>
-          <w:sz w:val="21"/>
-          <w:szCs w:val="21"/>
+          <w:rFonts w:ascii="Amasis MT Pro" w:hAnsi="Amasis MT Pro" w:cs="Arial"/>
+          <w:kern w:val="0"/>
+          <w:sz w:val="20"/>
+          <w:szCs w:val="20"/>
         </w:rPr>
         <w:t>JavaScript</w:t>
+      </w:r>
+      <w:r>
+        <w:rPr>
+          <w:rFonts w:ascii="Amasis MT Pro" w:hAnsi="Amasis MT Pro" w:cs="Arial"/>
+          <w:kern w:val="0"/>
+          <w:sz w:val="20"/>
+          <w:szCs w:val="20"/>
+        </w:rPr>
+        <w:t>.</w:t>
       </w:r>
     </w:p>
     <w:p>
@@ -392,10 +404,10 @@
         <w:spacing w:after="0" w:line="240" w:lineRule="auto"/>
         <w:ind w:left="180"/>
         <w:rPr>
-          <w:rFonts w:ascii="Bookman Old Style" w:hAnsi="Bookman Old Style" w:cs="Arial"/>
-          <w:kern w:val="0"/>
-          <w:sz w:val="21"/>
-          <w:szCs w:val="21"/>
+          <w:rFonts w:ascii="Amasis MT Pro" w:hAnsi="Amasis MT Pro" w:cs="Arial"/>
+          <w:kern w:val="0"/>
+          <w:sz w:val="20"/>
+          <w:szCs w:val="20"/>
         </w:rPr>
       </w:pPr>
     </w:p>
@@ -411,47 +423,45 @@
         <w:adjustRightInd w:val="0"/>
         <w:spacing w:after="0" w:line="240" w:lineRule="auto"/>
         <w:rPr>
-          <w:rFonts w:ascii="Bookman Old Style" w:hAnsi="Bookman Old Style" w:cs="Arial"/>
-          <w:kern w:val="0"/>
-          <w:sz w:val="21"/>
-          <w:szCs w:val="21"/>
-        </w:rPr>
-      </w:pPr>
-      <w:r>
-        <w:rPr>
-          <w:rFonts w:ascii="Bookman Old Style" w:hAnsi="Bookman Old Style" w:cs="Arial"/>
-          <w:kern w:val="0"/>
-          <w:sz w:val="21"/>
-          <w:szCs w:val="21"/>
+          <w:rFonts w:ascii="Amasis MT Pro" w:hAnsi="Amasis MT Pro" w:cs="Arial"/>
+          <w:kern w:val="0"/>
+          <w:sz w:val="20"/>
+          <w:szCs w:val="20"/>
+        </w:rPr>
+      </w:pPr>
+      <w:r>
+        <w:rPr>
+          <w:rFonts w:ascii="Amasis MT Pro" w:hAnsi="Amasis MT Pro" w:cs="Arial"/>
+          <w:kern w:val="0"/>
+          <w:sz w:val="20"/>
+          <w:szCs w:val="20"/>
         </w:rPr>
         <w:t xml:space="preserve">Develop functions for </w:t>
       </w:r>
       <w:r>
         <w:rPr>
-          <w:rFonts w:ascii="Bookman Old Style" w:hAnsi="Bookman Old Style" w:cs="Arial"/>
-          <w:kern w:val="0"/>
-          <w:sz w:val="21"/>
-          <w:szCs w:val="21"/>
+          <w:rFonts w:ascii="Amasis MT Pro" w:hAnsi="Amasis MT Pro" w:cs="Arial"/>
+          <w:kern w:val="0"/>
+          <w:sz w:val="20"/>
+          <w:szCs w:val="20"/>
         </w:rPr>
         <w:t xml:space="preserve">clients based on </w:t>
       </w:r>
-      <w:proofErr w:type="gramStart"/>
-      <w:r>
-        <w:rPr>
-          <w:rFonts w:ascii="Bookman Old Style" w:hAnsi="Bookman Old Style" w:cs="Arial"/>
-          <w:kern w:val="0"/>
-          <w:sz w:val="21"/>
-          <w:szCs w:val="21"/>
-        </w:rPr>
-        <w:t>clients</w:t>
-      </w:r>
-      <w:proofErr w:type="gramEnd"/>
-      <w:r>
-        <w:rPr>
-          <w:rFonts w:ascii="Bookman Old Style" w:hAnsi="Bookman Old Style" w:cs="Arial"/>
-          <w:kern w:val="0"/>
-          <w:sz w:val="21"/>
-          <w:szCs w:val="21"/>
+      <w:r>
+        <w:rPr>
+          <w:rFonts w:ascii="Amasis MT Pro" w:hAnsi="Amasis MT Pro" w:cs="Arial"/>
+          <w:kern w:val="0"/>
+          <w:sz w:val="20"/>
+          <w:szCs w:val="20"/>
+        </w:rPr>
+        <w:t>client’s</w:t>
+      </w:r>
+      <w:r>
+        <w:rPr>
+          <w:rFonts w:ascii="Amasis MT Pro" w:hAnsi="Amasis MT Pro" w:cs="Arial"/>
+          <w:kern w:val="0"/>
+          <w:sz w:val="20"/>
+          <w:szCs w:val="20"/>
         </w:rPr>
         <w:t xml:space="preserve"> design and specifications.</w:t>
       </w:r>
@@ -468,18 +478,18 @@
         <w:adjustRightInd w:val="0"/>
         <w:spacing w:after="0" w:line="240" w:lineRule="auto"/>
         <w:rPr>
-          <w:rFonts w:ascii="Bookman Old Style" w:hAnsi="Bookman Old Style" w:cs="Arial"/>
-          <w:kern w:val="0"/>
-          <w:sz w:val="21"/>
-          <w:szCs w:val="21"/>
-        </w:rPr>
-      </w:pPr>
-      <w:r>
-        <w:rPr>
-          <w:rFonts w:ascii="Bookman Old Style" w:hAnsi="Bookman Old Style" w:cs="Arial"/>
-          <w:kern w:val="0"/>
-          <w:sz w:val="21"/>
-          <w:szCs w:val="21"/>
+          <w:rFonts w:ascii="Amasis MT Pro" w:hAnsi="Amasis MT Pro" w:cs="Arial"/>
+          <w:kern w:val="0"/>
+          <w:sz w:val="20"/>
+          <w:szCs w:val="20"/>
+        </w:rPr>
+      </w:pPr>
+      <w:r>
+        <w:rPr>
+          <w:rFonts w:ascii="Amasis MT Pro" w:hAnsi="Amasis MT Pro" w:cs="Arial"/>
+          <w:kern w:val="0"/>
+          <w:sz w:val="20"/>
+          <w:szCs w:val="20"/>
         </w:rPr>
         <w:t>Create SQL scripts to update clients Database.</w:t>
       </w:r>
@@ -496,20 +506,38 @@
         <w:adjustRightInd w:val="0"/>
         <w:spacing w:after="0" w:line="240" w:lineRule="auto"/>
         <w:rPr>
-          <w:rFonts w:ascii="Bookman Old Style" w:hAnsi="Bookman Old Style" w:cs="Arial"/>
-          <w:kern w:val="0"/>
-          <w:sz w:val="21"/>
-          <w:szCs w:val="21"/>
-        </w:rPr>
-      </w:pPr>
-      <w:r>
-        <w:rPr>
-          <w:rFonts w:ascii="Bookman Old Style" w:hAnsi="Bookman Old Style" w:cs="Arial"/>
-          <w:kern w:val="0"/>
-          <w:sz w:val="21"/>
-          <w:szCs w:val="21"/>
-        </w:rPr>
-        <w:t>Do Root Cause Analysis for errors encounter by the client.</w:t>
+          <w:rFonts w:ascii="Amasis MT Pro" w:hAnsi="Amasis MT Pro" w:cs="Arial"/>
+          <w:kern w:val="0"/>
+          <w:sz w:val="20"/>
+          <w:szCs w:val="20"/>
+        </w:rPr>
+      </w:pPr>
+      <w:r>
+        <w:rPr>
+          <w:rFonts w:ascii="Amasis MT Pro" w:hAnsi="Amasis MT Pro" w:cs="Arial"/>
+          <w:kern w:val="0"/>
+          <w:sz w:val="20"/>
+          <w:szCs w:val="20"/>
+        </w:rPr>
+        <w:t xml:space="preserve">Do Root Cause Analysis for errors </w:t>
+      </w:r>
+      <w:r>
+        <w:rPr>
+          <w:rFonts w:ascii="Amasis MT Pro" w:hAnsi="Amasis MT Pro" w:cs="Arial"/>
+          <w:kern w:val="0"/>
+          <w:sz w:val="20"/>
+          <w:szCs w:val="20"/>
+        </w:rPr>
+        <w:t>encountered</w:t>
+      </w:r>
+      <w:r>
+        <w:rPr>
+          <w:rFonts w:ascii="Amasis MT Pro" w:hAnsi="Amasis MT Pro" w:cs="Arial"/>
+          <w:kern w:val="0"/>
+          <w:sz w:val="20"/>
+          <w:szCs w:val="20"/>
+        </w:rPr>
+        <w:t xml:space="preserve"> by the client.</w:t>
       </w:r>
     </w:p>
     <w:p>
@@ -520,18 +548,24 @@
           <w:numId w:val="1"/>
         </w:numPr>
         <w:rPr>
-          <w:rFonts w:ascii="Bookman Old Style" w:hAnsi="Bookman Old Style"/>
-        </w:rPr>
-      </w:pPr>
-      <w:r>
-        <w:rPr>
-          <w:rFonts w:ascii="Bookman Old Style" w:hAnsi="Bookman Old Style"/>
+          <w:rFonts w:ascii="Amasis MT Pro" w:hAnsi="Amasis MT Pro"/>
+          <w:sz w:val="20"/>
+          <w:szCs w:val="20"/>
+        </w:rPr>
+      </w:pPr>
+      <w:r>
+        <w:rPr>
+          <w:rFonts w:ascii="Amasis MT Pro" w:hAnsi="Amasis MT Pro"/>
+          <w:sz w:val="20"/>
+          <w:szCs w:val="20"/>
         </w:rPr>
         <w:t xml:space="preserve">Discussed issues with team members </w:t>
       </w:r>
       <w:r>
         <w:rPr>
-          <w:rFonts w:ascii="Bookman Old Style" w:hAnsi="Bookman Old Style"/>
+          <w:rFonts w:ascii="Amasis MT Pro" w:hAnsi="Amasis MT Pro"/>
+          <w:sz w:val="20"/>
+          <w:szCs w:val="20"/>
         </w:rPr>
         <w:t>regarding problems encounter during code tracing, data import and developing functions.</w:t>
       </w:r>
@@ -548,18 +582,18 @@
         <w:adjustRightInd w:val="0"/>
         <w:spacing w:after="0" w:line="240" w:lineRule="auto"/>
         <w:rPr>
-          <w:rFonts w:ascii="Bookman Old Style" w:hAnsi="Bookman Old Style" w:cs="Arial"/>
-          <w:kern w:val="0"/>
-          <w:sz w:val="21"/>
-          <w:szCs w:val="21"/>
-        </w:rPr>
-      </w:pPr>
-      <w:r>
-        <w:rPr>
-          <w:rFonts w:ascii="Bookman Old Style" w:hAnsi="Bookman Old Style" w:cs="Arial"/>
-          <w:kern w:val="0"/>
-          <w:sz w:val="21"/>
-          <w:szCs w:val="21"/>
+          <w:rFonts w:ascii="Amasis MT Pro" w:hAnsi="Amasis MT Pro" w:cs="Arial"/>
+          <w:kern w:val="0"/>
+          <w:sz w:val="20"/>
+          <w:szCs w:val="20"/>
+        </w:rPr>
+      </w:pPr>
+      <w:r>
+        <w:rPr>
+          <w:rFonts w:ascii="Amasis MT Pro" w:hAnsi="Amasis MT Pro" w:cs="Arial"/>
+          <w:kern w:val="0"/>
+          <w:sz w:val="20"/>
+          <w:szCs w:val="20"/>
         </w:rPr>
         <w:t>Create tools to speed up importing data from clients to local database.</w:t>
       </w:r>
@@ -576,20 +610,56 @@
         <w:adjustRightInd w:val="0"/>
         <w:spacing w:after="0" w:line="240" w:lineRule="auto"/>
         <w:rPr>
-          <w:rFonts w:ascii="Bookman Old Style" w:hAnsi="Bookman Old Style" w:cs="Arial"/>
-          <w:kern w:val="0"/>
-          <w:sz w:val="21"/>
-          <w:szCs w:val="21"/>
-        </w:rPr>
-      </w:pPr>
-      <w:r>
-        <w:rPr>
-          <w:rFonts w:ascii="Bookman Old Style" w:hAnsi="Bookman Old Style" w:cs="Arial"/>
-          <w:kern w:val="0"/>
-          <w:sz w:val="21"/>
-          <w:szCs w:val="21"/>
-        </w:rPr>
-        <w:t>Improve tools that will create scripts needed for data request from client.</w:t>
+          <w:rFonts w:ascii="Amasis MT Pro" w:hAnsi="Amasis MT Pro" w:cs="Arial"/>
+          <w:kern w:val="0"/>
+          <w:sz w:val="20"/>
+          <w:szCs w:val="20"/>
+        </w:rPr>
+      </w:pPr>
+      <w:r>
+        <w:rPr>
+          <w:rFonts w:ascii="Amasis MT Pro" w:hAnsi="Amasis MT Pro" w:cs="Arial"/>
+          <w:kern w:val="0"/>
+          <w:sz w:val="20"/>
+          <w:szCs w:val="20"/>
+        </w:rPr>
+        <w:t xml:space="preserve">Improve tools that will create scripts needed for data </w:t>
+      </w:r>
+      <w:r>
+        <w:rPr>
+          <w:rFonts w:ascii="Amasis MT Pro" w:hAnsi="Amasis MT Pro" w:cs="Arial"/>
+          <w:kern w:val="0"/>
+          <w:sz w:val="20"/>
+          <w:szCs w:val="20"/>
+        </w:rPr>
+        <w:t>requests</w:t>
+      </w:r>
+      <w:r>
+        <w:rPr>
+          <w:rFonts w:ascii="Amasis MT Pro" w:hAnsi="Amasis MT Pro" w:cs="Arial"/>
+          <w:kern w:val="0"/>
+          <w:sz w:val="20"/>
+          <w:szCs w:val="20"/>
+        </w:rPr>
+        <w:t xml:space="preserve"> from </w:t>
+      </w:r>
+      <w:r>
+        <w:rPr>
+          <w:rFonts w:ascii="Amasis MT Pro" w:hAnsi="Amasis MT Pro" w:cs="Arial"/>
+          <w:kern w:val="0"/>
+          <w:sz w:val="20"/>
+          <w:szCs w:val="20"/>
+        </w:rPr>
+        <w:t>clients</w:t>
+      </w:r>
+      <w:r>
+        <w:rPr>
+          <w:rFonts w:ascii="Amasis MT Pro" w:hAnsi="Amasis MT Pro" w:cs="Arial"/>
+          <w:kern w:val="0"/>
+          <w:sz w:val="20"/>
+          <w:szCs w:val="20"/>
+        </w:rPr>
+        <w:t>.</w:t>
       </w:r>
     </w:p>
     <w:p>
@@ -604,15 +674,17 @@
         <w:adjustRightInd w:val="0"/>
         <w:spacing w:after="0" w:line="240" w:lineRule="auto"/>
         <w:rPr>
-          <w:rFonts w:ascii="Bookman Old Style" w:hAnsi="Bookman Old Style" w:cs="Arial"/>
-          <w:kern w:val="0"/>
-          <w:sz w:val="21"/>
-          <w:szCs w:val="21"/>
-        </w:rPr>
-      </w:pPr>
-      <w:r>
-        <w:rPr>
-          <w:rFonts w:ascii="Bookman Old Style" w:hAnsi="Bookman Old Style"/>
+          <w:rFonts w:ascii="Amasis MT Pro" w:hAnsi="Amasis MT Pro" w:cs="Arial"/>
+          <w:kern w:val="0"/>
+          <w:sz w:val="20"/>
+          <w:szCs w:val="20"/>
+        </w:rPr>
+      </w:pPr>
+      <w:r>
+        <w:rPr>
+          <w:rFonts w:ascii="Amasis MT Pro" w:hAnsi="Amasis MT Pro"/>
+          <w:sz w:val="20"/>
+          <w:szCs w:val="20"/>
         </w:rPr>
         <w:t xml:space="preserve">Conduct knowledge transfer to fellow teammates. </w:t>
       </w:r>
@@ -620,10 +692,10 @@
     <w:p>
       <w:pPr>
         <w:rPr>
-          <w:rFonts w:ascii="Bookman Old Style" w:hAnsi="Bookman Old Style" w:cs="Arial"/>
-          <w:kern w:val="0"/>
-          <w:sz w:val="23"/>
-          <w:szCs w:val="23"/>
+          <w:rFonts w:ascii="Amasis MT Pro" w:hAnsi="Amasis MT Pro" w:cs="Arial"/>
+          <w:kern w:val="0"/>
+          <w:sz w:val="20"/>
+          <w:szCs w:val="20"/>
         </w:rPr>
       </w:pPr>
     </w:p>
@@ -653,16 +725,20 @@
             <w:pPr>
               <w:ind w:left="75"/>
               <w:rPr>
-                <w:rFonts w:ascii="Bookman Old Style" w:eastAsia="Arial" w:hAnsi="Bookman Old Style" w:cs="Arial"/>
+                <w:rFonts w:ascii="Amasis MT Pro" w:eastAsia="Arial" w:hAnsi="Amasis MT Pro" w:cs="Arial"/>
                 <w:b/>
                 <w:bCs/>
+                <w:sz w:val="20"/>
+                <w:szCs w:val="20"/>
               </w:rPr>
             </w:pPr>
             <w:r>
               <w:rPr>
-                <w:rFonts w:ascii="Bookman Old Style" w:eastAsia="Arial" w:hAnsi="Bookman Old Style" w:cs="Arial"/>
+                <w:rFonts w:ascii="Amasis MT Pro" w:eastAsia="Arial" w:hAnsi="Amasis MT Pro" w:cs="Arial"/>
                 <w:b/>
                 <w:bCs/>
+                <w:sz w:val="20"/>
+                <w:szCs w:val="20"/>
               </w:rPr>
               <w:t>Cerenimbus Inc.</w:t>
             </w:r>
@@ -671,16 +747,20 @@
             <w:pPr>
               <w:ind w:left="75"/>
               <w:rPr>
-                <w:rFonts w:ascii="Bookman Old Style" w:eastAsia="Arial" w:hAnsi="Bookman Old Style" w:cs="Arial"/>
+                <w:rFonts w:ascii="Amasis MT Pro" w:eastAsia="Arial" w:hAnsi="Amasis MT Pro" w:cs="Arial"/>
                 <w:b/>
                 <w:bCs/>
+                <w:sz w:val="20"/>
+                <w:szCs w:val="20"/>
               </w:rPr>
             </w:pPr>
             <w:r>
               <w:rPr>
-                <w:rFonts w:ascii="Bookman Old Style" w:eastAsia="Arial" w:hAnsi="Bookman Old Style" w:cs="Arial"/>
+                <w:rFonts w:ascii="Amasis MT Pro" w:eastAsia="Arial" w:hAnsi="Amasis MT Pro" w:cs="Arial"/>
                 <w:b/>
                 <w:bCs/>
+                <w:sz w:val="20"/>
+                <w:szCs w:val="20"/>
               </w:rPr>
               <w:t>Software Developer</w:t>
             </w:r>
@@ -702,16 +782,20 @@
               <w:ind w:left="-106"/>
               <w:jc w:val="right"/>
               <w:rPr>
-                <w:rFonts w:ascii="Bookman Old Style" w:eastAsia="Arial" w:hAnsi="Bookman Old Style" w:cs="Arial"/>
+                <w:rFonts w:ascii="Amasis MT Pro" w:eastAsia="Arial" w:hAnsi="Amasis MT Pro" w:cs="Arial"/>
                 <w:b/>
                 <w:bCs/>
+                <w:sz w:val="20"/>
+                <w:szCs w:val="20"/>
               </w:rPr>
             </w:pPr>
             <w:r>
               <w:rPr>
-                <w:rFonts w:ascii="Bookman Old Style" w:eastAsia="Arial" w:hAnsi="Bookman Old Style" w:cs="Arial"/>
+                <w:rFonts w:ascii="Amasis MT Pro" w:eastAsia="Arial" w:hAnsi="Amasis MT Pro" w:cs="Arial"/>
                 <w:b/>
                 <w:bCs/>
+                <w:sz w:val="20"/>
+                <w:szCs w:val="20"/>
               </w:rPr>
               <w:t>Software Company</w:t>
             </w:r>
@@ -721,18 +805,32 @@
               <w:ind w:left="-106"/>
               <w:jc w:val="right"/>
               <w:rPr>
-                <w:rFonts w:ascii="Bookman Old Style" w:eastAsia="Arial" w:hAnsi="Bookman Old Style" w:cs="Arial"/>
+                <w:rFonts w:ascii="Amasis MT Pro" w:eastAsia="Arial" w:hAnsi="Amasis MT Pro" w:cs="Arial"/>
                 <w:b/>
                 <w:bCs/>
+                <w:sz w:val="20"/>
+                <w:szCs w:val="20"/>
               </w:rPr>
             </w:pPr>
             <w:r>
               <w:rPr>
-                <w:rFonts w:ascii="Bookman Old Style" w:eastAsia="Arial" w:hAnsi="Bookman Old Style" w:cs="Arial"/>
+                <w:rFonts w:ascii="Amasis MT Pro" w:eastAsia="Arial" w:hAnsi="Amasis MT Pro" w:cs="Arial"/>
                 <w:b/>
                 <w:bCs/>
-              </w:rPr>
-              <w:t>February 2016 – Present</w:t>
+                <w:sz w:val="20"/>
+                <w:szCs w:val="20"/>
+              </w:rPr>
+              <w:t xml:space="preserve">February 2016 – </w:t>
+            </w:r>
+            <w:r>
+              <w:rPr>
+                <w:rFonts w:ascii="Amasis MT Pro" w:eastAsia="Arial" w:hAnsi="Amasis MT Pro" w:cs="Arial"/>
+                <w:b/>
+                <w:bCs/>
+                <w:sz w:val="20"/>
+                <w:szCs w:val="20"/>
+              </w:rPr>
+              <w:t>February 2021</w:t>
             </w:r>
           </w:p>
         </w:tc>
@@ -746,20 +844,29 @@
         <w:spacing w:after="0" w:line="240" w:lineRule="auto"/>
         <w:ind w:left="180"/>
         <w:rPr>
-          <w:rFonts w:ascii="Bookman Old Style" w:hAnsi="Bookman Old Style" w:cs="Arial"/>
-          <w:kern w:val="0"/>
-          <w:sz w:val="21"/>
-          <w:szCs w:val="21"/>
-        </w:rPr>
-      </w:pPr>
-      <w:r>
-        <w:rPr>
-          <w:rFonts w:ascii="Bookman Old Style" w:hAnsi="Bookman Old Style" w:cs="Arial"/>
-          <w:kern w:val="0"/>
-          <w:sz w:val="21"/>
-          <w:szCs w:val="21"/>
+          <w:rFonts w:ascii="Amasis MT Pro" w:hAnsi="Amasis MT Pro" w:cs="Arial"/>
+          <w:kern w:val="0"/>
+          <w:sz w:val="20"/>
+          <w:szCs w:val="20"/>
+        </w:rPr>
+      </w:pPr>
+      <w:r>
+        <w:rPr>
+          <w:rFonts w:ascii="Amasis MT Pro" w:hAnsi="Amasis MT Pro" w:cs="Arial"/>
+          <w:kern w:val="0"/>
+          <w:sz w:val="20"/>
+          <w:szCs w:val="20"/>
         </w:rPr>
         <w:t>Software: C#, Java, Microsoft SQL, MySQL, LiveCode, HTML, CSS, JavaScript, Angular, ASP.net, and PHP</w:t>
+      </w:r>
+      <w:r>
+        <w:rPr>
+          <w:rFonts w:ascii="Amasis MT Pro" w:hAnsi="Amasis MT Pro" w:cs="Arial"/>
+          <w:kern w:val="0"/>
+          <w:sz w:val="20"/>
+          <w:szCs w:val="20"/>
+        </w:rPr>
+        <w:t>.</w:t>
       </w:r>
     </w:p>
     <w:p>
@@ -774,24 +881,26 @@
         <w:adjustRightInd w:val="0"/>
         <w:spacing w:after="0" w:line="240" w:lineRule="auto"/>
         <w:rPr>
-          <w:rFonts w:ascii="Bookman Old Style" w:hAnsi="Bookman Old Style" w:cs="Arial"/>
-          <w:kern w:val="0"/>
-          <w:sz w:val="21"/>
-          <w:szCs w:val="21"/>
-        </w:rPr>
-      </w:pPr>
-      <w:r>
-        <w:rPr>
-          <w:rFonts w:ascii="Bookman Old Style" w:hAnsi="Bookman Old Style" w:cs="Arial"/>
-          <w:kern w:val="0"/>
-          <w:sz w:val="21"/>
-          <w:szCs w:val="21"/>
+          <w:rFonts w:ascii="Amasis MT Pro" w:hAnsi="Amasis MT Pro" w:cs="Arial"/>
+          <w:kern w:val="0"/>
+          <w:sz w:val="20"/>
+          <w:szCs w:val="20"/>
+        </w:rPr>
+      </w:pPr>
+      <w:r>
+        <w:rPr>
+          <w:rFonts w:ascii="Amasis MT Pro" w:hAnsi="Amasis MT Pro" w:cs="Arial"/>
+          <w:kern w:val="0"/>
+          <w:sz w:val="20"/>
+          <w:szCs w:val="20"/>
         </w:rPr>
         <w:t xml:space="preserve">Collaborated with project managers to plan on developing new </w:t>
       </w:r>
       <w:r>
         <w:rPr>
-          <w:rFonts w:ascii="Bookman Old Style" w:hAnsi="Bookman Old Style"/>
+          <w:rFonts w:ascii="Amasis MT Pro" w:hAnsi="Amasis MT Pro"/>
+          <w:sz w:val="20"/>
+          <w:szCs w:val="20"/>
         </w:rPr>
         <w:t>updates and fixes.</w:t>
       </w:r>
@@ -808,15 +917,17 @@
         <w:adjustRightInd w:val="0"/>
         <w:spacing w:after="0" w:line="240" w:lineRule="auto"/>
         <w:rPr>
-          <w:rFonts w:ascii="Bookman Old Style" w:hAnsi="Bookman Old Style" w:cs="Arial"/>
-          <w:kern w:val="0"/>
-          <w:sz w:val="21"/>
-          <w:szCs w:val="21"/>
-        </w:rPr>
-      </w:pPr>
-      <w:r>
-        <w:rPr>
-          <w:rFonts w:ascii="Bookman Old Style" w:hAnsi="Bookman Old Style"/>
+          <w:rFonts w:ascii="Amasis MT Pro" w:hAnsi="Amasis MT Pro" w:cs="Arial"/>
+          <w:kern w:val="0"/>
+          <w:sz w:val="20"/>
+          <w:szCs w:val="20"/>
+        </w:rPr>
+      </w:pPr>
+      <w:r>
+        <w:rPr>
+          <w:rFonts w:ascii="Amasis MT Pro" w:hAnsi="Amasis MT Pro"/>
+          <w:sz w:val="20"/>
+          <w:szCs w:val="20"/>
         </w:rPr>
         <w:t>Handle a small group of developers.</w:t>
       </w:r>
@@ -833,17 +944,67 @@
         <w:adjustRightInd w:val="0"/>
         <w:spacing w:after="0" w:line="240" w:lineRule="auto"/>
         <w:rPr>
-          <w:rFonts w:ascii="Bookman Old Style" w:hAnsi="Bookman Old Style" w:cs="Arial"/>
-          <w:kern w:val="0"/>
-          <w:sz w:val="21"/>
-          <w:szCs w:val="21"/>
-        </w:rPr>
-      </w:pPr>
-      <w:r>
-        <w:rPr>
-          <w:rFonts w:ascii="Bookman Old Style" w:hAnsi="Bookman Old Style"/>
-        </w:rPr>
-        <w:t>Do daily scrum meeting with client and give report about current work status of my team, problems encountered by the team.</w:t>
+          <w:rFonts w:ascii="Amasis MT Pro" w:hAnsi="Amasis MT Pro" w:cs="Arial"/>
+          <w:kern w:val="0"/>
+          <w:sz w:val="20"/>
+          <w:szCs w:val="20"/>
+        </w:rPr>
+      </w:pPr>
+      <w:r>
+        <w:rPr>
+          <w:rFonts w:ascii="Amasis MT Pro" w:hAnsi="Amasis MT Pro"/>
+          <w:sz w:val="20"/>
+          <w:szCs w:val="20"/>
+        </w:rPr>
+        <w:t xml:space="preserve">Do daily scrum </w:t>
+      </w:r>
+      <w:r>
+        <w:rPr>
+          <w:rFonts w:ascii="Amasis MT Pro" w:hAnsi="Amasis MT Pro"/>
+          <w:sz w:val="20"/>
+          <w:szCs w:val="20"/>
+        </w:rPr>
+        <w:t>meetings</w:t>
+      </w:r>
+      <w:r>
+        <w:rPr>
+          <w:rFonts w:ascii="Amasis MT Pro" w:hAnsi="Amasis MT Pro"/>
+          <w:sz w:val="20"/>
+          <w:szCs w:val="20"/>
+        </w:rPr>
+        <w:t xml:space="preserve"> with client and give report about </w:t>
+      </w:r>
+      <w:r>
+        <w:rPr>
+          <w:rFonts w:ascii="Amasis MT Pro" w:hAnsi="Amasis MT Pro"/>
+          <w:sz w:val="20"/>
+          <w:szCs w:val="20"/>
+        </w:rPr>
+        <w:t xml:space="preserve">problems encountered and </w:t>
+      </w:r>
+      <w:r>
+        <w:rPr>
+          <w:rFonts w:ascii="Amasis MT Pro" w:hAnsi="Amasis MT Pro"/>
+          <w:sz w:val="20"/>
+          <w:szCs w:val="20"/>
+        </w:rPr>
+        <w:t xml:space="preserve">current work status </w:t>
+      </w:r>
+      <w:r>
+        <w:rPr>
+          <w:rFonts w:ascii="Amasis MT Pro" w:hAnsi="Amasis MT Pro"/>
+          <w:sz w:val="20"/>
+          <w:szCs w:val="20"/>
+        </w:rPr>
+        <w:t xml:space="preserve">and </w:t>
+      </w:r>
+      <w:r>
+        <w:rPr>
+          <w:rFonts w:ascii="Amasis MT Pro" w:hAnsi="Amasis MT Pro"/>
+          <w:sz w:val="20"/>
+          <w:szCs w:val="20"/>
+        </w:rPr>
+        <w:t>of my team.</w:t>
       </w:r>
     </w:p>
     <w:p>
@@ -858,17 +1019,35 @@
         <w:adjustRightInd w:val="0"/>
         <w:spacing w:after="0" w:line="240" w:lineRule="auto"/>
         <w:rPr>
-          <w:rFonts w:ascii="Bookman Old Style" w:hAnsi="Bookman Old Style" w:cs="Arial"/>
-          <w:kern w:val="0"/>
-          <w:sz w:val="21"/>
-          <w:szCs w:val="21"/>
-        </w:rPr>
-      </w:pPr>
-      <w:r>
-        <w:rPr>
-          <w:rFonts w:ascii="Bookman Old Style" w:hAnsi="Bookman Old Style"/>
-        </w:rPr>
-        <w:t>Create build for every change in the system and upload to our server.</w:t>
+          <w:rFonts w:ascii="Amasis MT Pro" w:hAnsi="Amasis MT Pro" w:cs="Arial"/>
+          <w:kern w:val="0"/>
+          <w:sz w:val="20"/>
+          <w:szCs w:val="20"/>
+        </w:rPr>
+      </w:pPr>
+      <w:r>
+        <w:rPr>
+          <w:rFonts w:ascii="Amasis MT Pro" w:hAnsi="Amasis MT Pro"/>
+          <w:sz w:val="20"/>
+          <w:szCs w:val="20"/>
+        </w:rPr>
+        <w:t xml:space="preserve">Create build for every change in the system and </w:t>
+      </w:r>
+      <w:r>
+        <w:rPr>
+          <w:rFonts w:ascii="Amasis MT Pro" w:hAnsi="Amasis MT Pro"/>
+          <w:sz w:val="20"/>
+          <w:szCs w:val="20"/>
+        </w:rPr>
+        <w:t>upload it</w:t>
+      </w:r>
+      <w:r>
+        <w:rPr>
+          <w:rFonts w:ascii="Amasis MT Pro" w:hAnsi="Amasis MT Pro"/>
+          <w:sz w:val="20"/>
+          <w:szCs w:val="20"/>
+        </w:rPr>
+        <w:t xml:space="preserve"> to our server.</w:t>
       </w:r>
     </w:p>
     <w:p>
@@ -883,15 +1062,17 @@
         <w:adjustRightInd w:val="0"/>
         <w:spacing w:after="0" w:line="240" w:lineRule="auto"/>
         <w:rPr>
-          <w:rFonts w:ascii="Bookman Old Style" w:hAnsi="Bookman Old Style" w:cs="Arial"/>
-          <w:kern w:val="0"/>
-          <w:sz w:val="21"/>
-          <w:szCs w:val="21"/>
-        </w:rPr>
-      </w:pPr>
-      <w:r>
-        <w:rPr>
-          <w:rFonts w:ascii="Bookman Old Style" w:hAnsi="Bookman Old Style"/>
+          <w:rFonts w:ascii="Amasis MT Pro" w:hAnsi="Amasis MT Pro" w:cs="Arial"/>
+          <w:kern w:val="0"/>
+          <w:sz w:val="20"/>
+          <w:szCs w:val="20"/>
+        </w:rPr>
+      </w:pPr>
+      <w:r>
+        <w:rPr>
+          <w:rFonts w:ascii="Amasis MT Pro" w:hAnsi="Amasis MT Pro"/>
+          <w:sz w:val="20"/>
+          <w:szCs w:val="20"/>
         </w:rPr>
         <w:t>Updated old code bases to modern development standards, improving functionality.</w:t>
       </w:r>
@@ -904,12 +1085,16 @@
           <w:numId w:val="1"/>
         </w:numPr>
         <w:rPr>
-          <w:rFonts w:ascii="Bookman Old Style" w:hAnsi="Bookman Old Style"/>
-        </w:rPr>
-      </w:pPr>
-      <w:r>
-        <w:rPr>
-          <w:rFonts w:ascii="Bookman Old Style" w:hAnsi="Bookman Old Style"/>
+          <w:rFonts w:ascii="Amasis MT Pro" w:hAnsi="Amasis MT Pro"/>
+          <w:sz w:val="20"/>
+          <w:szCs w:val="20"/>
+        </w:rPr>
+      </w:pPr>
+      <w:r>
+        <w:rPr>
+          <w:rFonts w:ascii="Amasis MT Pro" w:hAnsi="Amasis MT Pro"/>
+          <w:sz w:val="20"/>
+          <w:szCs w:val="20"/>
         </w:rPr>
         <w:t>Discussed issues with team members to provide resolution and apply best practices.</w:t>
       </w:r>
@@ -922,12 +1107,16 @@
           <w:numId w:val="1"/>
         </w:numPr>
         <w:rPr>
-          <w:rFonts w:ascii="Bookman Old Style" w:hAnsi="Bookman Old Style"/>
-        </w:rPr>
-      </w:pPr>
-      <w:r>
-        <w:rPr>
-          <w:rFonts w:ascii="Bookman Old Style" w:hAnsi="Bookman Old Style"/>
+          <w:rFonts w:ascii="Amasis MT Pro" w:hAnsi="Amasis MT Pro"/>
+          <w:sz w:val="20"/>
+          <w:szCs w:val="20"/>
+        </w:rPr>
+      </w:pPr>
+      <w:r>
+        <w:rPr>
+          <w:rFonts w:ascii="Amasis MT Pro" w:hAnsi="Amasis MT Pro"/>
+          <w:sz w:val="20"/>
+          <w:szCs w:val="20"/>
         </w:rPr>
         <w:t>Contributed ideas and suggestions in team meetings and delivered updates on deadlines, designs, and enhancements.</w:t>
       </w:r>
@@ -940,12 +1129,16 @@
           <w:numId w:val="1"/>
         </w:numPr>
         <w:rPr>
-          <w:rFonts w:ascii="Bookman Old Style" w:hAnsi="Bookman Old Style"/>
-        </w:rPr>
-      </w:pPr>
-      <w:r>
-        <w:rPr>
-          <w:rFonts w:ascii="Bookman Old Style" w:hAnsi="Bookman Old Style"/>
+          <w:rFonts w:ascii="Amasis MT Pro" w:hAnsi="Amasis MT Pro"/>
+          <w:sz w:val="20"/>
+          <w:szCs w:val="20"/>
+        </w:rPr>
+      </w:pPr>
+      <w:r>
+        <w:rPr>
+          <w:rFonts w:ascii="Amasis MT Pro" w:hAnsi="Amasis MT Pro"/>
+          <w:sz w:val="20"/>
+          <w:szCs w:val="20"/>
         </w:rPr>
         <w:t>Discuss with teammates in other projects regarding issues encounter and knowledge gain from each of our project.</w:t>
       </w:r>
@@ -962,20 +1155,29 @@
         <w:adjustRightInd w:val="0"/>
         <w:spacing w:after="0" w:line="240" w:lineRule="auto"/>
         <w:rPr>
-          <w:rFonts w:ascii="Bookman Old Style" w:hAnsi="Bookman Old Style" w:cs="Arial"/>
-          <w:kern w:val="0"/>
-          <w:sz w:val="21"/>
-          <w:szCs w:val="21"/>
-        </w:rPr>
-      </w:pPr>
-      <w:r>
-        <w:rPr>
-          <w:rFonts w:ascii="Bookman Old Style" w:hAnsi="Bookman Old Style" w:cs="Arial"/>
-          <w:kern w:val="0"/>
-          <w:sz w:val="21"/>
-          <w:szCs w:val="21"/>
-        </w:rPr>
-        <w:t>Develop applications for clients using different languages depends on the client’s choice.</w:t>
+          <w:rFonts w:ascii="Amasis MT Pro" w:hAnsi="Amasis MT Pro" w:cs="Arial"/>
+          <w:kern w:val="0"/>
+          <w:sz w:val="20"/>
+          <w:szCs w:val="20"/>
+        </w:rPr>
+      </w:pPr>
+      <w:r>
+        <w:rPr>
+          <w:rFonts w:ascii="Amasis MT Pro" w:hAnsi="Amasis MT Pro" w:cs="Arial"/>
+          <w:kern w:val="0"/>
+          <w:sz w:val="20"/>
+          <w:szCs w:val="20"/>
+        </w:rPr>
+        <w:t>Developing</w:t>
+      </w:r>
+      <w:r>
+        <w:rPr>
+          <w:rFonts w:ascii="Amasis MT Pro" w:hAnsi="Amasis MT Pro" w:cs="Arial"/>
+          <w:kern w:val="0"/>
+          <w:sz w:val="20"/>
+          <w:szCs w:val="20"/>
+        </w:rPr>
+        <w:t xml:space="preserve"> applications for clients using different languages depends on the client’s choice.</w:t>
       </w:r>
     </w:p>
     <w:p>
@@ -990,20 +1192,19 @@
         <w:adjustRightInd w:val="0"/>
         <w:spacing w:after="0" w:line="240" w:lineRule="auto"/>
         <w:rPr>
-          <w:rFonts w:ascii="Bookman Old Style" w:hAnsi="Bookman Old Style" w:cs="Arial"/>
-          <w:kern w:val="0"/>
-          <w:sz w:val="21"/>
-          <w:szCs w:val="21"/>
-        </w:rPr>
-      </w:pPr>
-      <w:r>
-        <w:rPr>
-          <w:rFonts w:ascii="Bookman Old Style" w:hAnsi="Bookman Old Style" w:cs="Arial"/>
-          <w:kern w:val="0"/>
-          <w:sz w:val="21"/>
-          <w:szCs w:val="21"/>
-        </w:rPr>
-        <w:lastRenderedPageBreak/>
+          <w:rFonts w:ascii="Amasis MT Pro" w:hAnsi="Amasis MT Pro" w:cs="Arial"/>
+          <w:kern w:val="0"/>
+          <w:sz w:val="20"/>
+          <w:szCs w:val="20"/>
+        </w:rPr>
+      </w:pPr>
+      <w:r>
+        <w:rPr>
+          <w:rFonts w:ascii="Amasis MT Pro" w:hAnsi="Amasis MT Pro" w:cs="Arial"/>
+          <w:kern w:val="0"/>
+          <w:sz w:val="20"/>
+          <w:szCs w:val="20"/>
+        </w:rPr>
         <w:t>Bug Fix, Maintain, upgrade client’s system to meet client’s need.</w:t>
       </w:r>
     </w:p>
@@ -1019,18 +1220,18 @@
         <w:adjustRightInd w:val="0"/>
         <w:spacing w:after="0" w:line="240" w:lineRule="auto"/>
         <w:rPr>
-          <w:rFonts w:ascii="Bookman Old Style" w:hAnsi="Bookman Old Style" w:cs="Arial"/>
-          <w:kern w:val="0"/>
-          <w:sz w:val="21"/>
-          <w:szCs w:val="21"/>
-        </w:rPr>
-      </w:pPr>
-      <w:r>
-        <w:rPr>
-          <w:rFonts w:ascii="Bookman Old Style" w:hAnsi="Bookman Old Style" w:cs="Arial"/>
-          <w:kern w:val="0"/>
-          <w:sz w:val="21"/>
-          <w:szCs w:val="21"/>
+          <w:rFonts w:ascii="Amasis MT Pro" w:hAnsi="Amasis MT Pro" w:cs="Arial"/>
+          <w:kern w:val="0"/>
+          <w:sz w:val="20"/>
+          <w:szCs w:val="20"/>
+        </w:rPr>
+      </w:pPr>
+      <w:r>
+        <w:rPr>
+          <w:rFonts w:ascii="Amasis MT Pro" w:hAnsi="Amasis MT Pro" w:cs="Arial"/>
+          <w:kern w:val="0"/>
+          <w:sz w:val="20"/>
+          <w:szCs w:val="20"/>
         </w:rPr>
         <w:t>Self-study computer languages used by the client.</w:t>
       </w:r>
@@ -1042,66 +1243,170 @@
           <w:ilvl w:val="0"/>
           <w:numId w:val="1"/>
         </w:numPr>
-        <w:rPr>
-          <w:rFonts w:ascii="Bookman Old Style" w:hAnsi="Bookman Old Style" w:cs="Arial"/>
-          <w:kern w:val="0"/>
-          <w:sz w:val="21"/>
-          <w:szCs w:val="21"/>
-        </w:rPr>
-      </w:pPr>
-      <w:r>
-        <w:rPr>
-          <w:rFonts w:ascii="Bookman Old Style" w:hAnsi="Bookman Old Style" w:cs="Arial"/>
-          <w:kern w:val="0"/>
-          <w:sz w:val="21"/>
-          <w:szCs w:val="21"/>
-        </w:rPr>
-        <w:t xml:space="preserve">Conduct training to fellow </w:t>
-      </w:r>
-      <w:r>
-        <w:rPr>
-          <w:rFonts w:ascii="Bookman Old Style" w:hAnsi="Bookman Old Style" w:cs="Arial"/>
-          <w:kern w:val="0"/>
-          <w:sz w:val="21"/>
-          <w:szCs w:val="21"/>
-        </w:rPr>
-        <w:t xml:space="preserve">teammates and </w:t>
-      </w:r>
-      <w:r>
-        <w:rPr>
-          <w:rFonts w:ascii="Bookman Old Style" w:hAnsi="Bookman Old Style" w:cs="Arial"/>
-          <w:kern w:val="0"/>
-          <w:sz w:val="21"/>
-          <w:szCs w:val="21"/>
-        </w:rPr>
-        <w:t xml:space="preserve">also at </w:t>
-      </w:r>
-      <w:r>
-        <w:rPr>
-          <w:rFonts w:ascii="Bookman Old Style" w:hAnsi="Bookman Old Style" w:cs="Arial"/>
-          <w:kern w:val="0"/>
-          <w:sz w:val="21"/>
-          <w:szCs w:val="21"/>
+        <w:spacing w:after="0"/>
+        <w:rPr>
+          <w:rFonts w:ascii="Amasis MT Pro" w:hAnsi="Amasis MT Pro" w:cs="Arial"/>
+          <w:kern w:val="0"/>
+          <w:sz w:val="20"/>
+          <w:szCs w:val="20"/>
+        </w:rPr>
+      </w:pPr>
+      <w:r>
+        <w:rPr>
+          <w:rFonts w:ascii="Amasis MT Pro" w:hAnsi="Amasis MT Pro" w:cs="Arial"/>
+          <w:kern w:val="0"/>
+          <w:sz w:val="20"/>
+          <w:szCs w:val="20"/>
+        </w:rPr>
+        <w:t xml:space="preserve">Conduct training </w:t>
+      </w:r>
+      <w:r>
+        <w:rPr>
+          <w:rFonts w:ascii="Amasis MT Pro" w:hAnsi="Amasis MT Pro" w:cs="Arial"/>
+          <w:kern w:val="0"/>
+          <w:sz w:val="20"/>
+          <w:szCs w:val="20"/>
+        </w:rPr>
+        <w:t>for</w:t>
+      </w:r>
+      <w:r>
+        <w:rPr>
+          <w:rFonts w:ascii="Amasis MT Pro" w:hAnsi="Amasis MT Pro" w:cs="Arial"/>
+          <w:kern w:val="0"/>
+          <w:sz w:val="20"/>
+          <w:szCs w:val="20"/>
+        </w:rPr>
+        <w:t xml:space="preserve"> fellow </w:t>
+      </w:r>
+      <w:r>
+        <w:rPr>
+          <w:rFonts w:ascii="Amasis MT Pro" w:hAnsi="Amasis MT Pro" w:cs="Arial"/>
+          <w:kern w:val="0"/>
+          <w:sz w:val="20"/>
+          <w:szCs w:val="20"/>
+        </w:rPr>
+        <w:t xml:space="preserve">teammates </w:t>
+      </w:r>
+      <w:r>
+        <w:rPr>
+          <w:rFonts w:ascii="Amasis MT Pro" w:hAnsi="Amasis MT Pro" w:cs="Arial"/>
+          <w:kern w:val="0"/>
+          <w:sz w:val="20"/>
+          <w:szCs w:val="20"/>
+        </w:rPr>
+        <w:t>and</w:t>
+      </w:r>
+      <w:r>
+        <w:rPr>
+          <w:rFonts w:ascii="Amasis MT Pro" w:hAnsi="Amasis MT Pro" w:cs="Arial"/>
+          <w:kern w:val="0"/>
+          <w:sz w:val="20"/>
+          <w:szCs w:val="20"/>
+        </w:rPr>
+        <w:t xml:space="preserve"> at </w:t>
+      </w:r>
+      <w:r>
+        <w:rPr>
+          <w:rFonts w:ascii="Amasis MT Pro" w:hAnsi="Amasis MT Pro" w:cs="Arial"/>
+          <w:kern w:val="0"/>
+          <w:sz w:val="20"/>
+          <w:szCs w:val="20"/>
         </w:rPr>
         <w:t>school</w:t>
       </w:r>
       <w:r>
         <w:rPr>
-          <w:rFonts w:ascii="Bookman Old Style" w:hAnsi="Bookman Old Style" w:cs="Arial"/>
-          <w:kern w:val="0"/>
-          <w:sz w:val="21"/>
-          <w:szCs w:val="21"/>
+          <w:rFonts w:ascii="Amasis MT Pro" w:hAnsi="Amasis MT Pro" w:cs="Arial"/>
+          <w:kern w:val="0"/>
+          <w:sz w:val="20"/>
+          <w:szCs w:val="20"/>
         </w:rPr>
         <w:t>s during our company recruitment drive.</w:t>
       </w:r>
     </w:p>
     <w:p>
       <w:pPr>
-        <w:rPr>
-          <w:rFonts w:ascii="Bookman Old Style" w:hAnsi="Bookman Old Style" w:cs="Arial"/>
-          <w:kern w:val="0"/>
-          <w:sz w:val="23"/>
-          <w:szCs w:val="23"/>
+        <w:pStyle w:val="public-draftstyledefault-unorderedlistitem"/>
+        <w:numPr>
+          <w:ilvl w:val="0"/>
+          <w:numId w:val="1"/>
+        </w:numPr>
+        <w:spacing w:before="0" w:beforeAutospacing="0" w:after="0" w:afterAutospacing="0"/>
+        <w:rPr>
+          <w:rFonts w:ascii="Amasis MT Pro" w:hAnsi="Amasis MT Pro"/>
+          <w:sz w:val="20"/>
+          <w:szCs w:val="20"/>
+        </w:rPr>
+      </w:pPr>
+      <w:r>
+        <w:rPr>
+          <w:rFonts w:ascii="Amasis MT Pro" w:hAnsi="Amasis MT Pro"/>
+          <w:sz w:val="20"/>
+          <w:szCs w:val="20"/>
+        </w:rPr>
+        <w:t xml:space="preserve">Took the HIPAA (Health Insurance Portability and Accountability) </w:t>
+      </w:r>
+      <w:r>
+        <w:rPr>
+          <w:rFonts w:ascii="Amasis MT Pro" w:hAnsi="Amasis MT Pro"/>
+          <w:sz w:val="20"/>
+          <w:szCs w:val="20"/>
+        </w:rPr>
+        <w:t>t</w:t>
+      </w:r>
+      <w:r>
+        <w:rPr>
+          <w:rFonts w:ascii="Amasis MT Pro" w:hAnsi="Amasis MT Pro"/>
+          <w:sz w:val="20"/>
+          <w:szCs w:val="20"/>
+        </w:rPr>
+        <w:t xml:space="preserve">raining and </w:t>
+      </w:r>
+      <w:r>
+        <w:rPr>
+          <w:rFonts w:ascii="Amasis MT Pro" w:hAnsi="Amasis MT Pro"/>
+          <w:sz w:val="20"/>
+          <w:szCs w:val="20"/>
+        </w:rPr>
+        <w:t>c</w:t>
+      </w:r>
+      <w:r>
+        <w:rPr>
+          <w:rFonts w:ascii="Amasis MT Pro" w:hAnsi="Amasis MT Pro"/>
+          <w:sz w:val="20"/>
+          <w:szCs w:val="20"/>
+        </w:rPr>
+        <w:t>ertification which was a requirement for working with medical records.</w:t>
+      </w:r>
+    </w:p>
+    <w:p>
+      <w:pPr>
+        <w:pStyle w:val="ListParagraph"/>
+        <w:rPr>
+          <w:rFonts w:ascii="Amasis MT Pro" w:hAnsi="Amasis MT Pro" w:cs="Arial"/>
+          <w:kern w:val="0"/>
+          <w:sz w:val="20"/>
+          <w:szCs w:val="20"/>
+        </w:rPr>
+      </w:pPr>
+    </w:p>
+    <w:p>
+      <w:pPr>
+        <w:rPr>
+          <w:rFonts w:ascii="Amasis MT Pro" w:hAnsi="Amasis MT Pro" w:cs="Arial"/>
+          <w:kern w:val="0"/>
+          <w:sz w:val="20"/>
+          <w:szCs w:val="20"/>
+        </w:rPr>
+      </w:pPr>
+    </w:p>
+    <w:p>
+      <w:pPr>
+        <w:rPr>
+          <w:rFonts w:ascii="Amasis MT Pro" w:hAnsi="Amasis MT Pro" w:cs="Arial"/>
+          <w:kern w:val="0"/>
+          <w:sz w:val="20"/>
+          <w:szCs w:val="20"/>
         </w:rPr>
       </w:pPr>
     </w:p>
@@ -1131,17 +1436,22 @@
             <w:pPr>
               <w:ind w:left="75"/>
               <w:rPr>
-                <w:rFonts w:ascii="Bookman Old Style" w:eastAsia="Arial" w:hAnsi="Bookman Old Style" w:cs="Arial"/>
+                <w:rFonts w:ascii="Amasis MT Pro" w:eastAsia="Arial" w:hAnsi="Amasis MT Pro" w:cs="Arial"/>
                 <w:b/>
                 <w:bCs/>
+                <w:sz w:val="20"/>
+                <w:szCs w:val="20"/>
               </w:rPr>
             </w:pPr>
             <w:r>
               <w:rPr>
-                <w:rFonts w:ascii="Bookman Old Style" w:eastAsia="Arial" w:hAnsi="Bookman Old Style" w:cs="Arial"/>
+                <w:rFonts w:ascii="Amasis MT Pro" w:eastAsia="Arial" w:hAnsi="Amasis MT Pro" w:cs="Arial"/>
                 <w:b/>
                 <w:bCs/>
-              </w:rPr>
+                <w:sz w:val="20"/>
+                <w:szCs w:val="20"/>
+              </w:rPr>
+              <w:lastRenderedPageBreak/>
               <w:t>Alorica (Seasonal Account)</w:t>
             </w:r>
           </w:p>
@@ -1149,16 +1459,20 @@
             <w:pPr>
               <w:ind w:left="75"/>
               <w:rPr>
-                <w:rFonts w:ascii="Bookman Old Style" w:eastAsia="Arial" w:hAnsi="Bookman Old Style" w:cs="Arial"/>
+                <w:rFonts w:ascii="Amasis MT Pro" w:eastAsia="Arial" w:hAnsi="Amasis MT Pro" w:cs="Arial"/>
                 <w:b/>
                 <w:bCs/>
+                <w:sz w:val="20"/>
+                <w:szCs w:val="20"/>
               </w:rPr>
             </w:pPr>
             <w:r>
               <w:rPr>
-                <w:rFonts w:ascii="Bookman Old Style" w:eastAsia="Arial" w:hAnsi="Bookman Old Style" w:cs="Arial"/>
+                <w:rFonts w:ascii="Amasis MT Pro" w:eastAsia="Arial" w:hAnsi="Amasis MT Pro" w:cs="Arial"/>
                 <w:b/>
                 <w:bCs/>
+                <w:sz w:val="20"/>
+                <w:szCs w:val="20"/>
               </w:rPr>
               <w:t>Customer Service Representative</w:t>
             </w:r>
@@ -1180,16 +1494,20 @@
               <w:ind w:left="-106"/>
               <w:jc w:val="right"/>
               <w:rPr>
-                <w:rFonts w:ascii="Bookman Old Style" w:eastAsia="Arial" w:hAnsi="Bookman Old Style" w:cs="Arial"/>
+                <w:rFonts w:ascii="Amasis MT Pro" w:eastAsia="Arial" w:hAnsi="Amasis MT Pro" w:cs="Arial"/>
                 <w:b/>
                 <w:bCs/>
+                <w:sz w:val="20"/>
+                <w:szCs w:val="20"/>
               </w:rPr>
             </w:pPr>
             <w:r>
               <w:rPr>
-                <w:rFonts w:ascii="Bookman Old Style" w:eastAsia="Arial" w:hAnsi="Bookman Old Style" w:cs="Arial"/>
+                <w:rFonts w:ascii="Amasis MT Pro" w:eastAsia="Arial" w:hAnsi="Amasis MT Pro" w:cs="Arial"/>
                 <w:b/>
                 <w:bCs/>
+                <w:sz w:val="20"/>
+                <w:szCs w:val="20"/>
               </w:rPr>
               <w:t>Call Center</w:t>
             </w:r>
@@ -1199,16 +1517,20 @@
               <w:ind w:left="-106"/>
               <w:jc w:val="right"/>
               <w:rPr>
-                <w:rFonts w:ascii="Bookman Old Style" w:eastAsia="Arial" w:hAnsi="Bookman Old Style" w:cs="Arial"/>
+                <w:rFonts w:ascii="Amasis MT Pro" w:eastAsia="Arial" w:hAnsi="Amasis MT Pro" w:cs="Arial"/>
                 <w:b/>
                 <w:bCs/>
+                <w:sz w:val="20"/>
+                <w:szCs w:val="20"/>
               </w:rPr>
             </w:pPr>
             <w:r>
               <w:rPr>
-                <w:rFonts w:ascii="Bookman Old Style" w:eastAsia="Arial" w:hAnsi="Bookman Old Style" w:cs="Arial"/>
+                <w:rFonts w:ascii="Amasis MT Pro" w:eastAsia="Arial" w:hAnsi="Amasis MT Pro" w:cs="Arial"/>
                 <w:b/>
                 <w:bCs/>
+                <w:sz w:val="20"/>
+                <w:szCs w:val="20"/>
               </w:rPr>
               <w:t>January 2016 – February 2016</w:t>
             </w:r>
@@ -1224,40 +1546,20 @@
         <w:spacing w:after="0" w:line="240" w:lineRule="auto"/>
         <w:ind w:left="180"/>
         <w:rPr>
-          <w:rFonts w:ascii="Bookman Old Style" w:hAnsi="Bookman Old Style" w:cs="Arial"/>
-          <w:kern w:val="0"/>
-          <w:sz w:val="21"/>
-          <w:szCs w:val="21"/>
-        </w:rPr>
-      </w:pPr>
-      <w:r>
-        <w:rPr>
-          <w:rFonts w:ascii="Bookman Old Style" w:hAnsi="Bookman Old Style" w:cs="Arial"/>
-          <w:kern w:val="0"/>
-          <w:sz w:val="21"/>
-          <w:szCs w:val="21"/>
-        </w:rPr>
-        <w:t>FTD (</w:t>
-      </w:r>
-      <w:proofErr w:type="spellStart"/>
-      <w:r>
-        <w:rPr>
-          <w:rFonts w:ascii="Bookman Old Style" w:hAnsi="Bookman Old Style" w:cs="Arial"/>
-          <w:kern w:val="0"/>
-          <w:sz w:val="21"/>
-          <w:szCs w:val="21"/>
-        </w:rPr>
-        <w:t>ProFlowers</w:t>
-      </w:r>
-      <w:proofErr w:type="spellEnd"/>
-      <w:r>
-        <w:rPr>
-          <w:rFonts w:ascii="Bookman Old Style" w:hAnsi="Bookman Old Style" w:cs="Arial"/>
-          <w:kern w:val="0"/>
-          <w:sz w:val="21"/>
-          <w:szCs w:val="21"/>
-        </w:rPr>
-        <w:t>)</w:t>
+          <w:rFonts w:ascii="Amasis MT Pro" w:hAnsi="Amasis MT Pro" w:cs="Arial"/>
+          <w:kern w:val="0"/>
+          <w:sz w:val="20"/>
+          <w:szCs w:val="20"/>
+        </w:rPr>
+      </w:pPr>
+      <w:r>
+        <w:rPr>
+          <w:rFonts w:ascii="Amasis MT Pro" w:hAnsi="Amasis MT Pro" w:cs="Arial"/>
+          <w:kern w:val="0"/>
+          <w:sz w:val="20"/>
+          <w:szCs w:val="20"/>
+        </w:rPr>
+        <w:t>FTD (ProFlowers)</w:t>
       </w:r>
     </w:p>
     <w:p>
@@ -1268,8 +1570,18 @@
           <w:numId w:val="3"/>
         </w:numPr>
         <w:spacing w:before="0" w:beforeAutospacing="0"/>
-      </w:pPr>
-      <w:r>
+        <w:rPr>
+          <w:rFonts w:ascii="Amasis MT Pro" w:hAnsi="Amasis MT Pro"/>
+          <w:sz w:val="20"/>
+          <w:szCs w:val="20"/>
+        </w:rPr>
+      </w:pPr>
+      <w:r>
+        <w:rPr>
+          <w:rFonts w:ascii="Amasis MT Pro" w:hAnsi="Amasis MT Pro"/>
+          <w:sz w:val="20"/>
+          <w:szCs w:val="20"/>
+        </w:rPr>
         <w:t>Maintained customer satisfaction with forward-thinking strategies focused on addressing customer needs and resolving concerns.</w:t>
       </w:r>
     </w:p>
@@ -1280,8 +1592,18 @@
           <w:ilvl w:val="0"/>
           <w:numId w:val="3"/>
         </w:numPr>
-      </w:pPr>
-      <w:r>
+        <w:rPr>
+          <w:rFonts w:ascii="Amasis MT Pro" w:hAnsi="Amasis MT Pro"/>
+          <w:sz w:val="20"/>
+          <w:szCs w:val="20"/>
+        </w:rPr>
+      </w:pPr>
+      <w:r>
+        <w:rPr>
+          <w:rFonts w:ascii="Amasis MT Pro" w:hAnsi="Amasis MT Pro"/>
+          <w:sz w:val="20"/>
+          <w:szCs w:val="20"/>
+        </w:rPr>
         <w:t>Answered constant flow of customer calls with minimal wait times.</w:t>
       </w:r>
     </w:p>
@@ -1292,8 +1614,18 @@
           <w:ilvl w:val="0"/>
           <w:numId w:val="3"/>
         </w:numPr>
-      </w:pPr>
-      <w:r>
+        <w:rPr>
+          <w:rFonts w:ascii="Amasis MT Pro" w:hAnsi="Amasis MT Pro"/>
+          <w:sz w:val="20"/>
+          <w:szCs w:val="20"/>
+        </w:rPr>
+      </w:pPr>
+      <w:r>
+        <w:rPr>
+          <w:rFonts w:ascii="Amasis MT Pro" w:hAnsi="Amasis MT Pro"/>
+          <w:sz w:val="20"/>
+          <w:szCs w:val="20"/>
+        </w:rPr>
         <w:t>Responded to customer requests for products, services, and company information.</w:t>
       </w:r>
     </w:p>
@@ -1304,8 +1636,18 @@
           <w:ilvl w:val="0"/>
           <w:numId w:val="3"/>
         </w:numPr>
-      </w:pPr>
-      <w:r>
+        <w:rPr>
+          <w:rFonts w:ascii="Amasis MT Pro" w:hAnsi="Amasis MT Pro"/>
+          <w:sz w:val="20"/>
+          <w:szCs w:val="20"/>
+        </w:rPr>
+      </w:pPr>
+      <w:r>
+        <w:rPr>
+          <w:rFonts w:ascii="Amasis MT Pro" w:hAnsi="Amasis MT Pro"/>
+          <w:sz w:val="20"/>
+          <w:szCs w:val="20"/>
+        </w:rPr>
         <w:t>Answered customer telephone calls promptly to avoid on-hold wait times.</w:t>
       </w:r>
     </w:p>
@@ -1316,8 +1658,18 @@
           <w:ilvl w:val="0"/>
           <w:numId w:val="3"/>
         </w:numPr>
-      </w:pPr>
-      <w:r>
+        <w:rPr>
+          <w:rFonts w:ascii="Amasis MT Pro" w:hAnsi="Amasis MT Pro"/>
+          <w:sz w:val="20"/>
+          <w:szCs w:val="20"/>
+        </w:rPr>
+      </w:pPr>
+      <w:r>
+        <w:rPr>
+          <w:rFonts w:ascii="Amasis MT Pro" w:hAnsi="Amasis MT Pro"/>
+          <w:sz w:val="20"/>
+          <w:szCs w:val="20"/>
+        </w:rPr>
         <w:t>Offered advice and assistance to customers, paying attention to special needs or wants.</w:t>
       </w:r>
     </w:p>
@@ -1328,9 +1680,19 @@
           <w:ilvl w:val="0"/>
           <w:numId w:val="3"/>
         </w:numPr>
-      </w:pPr>
-      <w:r>
-        <w:t>Handled customer inquiries and suggestions courteously and professionally.</w:t>
+        <w:rPr>
+          <w:rFonts w:ascii="Amasis MT Pro" w:hAnsi="Amasis MT Pro"/>
+          <w:sz w:val="20"/>
+          <w:szCs w:val="20"/>
+        </w:rPr>
+      </w:pPr>
+      <w:r>
+        <w:rPr>
+          <w:rFonts w:ascii="Amasis MT Pro" w:hAnsi="Amasis MT Pro"/>
+          <w:sz w:val="20"/>
+          <w:szCs w:val="20"/>
+        </w:rPr>
+        <w:t>Handle customer inquiries and suggestions courteously and professionally.</w:t>
       </w:r>
     </w:p>
     <w:p>
@@ -1340,9 +1702,35 @@
           <w:ilvl w:val="0"/>
           <w:numId w:val="3"/>
         </w:numPr>
-      </w:pPr>
-      <w:r>
-        <w:t>Actively listened to customers, handled concerns quickly and escalated major issues to supervisor.</w:t>
+        <w:rPr>
+          <w:rFonts w:ascii="Amasis MT Pro" w:hAnsi="Amasis MT Pro"/>
+          <w:sz w:val="20"/>
+          <w:szCs w:val="20"/>
+        </w:rPr>
+      </w:pPr>
+      <w:r>
+        <w:rPr>
+          <w:rFonts w:ascii="Amasis MT Pro" w:hAnsi="Amasis MT Pro"/>
+          <w:sz w:val="20"/>
+          <w:szCs w:val="20"/>
+        </w:rPr>
+        <w:t xml:space="preserve">Actively listened to customers, handle concerns quickly and escalated </w:t>
+      </w:r>
+      <w:r>
+        <w:rPr>
+          <w:rFonts w:ascii="Amasis MT Pro" w:hAnsi="Amasis MT Pro"/>
+          <w:sz w:val="20"/>
+          <w:szCs w:val="20"/>
+        </w:rPr>
+        <w:t>serious issues</w:t>
+      </w:r>
+      <w:r>
+        <w:rPr>
+          <w:rFonts w:ascii="Amasis MT Pro" w:hAnsi="Amasis MT Pro"/>
+          <w:sz w:val="20"/>
+          <w:szCs w:val="20"/>
+        </w:rPr>
+        <w:t xml:space="preserve"> to supervisor.</w:t>
       </w:r>
     </w:p>
     <w:p>
@@ -1352,8 +1740,18 @@
           <w:ilvl w:val="0"/>
           <w:numId w:val="3"/>
         </w:numPr>
-      </w:pPr>
-      <w:r>
+        <w:rPr>
+          <w:rFonts w:ascii="Amasis MT Pro" w:hAnsi="Amasis MT Pro"/>
+          <w:sz w:val="20"/>
+          <w:szCs w:val="20"/>
+        </w:rPr>
+      </w:pPr>
+      <w:r>
+        <w:rPr>
+          <w:rFonts w:ascii="Amasis MT Pro" w:hAnsi="Amasis MT Pro"/>
+          <w:sz w:val="20"/>
+          <w:szCs w:val="20"/>
+        </w:rPr>
         <w:t>Clarified customer issues and determined root cause of problems to resolve product or service complaints.</w:t>
       </w:r>
     </w:p>
@@ -1364,8 +1762,18 @@
           <w:ilvl w:val="0"/>
           <w:numId w:val="3"/>
         </w:numPr>
-      </w:pPr>
-      <w:r>
+        <w:rPr>
+          <w:rFonts w:ascii="Amasis MT Pro" w:hAnsi="Amasis MT Pro"/>
+          <w:sz w:val="20"/>
+          <w:szCs w:val="20"/>
+        </w:rPr>
+      </w:pPr>
+      <w:r>
+        <w:rPr>
+          <w:rFonts w:ascii="Amasis MT Pro" w:hAnsi="Amasis MT Pro"/>
+          <w:sz w:val="20"/>
+          <w:szCs w:val="20"/>
+        </w:rPr>
         <w:t>Processed customer service orders promptly to increase customer satisfaction.</w:t>
       </w:r>
     </w:p>
@@ -1376,8 +1784,18 @@
           <w:ilvl w:val="0"/>
           <w:numId w:val="3"/>
         </w:numPr>
-      </w:pPr>
-      <w:r>
+        <w:rPr>
+          <w:rFonts w:ascii="Amasis MT Pro" w:hAnsi="Amasis MT Pro"/>
+          <w:sz w:val="20"/>
+          <w:szCs w:val="20"/>
+        </w:rPr>
+      </w:pPr>
+      <w:r>
+        <w:rPr>
+          <w:rFonts w:ascii="Amasis MT Pro" w:hAnsi="Amasis MT Pro"/>
+          <w:sz w:val="20"/>
+          <w:szCs w:val="20"/>
+        </w:rPr>
         <w:t>Participated in team meetings and training sessions to stay informed about product updates and changes.</w:t>
       </w:r>
     </w:p>
@@ -1388,9 +1806,35 @@
           <w:ilvl w:val="0"/>
           <w:numId w:val="3"/>
         </w:numPr>
-      </w:pPr>
-      <w:r>
-        <w:t>Provided excellent customer care by responding to requests, assisting with product selection and handling ordering functions.</w:t>
+        <w:rPr>
+          <w:rFonts w:ascii="Amasis MT Pro" w:hAnsi="Amasis MT Pro"/>
+          <w:sz w:val="20"/>
+          <w:szCs w:val="20"/>
+        </w:rPr>
+      </w:pPr>
+      <w:r>
+        <w:rPr>
+          <w:rFonts w:ascii="Amasis MT Pro" w:hAnsi="Amasis MT Pro"/>
+          <w:sz w:val="20"/>
+          <w:szCs w:val="20"/>
+        </w:rPr>
+        <w:t xml:space="preserve">Provided excellent customer care by responding to requests, assisting with product </w:t>
+      </w:r>
+      <w:r>
+        <w:rPr>
+          <w:rFonts w:ascii="Amasis MT Pro" w:hAnsi="Amasis MT Pro"/>
+          <w:sz w:val="20"/>
+          <w:szCs w:val="20"/>
+        </w:rPr>
+        <w:t>selection,</w:t>
+      </w:r>
+      <w:r>
+        <w:rPr>
+          <w:rFonts w:ascii="Amasis MT Pro" w:hAnsi="Amasis MT Pro"/>
+          <w:sz w:val="20"/>
+          <w:szCs w:val="20"/>
+        </w:rPr>
+        <w:t xml:space="preserve"> and handling ordering functions.</w:t>
       </w:r>
     </w:p>
     <w:p>
@@ -1400,8 +1844,18 @@
           <w:ilvl w:val="0"/>
           <w:numId w:val="3"/>
         </w:numPr>
-      </w:pPr>
-      <w:r>
+        <w:rPr>
+          <w:rFonts w:ascii="Amasis MT Pro" w:hAnsi="Amasis MT Pro"/>
+          <w:sz w:val="20"/>
+          <w:szCs w:val="20"/>
+        </w:rPr>
+      </w:pPr>
+      <w:r>
+        <w:rPr>
+          <w:rFonts w:ascii="Amasis MT Pro" w:hAnsi="Amasis MT Pro"/>
+          <w:sz w:val="20"/>
+          <w:szCs w:val="20"/>
+        </w:rPr>
         <w:t>Calculated correct order totals, updated accounts, and maintained detailed records for inventory management.</w:t>
       </w:r>
     </w:p>
@@ -1412,8 +1866,18 @@
           <w:ilvl w:val="0"/>
           <w:numId w:val="3"/>
         </w:numPr>
-      </w:pPr>
-      <w:r>
+        <w:rPr>
+          <w:rFonts w:ascii="Amasis MT Pro" w:hAnsi="Amasis MT Pro"/>
+          <w:sz w:val="20"/>
+          <w:szCs w:val="20"/>
+        </w:rPr>
+      </w:pPr>
+      <w:r>
+        <w:rPr>
+          <w:rFonts w:ascii="Amasis MT Pro" w:hAnsi="Amasis MT Pro"/>
+          <w:sz w:val="20"/>
+          <w:szCs w:val="20"/>
+        </w:rPr>
         <w:t>Responded to customer requests, offering excellent support and tailored recommendations to address needs.</w:t>
       </w:r>
     </w:p>
@@ -1424,8 +1888,18 @@
           <w:ilvl w:val="0"/>
           <w:numId w:val="3"/>
         </w:numPr>
-      </w:pPr>
-      <w:r>
+        <w:rPr>
+          <w:rFonts w:ascii="Amasis MT Pro" w:hAnsi="Amasis MT Pro"/>
+          <w:sz w:val="20"/>
+          <w:szCs w:val="20"/>
+        </w:rPr>
+      </w:pPr>
+      <w:r>
+        <w:rPr>
+          <w:rFonts w:ascii="Amasis MT Pro" w:hAnsi="Amasis MT Pro"/>
+          <w:sz w:val="20"/>
+          <w:szCs w:val="20"/>
+        </w:rPr>
         <w:t>Educated customers about billing, payment processing and support policies and procedures.</w:t>
       </w:r>
     </w:p>
@@ -1436,8 +1910,18 @@
           <w:ilvl w:val="0"/>
           <w:numId w:val="3"/>
         </w:numPr>
-      </w:pPr>
-      <w:r>
+        <w:rPr>
+          <w:rFonts w:ascii="Amasis MT Pro" w:hAnsi="Amasis MT Pro"/>
+          <w:sz w:val="20"/>
+          <w:szCs w:val="20"/>
+        </w:rPr>
+      </w:pPr>
+      <w:r>
+        <w:rPr>
+          <w:rFonts w:ascii="Amasis MT Pro" w:hAnsi="Amasis MT Pro"/>
+          <w:sz w:val="20"/>
+          <w:szCs w:val="20"/>
+        </w:rPr>
         <w:t>Maintained up-to-date knowledge of product and service changes.</w:t>
       </w:r>
     </w:p>
@@ -1448,20 +1932,20 @@
           <w:ilvl w:val="0"/>
           <w:numId w:val="3"/>
         </w:numPr>
-      </w:pPr>
-      <w:r>
+        <w:rPr>
+          <w:rFonts w:ascii="Amasis MT Pro" w:hAnsi="Amasis MT Pro"/>
+          <w:sz w:val="20"/>
+          <w:szCs w:val="20"/>
+        </w:rPr>
+      </w:pPr>
+      <w:r>
+        <w:rPr>
+          <w:rFonts w:ascii="Amasis MT Pro" w:hAnsi="Amasis MT Pro"/>
+          <w:sz w:val="20"/>
+          <w:szCs w:val="20"/>
+        </w:rPr>
         <w:t>Reached out to customers after completed sales to suggest additional service or product purchases.</w:t>
       </w:r>
-    </w:p>
-    <w:p>
-      <w:pPr>
-        <w:rPr>
-          <w:rFonts w:ascii="Bookman Old Style" w:hAnsi="Bookman Old Style" w:cs="Arial"/>
-          <w:kern w:val="0"/>
-          <w:sz w:val="23"/>
-          <w:szCs w:val="23"/>
-        </w:rPr>
-      </w:pPr>
     </w:p>
     <w:tbl>
       <w:tblPr>
@@ -1489,14 +1973,18 @@
             <w:pPr>
               <w:ind w:left="73"/>
               <w:rPr>
-                <w:rFonts w:ascii="Bookman Old Style" w:eastAsia="Arial" w:hAnsi="Bookman Old Style" w:cs="Arial"/>
-                <w:b/>
+                <w:rFonts w:ascii="Amasis MT Pro" w:eastAsia="Arial" w:hAnsi="Amasis MT Pro" w:cs="Arial"/>
+                <w:b/>
+                <w:sz w:val="20"/>
+                <w:szCs w:val="20"/>
               </w:rPr>
             </w:pPr>
             <w:r>
               <w:rPr>
-                <w:rFonts w:ascii="Bookman Old Style" w:eastAsia="Arial" w:hAnsi="Bookman Old Style" w:cs="Arial"/>
-                <w:b/>
+                <w:rFonts w:ascii="Amasis MT Pro" w:eastAsia="Arial" w:hAnsi="Amasis MT Pro" w:cs="Arial"/>
+                <w:b/>
+                <w:sz w:val="20"/>
+                <w:szCs w:val="20"/>
               </w:rPr>
               <w:t>Tech Mahindra (Contractual)</w:t>
             </w:r>
@@ -1505,14 +1993,18 @@
             <w:pPr>
               <w:ind w:left="73"/>
               <w:rPr>
-                <w:rFonts w:ascii="Bookman Old Style" w:eastAsia="Arial" w:hAnsi="Bookman Old Style" w:cs="Arial"/>
-                <w:b/>
+                <w:rFonts w:ascii="Amasis MT Pro" w:eastAsia="Arial" w:hAnsi="Amasis MT Pro" w:cs="Arial"/>
+                <w:b/>
+                <w:sz w:val="20"/>
+                <w:szCs w:val="20"/>
               </w:rPr>
             </w:pPr>
             <w:r>
               <w:rPr>
-                <w:rFonts w:ascii="Bookman Old Style" w:eastAsia="Arial" w:hAnsi="Bookman Old Style" w:cs="Arial"/>
-                <w:b/>
+                <w:rFonts w:ascii="Amasis MT Pro" w:eastAsia="Arial" w:hAnsi="Amasis MT Pro" w:cs="Arial"/>
+                <w:b/>
+                <w:sz w:val="20"/>
+                <w:szCs w:val="20"/>
               </w:rPr>
               <w:t>Customer Service Representative</w:t>
             </w:r>
@@ -1534,14 +2026,18 @@
               <w:ind w:left="-106"/>
               <w:jc w:val="right"/>
               <w:rPr>
-                <w:rFonts w:ascii="Bookman Old Style" w:eastAsia="Arial" w:hAnsi="Bookman Old Style" w:cs="Arial"/>
-                <w:b/>
+                <w:rFonts w:ascii="Amasis MT Pro" w:eastAsia="Arial" w:hAnsi="Amasis MT Pro" w:cs="Arial"/>
+                <w:b/>
+                <w:sz w:val="20"/>
+                <w:szCs w:val="20"/>
               </w:rPr>
             </w:pPr>
             <w:r>
               <w:rPr>
-                <w:rFonts w:ascii="Bookman Old Style" w:eastAsia="Arial" w:hAnsi="Bookman Old Style" w:cs="Arial"/>
-                <w:b/>
+                <w:rFonts w:ascii="Amasis MT Pro" w:eastAsia="Arial" w:hAnsi="Amasis MT Pro" w:cs="Arial"/>
+                <w:b/>
+                <w:sz w:val="20"/>
+                <w:szCs w:val="20"/>
               </w:rPr>
               <w:t>Call Center</w:t>
             </w:r>
@@ -1551,14 +2047,18 @@
               <w:ind w:left="-106"/>
               <w:jc w:val="right"/>
               <w:rPr>
-                <w:rFonts w:ascii="Bookman Old Style" w:eastAsia="Arial" w:hAnsi="Bookman Old Style" w:cs="Arial"/>
-                <w:b/>
+                <w:rFonts w:ascii="Amasis MT Pro" w:eastAsia="Arial" w:hAnsi="Amasis MT Pro" w:cs="Arial"/>
+                <w:b/>
+                <w:sz w:val="20"/>
+                <w:szCs w:val="20"/>
               </w:rPr>
             </w:pPr>
             <w:r>
               <w:rPr>
-                <w:rFonts w:ascii="Bookman Old Style" w:eastAsia="Arial" w:hAnsi="Bookman Old Style" w:cs="Arial"/>
-                <w:b/>
+                <w:rFonts w:ascii="Amasis MT Pro" w:eastAsia="Arial" w:hAnsi="Amasis MT Pro" w:cs="Arial"/>
+                <w:b/>
+                <w:sz w:val="20"/>
+                <w:szCs w:val="20"/>
               </w:rPr>
               <w:t>September 2015 – January 2016</w:t>
             </w:r>
@@ -1574,18 +2074,18 @@
         <w:spacing w:after="0" w:line="240" w:lineRule="auto"/>
         <w:ind w:left="180"/>
         <w:rPr>
-          <w:rFonts w:ascii="Bookman Old Style" w:hAnsi="Bookman Old Style" w:cs="Arial"/>
-          <w:kern w:val="0"/>
-          <w:sz w:val="21"/>
-          <w:szCs w:val="21"/>
-        </w:rPr>
-      </w:pPr>
-      <w:r>
-        <w:rPr>
-          <w:rFonts w:ascii="Bookman Old Style" w:hAnsi="Bookman Old Style" w:cs="Arial"/>
-          <w:kern w:val="0"/>
-          <w:sz w:val="21"/>
-          <w:szCs w:val="21"/>
+          <w:rFonts w:ascii="Amasis MT Pro" w:hAnsi="Amasis MT Pro" w:cs="Arial"/>
+          <w:kern w:val="0"/>
+          <w:sz w:val="20"/>
+          <w:szCs w:val="20"/>
+        </w:rPr>
+      </w:pPr>
+      <w:r>
+        <w:rPr>
+          <w:rFonts w:ascii="Amasis MT Pro" w:hAnsi="Amasis MT Pro" w:cs="Arial"/>
+          <w:kern w:val="0"/>
+          <w:sz w:val="20"/>
+          <w:szCs w:val="20"/>
         </w:rPr>
         <w:t>United Health Care</w:t>
       </w:r>
@@ -1598,8 +2098,18 @@
           <w:numId w:val="3"/>
         </w:numPr>
         <w:spacing w:before="0" w:beforeAutospacing="0"/>
-      </w:pPr>
-      <w:r>
+        <w:rPr>
+          <w:rFonts w:ascii="Amasis MT Pro" w:hAnsi="Amasis MT Pro"/>
+          <w:sz w:val="20"/>
+          <w:szCs w:val="20"/>
+        </w:rPr>
+      </w:pPr>
+      <w:r>
+        <w:rPr>
+          <w:rFonts w:ascii="Amasis MT Pro" w:hAnsi="Amasis MT Pro"/>
+          <w:sz w:val="20"/>
+          <w:szCs w:val="20"/>
+        </w:rPr>
         <w:t>Maintained customer satisfaction with forward-thinking strategies focused on addressing customer needs and resolving concerns.</w:t>
       </w:r>
     </w:p>
@@ -1610,8 +2120,18 @@
           <w:ilvl w:val="0"/>
           <w:numId w:val="3"/>
         </w:numPr>
-      </w:pPr>
-      <w:r>
+        <w:rPr>
+          <w:rFonts w:ascii="Amasis MT Pro" w:hAnsi="Amasis MT Pro"/>
+          <w:sz w:val="20"/>
+          <w:szCs w:val="20"/>
+        </w:rPr>
+      </w:pPr>
+      <w:r>
+        <w:rPr>
+          <w:rFonts w:ascii="Amasis MT Pro" w:hAnsi="Amasis MT Pro"/>
+          <w:sz w:val="20"/>
+          <w:szCs w:val="20"/>
+        </w:rPr>
         <w:t>Answered constant flow of customer calls with minimal wait times.</w:t>
       </w:r>
     </w:p>
@@ -1622,9 +2142,18 @@
           <w:ilvl w:val="0"/>
           <w:numId w:val="3"/>
         </w:numPr>
-      </w:pPr>
-      <w:r>
-        <w:lastRenderedPageBreak/>
+        <w:rPr>
+          <w:rFonts w:ascii="Amasis MT Pro" w:hAnsi="Amasis MT Pro"/>
+          <w:sz w:val="20"/>
+          <w:szCs w:val="20"/>
+        </w:rPr>
+      </w:pPr>
+      <w:r>
+        <w:rPr>
+          <w:rFonts w:ascii="Amasis MT Pro" w:hAnsi="Amasis MT Pro"/>
+          <w:sz w:val="20"/>
+          <w:szCs w:val="20"/>
+        </w:rPr>
         <w:t>Responded to customer requests for products, services, and company information.</w:t>
       </w:r>
     </w:p>
@@ -1635,8 +2164,18 @@
           <w:ilvl w:val="0"/>
           <w:numId w:val="3"/>
         </w:numPr>
-      </w:pPr>
-      <w:r>
+        <w:rPr>
+          <w:rFonts w:ascii="Amasis MT Pro" w:hAnsi="Amasis MT Pro"/>
+          <w:sz w:val="20"/>
+          <w:szCs w:val="20"/>
+        </w:rPr>
+      </w:pPr>
+      <w:r>
+        <w:rPr>
+          <w:rFonts w:ascii="Amasis MT Pro" w:hAnsi="Amasis MT Pro"/>
+          <w:sz w:val="20"/>
+          <w:szCs w:val="20"/>
+        </w:rPr>
         <w:t>Answered customer telephone calls promptly to avoid on-hold wait times.</w:t>
       </w:r>
     </w:p>
@@ -1647,8 +2186,18 @@
           <w:ilvl w:val="0"/>
           <w:numId w:val="3"/>
         </w:numPr>
-      </w:pPr>
-      <w:r>
+        <w:rPr>
+          <w:rFonts w:ascii="Amasis MT Pro" w:hAnsi="Amasis MT Pro"/>
+          <w:sz w:val="20"/>
+          <w:szCs w:val="20"/>
+        </w:rPr>
+      </w:pPr>
+      <w:r>
+        <w:rPr>
+          <w:rFonts w:ascii="Amasis MT Pro" w:hAnsi="Amasis MT Pro"/>
+          <w:sz w:val="20"/>
+          <w:szCs w:val="20"/>
+        </w:rPr>
         <w:t>Offered advice and assistance to customers, paying attention to special needs or wants.</w:t>
       </w:r>
     </w:p>
@@ -1659,9 +2208,19 @@
           <w:ilvl w:val="0"/>
           <w:numId w:val="3"/>
         </w:numPr>
-      </w:pPr>
-      <w:r>
-        <w:t>Handled customer inquiries and suggestions courteously and professionally.</w:t>
+        <w:rPr>
+          <w:rFonts w:ascii="Amasis MT Pro" w:hAnsi="Amasis MT Pro"/>
+          <w:sz w:val="20"/>
+          <w:szCs w:val="20"/>
+        </w:rPr>
+      </w:pPr>
+      <w:r>
+        <w:rPr>
+          <w:rFonts w:ascii="Amasis MT Pro" w:hAnsi="Amasis MT Pro"/>
+          <w:sz w:val="20"/>
+          <w:szCs w:val="20"/>
+        </w:rPr>
+        <w:t>Handle customer inquiries and suggestions courteously and professionally.</w:t>
       </w:r>
     </w:p>
     <w:p>
@@ -1671,8 +2230,18 @@
           <w:ilvl w:val="0"/>
           <w:numId w:val="3"/>
         </w:numPr>
-      </w:pPr>
-      <w:r>
+        <w:rPr>
+          <w:rFonts w:ascii="Amasis MT Pro" w:hAnsi="Amasis MT Pro"/>
+          <w:sz w:val="20"/>
+          <w:szCs w:val="20"/>
+        </w:rPr>
+      </w:pPr>
+      <w:r>
+        <w:rPr>
+          <w:rFonts w:ascii="Amasis MT Pro" w:hAnsi="Amasis MT Pro"/>
+          <w:sz w:val="20"/>
+          <w:szCs w:val="20"/>
+        </w:rPr>
         <w:t>Actively listened to customers, handled concerns quickly and escalated major issues to supervisor.</w:t>
       </w:r>
     </w:p>
@@ -1683,9 +2252,27 @@
           <w:ilvl w:val="0"/>
           <w:numId w:val="3"/>
         </w:numPr>
-      </w:pPr>
-      <w:r>
-        <w:t>Clarified customer issues and determined root cause of problems to resolve product or service complaints.</w:t>
+        <w:rPr>
+          <w:rFonts w:ascii="Amasis MT Pro" w:hAnsi="Amasis MT Pro"/>
+          <w:sz w:val="20"/>
+          <w:szCs w:val="20"/>
+        </w:rPr>
+      </w:pPr>
+      <w:r>
+        <w:rPr>
+          <w:rFonts w:ascii="Amasis MT Pro" w:hAnsi="Amasis MT Pro"/>
+          <w:sz w:val="20"/>
+          <w:szCs w:val="20"/>
+        </w:rPr>
+        <w:t xml:space="preserve">Clarified customer issues and determined root cause of problems to resolve product or service </w:t>
+      </w:r>
+      <w:r>
+        <w:rPr>
+          <w:rFonts w:ascii="Amasis MT Pro" w:hAnsi="Amasis MT Pro"/>
+          <w:sz w:val="20"/>
+          <w:szCs w:val="20"/>
+        </w:rPr>
+        <w:t>complaints.</w:t>
       </w:r>
     </w:p>
     <w:p>
@@ -1695,9 +2282,19 @@
           <w:ilvl w:val="0"/>
           <w:numId w:val="3"/>
         </w:numPr>
-      </w:pPr>
-      <w:r>
-        <w:t>Processed customer service orders promptly to increase customer satisfaction.</w:t>
+        <w:rPr>
+          <w:rFonts w:ascii="Amasis MT Pro" w:hAnsi="Amasis MT Pro"/>
+          <w:sz w:val="20"/>
+          <w:szCs w:val="20"/>
+        </w:rPr>
+      </w:pPr>
+      <w:r>
+        <w:rPr>
+          <w:rFonts w:ascii="Amasis MT Pro" w:hAnsi="Amasis MT Pro"/>
+          <w:sz w:val="20"/>
+          <w:szCs w:val="20"/>
+        </w:rPr>
+        <w:t>Participated in team meetings and training sessions to stay informed about product updates and changes.</w:t>
       </w:r>
     </w:p>
     <w:p>
@@ -1707,9 +2304,19 @@
           <w:ilvl w:val="0"/>
           <w:numId w:val="3"/>
         </w:numPr>
-      </w:pPr>
-      <w:r>
-        <w:t>Participated in team meetings and training sessions to stay informed about product updates and changes.</w:t>
+        <w:rPr>
+          <w:rFonts w:ascii="Amasis MT Pro" w:hAnsi="Amasis MT Pro"/>
+          <w:sz w:val="20"/>
+          <w:szCs w:val="20"/>
+        </w:rPr>
+      </w:pPr>
+      <w:r>
+        <w:rPr>
+          <w:rFonts w:ascii="Amasis MT Pro" w:hAnsi="Amasis MT Pro"/>
+          <w:sz w:val="20"/>
+          <w:szCs w:val="20"/>
+        </w:rPr>
+        <w:t>Calculated correct order totals, updated accounts, and maintained detailed records for inventory management.</w:t>
       </w:r>
     </w:p>
     <w:p>
@@ -1719,22 +2326,33 @@
           <w:ilvl w:val="0"/>
           <w:numId w:val="3"/>
         </w:numPr>
-      </w:pPr>
-      <w:r>
-        <w:t>Provided excellent customer care by responding to requests, assisting with product selection and handling ordering functions.</w:t>
+        <w:spacing w:before="0" w:beforeAutospacing="0" w:after="0" w:afterAutospacing="0"/>
+        <w:rPr>
+          <w:rFonts w:ascii="Amasis MT Pro" w:hAnsi="Amasis MT Pro"/>
+          <w:sz w:val="20"/>
+          <w:szCs w:val="20"/>
+        </w:rPr>
+      </w:pPr>
+      <w:r>
+        <w:rPr>
+          <w:rFonts w:ascii="Amasis MT Pro" w:hAnsi="Amasis MT Pro"/>
+          <w:sz w:val="20"/>
+          <w:szCs w:val="20"/>
+        </w:rPr>
+        <w:t>Took the HIPAA (Health Insurance Portability and Accountability) Training and Certification which was a requirement for working with health insurance.</w:t>
       </w:r>
     </w:p>
     <w:p>
       <w:pPr>
         <w:pStyle w:val="public-draftstyledefault-unorderedlistitem"/>
-        <w:numPr>
-          <w:ilvl w:val="0"/>
-          <w:numId w:val="3"/>
-        </w:numPr>
-      </w:pPr>
-      <w:r>
-        <w:t>Calculated correct order totals, updated accounts, and maintained detailed records for inventory management.</w:t>
-      </w:r>
+        <w:spacing w:before="0" w:beforeAutospacing="0" w:after="0" w:afterAutospacing="0"/>
+        <w:ind w:left="720"/>
+        <w:rPr>
+          <w:rFonts w:ascii="Amasis MT Pro" w:hAnsi="Amasis MT Pro"/>
+          <w:sz w:val="20"/>
+          <w:szCs w:val="20"/>
+        </w:rPr>
+      </w:pPr>
     </w:p>
     <w:tbl>
       <w:tblPr>
@@ -1761,21 +2379,28 @@
           <w:p>
             <w:pPr>
               <w:rPr>
-                <w:rFonts w:ascii="Bookman Old Style" w:eastAsia="Arial" w:hAnsi="Bookman Old Style" w:cs="Arial"/>
-                <w:b/>
+                <w:rFonts w:ascii="Amasis MT Pro" w:eastAsia="Arial" w:hAnsi="Amasis MT Pro" w:cs="Arial"/>
+                <w:b/>
+                <w:sz w:val="20"/>
+                <w:szCs w:val="20"/>
               </w:rPr>
             </w:pPr>
             <w:r>
               <w:rPr>
-                <w:rFonts w:ascii="Bookman Old Style" w:eastAsia="Arial" w:hAnsi="Bookman Old Style" w:cs="Arial"/>
-                <w:b/>
-              </w:rPr>
+                <w:rFonts w:ascii="Amasis MT Pro" w:eastAsia="Arial" w:hAnsi="Amasis MT Pro" w:cs="Arial"/>
+                <w:b/>
+                <w:sz w:val="20"/>
+                <w:szCs w:val="20"/>
+              </w:rPr>
+              <w:lastRenderedPageBreak/>
               <w:t xml:space="preserve"> </w:t>
             </w:r>
             <w:r>
               <w:rPr>
-                <w:rFonts w:ascii="Bookman Old Style" w:eastAsia="Arial" w:hAnsi="Bookman Old Style" w:cs="Arial"/>
-                <w:b/>
+                <w:rFonts w:ascii="Amasis MT Pro" w:eastAsia="Arial" w:hAnsi="Amasis MT Pro" w:cs="Arial"/>
+                <w:b/>
+                <w:sz w:val="20"/>
+                <w:szCs w:val="20"/>
               </w:rPr>
               <w:t>AXA Philippines</w:t>
             </w:r>
@@ -1784,16 +2409,38 @@
             <w:pPr>
               <w:ind w:left="73"/>
               <w:rPr>
-                <w:rFonts w:ascii="Bookman Old Style" w:eastAsia="Arial" w:hAnsi="Bookman Old Style" w:cs="Arial"/>
-                <w:b/>
+                <w:rFonts w:ascii="Amasis MT Pro" w:eastAsia="Arial" w:hAnsi="Amasis MT Pro" w:cs="Arial"/>
+                <w:b/>
+                <w:sz w:val="20"/>
+                <w:szCs w:val="20"/>
               </w:rPr>
             </w:pPr>
             <w:r>
               <w:rPr>
-                <w:rFonts w:ascii="Bookman Old Style" w:eastAsia="Arial" w:hAnsi="Bookman Old Style" w:cs="Arial"/>
-                <w:b/>
-              </w:rPr>
-              <w:t>Unit Head</w:t>
+                <w:rFonts w:ascii="Amasis MT Pro" w:eastAsia="Arial" w:hAnsi="Amasis MT Pro" w:cs="Arial"/>
+                <w:b/>
+                <w:sz w:val="20"/>
+                <w:szCs w:val="20"/>
+              </w:rPr>
+              <w:t xml:space="preserve">Unit </w:t>
+            </w:r>
+            <w:r>
+              <w:rPr>
+                <w:rFonts w:ascii="Amasis MT Pro" w:eastAsia="Arial" w:hAnsi="Amasis MT Pro" w:cs="Arial"/>
+                <w:b/>
+                <w:sz w:val="20"/>
+                <w:szCs w:val="20"/>
+              </w:rPr>
+              <w:t>Head (</w:t>
+            </w:r>
+            <w:r>
+              <w:rPr>
+                <w:rFonts w:ascii="Amasis MT Pro" w:eastAsia="Arial" w:hAnsi="Amasis MT Pro" w:cs="Arial"/>
+                <w:b/>
+                <w:sz w:val="20"/>
+                <w:szCs w:val="20"/>
+              </w:rPr>
+              <w:t>Manager)</w:t>
             </w:r>
           </w:p>
         </w:tc>
@@ -1813,14 +2460,18 @@
               <w:ind w:left="-110"/>
               <w:jc w:val="right"/>
               <w:rPr>
-                <w:rFonts w:ascii="Bookman Old Style" w:eastAsia="Arial" w:hAnsi="Bookman Old Style" w:cs="Arial"/>
-                <w:b/>
+                <w:rFonts w:ascii="Amasis MT Pro" w:eastAsia="Arial" w:hAnsi="Amasis MT Pro" w:cs="Arial"/>
+                <w:b/>
+                <w:sz w:val="20"/>
+                <w:szCs w:val="20"/>
               </w:rPr>
             </w:pPr>
             <w:r>
               <w:rPr>
-                <w:rFonts w:ascii="Bookman Old Style" w:eastAsia="Arial" w:hAnsi="Bookman Old Style" w:cs="Arial"/>
-                <w:b/>
+                <w:rFonts w:ascii="Amasis MT Pro" w:eastAsia="Arial" w:hAnsi="Amasis MT Pro" w:cs="Arial"/>
+                <w:b/>
+                <w:sz w:val="20"/>
+                <w:szCs w:val="20"/>
               </w:rPr>
               <w:t>Life Insurance and Investment Company</w:t>
             </w:r>
@@ -1830,14 +2481,18 @@
               <w:ind w:left="-106"/>
               <w:jc w:val="right"/>
               <w:rPr>
-                <w:rFonts w:ascii="Bookman Old Style" w:eastAsia="Arial" w:hAnsi="Bookman Old Style" w:cs="Arial"/>
-                <w:b/>
+                <w:rFonts w:ascii="Amasis MT Pro" w:eastAsia="Arial" w:hAnsi="Amasis MT Pro" w:cs="Arial"/>
+                <w:b/>
+                <w:sz w:val="20"/>
+                <w:szCs w:val="20"/>
               </w:rPr>
             </w:pPr>
             <w:r>
               <w:rPr>
-                <w:rFonts w:ascii="Bookman Old Style" w:eastAsia="Arial" w:hAnsi="Bookman Old Style" w:cs="Arial"/>
-                <w:b/>
+                <w:rFonts w:ascii="Amasis MT Pro" w:eastAsia="Arial" w:hAnsi="Amasis MT Pro" w:cs="Arial"/>
+                <w:b/>
+                <w:sz w:val="20"/>
+                <w:szCs w:val="20"/>
               </w:rPr>
               <w:t>March 2010 – May 2015</w:t>
             </w:r>
@@ -1852,10 +2507,43 @@
           <w:ilvl w:val="0"/>
           <w:numId w:val="4"/>
         </w:numPr>
+        <w:spacing w:before="0" w:beforeAutospacing="0" w:after="0" w:afterAutospacing="0"/>
+        <w:rPr>
+          <w:rFonts w:ascii="Amasis MT Pro" w:hAnsi="Amasis MT Pro"/>
+          <w:sz w:val="20"/>
+          <w:szCs w:val="20"/>
+        </w:rPr>
+      </w:pPr>
+      <w:r>
+        <w:rPr>
+          <w:rFonts w:ascii="Amasis MT Pro" w:hAnsi="Amasis MT Pro"/>
+          <w:sz w:val="20"/>
+          <w:szCs w:val="20"/>
+        </w:rPr>
+        <w:t>Recruited, hired, and trained initial personnel.</w:t>
+      </w:r>
+    </w:p>
+    <w:p>
+      <w:pPr>
+        <w:pStyle w:val="public-draftstyledefault-unorderedlistitem"/>
+        <w:numPr>
+          <w:ilvl w:val="0"/>
+          <w:numId w:val="4"/>
+        </w:numPr>
         <w:spacing w:before="0" w:beforeAutospacing="0"/>
-      </w:pPr>
-      <w:r>
-        <w:t>Managed sales, marketing and customer account operations efficiently.</w:t>
+        <w:rPr>
+          <w:rFonts w:ascii="Amasis MT Pro" w:hAnsi="Amasis MT Pro"/>
+          <w:sz w:val="20"/>
+          <w:szCs w:val="20"/>
+        </w:rPr>
+      </w:pPr>
+      <w:r>
+        <w:rPr>
+          <w:rFonts w:ascii="Amasis MT Pro" w:hAnsi="Amasis MT Pro"/>
+          <w:sz w:val="20"/>
+          <w:szCs w:val="20"/>
+        </w:rPr>
+        <w:t>Managed sales, marketing, and customer account operations efficiently.</w:t>
       </w:r>
     </w:p>
     <w:p>
@@ -1865,9 +2553,35 @@
           <w:ilvl w:val="0"/>
           <w:numId w:val="4"/>
         </w:numPr>
-      </w:pPr>
-      <w:r>
-        <w:t>Recruited, hired, and trained initial personnel.</w:t>
+        <w:rPr>
+          <w:rFonts w:ascii="Amasis MT Pro" w:hAnsi="Amasis MT Pro"/>
+          <w:sz w:val="20"/>
+          <w:szCs w:val="20"/>
+        </w:rPr>
+      </w:pPr>
+      <w:r>
+        <w:rPr>
+          <w:rFonts w:ascii="Amasis MT Pro" w:hAnsi="Amasis MT Pro"/>
+          <w:sz w:val="20"/>
+          <w:szCs w:val="20"/>
+        </w:rPr>
+        <w:t xml:space="preserve">Reported issues to higher management with </w:t>
+      </w:r>
+      <w:r>
+        <w:rPr>
+          <w:rFonts w:ascii="Amasis MT Pro" w:hAnsi="Amasis MT Pro"/>
+          <w:sz w:val="20"/>
+          <w:szCs w:val="20"/>
+        </w:rPr>
+        <w:t>detail</w:t>
+      </w:r>
+      <w:r>
+        <w:rPr>
+          <w:rFonts w:ascii="Amasis MT Pro" w:hAnsi="Amasis MT Pro"/>
+          <w:sz w:val="20"/>
+          <w:szCs w:val="20"/>
+        </w:rPr>
+        <w:t>.</w:t>
       </w:r>
     </w:p>
     <w:p>
@@ -1877,9 +2591,19 @@
           <w:ilvl w:val="0"/>
           <w:numId w:val="4"/>
         </w:numPr>
-      </w:pPr>
-      <w:r>
-        <w:t>Reported issues to higher management with great detail.</w:t>
+        <w:rPr>
+          <w:rFonts w:ascii="Amasis MT Pro" w:hAnsi="Amasis MT Pro"/>
+          <w:sz w:val="20"/>
+          <w:szCs w:val="20"/>
+        </w:rPr>
+      </w:pPr>
+      <w:r>
+        <w:rPr>
+          <w:rFonts w:ascii="Amasis MT Pro" w:hAnsi="Amasis MT Pro"/>
+          <w:sz w:val="20"/>
+          <w:szCs w:val="20"/>
+        </w:rPr>
+        <w:t>Trained and guided team members to maintain high productivity and performance metrics.</w:t>
       </w:r>
     </w:p>
     <w:p>
@@ -1889,28 +2613,26 @@
           <w:ilvl w:val="0"/>
           <w:numId w:val="4"/>
         </w:numPr>
-      </w:pPr>
-      <w:r>
-        <w:t>Trained and guided team members to maintain high productivity and performance metrics.</w:t>
-      </w:r>
-    </w:p>
-    <w:p>
-      <w:pPr>
-        <w:pStyle w:val="public-draftstyledefault-unorderedlistitem"/>
-        <w:numPr>
-          <w:ilvl w:val="0"/>
-          <w:numId w:val="4"/>
-        </w:numPr>
-      </w:pPr>
-      <w:r>
-        <w:rPr>
-          <w:rFonts w:ascii="Bookman Old Style" w:hAnsi="Bookman Old Style" w:cs="Arial"/>
-          <w:sz w:val="21"/>
-          <w:szCs w:val="21"/>
+        <w:rPr>
+          <w:rFonts w:ascii="Amasis MT Pro" w:hAnsi="Amasis MT Pro"/>
+          <w:sz w:val="20"/>
+          <w:szCs w:val="20"/>
+        </w:rPr>
+      </w:pPr>
+      <w:r>
+        <w:rPr>
+          <w:rFonts w:ascii="Amasis MT Pro" w:hAnsi="Amasis MT Pro" w:cs="Arial"/>
+          <w:sz w:val="20"/>
+          <w:szCs w:val="20"/>
         </w:rPr>
         <w:t>Conduct Join Field Work with agents</w:t>
       </w:r>
       <w:r>
+        <w:rPr>
+          <w:rFonts w:ascii="Amasis MT Pro" w:hAnsi="Amasis MT Pro"/>
+          <w:sz w:val="20"/>
+          <w:szCs w:val="20"/>
+        </w:rPr>
         <w:t>.</w:t>
       </w:r>
     </w:p>
@@ -1926,104 +2648,20 @@
         <w:adjustRightInd w:val="0"/>
         <w:spacing w:after="0" w:line="240" w:lineRule="auto"/>
         <w:rPr>
-          <w:rFonts w:ascii="Bookman Old Style" w:hAnsi="Bookman Old Style" w:cs="Arial"/>
-          <w:kern w:val="0"/>
-          <w:sz w:val="21"/>
-          <w:szCs w:val="21"/>
-        </w:rPr>
-      </w:pPr>
-      <w:r>
-        <w:rPr>
-          <w:rFonts w:ascii="Bookman Old Style" w:hAnsi="Bookman Old Style" w:cs="Arial"/>
-          <w:kern w:val="0"/>
-          <w:sz w:val="21"/>
-          <w:szCs w:val="21"/>
+          <w:rFonts w:ascii="Amasis MT Pro" w:hAnsi="Amasis MT Pro" w:cs="Arial"/>
+          <w:kern w:val="0"/>
+          <w:sz w:val="20"/>
+          <w:szCs w:val="20"/>
+        </w:rPr>
+      </w:pPr>
+      <w:r>
+        <w:rPr>
+          <w:rFonts w:ascii="Amasis MT Pro" w:hAnsi="Amasis MT Pro" w:cs="Arial"/>
+          <w:kern w:val="0"/>
+          <w:sz w:val="20"/>
+          <w:szCs w:val="20"/>
         </w:rPr>
         <w:t>Conduct Financial Education Seminar.</w:t>
-      </w:r>
-    </w:p>
-    <w:p>
-      <w:pPr>
-        <w:pStyle w:val="public-draftstyledefault-unorderedlistitem"/>
-        <w:numPr>
-          <w:ilvl w:val="0"/>
-          <w:numId w:val="4"/>
-        </w:numPr>
-      </w:pPr>
-      <w:r>
-        <w:t>Identified and qualified customer needs and negotiated and closed the sale.</w:t>
-      </w:r>
-    </w:p>
-    <w:p>
-      <w:pPr>
-        <w:pStyle w:val="public-draftstyledefault-unorderedlistitem"/>
-        <w:numPr>
-          <w:ilvl w:val="0"/>
-          <w:numId w:val="4"/>
-        </w:numPr>
-      </w:pPr>
-      <w:r>
-        <w:t>Interacted well with customers to build connections and nurture relationships.</w:t>
-      </w:r>
-    </w:p>
-    <w:p>
-      <w:pPr>
-        <w:pStyle w:val="public-draftstyledefault-unorderedlistitem"/>
-        <w:numPr>
-          <w:ilvl w:val="0"/>
-          <w:numId w:val="4"/>
-        </w:numPr>
-      </w:pPr>
-      <w:r>
-        <w:t>Observed each agent's individual strengths and initiated mentoring program to improve areas of weakness.</w:t>
-      </w:r>
-    </w:p>
-    <w:p>
-      <w:pPr>
-        <w:pStyle w:val="public-draftstyledefault-unorderedlistitem"/>
-        <w:numPr>
-          <w:ilvl w:val="0"/>
-          <w:numId w:val="4"/>
-        </w:numPr>
-      </w:pPr>
-      <w:r>
-        <w:t>Implemented innovative programs to increase agent loyalty and reduce turnover.</w:t>
-      </w:r>
-    </w:p>
-    <w:p>
-      <w:pPr>
-        <w:pStyle w:val="public-draftstyledefault-unorderedlistitem"/>
-        <w:numPr>
-          <w:ilvl w:val="0"/>
-          <w:numId w:val="4"/>
-        </w:numPr>
-      </w:pPr>
-      <w:r>
-        <w:t>Cultivated and strengthened lasting client relationships using strong issue resolution and dynamic communication skills.</w:t>
-      </w:r>
-    </w:p>
-    <w:p>
-      <w:pPr>
-        <w:pStyle w:val="public-draftstyledefault-unorderedlistitem"/>
-        <w:numPr>
-          <w:ilvl w:val="0"/>
-          <w:numId w:val="4"/>
-        </w:numPr>
-      </w:pPr>
-      <w:r>
-        <w:t>Trained new agent on proper protocols and customer service standards.</w:t>
-      </w:r>
-    </w:p>
-    <w:p>
-      <w:pPr>
-        <w:pStyle w:val="public-draftstyledefault-unorderedlistitem"/>
-        <w:numPr>
-          <w:ilvl w:val="0"/>
-          <w:numId w:val="4"/>
-        </w:numPr>
-      </w:pPr>
-      <w:r>
-        <w:t>Handled problematic customers and clients to assist agents and maintain excellent customer service.</w:t>
       </w:r>
     </w:p>
     <w:p>
@@ -2038,82 +2676,229 @@
         <w:adjustRightInd w:val="0"/>
         <w:spacing w:after="0" w:line="240" w:lineRule="auto"/>
         <w:rPr>
-          <w:rFonts w:ascii="Bookman Old Style" w:hAnsi="Bookman Old Style" w:cs="Arial"/>
-          <w:kern w:val="0"/>
-          <w:sz w:val="21"/>
-          <w:szCs w:val="21"/>
-        </w:rPr>
-      </w:pPr>
-      <w:r>
-        <w:rPr>
-          <w:rFonts w:ascii="Bookman Old Style" w:hAnsi="Bookman Old Style" w:cs="Arial"/>
-          <w:kern w:val="0"/>
-          <w:sz w:val="21"/>
-          <w:szCs w:val="21"/>
+          <w:rFonts w:ascii="Amasis MT Pro" w:hAnsi="Amasis MT Pro" w:cs="Arial"/>
+          <w:kern w:val="0"/>
+          <w:sz w:val="20"/>
+          <w:szCs w:val="20"/>
+        </w:rPr>
+      </w:pPr>
+      <w:r>
+        <w:rPr>
+          <w:rFonts w:ascii="Amasis MT Pro" w:hAnsi="Amasis MT Pro" w:cs="Arial"/>
+          <w:kern w:val="0"/>
+          <w:sz w:val="20"/>
+          <w:szCs w:val="20"/>
+        </w:rPr>
+        <w:t>Conduct Insurance Licensure Exam Training.</w:t>
+      </w:r>
+    </w:p>
+    <w:p>
+      <w:pPr>
+        <w:pStyle w:val="public-draftstyledefault-unorderedlistitem"/>
+        <w:numPr>
+          <w:ilvl w:val="0"/>
+          <w:numId w:val="4"/>
+        </w:numPr>
+        <w:rPr>
+          <w:rFonts w:ascii="Amasis MT Pro" w:hAnsi="Amasis MT Pro"/>
+          <w:sz w:val="20"/>
+          <w:szCs w:val="20"/>
+        </w:rPr>
+      </w:pPr>
+      <w:r>
+        <w:rPr>
+          <w:rFonts w:ascii="Amasis MT Pro" w:hAnsi="Amasis MT Pro"/>
+          <w:sz w:val="20"/>
+          <w:szCs w:val="20"/>
+        </w:rPr>
+        <w:t>Identified and qualified customer needs and negotiated and closed the sale.</w:t>
+      </w:r>
+    </w:p>
+    <w:p>
+      <w:pPr>
+        <w:pStyle w:val="public-draftstyledefault-unorderedlistitem"/>
+        <w:numPr>
+          <w:ilvl w:val="0"/>
+          <w:numId w:val="4"/>
+        </w:numPr>
+        <w:rPr>
+          <w:rFonts w:ascii="Amasis MT Pro" w:hAnsi="Amasis MT Pro"/>
+          <w:sz w:val="20"/>
+          <w:szCs w:val="20"/>
+        </w:rPr>
+      </w:pPr>
+      <w:r>
+        <w:rPr>
+          <w:rFonts w:ascii="Amasis MT Pro" w:hAnsi="Amasis MT Pro"/>
+          <w:sz w:val="20"/>
+          <w:szCs w:val="20"/>
+        </w:rPr>
+        <w:t>Interacted well with customers to build connections and nurture relationships.</w:t>
+      </w:r>
+    </w:p>
+    <w:p>
+      <w:pPr>
+        <w:pStyle w:val="public-draftstyledefault-unorderedlistitem"/>
+        <w:numPr>
+          <w:ilvl w:val="0"/>
+          <w:numId w:val="4"/>
+        </w:numPr>
+        <w:rPr>
+          <w:rFonts w:ascii="Amasis MT Pro" w:hAnsi="Amasis MT Pro"/>
+          <w:sz w:val="20"/>
+          <w:szCs w:val="20"/>
+        </w:rPr>
+      </w:pPr>
+      <w:r>
+        <w:rPr>
+          <w:rFonts w:ascii="Amasis MT Pro" w:hAnsi="Amasis MT Pro"/>
+          <w:sz w:val="20"/>
+          <w:szCs w:val="20"/>
+        </w:rPr>
+        <w:t>Observed each agent's individual strengths and initiated mentoring program to improve areas of weakness.</w:t>
+      </w:r>
+    </w:p>
+    <w:p>
+      <w:pPr>
+        <w:pStyle w:val="public-draftstyledefault-unorderedlistitem"/>
+        <w:numPr>
+          <w:ilvl w:val="0"/>
+          <w:numId w:val="4"/>
+        </w:numPr>
+        <w:rPr>
+          <w:rFonts w:ascii="Amasis MT Pro" w:hAnsi="Amasis MT Pro"/>
+          <w:sz w:val="20"/>
+          <w:szCs w:val="20"/>
+        </w:rPr>
+      </w:pPr>
+      <w:r>
+        <w:rPr>
+          <w:rFonts w:ascii="Amasis MT Pro" w:hAnsi="Amasis MT Pro"/>
+          <w:sz w:val="20"/>
+          <w:szCs w:val="20"/>
+        </w:rPr>
+        <w:t>Implemented innovative programs to increase agent loyalty and reduce turnover.</w:t>
+      </w:r>
+    </w:p>
+    <w:p>
+      <w:pPr>
+        <w:pStyle w:val="public-draftstyledefault-unorderedlistitem"/>
+        <w:numPr>
+          <w:ilvl w:val="0"/>
+          <w:numId w:val="4"/>
+        </w:numPr>
+        <w:rPr>
+          <w:rFonts w:ascii="Amasis MT Pro" w:hAnsi="Amasis MT Pro"/>
+          <w:sz w:val="20"/>
+          <w:szCs w:val="20"/>
+        </w:rPr>
+      </w:pPr>
+      <w:r>
+        <w:rPr>
+          <w:rFonts w:ascii="Amasis MT Pro" w:hAnsi="Amasis MT Pro"/>
+          <w:sz w:val="20"/>
+          <w:szCs w:val="20"/>
+        </w:rPr>
+        <w:t>Cultivated and strengthened lasting client relationships using strong issue resolution and dynamic communication skills.</w:t>
+      </w:r>
+    </w:p>
+    <w:p>
+      <w:pPr>
+        <w:pStyle w:val="public-draftstyledefault-unorderedlistitem"/>
+        <w:numPr>
+          <w:ilvl w:val="0"/>
+          <w:numId w:val="4"/>
+        </w:numPr>
+        <w:rPr>
+          <w:rFonts w:ascii="Amasis MT Pro" w:hAnsi="Amasis MT Pro"/>
+          <w:sz w:val="20"/>
+          <w:szCs w:val="20"/>
+        </w:rPr>
+      </w:pPr>
+      <w:r>
+        <w:rPr>
+          <w:rFonts w:ascii="Amasis MT Pro" w:hAnsi="Amasis MT Pro"/>
+          <w:sz w:val="20"/>
+          <w:szCs w:val="20"/>
+        </w:rPr>
+        <w:t>Trained new agent on proper protocols and customer service standards.</w:t>
+      </w:r>
+    </w:p>
+    <w:p>
+      <w:pPr>
+        <w:pStyle w:val="public-draftstyledefault-unorderedlistitem"/>
+        <w:numPr>
+          <w:ilvl w:val="0"/>
+          <w:numId w:val="4"/>
+        </w:numPr>
+        <w:rPr>
+          <w:rFonts w:ascii="Amasis MT Pro" w:hAnsi="Amasis MT Pro"/>
+          <w:sz w:val="20"/>
+          <w:szCs w:val="20"/>
+        </w:rPr>
+      </w:pPr>
+      <w:r>
+        <w:rPr>
+          <w:rFonts w:ascii="Amasis MT Pro" w:hAnsi="Amasis MT Pro"/>
+          <w:sz w:val="20"/>
+          <w:szCs w:val="20"/>
+        </w:rPr>
+        <w:t>Handled problematic customers and clients to assist agents and maintain excellent customer service.</w:t>
+      </w:r>
+    </w:p>
+    <w:p>
+      <w:pPr>
+        <w:pStyle w:val="ListParagraph"/>
+        <w:numPr>
+          <w:ilvl w:val="0"/>
+          <w:numId w:val="4"/>
+        </w:numPr>
+        <w:autoSpaceDE w:val="0"/>
+        <w:autoSpaceDN w:val="0"/>
+        <w:adjustRightInd w:val="0"/>
+        <w:spacing w:after="0" w:line="240" w:lineRule="auto"/>
+        <w:rPr>
+          <w:rFonts w:ascii="Amasis MT Pro" w:hAnsi="Amasis MT Pro" w:cs="Arial"/>
+          <w:kern w:val="0"/>
+          <w:sz w:val="20"/>
+          <w:szCs w:val="20"/>
+        </w:rPr>
+      </w:pPr>
+      <w:r>
+        <w:rPr>
+          <w:rFonts w:ascii="Amasis MT Pro" w:hAnsi="Amasis MT Pro" w:cs="Arial"/>
+          <w:kern w:val="0"/>
+          <w:sz w:val="20"/>
+          <w:szCs w:val="20"/>
         </w:rPr>
         <w:t>Give Advice to clients on how to create provisions for income protection, Children’s</w:t>
       </w:r>
-    </w:p>
-    <w:p>
-      <w:pPr>
-        <w:pStyle w:val="ListParagraph"/>
-        <w:numPr>
-          <w:ilvl w:val="0"/>
-          <w:numId w:val="4"/>
-        </w:numPr>
-        <w:rPr>
-          <w:rFonts w:ascii="Bookman Old Style" w:hAnsi="Bookman Old Style" w:cs="Arial"/>
-          <w:kern w:val="0"/>
-          <w:sz w:val="23"/>
-          <w:szCs w:val="23"/>
-        </w:rPr>
-      </w:pPr>
-      <w:r>
-        <w:rPr>
-          <w:rFonts w:ascii="Bookman Old Style" w:hAnsi="Bookman Old Style" w:cs="Arial"/>
-          <w:kern w:val="0"/>
-          <w:sz w:val="21"/>
-          <w:szCs w:val="21"/>
-        </w:rPr>
-        <w:t>Education, Medical, Retirements and Investments</w:t>
-      </w:r>
-      <w:r>
-        <w:rPr>
-          <w:rFonts w:ascii="Bookman Old Style" w:hAnsi="Bookman Old Style" w:cs="Arial"/>
-          <w:kern w:val="0"/>
-          <w:sz w:val="21"/>
-          <w:szCs w:val="21"/>
-        </w:rPr>
-        <w:t>.</w:t>
-      </w:r>
-    </w:p>
-    <w:p>
-      <w:pPr>
-        <w:rPr>
-          <w:rFonts w:ascii="Bookman Old Style" w:hAnsi="Bookman Old Style" w:cs="Arial"/>
-          <w:kern w:val="0"/>
-          <w:sz w:val="23"/>
-          <w:szCs w:val="23"/>
-        </w:rPr>
-      </w:pPr>
-    </w:p>
-    <w:p>
-      <w:pPr>
-        <w:rPr>
-          <w:rFonts w:ascii="Bookman Old Style" w:hAnsi="Bookman Old Style" w:cs="Arial"/>
-          <w:kern w:val="0"/>
-          <w:sz w:val="23"/>
-          <w:szCs w:val="23"/>
-        </w:rPr>
-      </w:pPr>
-    </w:p>
-    <w:p>
-      <w:pPr>
-        <w:rPr>
-          <w:rFonts w:ascii="Bookman Old Style" w:hAnsi="Bookman Old Style" w:cs="Arial"/>
-          <w:kern w:val="0"/>
-          <w:sz w:val="23"/>
-          <w:szCs w:val="23"/>
+      <w:r>
+        <w:rPr>
+          <w:rFonts w:ascii="Amasis MT Pro" w:hAnsi="Amasis MT Pro" w:cs="Arial"/>
+          <w:kern w:val="0"/>
+          <w:sz w:val="20"/>
+          <w:szCs w:val="20"/>
+        </w:rPr>
+        <w:t xml:space="preserve"> </w:t>
+      </w:r>
+      <w:r>
+        <w:rPr>
+          <w:rFonts w:ascii="Amasis MT Pro" w:hAnsi="Amasis MT Pro" w:cs="Arial"/>
+          <w:kern w:val="0"/>
+          <w:sz w:val="20"/>
+          <w:szCs w:val="20"/>
+        </w:rPr>
+        <w:t>Education, Medical, Retirements and Investments.</w:t>
+      </w:r>
+    </w:p>
+    <w:p>
+      <w:pPr>
+        <w:rPr>
+          <w:rFonts w:ascii="Amasis MT Pro" w:hAnsi="Amasis MT Pro" w:cs="Arial"/>
+          <w:kern w:val="0"/>
+          <w:sz w:val="20"/>
+          <w:szCs w:val="20"/>
         </w:rPr>
       </w:pPr>
     </w:p>
@@ -2142,30 +2927,37 @@
           <w:p>
             <w:pPr>
               <w:rPr>
-                <w:rFonts w:ascii="Bookman Old Style" w:eastAsia="Arial" w:hAnsi="Bookman Old Style" w:cs="Arial"/>
-                <w:b/>
+                <w:rFonts w:ascii="Amasis MT Pro" w:eastAsia="Arial" w:hAnsi="Amasis MT Pro" w:cs="Arial"/>
+                <w:b/>
+                <w:sz w:val="20"/>
+                <w:szCs w:val="20"/>
               </w:rPr>
             </w:pPr>
             <w:r>
               <w:rPr>
-                <w:rFonts w:ascii="Bookman Old Style" w:eastAsia="Arial" w:hAnsi="Bookman Old Style" w:cs="Arial"/>
-                <w:b/>
-              </w:rPr>
-              <w:lastRenderedPageBreak/>
+                <w:rFonts w:ascii="Amasis MT Pro" w:eastAsia="Arial" w:hAnsi="Amasis MT Pro" w:cs="Arial"/>
+                <w:b/>
+                <w:sz w:val="20"/>
+                <w:szCs w:val="20"/>
+              </w:rPr>
               <w:t>Convergys</w:t>
             </w:r>
           </w:p>
           <w:p>
             <w:pPr>
               <w:rPr>
-                <w:rFonts w:ascii="Bookman Old Style" w:eastAsia="Arial" w:hAnsi="Bookman Old Style" w:cs="Arial"/>
-                <w:b/>
+                <w:rFonts w:ascii="Amasis MT Pro" w:eastAsia="Arial" w:hAnsi="Amasis MT Pro" w:cs="Arial"/>
+                <w:b/>
+                <w:sz w:val="20"/>
+                <w:szCs w:val="20"/>
               </w:rPr>
             </w:pPr>
             <w:r>
               <w:rPr>
-                <w:rFonts w:ascii="Bookman Old Style" w:eastAsia="Arial" w:hAnsi="Bookman Old Style" w:cs="Arial"/>
-                <w:b/>
+                <w:rFonts w:ascii="Amasis MT Pro" w:eastAsia="Arial" w:hAnsi="Amasis MT Pro" w:cs="Arial"/>
+                <w:b/>
+                <w:sz w:val="20"/>
+                <w:szCs w:val="20"/>
               </w:rPr>
               <w:t>Technical / Customer Support Associate</w:t>
             </w:r>
@@ -2187,14 +2979,18 @@
               <w:ind w:left="-106"/>
               <w:jc w:val="right"/>
               <w:rPr>
-                <w:rFonts w:ascii="Bookman Old Style" w:eastAsia="Arial" w:hAnsi="Bookman Old Style" w:cs="Arial"/>
-                <w:b/>
+                <w:rFonts w:ascii="Amasis MT Pro" w:eastAsia="Arial" w:hAnsi="Amasis MT Pro" w:cs="Arial"/>
+                <w:b/>
+                <w:sz w:val="20"/>
+                <w:szCs w:val="20"/>
               </w:rPr>
             </w:pPr>
             <w:r>
               <w:rPr>
-                <w:rFonts w:ascii="Bookman Old Style" w:eastAsia="Arial" w:hAnsi="Bookman Old Style" w:cs="Arial"/>
-                <w:b/>
+                <w:rFonts w:ascii="Amasis MT Pro" w:eastAsia="Arial" w:hAnsi="Amasis MT Pro" w:cs="Arial"/>
+                <w:b/>
+                <w:sz w:val="20"/>
+                <w:szCs w:val="20"/>
               </w:rPr>
               <w:t>Call Center</w:t>
             </w:r>
@@ -2204,14 +3000,18 @@
               <w:ind w:left="-106"/>
               <w:jc w:val="right"/>
               <w:rPr>
-                <w:rFonts w:ascii="Bookman Old Style" w:eastAsia="Arial" w:hAnsi="Bookman Old Style" w:cs="Arial"/>
-                <w:b/>
+                <w:rFonts w:ascii="Amasis MT Pro" w:eastAsia="Arial" w:hAnsi="Amasis MT Pro" w:cs="Arial"/>
+                <w:b/>
+                <w:sz w:val="20"/>
+                <w:szCs w:val="20"/>
               </w:rPr>
             </w:pPr>
             <w:r>
               <w:rPr>
-                <w:rFonts w:ascii="Bookman Old Style" w:eastAsia="Arial" w:hAnsi="Bookman Old Style" w:cs="Arial"/>
-                <w:b/>
+                <w:rFonts w:ascii="Amasis MT Pro" w:eastAsia="Arial" w:hAnsi="Amasis MT Pro" w:cs="Arial"/>
+                <w:b/>
+                <w:sz w:val="20"/>
+                <w:szCs w:val="20"/>
               </w:rPr>
               <w:t>October 2009 – March 2010</w:t>
             </w:r>
@@ -2226,8 +3026,19 @@
           <w:ilvl w:val="0"/>
           <w:numId w:val="5"/>
         </w:numPr>
-      </w:pPr>
-      <w:r>
+        <w:spacing w:before="0" w:beforeAutospacing="0" w:after="0" w:afterAutospacing="0"/>
+        <w:rPr>
+          <w:rFonts w:ascii="Amasis MT Pro" w:hAnsi="Amasis MT Pro"/>
+          <w:sz w:val="20"/>
+          <w:szCs w:val="20"/>
+        </w:rPr>
+      </w:pPr>
+      <w:r>
+        <w:rPr>
+          <w:rFonts w:ascii="Amasis MT Pro" w:hAnsi="Amasis MT Pro"/>
+          <w:sz w:val="20"/>
+          <w:szCs w:val="20"/>
+        </w:rPr>
         <w:t>Answered product and service questions, suggesting other offerings to attract potential customers.</w:t>
       </w:r>
     </w:p>
@@ -2238,8 +3049,18 @@
           <w:ilvl w:val="0"/>
           <w:numId w:val="5"/>
         </w:numPr>
-      </w:pPr>
-      <w:r>
+        <w:rPr>
+          <w:rFonts w:ascii="Amasis MT Pro" w:hAnsi="Amasis MT Pro"/>
+          <w:sz w:val="20"/>
+          <w:szCs w:val="20"/>
+        </w:rPr>
+      </w:pPr>
+      <w:r>
+        <w:rPr>
+          <w:rFonts w:ascii="Amasis MT Pro" w:hAnsi="Amasis MT Pro"/>
+          <w:sz w:val="20"/>
+          <w:szCs w:val="20"/>
+        </w:rPr>
         <w:t>Responded to customer requests for products, services, and company information.</w:t>
       </w:r>
     </w:p>
@@ -2250,8 +3071,18 @@
           <w:ilvl w:val="0"/>
           <w:numId w:val="5"/>
         </w:numPr>
-      </w:pPr>
-      <w:r>
+        <w:rPr>
+          <w:rFonts w:ascii="Amasis MT Pro" w:hAnsi="Amasis MT Pro"/>
+          <w:sz w:val="20"/>
+          <w:szCs w:val="20"/>
+        </w:rPr>
+      </w:pPr>
+      <w:r>
+        <w:rPr>
+          <w:rFonts w:ascii="Amasis MT Pro" w:hAnsi="Amasis MT Pro"/>
+          <w:sz w:val="20"/>
+          <w:szCs w:val="20"/>
+        </w:rPr>
         <w:t>Offered advice and assistance to customers, paying attention to special needs or wants.</w:t>
       </w:r>
     </w:p>
@@ -2262,8 +3093,18 @@
           <w:ilvl w:val="0"/>
           <w:numId w:val="5"/>
         </w:numPr>
-      </w:pPr>
-      <w:r>
+        <w:rPr>
+          <w:rFonts w:ascii="Amasis MT Pro" w:hAnsi="Amasis MT Pro"/>
+          <w:sz w:val="20"/>
+          <w:szCs w:val="20"/>
+        </w:rPr>
+      </w:pPr>
+      <w:r>
+        <w:rPr>
+          <w:rFonts w:ascii="Amasis MT Pro" w:hAnsi="Amasis MT Pro"/>
+          <w:sz w:val="20"/>
+          <w:szCs w:val="20"/>
+        </w:rPr>
         <w:t>Demonstrated computer skills for data entry and answered broad variety of inquiries.</w:t>
       </w:r>
     </w:p>
@@ -2274,8 +3115,18 @@
           <w:ilvl w:val="0"/>
           <w:numId w:val="5"/>
         </w:numPr>
-      </w:pPr>
-      <w:r>
+        <w:rPr>
+          <w:rFonts w:ascii="Amasis MT Pro" w:hAnsi="Amasis MT Pro"/>
+          <w:sz w:val="20"/>
+          <w:szCs w:val="20"/>
+        </w:rPr>
+      </w:pPr>
+      <w:r>
+        <w:rPr>
+          <w:rFonts w:ascii="Amasis MT Pro" w:hAnsi="Amasis MT Pro"/>
+          <w:sz w:val="20"/>
+          <w:szCs w:val="20"/>
+        </w:rPr>
         <w:t>Researched products for customer inquiries, product descriptions and specifications.</w:t>
       </w:r>
     </w:p>
@@ -2286,8 +3137,18 @@
           <w:ilvl w:val="0"/>
           <w:numId w:val="5"/>
         </w:numPr>
-      </w:pPr>
-      <w:r>
+        <w:rPr>
+          <w:rFonts w:ascii="Amasis MT Pro" w:hAnsi="Amasis MT Pro"/>
+          <w:sz w:val="20"/>
+          <w:szCs w:val="20"/>
+        </w:rPr>
+      </w:pPr>
+      <w:r>
+        <w:rPr>
+          <w:rFonts w:ascii="Amasis MT Pro" w:hAnsi="Amasis MT Pro"/>
+          <w:sz w:val="20"/>
+          <w:szCs w:val="20"/>
+        </w:rPr>
         <w:t>Answered customer telephone calls promptly to avoid on-hold wait times.</w:t>
       </w:r>
     </w:p>
@@ -2298,8 +3159,18 @@
           <w:ilvl w:val="0"/>
           <w:numId w:val="5"/>
         </w:numPr>
-      </w:pPr>
-      <w:r>
+        <w:rPr>
+          <w:rFonts w:ascii="Amasis MT Pro" w:hAnsi="Amasis MT Pro"/>
+          <w:sz w:val="20"/>
+          <w:szCs w:val="20"/>
+        </w:rPr>
+      </w:pPr>
+      <w:r>
+        <w:rPr>
+          <w:rFonts w:ascii="Amasis MT Pro" w:hAnsi="Amasis MT Pro"/>
+          <w:sz w:val="20"/>
+          <w:szCs w:val="20"/>
+        </w:rPr>
         <w:t>Leveraged sales expertise to promote products and capitalize on upsell opportunities.</w:t>
       </w:r>
     </w:p>
@@ -2310,8 +3181,18 @@
           <w:ilvl w:val="0"/>
           <w:numId w:val="5"/>
         </w:numPr>
-      </w:pPr>
-      <w:r>
+        <w:rPr>
+          <w:rFonts w:ascii="Amasis MT Pro" w:hAnsi="Amasis MT Pro"/>
+          <w:sz w:val="20"/>
+          <w:szCs w:val="20"/>
+        </w:rPr>
+      </w:pPr>
+      <w:r>
+        <w:rPr>
+          <w:rFonts w:ascii="Amasis MT Pro" w:hAnsi="Amasis MT Pro"/>
+          <w:sz w:val="20"/>
+          <w:szCs w:val="20"/>
+        </w:rPr>
         <w:t>Answered constant flow of customer calls with minimal wait times.</w:t>
       </w:r>
     </w:p>
@@ -2322,8 +3203,18 @@
           <w:ilvl w:val="0"/>
           <w:numId w:val="5"/>
         </w:numPr>
-      </w:pPr>
-      <w:r>
+        <w:rPr>
+          <w:rFonts w:ascii="Amasis MT Pro" w:hAnsi="Amasis MT Pro"/>
+          <w:sz w:val="20"/>
+          <w:szCs w:val="20"/>
+        </w:rPr>
+      </w:pPr>
+      <w:r>
+        <w:rPr>
+          <w:rFonts w:ascii="Amasis MT Pro" w:hAnsi="Amasis MT Pro"/>
+          <w:sz w:val="20"/>
+          <w:szCs w:val="20"/>
+        </w:rPr>
         <w:t>Maintained customer satisfaction with forward-thinking strategies focused on addressing customer needs and resolving concerns.</w:t>
       </w:r>
     </w:p>
@@ -2334,8 +3225,18 @@
           <w:ilvl w:val="0"/>
           <w:numId w:val="5"/>
         </w:numPr>
-      </w:pPr>
-      <w:r>
+        <w:rPr>
+          <w:rFonts w:ascii="Amasis MT Pro" w:hAnsi="Amasis MT Pro"/>
+          <w:sz w:val="20"/>
+          <w:szCs w:val="20"/>
+        </w:rPr>
+      </w:pPr>
+      <w:r>
+        <w:rPr>
+          <w:rFonts w:ascii="Amasis MT Pro" w:hAnsi="Amasis MT Pro"/>
+          <w:sz w:val="20"/>
+          <w:szCs w:val="20"/>
+        </w:rPr>
         <w:t>Updated account information to maintain customer records.</w:t>
       </w:r>
     </w:p>
@@ -2346,8 +3247,18 @@
           <w:ilvl w:val="0"/>
           <w:numId w:val="5"/>
         </w:numPr>
-      </w:pPr>
-      <w:r>
+        <w:rPr>
+          <w:rFonts w:ascii="Amasis MT Pro" w:hAnsi="Amasis MT Pro"/>
+          <w:sz w:val="20"/>
+          <w:szCs w:val="20"/>
+        </w:rPr>
+      </w:pPr>
+      <w:r>
+        <w:rPr>
+          <w:rFonts w:ascii="Amasis MT Pro" w:hAnsi="Amasis MT Pro"/>
+          <w:sz w:val="20"/>
+          <w:szCs w:val="20"/>
+        </w:rPr>
         <w:t>Processed customer service orders promptly to increase customer satisfaction.</w:t>
       </w:r>
     </w:p>
@@ -2358,8 +3269,18 @@
           <w:ilvl w:val="0"/>
           <w:numId w:val="5"/>
         </w:numPr>
-      </w:pPr>
-      <w:r>
+        <w:rPr>
+          <w:rFonts w:ascii="Amasis MT Pro" w:hAnsi="Amasis MT Pro"/>
+          <w:sz w:val="20"/>
+          <w:szCs w:val="20"/>
+        </w:rPr>
+      </w:pPr>
+      <w:r>
+        <w:rPr>
+          <w:rFonts w:ascii="Amasis MT Pro" w:hAnsi="Amasis MT Pro"/>
+          <w:sz w:val="20"/>
+          <w:szCs w:val="20"/>
+        </w:rPr>
         <w:t>Tracked customer service cases and updated service software with customer information.</w:t>
       </w:r>
     </w:p>
@@ -2370,9 +3291,19 @@
           <w:ilvl w:val="0"/>
           <w:numId w:val="5"/>
         </w:numPr>
-      </w:pPr>
-      <w:r>
-        <w:t>Actively listened to customers, handled concerns quickly and escalated major issues to supervisor.</w:t>
+        <w:rPr>
+          <w:rFonts w:ascii="Amasis MT Pro" w:hAnsi="Amasis MT Pro"/>
+          <w:sz w:val="20"/>
+          <w:szCs w:val="20"/>
+        </w:rPr>
+      </w:pPr>
+      <w:r>
+        <w:rPr>
+          <w:rFonts w:ascii="Amasis MT Pro" w:hAnsi="Amasis MT Pro"/>
+          <w:sz w:val="20"/>
+          <w:szCs w:val="20"/>
+        </w:rPr>
+        <w:t>Actively listened to customers, handle concerns quickly and escalated major issues to supervisor.</w:t>
       </w:r>
     </w:p>
     <w:p>
@@ -2382,8 +3313,18 @@
           <w:ilvl w:val="0"/>
           <w:numId w:val="5"/>
         </w:numPr>
-      </w:pPr>
-      <w:r>
+        <w:rPr>
+          <w:rFonts w:ascii="Amasis MT Pro" w:hAnsi="Amasis MT Pro"/>
+          <w:sz w:val="20"/>
+          <w:szCs w:val="20"/>
+        </w:rPr>
+      </w:pPr>
+      <w:r>
+        <w:rPr>
+          <w:rFonts w:ascii="Amasis MT Pro" w:hAnsi="Amasis MT Pro"/>
+          <w:sz w:val="20"/>
+          <w:szCs w:val="20"/>
+        </w:rPr>
         <w:t>Participated in team meetings and training sessions to stay informed about product updates and changes.</w:t>
       </w:r>
     </w:p>
@@ -2394,8 +3335,18 @@
           <w:ilvl w:val="0"/>
           <w:numId w:val="5"/>
         </w:numPr>
-      </w:pPr>
-      <w:r>
+        <w:rPr>
+          <w:rFonts w:ascii="Amasis MT Pro" w:hAnsi="Amasis MT Pro"/>
+          <w:sz w:val="20"/>
+          <w:szCs w:val="20"/>
+        </w:rPr>
+      </w:pPr>
+      <w:r>
+        <w:rPr>
+          <w:rFonts w:ascii="Amasis MT Pro" w:hAnsi="Amasis MT Pro"/>
+          <w:sz w:val="20"/>
+          <w:szCs w:val="20"/>
+        </w:rPr>
         <w:t>Clarified customer issues and determined root cause of problems to resolve product or service complaints.</w:t>
       </w:r>
     </w:p>
@@ -2406,9 +3357,19 @@
           <w:ilvl w:val="0"/>
           <w:numId w:val="5"/>
         </w:numPr>
-      </w:pPr>
-      <w:r>
-        <w:t>Handled customer inquiries and suggestions courteously and professionally.</w:t>
+        <w:rPr>
+          <w:rFonts w:ascii="Amasis MT Pro" w:hAnsi="Amasis MT Pro"/>
+          <w:sz w:val="20"/>
+          <w:szCs w:val="20"/>
+        </w:rPr>
+      </w:pPr>
+      <w:r>
+        <w:rPr>
+          <w:rFonts w:ascii="Amasis MT Pro" w:hAnsi="Amasis MT Pro"/>
+          <w:sz w:val="20"/>
+          <w:szCs w:val="20"/>
+        </w:rPr>
+        <w:t>Handle customer inquiries and suggestions courteously and professionally.</w:t>
       </w:r>
     </w:p>
     <w:p>
@@ -2423,18 +3384,18 @@
         <w:adjustRightInd w:val="0"/>
         <w:spacing w:after="0" w:line="240" w:lineRule="auto"/>
         <w:rPr>
-          <w:rFonts w:ascii="Bookman Old Style" w:hAnsi="Bookman Old Style" w:cs="Arial"/>
-          <w:kern w:val="0"/>
-          <w:sz w:val="21"/>
-          <w:szCs w:val="21"/>
-        </w:rPr>
-      </w:pPr>
-      <w:r>
-        <w:rPr>
-          <w:rFonts w:ascii="Bookman Old Style" w:hAnsi="Bookman Old Style" w:cs="Arial"/>
-          <w:kern w:val="0"/>
-          <w:sz w:val="21"/>
-          <w:szCs w:val="21"/>
+          <w:rFonts w:ascii="Amasis MT Pro" w:hAnsi="Amasis MT Pro" w:cs="Arial"/>
+          <w:kern w:val="0"/>
+          <w:sz w:val="20"/>
+          <w:szCs w:val="20"/>
+        </w:rPr>
+      </w:pPr>
+      <w:r>
+        <w:rPr>
+          <w:rFonts w:ascii="Amasis MT Pro" w:hAnsi="Amasis MT Pro" w:cs="Arial"/>
+          <w:kern w:val="0"/>
+          <w:sz w:val="20"/>
+          <w:szCs w:val="20"/>
         </w:rPr>
         <w:t>Assist Technician in Provisioning Comcast Digital Phone.</w:t>
       </w:r>
@@ -2442,10 +3403,10 @@
     <w:p>
       <w:pPr>
         <w:rPr>
-          <w:rFonts w:ascii="Bookman Old Style" w:hAnsi="Bookman Old Style" w:cs="Arial"/>
-          <w:kern w:val="0"/>
-          <w:sz w:val="23"/>
-          <w:szCs w:val="23"/>
+          <w:rFonts w:ascii="Amasis MT Pro" w:hAnsi="Amasis MT Pro" w:cs="Arial"/>
+          <w:kern w:val="0"/>
+          <w:sz w:val="20"/>
+          <w:szCs w:val="20"/>
         </w:rPr>
       </w:pPr>
     </w:p>
@@ -2475,15 +3436,20 @@
             <w:pPr>
               <w:ind w:left="73"/>
               <w:rPr>
-                <w:rFonts w:ascii="Bookman Old Style" w:eastAsia="Arial" w:hAnsi="Bookman Old Style" w:cs="Arial"/>
-                <w:b/>
+                <w:rFonts w:ascii="Amasis MT Pro" w:eastAsia="Arial" w:hAnsi="Amasis MT Pro" w:cs="Arial"/>
+                <w:b/>
+                <w:sz w:val="20"/>
+                <w:szCs w:val="20"/>
               </w:rPr>
             </w:pPr>
             <w:r>
               <w:rPr>
-                <w:rFonts w:ascii="Bookman Old Style" w:eastAsia="Arial" w:hAnsi="Bookman Old Style" w:cs="Arial"/>
-                <w:b/>
-              </w:rPr>
+                <w:rFonts w:ascii="Amasis MT Pro" w:eastAsia="Arial" w:hAnsi="Amasis MT Pro" w:cs="Arial"/>
+                <w:b/>
+                <w:sz w:val="20"/>
+                <w:szCs w:val="20"/>
+              </w:rPr>
+              <w:lastRenderedPageBreak/>
               <w:t>Pru Life U.K.</w:t>
             </w:r>
           </w:p>
@@ -2491,14 +3457,18 @@
             <w:pPr>
               <w:ind w:left="73"/>
               <w:rPr>
-                <w:rFonts w:ascii="Bookman Old Style" w:eastAsia="Arial" w:hAnsi="Bookman Old Style" w:cs="Arial"/>
-                <w:b/>
+                <w:rFonts w:ascii="Amasis MT Pro" w:eastAsia="Arial" w:hAnsi="Amasis MT Pro" w:cs="Arial"/>
+                <w:b/>
+                <w:sz w:val="20"/>
+                <w:szCs w:val="20"/>
               </w:rPr>
             </w:pPr>
             <w:r>
               <w:rPr>
-                <w:rFonts w:ascii="Bookman Old Style" w:eastAsia="Arial" w:hAnsi="Bookman Old Style" w:cs="Arial"/>
-                <w:b/>
+                <w:rFonts w:ascii="Amasis MT Pro" w:eastAsia="Arial" w:hAnsi="Amasis MT Pro" w:cs="Arial"/>
+                <w:b/>
+                <w:sz w:val="20"/>
+                <w:szCs w:val="20"/>
               </w:rPr>
               <w:t>Financial Consultant (Insurance Agent)</w:t>
             </w:r>
@@ -2520,14 +3490,18 @@
               <w:ind w:left="-106"/>
               <w:jc w:val="right"/>
               <w:rPr>
-                <w:rFonts w:ascii="Bookman Old Style" w:eastAsia="Arial" w:hAnsi="Bookman Old Style" w:cs="Arial"/>
-                <w:b/>
+                <w:rFonts w:ascii="Amasis MT Pro" w:eastAsia="Arial" w:hAnsi="Amasis MT Pro" w:cs="Arial"/>
+                <w:b/>
+                <w:sz w:val="20"/>
+                <w:szCs w:val="20"/>
               </w:rPr>
             </w:pPr>
             <w:r>
               <w:rPr>
-                <w:rFonts w:ascii="Bookman Old Style" w:eastAsia="Arial" w:hAnsi="Bookman Old Style" w:cs="Arial"/>
-                <w:b/>
+                <w:rFonts w:ascii="Amasis MT Pro" w:eastAsia="Arial" w:hAnsi="Amasis MT Pro" w:cs="Arial"/>
+                <w:b/>
+                <w:sz w:val="20"/>
+                <w:szCs w:val="20"/>
               </w:rPr>
               <w:t>Life Insurance Company</w:t>
             </w:r>
@@ -2537,14 +3511,18 @@
               <w:ind w:left="-106"/>
               <w:jc w:val="right"/>
               <w:rPr>
-                <w:rFonts w:ascii="Bookman Old Style" w:eastAsia="Arial" w:hAnsi="Bookman Old Style" w:cs="Arial"/>
-                <w:b/>
+                <w:rFonts w:ascii="Amasis MT Pro" w:eastAsia="Arial" w:hAnsi="Amasis MT Pro" w:cs="Arial"/>
+                <w:b/>
+                <w:sz w:val="20"/>
+                <w:szCs w:val="20"/>
               </w:rPr>
             </w:pPr>
             <w:r>
               <w:rPr>
-                <w:rFonts w:ascii="Bookman Old Style" w:eastAsia="Arial" w:hAnsi="Bookman Old Style" w:cs="Arial"/>
-                <w:b/>
+                <w:rFonts w:ascii="Amasis MT Pro" w:eastAsia="Arial" w:hAnsi="Amasis MT Pro" w:cs="Arial"/>
+                <w:b/>
+                <w:sz w:val="20"/>
+                <w:szCs w:val="20"/>
               </w:rPr>
               <w:t>February 2008 – September 2009</w:t>
             </w:r>
@@ -2564,20 +3542,38 @@
         <w:adjustRightInd w:val="0"/>
         <w:spacing w:after="0" w:line="240" w:lineRule="auto"/>
         <w:rPr>
-          <w:rFonts w:ascii="Bookman Old Style" w:hAnsi="Bookman Old Style" w:cs="Arial"/>
-          <w:kern w:val="0"/>
-          <w:sz w:val="21"/>
-          <w:szCs w:val="21"/>
-        </w:rPr>
-      </w:pPr>
-      <w:r>
-        <w:rPr>
-          <w:rFonts w:ascii="Bookman Old Style" w:hAnsi="Bookman Old Style" w:cs="Arial"/>
-          <w:kern w:val="0"/>
-          <w:sz w:val="21"/>
-          <w:szCs w:val="21"/>
-        </w:rPr>
-        <w:t>Look for prospects that are insurable.</w:t>
+          <w:rFonts w:ascii="Amasis MT Pro" w:hAnsi="Amasis MT Pro" w:cs="Arial"/>
+          <w:kern w:val="0"/>
+          <w:sz w:val="20"/>
+          <w:szCs w:val="20"/>
+        </w:rPr>
+      </w:pPr>
+      <w:r>
+        <w:rPr>
+          <w:rFonts w:ascii="Amasis MT Pro" w:hAnsi="Amasis MT Pro" w:cs="Arial"/>
+          <w:kern w:val="0"/>
+          <w:sz w:val="20"/>
+          <w:szCs w:val="20"/>
+        </w:rPr>
+        <w:t xml:space="preserve">Look for prospects that </w:t>
+      </w:r>
+      <w:r>
+        <w:rPr>
+          <w:rFonts w:ascii="Amasis MT Pro" w:hAnsi="Amasis MT Pro" w:cs="Arial"/>
+          <w:kern w:val="0"/>
+          <w:sz w:val="20"/>
+          <w:szCs w:val="20"/>
+        </w:rPr>
+        <w:t>need financial protection</w:t>
+      </w:r>
+      <w:r>
+        <w:rPr>
+          <w:rFonts w:ascii="Amasis MT Pro" w:hAnsi="Amasis MT Pro" w:cs="Arial"/>
+          <w:kern w:val="0"/>
+          <w:sz w:val="20"/>
+          <w:szCs w:val="20"/>
+        </w:rPr>
+        <w:t>.</w:t>
       </w:r>
     </w:p>
     <w:p>
@@ -2592,38 +3588,20 @@
         <w:adjustRightInd w:val="0"/>
         <w:spacing w:after="0" w:line="240" w:lineRule="auto"/>
         <w:rPr>
-          <w:rFonts w:ascii="Bookman Old Style" w:hAnsi="Bookman Old Style" w:cs="Arial"/>
-          <w:kern w:val="0"/>
-          <w:sz w:val="21"/>
-          <w:szCs w:val="21"/>
-        </w:rPr>
-      </w:pPr>
-      <w:r>
-        <w:rPr>
-          <w:rFonts w:ascii="Bookman Old Style" w:hAnsi="Bookman Old Style" w:cs="Arial"/>
-          <w:kern w:val="0"/>
-          <w:sz w:val="21"/>
-          <w:szCs w:val="21"/>
-        </w:rPr>
-        <w:t xml:space="preserve">Survey and listen to prospects </w:t>
-      </w:r>
-      <w:r>
-        <w:rPr>
-          <w:rFonts w:ascii="Bookman Old Style" w:hAnsi="Bookman Old Style" w:cs="Arial"/>
-          <w:kern w:val="0"/>
-          <w:sz w:val="21"/>
-          <w:szCs w:val="21"/>
-        </w:rPr>
-        <w:t>need</w:t>
-      </w:r>
-      <w:r>
-        <w:rPr>
-          <w:rFonts w:ascii="Bookman Old Style" w:hAnsi="Bookman Old Style" w:cs="Arial"/>
-          <w:kern w:val="0"/>
-          <w:sz w:val="21"/>
-          <w:szCs w:val="21"/>
-        </w:rPr>
-        <w:t>.</w:t>
+          <w:rFonts w:ascii="Amasis MT Pro" w:hAnsi="Amasis MT Pro" w:cs="Arial"/>
+          <w:kern w:val="0"/>
+          <w:sz w:val="20"/>
+          <w:szCs w:val="20"/>
+        </w:rPr>
+      </w:pPr>
+      <w:r>
+        <w:rPr>
+          <w:rFonts w:ascii="Amasis MT Pro" w:hAnsi="Amasis MT Pro" w:cs="Arial"/>
+          <w:kern w:val="0"/>
+          <w:sz w:val="20"/>
+          <w:szCs w:val="20"/>
+        </w:rPr>
+        <w:t>Survey and listen to prospects need.</w:t>
       </w:r>
     </w:p>
     <w:p>
@@ -2638,20 +3616,20 @@
         <w:adjustRightInd w:val="0"/>
         <w:spacing w:after="0" w:line="240" w:lineRule="auto"/>
         <w:rPr>
-          <w:rFonts w:ascii="Bookman Old Style" w:hAnsi="Bookman Old Style" w:cs="Arial"/>
-          <w:kern w:val="0"/>
-          <w:sz w:val="21"/>
-          <w:szCs w:val="21"/>
-        </w:rPr>
-      </w:pPr>
-      <w:r>
-        <w:rPr>
-          <w:rFonts w:ascii="Bookman Old Style" w:hAnsi="Bookman Old Style" w:cs="Arial"/>
-          <w:kern w:val="0"/>
-          <w:sz w:val="21"/>
-          <w:szCs w:val="21"/>
-        </w:rPr>
-        <w:t>Educate people on the importance of insurance, savings, and investments. Introduce the company to prospects.</w:t>
+          <w:rFonts w:ascii="Amasis MT Pro" w:hAnsi="Amasis MT Pro" w:cs="Arial"/>
+          <w:kern w:val="0"/>
+          <w:sz w:val="20"/>
+          <w:szCs w:val="20"/>
+        </w:rPr>
+      </w:pPr>
+      <w:r>
+        <w:rPr>
+          <w:rFonts w:ascii="Amasis MT Pro" w:hAnsi="Amasis MT Pro" w:cs="Arial"/>
+          <w:kern w:val="0"/>
+          <w:sz w:val="20"/>
+          <w:szCs w:val="20"/>
+        </w:rPr>
+        <w:t xml:space="preserve">Educate people on the importance of insurance, savings, and investments. </w:t>
       </w:r>
     </w:p>
     <w:p>
@@ -2666,20 +3644,20 @@
         <w:adjustRightInd w:val="0"/>
         <w:spacing w:after="0" w:line="240" w:lineRule="auto"/>
         <w:rPr>
-          <w:rFonts w:ascii="Bookman Old Style" w:hAnsi="Bookman Old Style" w:cs="Arial"/>
-          <w:kern w:val="0"/>
-          <w:sz w:val="21"/>
-          <w:szCs w:val="21"/>
-        </w:rPr>
-      </w:pPr>
-      <w:r>
-        <w:rPr>
-          <w:rFonts w:ascii="Bookman Old Style" w:hAnsi="Bookman Old Style" w:cs="Arial"/>
-          <w:kern w:val="0"/>
-          <w:sz w:val="21"/>
-          <w:szCs w:val="21"/>
-        </w:rPr>
-        <w:t>Assist Clients on their policy application requirements.</w:t>
+          <w:rFonts w:ascii="Amasis MT Pro" w:hAnsi="Amasis MT Pro" w:cs="Arial"/>
+          <w:kern w:val="0"/>
+          <w:sz w:val="20"/>
+          <w:szCs w:val="20"/>
+        </w:rPr>
+      </w:pPr>
+      <w:r>
+        <w:rPr>
+          <w:rFonts w:ascii="Amasis MT Pro" w:hAnsi="Amasis MT Pro" w:cs="Arial"/>
+          <w:kern w:val="0"/>
+          <w:sz w:val="20"/>
+          <w:szCs w:val="20"/>
+        </w:rPr>
+        <w:t>Introduce the company to prospects.</w:t>
       </w:r>
     </w:p>
     <w:p>
@@ -2694,18 +3672,46 @@
         <w:adjustRightInd w:val="0"/>
         <w:spacing w:after="0" w:line="240" w:lineRule="auto"/>
         <w:rPr>
-          <w:rFonts w:ascii="Bookman Old Style" w:hAnsi="Bookman Old Style" w:cs="Arial"/>
-          <w:kern w:val="0"/>
-          <w:sz w:val="21"/>
-          <w:szCs w:val="21"/>
-        </w:rPr>
-      </w:pPr>
-      <w:r>
-        <w:rPr>
-          <w:rFonts w:ascii="Bookman Old Style" w:hAnsi="Bookman Old Style" w:cs="Arial"/>
-          <w:kern w:val="0"/>
-          <w:sz w:val="21"/>
-          <w:szCs w:val="21"/>
+          <w:rFonts w:ascii="Amasis MT Pro" w:hAnsi="Amasis MT Pro" w:cs="Arial"/>
+          <w:kern w:val="0"/>
+          <w:sz w:val="20"/>
+          <w:szCs w:val="20"/>
+        </w:rPr>
+      </w:pPr>
+      <w:r>
+        <w:rPr>
+          <w:rFonts w:ascii="Amasis MT Pro" w:hAnsi="Amasis MT Pro" w:cs="Arial"/>
+          <w:kern w:val="0"/>
+          <w:sz w:val="20"/>
+          <w:szCs w:val="20"/>
+        </w:rPr>
+        <w:t>Assist Clients on their policy application requirements.</w:t>
+      </w:r>
+    </w:p>
+    <w:p>
+      <w:pPr>
+        <w:pStyle w:val="ListParagraph"/>
+        <w:numPr>
+          <w:ilvl w:val="0"/>
+          <w:numId w:val="6"/>
+        </w:numPr>
+        <w:autoSpaceDE w:val="0"/>
+        <w:autoSpaceDN w:val="0"/>
+        <w:adjustRightInd w:val="0"/>
+        <w:spacing w:after="0" w:line="240" w:lineRule="auto"/>
+        <w:rPr>
+          <w:rFonts w:ascii="Amasis MT Pro" w:hAnsi="Amasis MT Pro" w:cs="Arial"/>
+          <w:kern w:val="0"/>
+          <w:sz w:val="20"/>
+          <w:szCs w:val="20"/>
+        </w:rPr>
+      </w:pPr>
+      <w:r>
+        <w:rPr>
+          <w:rFonts w:ascii="Amasis MT Pro" w:hAnsi="Amasis MT Pro" w:cs="Arial"/>
+          <w:kern w:val="0"/>
+          <w:sz w:val="20"/>
+          <w:szCs w:val="20"/>
         </w:rPr>
         <w:t>Collect Premiums.</w:t>
       </w:r>
@@ -2719,20 +3725,38 @@
         </w:numPr>
         <w:spacing w:after="0"/>
         <w:rPr>
-          <w:rFonts w:ascii="Bookman Old Style" w:hAnsi="Bookman Old Style" w:cs="Arial"/>
-          <w:kern w:val="0"/>
-          <w:sz w:val="21"/>
-          <w:szCs w:val="21"/>
-        </w:rPr>
-      </w:pPr>
-      <w:r>
-        <w:rPr>
-          <w:rFonts w:ascii="Bookman Old Style" w:hAnsi="Bookman Old Style" w:cs="Arial"/>
-          <w:kern w:val="0"/>
-          <w:sz w:val="21"/>
-          <w:szCs w:val="21"/>
-        </w:rPr>
-        <w:t>Update Clients on the insurance coverage and introduce new products to Clients.</w:t>
+          <w:rFonts w:ascii="Amasis MT Pro" w:hAnsi="Amasis MT Pro" w:cs="Arial"/>
+          <w:kern w:val="0"/>
+          <w:sz w:val="20"/>
+          <w:szCs w:val="20"/>
+        </w:rPr>
+      </w:pPr>
+      <w:r>
+        <w:rPr>
+          <w:rFonts w:ascii="Amasis MT Pro" w:hAnsi="Amasis MT Pro" w:cs="Arial"/>
+          <w:kern w:val="0"/>
+          <w:sz w:val="20"/>
+          <w:szCs w:val="20"/>
+        </w:rPr>
+        <w:t xml:space="preserve">Update Clients on the insurance coverage and introduce new products to </w:t>
+      </w:r>
+      <w:r>
+        <w:rPr>
+          <w:rFonts w:ascii="Amasis MT Pro" w:hAnsi="Amasis MT Pro" w:cs="Arial"/>
+          <w:kern w:val="0"/>
+          <w:sz w:val="20"/>
+          <w:szCs w:val="20"/>
+        </w:rPr>
+        <w:t>c</w:t>
+      </w:r>
+      <w:r>
+        <w:rPr>
+          <w:rFonts w:ascii="Amasis MT Pro" w:hAnsi="Amasis MT Pro" w:cs="Arial"/>
+          <w:kern w:val="0"/>
+          <w:sz w:val="20"/>
+          <w:szCs w:val="20"/>
+        </w:rPr>
+        <w:t>lients.</w:t>
       </w:r>
     </w:p>
     <w:p>
@@ -2743,8 +3767,18 @@
           <w:numId w:val="6"/>
         </w:numPr>
         <w:spacing w:before="0" w:beforeAutospacing="0"/>
-      </w:pPr>
-      <w:r>
+        <w:rPr>
+          <w:rFonts w:ascii="Amasis MT Pro" w:hAnsi="Amasis MT Pro"/>
+          <w:sz w:val="20"/>
+          <w:szCs w:val="20"/>
+        </w:rPr>
+      </w:pPr>
+      <w:r>
+        <w:rPr>
+          <w:rFonts w:ascii="Amasis MT Pro" w:hAnsi="Amasis MT Pro"/>
+          <w:sz w:val="20"/>
+          <w:szCs w:val="20"/>
+        </w:rPr>
         <w:t>Strengthened communication skills through regular interactions with others.</w:t>
       </w:r>
     </w:p>
@@ -2755,8 +3789,18 @@
           <w:ilvl w:val="0"/>
           <w:numId w:val="6"/>
         </w:numPr>
-      </w:pPr>
-      <w:r>
+        <w:rPr>
+          <w:rFonts w:ascii="Amasis MT Pro" w:hAnsi="Amasis MT Pro"/>
+          <w:sz w:val="20"/>
+          <w:szCs w:val="20"/>
+        </w:rPr>
+      </w:pPr>
+      <w:r>
+        <w:rPr>
+          <w:rFonts w:ascii="Amasis MT Pro" w:hAnsi="Amasis MT Pro"/>
+          <w:sz w:val="20"/>
+          <w:szCs w:val="20"/>
+        </w:rPr>
         <w:t>Developed and maintained courteous and effective working relationships.</w:t>
       </w:r>
     </w:p>
@@ -2767,9 +3811,18 @@
           <w:ilvl w:val="0"/>
           <w:numId w:val="6"/>
         </w:numPr>
-      </w:pPr>
-      <w:r>
-        <w:lastRenderedPageBreak/>
+        <w:rPr>
+          <w:rFonts w:ascii="Amasis MT Pro" w:hAnsi="Amasis MT Pro"/>
+          <w:sz w:val="20"/>
+          <w:szCs w:val="20"/>
+        </w:rPr>
+      </w:pPr>
+      <w:r>
+        <w:rPr>
+          <w:rFonts w:ascii="Amasis MT Pro" w:hAnsi="Amasis MT Pro"/>
+          <w:sz w:val="20"/>
+          <w:szCs w:val="20"/>
+        </w:rPr>
         <w:t>Proven ability to learn quickly and adapt to new situations.</w:t>
       </w:r>
     </w:p>
@@ -2780,8 +3833,18 @@
           <w:ilvl w:val="0"/>
           <w:numId w:val="6"/>
         </w:numPr>
-      </w:pPr>
-      <w:r>
+        <w:rPr>
+          <w:rFonts w:ascii="Amasis MT Pro" w:hAnsi="Amasis MT Pro"/>
+          <w:sz w:val="20"/>
+          <w:szCs w:val="20"/>
+        </w:rPr>
+      </w:pPr>
+      <w:r>
+        <w:rPr>
+          <w:rFonts w:ascii="Amasis MT Pro" w:hAnsi="Amasis MT Pro"/>
+          <w:sz w:val="20"/>
+          <w:szCs w:val="20"/>
+        </w:rPr>
         <w:t>Organized and detail-oriented with a strong work ethic.</w:t>
       </w:r>
     </w:p>
@@ -2792,8 +3855,18 @@
           <w:ilvl w:val="0"/>
           <w:numId w:val="6"/>
         </w:numPr>
-      </w:pPr>
-      <w:r>
+        <w:rPr>
+          <w:rFonts w:ascii="Amasis MT Pro" w:hAnsi="Amasis MT Pro"/>
+          <w:sz w:val="20"/>
+          <w:szCs w:val="20"/>
+        </w:rPr>
+      </w:pPr>
+      <w:r>
+        <w:rPr>
+          <w:rFonts w:ascii="Amasis MT Pro" w:hAnsi="Amasis MT Pro"/>
+          <w:sz w:val="20"/>
+          <w:szCs w:val="20"/>
+        </w:rPr>
         <w:t>Paid attention to detail while completing assignments.</w:t>
       </w:r>
     </w:p>
@@ -2804,8 +3877,18 @@
           <w:ilvl w:val="0"/>
           <w:numId w:val="6"/>
         </w:numPr>
-      </w:pPr>
-      <w:r>
+        <w:rPr>
+          <w:rFonts w:ascii="Amasis MT Pro" w:hAnsi="Amasis MT Pro"/>
+          <w:sz w:val="20"/>
+          <w:szCs w:val="20"/>
+        </w:rPr>
+      </w:pPr>
+      <w:r>
+        <w:rPr>
+          <w:rFonts w:ascii="Amasis MT Pro" w:hAnsi="Amasis MT Pro"/>
+          <w:sz w:val="20"/>
+          <w:szCs w:val="20"/>
+        </w:rPr>
         <w:t>Proved successful working within tight deadlines and a fast-paced environment.</w:t>
       </w:r>
     </w:p>
@@ -2816,9 +3899,35 @@
           <w:ilvl w:val="0"/>
           <w:numId w:val="6"/>
         </w:numPr>
-      </w:pPr>
-      <w:r>
-        <w:t>Cultivated interpersonal skills by building positive relationships with others.</w:t>
+        <w:rPr>
+          <w:rFonts w:ascii="Amasis MT Pro" w:hAnsi="Amasis MT Pro"/>
+          <w:sz w:val="20"/>
+          <w:szCs w:val="20"/>
+        </w:rPr>
+      </w:pPr>
+      <w:r>
+        <w:rPr>
+          <w:rFonts w:ascii="Amasis MT Pro" w:hAnsi="Amasis MT Pro"/>
+          <w:sz w:val="20"/>
+          <w:szCs w:val="20"/>
+        </w:rPr>
+        <w:t xml:space="preserve">Cultivated </w:t>
+      </w:r>
+      <w:r>
+        <w:rPr>
+          <w:rFonts w:ascii="Amasis MT Pro" w:hAnsi="Amasis MT Pro"/>
+          <w:sz w:val="20"/>
+          <w:szCs w:val="20"/>
+        </w:rPr>
+        <w:t>people skills</w:t>
+      </w:r>
+      <w:r>
+        <w:rPr>
+          <w:rFonts w:ascii="Amasis MT Pro" w:hAnsi="Amasis MT Pro"/>
+          <w:sz w:val="20"/>
+          <w:szCs w:val="20"/>
+        </w:rPr>
+        <w:t xml:space="preserve"> by building positive relationships with others.</w:t>
       </w:r>
     </w:p>
     <w:p>
@@ -2828,8 +3937,18 @@
           <w:ilvl w:val="0"/>
           <w:numId w:val="6"/>
         </w:numPr>
-      </w:pPr>
-      <w:r>
+        <w:rPr>
+          <w:rFonts w:ascii="Amasis MT Pro" w:hAnsi="Amasis MT Pro"/>
+          <w:sz w:val="20"/>
+          <w:szCs w:val="20"/>
+        </w:rPr>
+      </w:pPr>
+      <w:r>
+        <w:rPr>
+          <w:rFonts w:ascii="Amasis MT Pro" w:hAnsi="Amasis MT Pro"/>
+          <w:sz w:val="20"/>
+          <w:szCs w:val="20"/>
+        </w:rPr>
         <w:t>Excellent communication skills, both verbal and written.</w:t>
       </w:r>
     </w:p>
@@ -2840,8 +3959,18 @@
           <w:ilvl w:val="0"/>
           <w:numId w:val="6"/>
         </w:numPr>
-      </w:pPr>
-      <w:r>
+        <w:rPr>
+          <w:rFonts w:ascii="Amasis MT Pro" w:hAnsi="Amasis MT Pro"/>
+          <w:sz w:val="20"/>
+          <w:szCs w:val="20"/>
+        </w:rPr>
+      </w:pPr>
+      <w:r>
+        <w:rPr>
+          <w:rFonts w:ascii="Amasis MT Pro" w:hAnsi="Amasis MT Pro"/>
+          <w:sz w:val="20"/>
+          <w:szCs w:val="20"/>
+        </w:rPr>
         <w:t>Applied effective time management techniques to meet tight deadlines.</w:t>
       </w:r>
     </w:p>
@@ -2852,8 +3981,18 @@
           <w:ilvl w:val="0"/>
           <w:numId w:val="6"/>
         </w:numPr>
-      </w:pPr>
-      <w:r>
+        <w:rPr>
+          <w:rFonts w:ascii="Amasis MT Pro" w:hAnsi="Amasis MT Pro"/>
+          <w:sz w:val="20"/>
+          <w:szCs w:val="20"/>
+        </w:rPr>
+      </w:pPr>
+      <w:r>
+        <w:rPr>
+          <w:rFonts w:ascii="Amasis MT Pro" w:hAnsi="Amasis MT Pro"/>
+          <w:sz w:val="20"/>
+          <w:szCs w:val="20"/>
+        </w:rPr>
         <w:t>Demonstrated a high level of initiative and creativity while tackling difficult tasks.</w:t>
       </w:r>
     </w:p>
@@ -2864,8 +4003,18 @@
           <w:ilvl w:val="0"/>
           <w:numId w:val="6"/>
         </w:numPr>
-      </w:pPr>
-      <w:r>
+        <w:rPr>
+          <w:rFonts w:ascii="Amasis MT Pro" w:hAnsi="Amasis MT Pro"/>
+          <w:sz w:val="20"/>
+          <w:szCs w:val="20"/>
+        </w:rPr>
+      </w:pPr>
+      <w:r>
+        <w:rPr>
+          <w:rFonts w:ascii="Amasis MT Pro" w:hAnsi="Amasis MT Pro"/>
+          <w:sz w:val="20"/>
+          <w:szCs w:val="20"/>
+        </w:rPr>
         <w:t>Identified issues, analyzed information and provided solutions to problems.</w:t>
       </w:r>
     </w:p>
@@ -2876,8 +4025,18 @@
           <w:ilvl w:val="0"/>
           <w:numId w:val="6"/>
         </w:numPr>
-      </w:pPr>
-      <w:r>
+        <w:rPr>
+          <w:rFonts w:ascii="Amasis MT Pro" w:hAnsi="Amasis MT Pro"/>
+          <w:sz w:val="20"/>
+          <w:szCs w:val="20"/>
+        </w:rPr>
+      </w:pPr>
+      <w:r>
+        <w:rPr>
+          <w:rFonts w:ascii="Amasis MT Pro" w:hAnsi="Amasis MT Pro"/>
+          <w:sz w:val="20"/>
+          <w:szCs w:val="20"/>
+        </w:rPr>
         <w:t>Delivered services to customer locations within specific timeframes.</w:t>
       </w:r>
     </w:p>
@@ -2888,8 +4047,18 @@
           <w:ilvl w:val="0"/>
           <w:numId w:val="6"/>
         </w:numPr>
-      </w:pPr>
-      <w:r>
+        <w:rPr>
+          <w:rFonts w:ascii="Amasis MT Pro" w:hAnsi="Amasis MT Pro"/>
+          <w:sz w:val="20"/>
+          <w:szCs w:val="20"/>
+        </w:rPr>
+      </w:pPr>
+      <w:r>
+        <w:rPr>
+          <w:rFonts w:ascii="Amasis MT Pro" w:hAnsi="Amasis MT Pro"/>
+          <w:sz w:val="20"/>
+          <w:szCs w:val="20"/>
+        </w:rPr>
         <w:t>Managed time efficiently in order to complete all tasks within deadlines.</w:t>
       </w:r>
     </w:p>
@@ -2901,8 +4070,18 @@
           <w:numId w:val="6"/>
         </w:numPr>
         <w:spacing w:after="0" w:afterAutospacing="0"/>
-      </w:pPr>
-      <w:r>
+        <w:rPr>
+          <w:rFonts w:ascii="Amasis MT Pro" w:hAnsi="Amasis MT Pro"/>
+          <w:sz w:val="20"/>
+          <w:szCs w:val="20"/>
+        </w:rPr>
+      </w:pPr>
+      <w:r>
+        <w:rPr>
+          <w:rFonts w:ascii="Amasis MT Pro" w:hAnsi="Amasis MT Pro"/>
+          <w:sz w:val="20"/>
+          <w:szCs w:val="20"/>
+        </w:rPr>
         <w:t>Demonstrated respect, friendliness and willingness to help wherever needed.</w:t>
       </w:r>
     </w:p>
@@ -2911,6 +4090,11 @@
         <w:pStyle w:val="public-draftstyledefault-unorderedlistitem"/>
         <w:spacing w:before="0" w:beforeAutospacing="0" w:after="0" w:afterAutospacing="0"/>
         <w:ind w:left="360"/>
+        <w:rPr>
+          <w:rFonts w:ascii="Amasis MT Pro" w:hAnsi="Amasis MT Pro"/>
+          <w:sz w:val="20"/>
+          <w:szCs w:val="20"/>
+        </w:rPr>
       </w:pPr>
     </w:p>
     <w:tbl>
@@ -2939,14 +4123,18 @@
             <w:pPr>
               <w:ind w:left="73"/>
               <w:rPr>
-                <w:rFonts w:ascii="Bookman Old Style" w:eastAsia="Arial" w:hAnsi="Bookman Old Style" w:cs="Arial"/>
-                <w:b/>
+                <w:rFonts w:ascii="Amasis MT Pro" w:eastAsia="Arial" w:hAnsi="Amasis MT Pro" w:cs="Arial"/>
+                <w:b/>
+                <w:sz w:val="20"/>
+                <w:szCs w:val="20"/>
               </w:rPr>
             </w:pPr>
             <w:r>
               <w:rPr>
-                <w:rFonts w:ascii="Bookman Old Style" w:eastAsia="Arial" w:hAnsi="Bookman Old Style" w:cs="Arial"/>
-                <w:b/>
+                <w:rFonts w:ascii="Amasis MT Pro" w:eastAsia="Arial" w:hAnsi="Amasis MT Pro" w:cs="Arial"/>
+                <w:b/>
+                <w:sz w:val="20"/>
+                <w:szCs w:val="20"/>
               </w:rPr>
               <w:t>Central Lumber Corporation</w:t>
             </w:r>
@@ -2955,14 +4143,18 @@
             <w:pPr>
               <w:ind w:left="73"/>
               <w:rPr>
-                <w:rFonts w:ascii="Bookman Old Style" w:eastAsia="Arial" w:hAnsi="Bookman Old Style" w:cs="Arial"/>
-                <w:b/>
+                <w:rFonts w:ascii="Amasis MT Pro" w:eastAsia="Arial" w:hAnsi="Amasis MT Pro" w:cs="Arial"/>
+                <w:b/>
+                <w:sz w:val="20"/>
+                <w:szCs w:val="20"/>
               </w:rPr>
             </w:pPr>
             <w:r>
               <w:rPr>
-                <w:rFonts w:ascii="Bookman Old Style" w:eastAsia="Arial" w:hAnsi="Bookman Old Style" w:cs="Arial"/>
-                <w:b/>
+                <w:rFonts w:ascii="Amasis MT Pro" w:eastAsia="Arial" w:hAnsi="Amasis MT Pro" w:cs="Arial"/>
+                <w:b/>
+                <w:sz w:val="20"/>
+                <w:szCs w:val="20"/>
               </w:rPr>
               <w:t>IT Manager</w:t>
             </w:r>
@@ -2984,14 +4176,18 @@
               <w:ind w:left="-106"/>
               <w:jc w:val="right"/>
               <w:rPr>
-                <w:rFonts w:ascii="Bookman Old Style" w:eastAsia="Arial" w:hAnsi="Bookman Old Style" w:cs="Arial"/>
-                <w:b/>
+                <w:rFonts w:ascii="Amasis MT Pro" w:eastAsia="Arial" w:hAnsi="Amasis MT Pro" w:cs="Arial"/>
+                <w:b/>
+                <w:sz w:val="20"/>
+                <w:szCs w:val="20"/>
               </w:rPr>
             </w:pPr>
             <w:r>
               <w:rPr>
-                <w:rFonts w:ascii="Bookman Old Style" w:eastAsia="Arial" w:hAnsi="Bookman Old Style" w:cs="Arial"/>
-                <w:b/>
+                <w:rFonts w:ascii="Amasis MT Pro" w:eastAsia="Arial" w:hAnsi="Amasis MT Pro" w:cs="Arial"/>
+                <w:b/>
+                <w:sz w:val="20"/>
+                <w:szCs w:val="20"/>
               </w:rPr>
               <w:t>Construction Supplies</w:t>
             </w:r>
@@ -3001,14 +4197,18 @@
               <w:ind w:left="-110"/>
               <w:jc w:val="right"/>
               <w:rPr>
-                <w:rFonts w:ascii="Bookman Old Style" w:eastAsia="Arial" w:hAnsi="Bookman Old Style" w:cs="Arial"/>
-                <w:b/>
+                <w:rFonts w:ascii="Amasis MT Pro" w:eastAsia="Arial" w:hAnsi="Amasis MT Pro" w:cs="Arial"/>
+                <w:b/>
+                <w:sz w:val="20"/>
+                <w:szCs w:val="20"/>
               </w:rPr>
             </w:pPr>
             <w:r>
               <w:rPr>
-                <w:rFonts w:ascii="Bookman Old Style" w:eastAsia="Arial" w:hAnsi="Bookman Old Style" w:cs="Arial"/>
-                <w:b/>
+                <w:rFonts w:ascii="Amasis MT Pro" w:eastAsia="Arial" w:hAnsi="Amasis MT Pro" w:cs="Arial"/>
+                <w:b/>
+                <w:sz w:val="20"/>
+                <w:szCs w:val="20"/>
               </w:rPr>
               <w:t>September 2004 – January 31, 2009</w:t>
             </w:r>
@@ -3024,36 +4224,27 @@
         <w:spacing w:after="0" w:line="240" w:lineRule="auto"/>
         <w:ind w:left="180"/>
         <w:rPr>
-          <w:rFonts w:ascii="Bookman Old Style" w:hAnsi="Bookman Old Style" w:cs="Arial"/>
-          <w:kern w:val="0"/>
-          <w:sz w:val="21"/>
-          <w:szCs w:val="21"/>
-        </w:rPr>
-      </w:pPr>
-      <w:r>
-        <w:rPr>
-          <w:rFonts w:ascii="Bookman Old Style" w:hAnsi="Bookman Old Style" w:cs="Arial"/>
-          <w:kern w:val="0"/>
-          <w:sz w:val="21"/>
-          <w:szCs w:val="21"/>
-        </w:rPr>
-        <w:t>Hardware:</w:t>
-      </w:r>
-      <w:r>
-        <w:rPr>
-          <w:rFonts w:ascii="Bookman Old Style" w:hAnsi="Bookman Old Style" w:cs="Arial"/>
-          <w:kern w:val="0"/>
-          <w:sz w:val="21"/>
-          <w:szCs w:val="21"/>
-        </w:rPr>
-        <w:t xml:space="preserve"> </w:t>
-      </w:r>
-      <w:r>
-        <w:rPr>
-          <w:rFonts w:ascii="Bookman Old Style" w:hAnsi="Bookman Old Style" w:cs="Arial"/>
-          <w:kern w:val="0"/>
-          <w:sz w:val="21"/>
-          <w:szCs w:val="21"/>
+          <w:rFonts w:ascii="Amasis MT Pro" w:hAnsi="Amasis MT Pro" w:cs="Arial"/>
+          <w:kern w:val="0"/>
+          <w:sz w:val="20"/>
+          <w:szCs w:val="20"/>
+        </w:rPr>
+      </w:pPr>
+      <w:r>
+        <w:rPr>
+          <w:rFonts w:ascii="Amasis MT Pro" w:hAnsi="Amasis MT Pro" w:cs="Arial"/>
+          <w:kern w:val="0"/>
+          <w:sz w:val="20"/>
+          <w:szCs w:val="20"/>
+        </w:rPr>
+        <w:t xml:space="preserve">Hardware: </w:t>
+      </w:r>
+      <w:r>
+        <w:rPr>
+          <w:rFonts w:ascii="Amasis MT Pro" w:hAnsi="Amasis MT Pro" w:cs="Arial"/>
+          <w:kern w:val="0"/>
+          <w:sz w:val="20"/>
+          <w:szCs w:val="20"/>
         </w:rPr>
         <w:t xml:space="preserve">Client Server </w:t>
       </w:r>
@@ -3066,27 +4257,27 @@
         <w:spacing w:after="0" w:line="240" w:lineRule="auto"/>
         <w:ind w:left="180"/>
         <w:rPr>
-          <w:rFonts w:ascii="Bookman Old Style" w:hAnsi="Bookman Old Style" w:cs="Arial"/>
-          <w:kern w:val="0"/>
-          <w:sz w:val="21"/>
-          <w:szCs w:val="21"/>
-        </w:rPr>
-      </w:pPr>
-      <w:r>
-        <w:rPr>
-          <w:rFonts w:ascii="Bookman Old Style" w:hAnsi="Bookman Old Style" w:cs="Arial"/>
-          <w:kern w:val="0"/>
-          <w:sz w:val="21"/>
-          <w:szCs w:val="21"/>
+          <w:rFonts w:ascii="Amasis MT Pro" w:hAnsi="Amasis MT Pro" w:cs="Arial"/>
+          <w:kern w:val="0"/>
+          <w:sz w:val="20"/>
+          <w:szCs w:val="20"/>
+        </w:rPr>
+      </w:pPr>
+      <w:r>
+        <w:rPr>
+          <w:rFonts w:ascii="Amasis MT Pro" w:hAnsi="Amasis MT Pro" w:cs="Arial"/>
+          <w:kern w:val="0"/>
+          <w:sz w:val="20"/>
+          <w:szCs w:val="20"/>
         </w:rPr>
         <w:t xml:space="preserve">Software: </w:t>
       </w:r>
       <w:r>
         <w:rPr>
-          <w:rFonts w:ascii="Bookman Old Style" w:hAnsi="Bookman Old Style" w:cs="Arial"/>
-          <w:kern w:val="0"/>
-          <w:sz w:val="21"/>
-          <w:szCs w:val="21"/>
+          <w:rFonts w:ascii="Amasis MT Pro" w:hAnsi="Amasis MT Pro" w:cs="Arial"/>
+          <w:kern w:val="0"/>
+          <w:sz w:val="20"/>
+          <w:szCs w:val="20"/>
         </w:rPr>
         <w:t xml:space="preserve"> Visual FoxPro, Microsoft SQL</w:t>
       </w:r>
@@ -3103,18 +4294,18 @@
         <w:adjustRightInd w:val="0"/>
         <w:spacing w:after="0" w:line="240" w:lineRule="auto"/>
         <w:rPr>
-          <w:rFonts w:ascii="Bookman Old Style" w:hAnsi="Bookman Old Style" w:cs="Arial"/>
-          <w:kern w:val="0"/>
-          <w:sz w:val="21"/>
-          <w:szCs w:val="21"/>
-        </w:rPr>
-      </w:pPr>
-      <w:r>
-        <w:rPr>
-          <w:rFonts w:ascii="Bookman Old Style" w:hAnsi="Bookman Old Style" w:cs="Arial"/>
-          <w:kern w:val="0"/>
-          <w:sz w:val="21"/>
-          <w:szCs w:val="21"/>
+          <w:rFonts w:ascii="Amasis MT Pro" w:hAnsi="Amasis MT Pro" w:cs="Arial"/>
+          <w:kern w:val="0"/>
+          <w:sz w:val="20"/>
+          <w:szCs w:val="20"/>
+        </w:rPr>
+      </w:pPr>
+      <w:r>
+        <w:rPr>
+          <w:rFonts w:ascii="Amasis MT Pro" w:hAnsi="Amasis MT Pro" w:cs="Arial"/>
+          <w:kern w:val="0"/>
+          <w:sz w:val="20"/>
+          <w:szCs w:val="20"/>
         </w:rPr>
         <w:t>Manage 5 Programmers, 2 Technical Support Staff, and 5 Data Controllers</w:t>
       </w:r>
@@ -3131,83 +4322,20 @@
         <w:adjustRightInd w:val="0"/>
         <w:spacing w:after="0" w:line="240" w:lineRule="auto"/>
         <w:rPr>
-          <w:rFonts w:ascii="Bookman Old Style" w:hAnsi="Bookman Old Style" w:cs="Arial"/>
-          <w:kern w:val="0"/>
-          <w:sz w:val="21"/>
-          <w:szCs w:val="21"/>
-        </w:rPr>
-      </w:pPr>
-      <w:r>
-        <w:rPr>
-          <w:rFonts w:ascii="Bookman Old Style" w:hAnsi="Bookman Old Style" w:cs="Arial"/>
-          <w:kern w:val="0"/>
-          <w:sz w:val="21"/>
-          <w:szCs w:val="21"/>
-        </w:rPr>
-        <w:t xml:space="preserve">Train Programmers </w:t>
-      </w:r>
-      <w:r>
-        <w:rPr>
-          <w:rFonts w:ascii="Bookman Old Style" w:hAnsi="Bookman Old Style" w:cs="Arial"/>
-          <w:kern w:val="0"/>
-          <w:sz w:val="21"/>
-          <w:szCs w:val="21"/>
-        </w:rPr>
-        <w:t xml:space="preserve">about ERP and </w:t>
-      </w:r>
-      <w:r>
-        <w:rPr>
-          <w:rFonts w:ascii="Bookman Old Style" w:hAnsi="Bookman Old Style" w:cs="Arial"/>
-          <w:kern w:val="0"/>
-          <w:sz w:val="21"/>
-          <w:szCs w:val="21"/>
-        </w:rPr>
-        <w:t xml:space="preserve">how to read and </w:t>
-      </w:r>
-      <w:r>
-        <w:rPr>
-          <w:rFonts w:ascii="Bookman Old Style" w:hAnsi="Bookman Old Style" w:cs="Arial"/>
-          <w:kern w:val="0"/>
-          <w:sz w:val="21"/>
-          <w:szCs w:val="21"/>
-        </w:rPr>
-        <w:t xml:space="preserve">write </w:t>
-      </w:r>
-      <w:r>
-        <w:rPr>
-          <w:rFonts w:ascii="Bookman Old Style" w:hAnsi="Bookman Old Style" w:cs="Arial"/>
-          <w:kern w:val="0"/>
-          <w:sz w:val="21"/>
-          <w:szCs w:val="21"/>
-        </w:rPr>
-        <w:t xml:space="preserve">code </w:t>
-      </w:r>
-      <w:r>
-        <w:rPr>
-          <w:rFonts w:ascii="Bookman Old Style" w:hAnsi="Bookman Old Style" w:cs="Arial"/>
-          <w:kern w:val="0"/>
-          <w:sz w:val="21"/>
-          <w:szCs w:val="21"/>
-        </w:rPr>
-        <w:t xml:space="preserve">in </w:t>
-      </w:r>
-      <w:r>
-        <w:rPr>
-          <w:rFonts w:ascii="Bookman Old Style" w:hAnsi="Bookman Old Style" w:cs="Arial"/>
-          <w:kern w:val="0"/>
-          <w:sz w:val="21"/>
-          <w:szCs w:val="21"/>
-        </w:rPr>
-        <w:t>Visual FoxPro</w:t>
-      </w:r>
-      <w:r>
-        <w:rPr>
-          <w:rFonts w:ascii="Bookman Old Style" w:hAnsi="Bookman Old Style" w:cs="Arial"/>
-          <w:kern w:val="0"/>
-          <w:sz w:val="21"/>
-          <w:szCs w:val="21"/>
-        </w:rPr>
-        <w:t>.</w:t>
+          <w:rFonts w:ascii="Amasis MT Pro" w:hAnsi="Amasis MT Pro" w:cs="Arial"/>
+          <w:kern w:val="0"/>
+          <w:sz w:val="20"/>
+          <w:szCs w:val="20"/>
+        </w:rPr>
+      </w:pPr>
+      <w:r>
+        <w:rPr>
+          <w:rFonts w:ascii="Amasis MT Pro" w:hAnsi="Amasis MT Pro" w:cs="Arial"/>
+          <w:kern w:val="0"/>
+          <w:sz w:val="20"/>
+          <w:szCs w:val="20"/>
+        </w:rPr>
+        <w:t>Train Programmers about ERP and how to read and write code in Visual FoxPro.</w:t>
       </w:r>
     </w:p>
     <w:p>
@@ -3222,18 +4350,18 @@
         <w:adjustRightInd w:val="0"/>
         <w:spacing w:after="0" w:line="240" w:lineRule="auto"/>
         <w:rPr>
-          <w:rFonts w:ascii="Bookman Old Style" w:hAnsi="Bookman Old Style" w:cs="Arial"/>
-          <w:kern w:val="0"/>
-          <w:sz w:val="21"/>
-          <w:szCs w:val="21"/>
-        </w:rPr>
-      </w:pPr>
-      <w:r>
-        <w:rPr>
-          <w:rFonts w:ascii="Bookman Old Style" w:hAnsi="Bookman Old Style" w:cs="Arial"/>
-          <w:kern w:val="0"/>
-          <w:sz w:val="21"/>
-          <w:szCs w:val="21"/>
+          <w:rFonts w:ascii="Amasis MT Pro" w:hAnsi="Amasis MT Pro" w:cs="Arial"/>
+          <w:kern w:val="0"/>
+          <w:sz w:val="20"/>
+          <w:szCs w:val="20"/>
+        </w:rPr>
+      </w:pPr>
+      <w:r>
+        <w:rPr>
+          <w:rFonts w:ascii="Amasis MT Pro" w:hAnsi="Amasis MT Pro" w:cs="Arial"/>
+          <w:kern w:val="0"/>
+          <w:sz w:val="20"/>
+          <w:szCs w:val="20"/>
         </w:rPr>
         <w:t>Train Programmers and Technical Support staff on system flows and data handling.</w:t>
       </w:r>
@@ -3245,9 +4373,63 @@
           <w:ilvl w:val="0"/>
           <w:numId w:val="7"/>
         </w:numPr>
-      </w:pPr>
-      <w:r>
+        <w:rPr>
+          <w:rFonts w:ascii="Amasis MT Pro" w:hAnsi="Amasis MT Pro"/>
+          <w:sz w:val="20"/>
+          <w:szCs w:val="20"/>
+        </w:rPr>
+      </w:pPr>
+      <w:r>
+        <w:rPr>
+          <w:rFonts w:ascii="Amasis MT Pro" w:hAnsi="Amasis MT Pro"/>
+          <w:sz w:val="20"/>
+          <w:szCs w:val="20"/>
+        </w:rPr>
         <w:t>Train support staff on how to build, repaired and installed computer-related hardware based on deployment procedures.</w:t>
+      </w:r>
+    </w:p>
+    <w:p>
+      <w:pPr>
+        <w:pStyle w:val="public-draftstyledefault-unorderedlistitem"/>
+        <w:numPr>
+          <w:ilvl w:val="0"/>
+          <w:numId w:val="7"/>
+        </w:numPr>
+        <w:rPr>
+          <w:rFonts w:ascii="Amasis MT Pro" w:hAnsi="Amasis MT Pro"/>
+          <w:sz w:val="20"/>
+          <w:szCs w:val="20"/>
+        </w:rPr>
+      </w:pPr>
+      <w:r>
+        <w:rPr>
+          <w:rFonts w:ascii="Amasis MT Pro" w:hAnsi="Amasis MT Pro"/>
+          <w:sz w:val="20"/>
+          <w:szCs w:val="20"/>
+        </w:rPr>
+        <w:t>Oversaw IT department operations and training.</w:t>
+      </w:r>
+    </w:p>
+    <w:p>
+      <w:pPr>
+        <w:pStyle w:val="public-draftstyledefault-unorderedlistitem"/>
+        <w:numPr>
+          <w:ilvl w:val="0"/>
+          <w:numId w:val="7"/>
+        </w:numPr>
+        <w:rPr>
+          <w:rFonts w:ascii="Amasis MT Pro" w:hAnsi="Amasis MT Pro"/>
+          <w:sz w:val="20"/>
+          <w:szCs w:val="20"/>
+        </w:rPr>
+      </w:pPr>
+      <w:r>
+        <w:rPr>
+          <w:rFonts w:ascii="Amasis MT Pro" w:hAnsi="Amasis MT Pro"/>
+          <w:sz w:val="20"/>
+          <w:szCs w:val="20"/>
+        </w:rPr>
+        <w:t>Conferred with board member to advise and plan for short-term and long-term IT system upgrade needs.</w:t>
       </w:r>
     </w:p>
     <w:p>
@@ -3262,18 +4444,18 @@
         <w:adjustRightInd w:val="0"/>
         <w:spacing w:after="0" w:line="240" w:lineRule="auto"/>
         <w:rPr>
-          <w:rFonts w:ascii="Bookman Old Style" w:hAnsi="Bookman Old Style" w:cs="Arial"/>
-          <w:kern w:val="0"/>
-          <w:sz w:val="21"/>
-          <w:szCs w:val="21"/>
-        </w:rPr>
-      </w:pPr>
-      <w:r>
-        <w:rPr>
-          <w:rFonts w:ascii="Bookman Old Style" w:hAnsi="Bookman Old Style" w:cs="Arial"/>
-          <w:kern w:val="0"/>
-          <w:sz w:val="21"/>
-          <w:szCs w:val="21"/>
+          <w:rFonts w:ascii="Amasis MT Pro" w:hAnsi="Amasis MT Pro" w:cs="Arial"/>
+          <w:kern w:val="0"/>
+          <w:sz w:val="20"/>
+          <w:szCs w:val="20"/>
+        </w:rPr>
+      </w:pPr>
+      <w:r>
+        <w:rPr>
+          <w:rFonts w:ascii="Amasis MT Pro" w:hAnsi="Amasis MT Pro" w:cs="Arial"/>
+          <w:kern w:val="0"/>
+          <w:sz w:val="20"/>
+          <w:szCs w:val="20"/>
         </w:rPr>
         <w:t>Gather and document information from users on how to improve the current system.</w:t>
       </w:r>
@@ -3290,18 +4472,18 @@
         <w:adjustRightInd w:val="0"/>
         <w:spacing w:after="0" w:line="240" w:lineRule="auto"/>
         <w:rPr>
-          <w:rFonts w:ascii="Bookman Old Style" w:hAnsi="Bookman Old Style" w:cs="Arial"/>
-          <w:kern w:val="0"/>
-          <w:sz w:val="21"/>
-          <w:szCs w:val="21"/>
-        </w:rPr>
-      </w:pPr>
-      <w:r>
-        <w:rPr>
-          <w:rFonts w:ascii="Bookman Old Style" w:hAnsi="Bookman Old Style" w:cs="Arial"/>
-          <w:kern w:val="0"/>
-          <w:sz w:val="21"/>
-          <w:szCs w:val="21"/>
+          <w:rFonts w:ascii="Amasis MT Pro" w:hAnsi="Amasis MT Pro" w:cs="Arial"/>
+          <w:kern w:val="0"/>
+          <w:sz w:val="20"/>
+          <w:szCs w:val="20"/>
+        </w:rPr>
+      </w:pPr>
+      <w:r>
+        <w:rPr>
+          <w:rFonts w:ascii="Amasis MT Pro" w:hAnsi="Amasis MT Pro" w:cs="Arial"/>
+          <w:kern w:val="0"/>
+          <w:sz w:val="20"/>
+          <w:szCs w:val="20"/>
         </w:rPr>
         <w:t>Conduct research on new application tools that will be needed by the company.</w:t>
       </w:r>
@@ -3318,20 +4500,29 @@
         <w:adjustRightInd w:val="0"/>
         <w:spacing w:after="0" w:line="240" w:lineRule="auto"/>
         <w:rPr>
-          <w:rFonts w:ascii="Bookman Old Style" w:hAnsi="Bookman Old Style" w:cs="Arial"/>
-          <w:kern w:val="0"/>
-          <w:sz w:val="21"/>
-          <w:szCs w:val="21"/>
-        </w:rPr>
-      </w:pPr>
-      <w:r>
-        <w:rPr>
-          <w:rFonts w:ascii="Bookman Old Style" w:hAnsi="Bookman Old Style" w:cs="Arial"/>
-          <w:kern w:val="0"/>
-          <w:sz w:val="21"/>
-          <w:szCs w:val="21"/>
-        </w:rPr>
-        <w:t>Modify existing programs when changes and/or enhancements are warranted</w:t>
+          <w:rFonts w:ascii="Amasis MT Pro" w:hAnsi="Amasis MT Pro" w:cs="Arial"/>
+          <w:kern w:val="0"/>
+          <w:sz w:val="20"/>
+          <w:szCs w:val="20"/>
+        </w:rPr>
+      </w:pPr>
+      <w:r>
+        <w:rPr>
+          <w:rFonts w:ascii="Amasis MT Pro" w:hAnsi="Amasis MT Pro" w:cs="Arial"/>
+          <w:kern w:val="0"/>
+          <w:sz w:val="20"/>
+          <w:szCs w:val="20"/>
+        </w:rPr>
+        <w:t xml:space="preserve">Modify existing programs when changes and/or enhancements are </w:t>
+      </w:r>
+      <w:r>
+        <w:rPr>
+          <w:rFonts w:ascii="Amasis MT Pro" w:hAnsi="Amasis MT Pro" w:cs="Arial"/>
+          <w:kern w:val="0"/>
+          <w:sz w:val="20"/>
+          <w:szCs w:val="20"/>
+        </w:rPr>
+        <w:t>warranted.</w:t>
       </w:r>
     </w:p>
     <w:p>
@@ -3346,18 +4537,18 @@
         <w:adjustRightInd w:val="0"/>
         <w:spacing w:after="0" w:line="240" w:lineRule="auto"/>
         <w:rPr>
-          <w:rFonts w:ascii="Bookman Old Style" w:hAnsi="Bookman Old Style" w:cs="Arial"/>
-          <w:kern w:val="0"/>
-          <w:sz w:val="21"/>
-          <w:szCs w:val="21"/>
-        </w:rPr>
-      </w:pPr>
-      <w:r>
-        <w:rPr>
-          <w:rFonts w:ascii="Bookman Old Style" w:hAnsi="Bookman Old Style" w:cs="Arial"/>
-          <w:kern w:val="0"/>
-          <w:sz w:val="21"/>
-          <w:szCs w:val="21"/>
+          <w:rFonts w:ascii="Amasis MT Pro" w:hAnsi="Amasis MT Pro" w:cs="Arial"/>
+          <w:kern w:val="0"/>
+          <w:sz w:val="20"/>
+          <w:szCs w:val="20"/>
+        </w:rPr>
+      </w:pPr>
+      <w:r>
+        <w:rPr>
+          <w:rFonts w:ascii="Amasis MT Pro" w:hAnsi="Amasis MT Pro" w:cs="Arial"/>
+          <w:kern w:val="0"/>
+          <w:sz w:val="20"/>
+          <w:szCs w:val="20"/>
         </w:rPr>
         <w:t>Continuously test and locate bugs in the system.</w:t>
       </w:r>
@@ -3374,20 +4565,29 @@
         <w:adjustRightInd w:val="0"/>
         <w:spacing w:after="0" w:line="240" w:lineRule="auto"/>
         <w:rPr>
-          <w:rFonts w:ascii="Bookman Old Style" w:hAnsi="Bookman Old Style" w:cs="Arial"/>
-          <w:kern w:val="0"/>
-          <w:sz w:val="21"/>
-          <w:szCs w:val="21"/>
-        </w:rPr>
-      </w:pPr>
-      <w:r>
-        <w:rPr>
-          <w:rFonts w:ascii="Bookman Old Style" w:hAnsi="Bookman Old Style" w:cs="Arial"/>
-          <w:kern w:val="0"/>
-          <w:sz w:val="21"/>
-          <w:szCs w:val="21"/>
-        </w:rPr>
-        <w:t>Documents all incidents and bugs in the fixes</w:t>
+          <w:rFonts w:ascii="Amasis MT Pro" w:hAnsi="Amasis MT Pro" w:cs="Arial"/>
+          <w:kern w:val="0"/>
+          <w:sz w:val="20"/>
+          <w:szCs w:val="20"/>
+        </w:rPr>
+      </w:pPr>
+      <w:r>
+        <w:rPr>
+          <w:rFonts w:ascii="Amasis MT Pro" w:hAnsi="Amasis MT Pro" w:cs="Arial"/>
+          <w:kern w:val="0"/>
+          <w:sz w:val="20"/>
+          <w:szCs w:val="20"/>
+        </w:rPr>
+        <w:t xml:space="preserve">Documents all incidents and bugs in the </w:t>
+      </w:r>
+      <w:r>
+        <w:rPr>
+          <w:rFonts w:ascii="Amasis MT Pro" w:hAnsi="Amasis MT Pro" w:cs="Arial"/>
+          <w:kern w:val="0"/>
+          <w:sz w:val="20"/>
+          <w:szCs w:val="20"/>
+        </w:rPr>
+        <w:t>fixes.</w:t>
       </w:r>
     </w:p>
     <w:p>
@@ -3402,18 +4602,18 @@
         <w:adjustRightInd w:val="0"/>
         <w:spacing w:after="0" w:line="240" w:lineRule="auto"/>
         <w:rPr>
-          <w:rFonts w:ascii="Bookman Old Style" w:hAnsi="Bookman Old Style" w:cs="Arial"/>
-          <w:kern w:val="0"/>
-          <w:sz w:val="21"/>
-          <w:szCs w:val="21"/>
-        </w:rPr>
-      </w:pPr>
-      <w:r>
-        <w:rPr>
-          <w:rFonts w:ascii="Bookman Old Style" w:hAnsi="Bookman Old Style" w:cs="Arial"/>
-          <w:kern w:val="0"/>
-          <w:sz w:val="21"/>
-          <w:szCs w:val="21"/>
+          <w:rFonts w:ascii="Amasis MT Pro" w:hAnsi="Amasis MT Pro" w:cs="Arial"/>
+          <w:kern w:val="0"/>
+          <w:sz w:val="20"/>
+          <w:szCs w:val="20"/>
+        </w:rPr>
+      </w:pPr>
+      <w:r>
+        <w:rPr>
+          <w:rFonts w:ascii="Amasis MT Pro" w:hAnsi="Amasis MT Pro" w:cs="Arial"/>
+          <w:kern w:val="0"/>
+          <w:sz w:val="20"/>
+          <w:szCs w:val="20"/>
         </w:rPr>
         <w:t>Perform daily data recovery whenever data is corrupted.</w:t>
       </w:r>
@@ -3430,29 +4630,38 @@
         <w:adjustRightInd w:val="0"/>
         <w:spacing w:after="0" w:line="240" w:lineRule="auto"/>
         <w:rPr>
-          <w:rFonts w:ascii="Bookman Old Style" w:hAnsi="Bookman Old Style" w:cs="Arial"/>
-          <w:kern w:val="0"/>
-          <w:sz w:val="21"/>
-          <w:szCs w:val="21"/>
-        </w:rPr>
-      </w:pPr>
-      <w:r>
-        <w:rPr>
-          <w:rFonts w:ascii="Bookman Old Style" w:hAnsi="Bookman Old Style" w:cs="Arial"/>
-          <w:kern w:val="0"/>
-          <w:sz w:val="21"/>
-          <w:szCs w:val="21"/>
-        </w:rPr>
-        <w:t xml:space="preserve">Create application that will generate </w:t>
-      </w:r>
-      <w:r>
-        <w:rPr>
-          <w:rFonts w:ascii="Bookman Old Style" w:hAnsi="Bookman Old Style" w:cs="Arial"/>
-          <w:kern w:val="0"/>
-          <w:sz w:val="21"/>
-          <w:szCs w:val="21"/>
-        </w:rPr>
-        <w:t>monthly sales reports and item movements for the sales managers.</w:t>
+          <w:rFonts w:ascii="Amasis MT Pro" w:hAnsi="Amasis MT Pro" w:cs="Arial"/>
+          <w:kern w:val="0"/>
+          <w:sz w:val="20"/>
+          <w:szCs w:val="20"/>
+        </w:rPr>
+      </w:pPr>
+      <w:r>
+        <w:rPr>
+          <w:rFonts w:ascii="Amasis MT Pro" w:hAnsi="Amasis MT Pro" w:cs="Arial"/>
+          <w:kern w:val="0"/>
+          <w:sz w:val="20"/>
+          <w:szCs w:val="20"/>
+        </w:rPr>
+        <w:t>Create application</w:t>
+      </w:r>
+      <w:r>
+        <w:rPr>
+          <w:rFonts w:ascii="Amasis MT Pro" w:hAnsi="Amasis MT Pro" w:cs="Arial"/>
+          <w:kern w:val="0"/>
+          <w:sz w:val="20"/>
+          <w:szCs w:val="20"/>
+        </w:rPr>
+        <w:t>s</w:t>
+      </w:r>
+      <w:r>
+        <w:rPr>
+          <w:rFonts w:ascii="Amasis MT Pro" w:hAnsi="Amasis MT Pro" w:cs="Arial"/>
+          <w:kern w:val="0"/>
+          <w:sz w:val="20"/>
+          <w:szCs w:val="20"/>
+        </w:rPr>
+        <w:t xml:space="preserve"> that will generate monthly sales reports and item movements for the sales managers.</w:t>
       </w:r>
     </w:p>
     <w:p>
@@ -3467,38 +4676,20 @@
         <w:adjustRightInd w:val="0"/>
         <w:spacing w:after="0" w:line="240" w:lineRule="auto"/>
         <w:rPr>
-          <w:rFonts w:ascii="Bookman Old Style" w:hAnsi="Bookman Old Style" w:cs="Arial"/>
-          <w:kern w:val="0"/>
-          <w:sz w:val="21"/>
-          <w:szCs w:val="21"/>
-        </w:rPr>
-      </w:pPr>
-      <w:r>
-        <w:rPr>
-          <w:rFonts w:ascii="Bookman Old Style" w:hAnsi="Bookman Old Style" w:cs="Arial"/>
-          <w:kern w:val="0"/>
-          <w:sz w:val="21"/>
-          <w:szCs w:val="21"/>
-        </w:rPr>
-        <w:t xml:space="preserve">Prepare and present proposals to the </w:t>
-      </w:r>
-      <w:r>
-        <w:rPr>
-          <w:rFonts w:ascii="Bookman Old Style" w:hAnsi="Bookman Old Style" w:cs="Arial"/>
-          <w:kern w:val="0"/>
-          <w:sz w:val="21"/>
-          <w:szCs w:val="21"/>
-        </w:rPr>
-        <w:t xml:space="preserve">board members </w:t>
-      </w:r>
-      <w:r>
-        <w:rPr>
-          <w:rFonts w:ascii="Bookman Old Style" w:hAnsi="Bookman Old Style" w:cs="Arial"/>
-          <w:kern w:val="0"/>
-          <w:sz w:val="21"/>
-          <w:szCs w:val="21"/>
-        </w:rPr>
-        <w:t>on future systems plans.</w:t>
+          <w:rFonts w:ascii="Amasis MT Pro" w:hAnsi="Amasis MT Pro" w:cs="Arial"/>
+          <w:kern w:val="0"/>
+          <w:sz w:val="20"/>
+          <w:szCs w:val="20"/>
+        </w:rPr>
+      </w:pPr>
+      <w:r>
+        <w:rPr>
+          <w:rFonts w:ascii="Amasis MT Pro" w:hAnsi="Amasis MT Pro" w:cs="Arial"/>
+          <w:kern w:val="0"/>
+          <w:sz w:val="20"/>
+          <w:szCs w:val="20"/>
+        </w:rPr>
+        <w:t>Prepare and present proposals to the board members on future systems plans.</w:t>
       </w:r>
     </w:p>
     <w:p>
@@ -3513,18 +4704,18 @@
         <w:adjustRightInd w:val="0"/>
         <w:spacing w:after="0" w:line="240" w:lineRule="auto"/>
         <w:rPr>
-          <w:rFonts w:ascii="Bookman Old Style" w:hAnsi="Bookman Old Style" w:cs="Arial"/>
-          <w:kern w:val="0"/>
-          <w:sz w:val="21"/>
-          <w:szCs w:val="21"/>
-        </w:rPr>
-      </w:pPr>
-      <w:r>
-        <w:rPr>
-          <w:rFonts w:ascii="Bookman Old Style" w:hAnsi="Bookman Old Style" w:cs="Arial"/>
-          <w:kern w:val="0"/>
-          <w:sz w:val="21"/>
-          <w:szCs w:val="21"/>
+          <w:rFonts w:ascii="Amasis MT Pro" w:hAnsi="Amasis MT Pro" w:cs="Arial"/>
+          <w:kern w:val="0"/>
+          <w:sz w:val="20"/>
+          <w:szCs w:val="20"/>
+        </w:rPr>
+      </w:pPr>
+      <w:r>
+        <w:rPr>
+          <w:rFonts w:ascii="Amasis MT Pro" w:hAnsi="Amasis MT Pro" w:cs="Arial"/>
+          <w:kern w:val="0"/>
+          <w:sz w:val="20"/>
+          <w:szCs w:val="20"/>
         </w:rPr>
         <w:t>Conduct training seminars for users on new functions.</w:t>
       </w:r>
@@ -3538,18 +4729,18 @@
         </w:numPr>
         <w:spacing w:after="0"/>
         <w:rPr>
-          <w:rFonts w:ascii="Bookman Old Style" w:hAnsi="Bookman Old Style" w:cs="Arial"/>
-          <w:kern w:val="0"/>
-          <w:sz w:val="21"/>
-          <w:szCs w:val="21"/>
-        </w:rPr>
-      </w:pPr>
-      <w:r>
-        <w:rPr>
-          <w:rFonts w:ascii="Bookman Old Style" w:hAnsi="Bookman Old Style" w:cs="Arial"/>
-          <w:kern w:val="0"/>
-          <w:sz w:val="21"/>
-          <w:szCs w:val="21"/>
+          <w:rFonts w:ascii="Amasis MT Pro" w:hAnsi="Amasis MT Pro" w:cs="Arial"/>
+          <w:kern w:val="0"/>
+          <w:sz w:val="20"/>
+          <w:szCs w:val="20"/>
+        </w:rPr>
+      </w:pPr>
+      <w:r>
+        <w:rPr>
+          <w:rFonts w:ascii="Amasis MT Pro" w:hAnsi="Amasis MT Pro" w:cs="Arial"/>
+          <w:kern w:val="0"/>
+          <w:sz w:val="20"/>
+          <w:szCs w:val="20"/>
         </w:rPr>
         <w:t>Design and upgrade company’s Network Infrastructure</w:t>
       </w:r>
@@ -3562,8 +4753,18 @@
           <w:numId w:val="7"/>
         </w:numPr>
         <w:spacing w:before="0" w:beforeAutospacing="0" w:after="0" w:afterAutospacing="0"/>
-      </w:pPr>
-      <w:r>
+        <w:rPr>
+          <w:rFonts w:ascii="Amasis MT Pro" w:hAnsi="Amasis MT Pro"/>
+          <w:sz w:val="20"/>
+          <w:szCs w:val="20"/>
+        </w:rPr>
+      </w:pPr>
+      <w:r>
+        <w:rPr>
+          <w:rFonts w:ascii="Amasis MT Pro" w:hAnsi="Amasis MT Pro"/>
+          <w:sz w:val="20"/>
+          <w:szCs w:val="20"/>
+        </w:rPr>
         <w:t>Managed network and system performance, conducting troubleshooting, and maintenance.</w:t>
       </w:r>
     </w:p>
@@ -3574,9 +4775,20 @@
           <w:ilvl w:val="0"/>
           <w:numId w:val="7"/>
         </w:numPr>
-      </w:pPr>
-      <w:r>
-        <w:t>Oversaw IT department operations and training.</w:t>
+        <w:rPr>
+          <w:rFonts w:ascii="Amasis MT Pro" w:hAnsi="Amasis MT Pro"/>
+          <w:sz w:val="20"/>
+          <w:szCs w:val="20"/>
+        </w:rPr>
+      </w:pPr>
+      <w:r>
+        <w:rPr>
+          <w:rFonts w:ascii="Amasis MT Pro" w:hAnsi="Amasis MT Pro"/>
+          <w:sz w:val="20"/>
+          <w:szCs w:val="20"/>
+        </w:rPr>
+        <w:lastRenderedPageBreak/>
+        <w:t>Oversaw daily performance of computer systems and immediately responded to issues to keep network up and running.</w:t>
       </w:r>
     </w:p>
     <w:p>
@@ -3586,15 +4798,19 @@
           <w:ilvl w:val="0"/>
           <w:numId w:val="7"/>
         </w:numPr>
-      </w:pPr>
-      <w:r>
-        <w:t xml:space="preserve">Conferred with </w:t>
-      </w:r>
-      <w:r>
-        <w:t>board member</w:t>
-      </w:r>
-      <w:r>
-        <w:t xml:space="preserve"> to advise and plan for short-term and long-term IT system upgrade needs.</w:t>
+        <w:rPr>
+          <w:rFonts w:ascii="Amasis MT Pro" w:hAnsi="Amasis MT Pro"/>
+          <w:sz w:val="20"/>
+          <w:szCs w:val="20"/>
+        </w:rPr>
+      </w:pPr>
+      <w:r>
+        <w:rPr>
+          <w:rFonts w:ascii="Amasis MT Pro" w:hAnsi="Amasis MT Pro"/>
+          <w:sz w:val="20"/>
+          <w:szCs w:val="20"/>
+        </w:rPr>
+        <w:t>Collaborated with other departments to help meet IT needs and properly integrate and secure systems.</w:t>
       </w:r>
     </w:p>
     <w:p>
@@ -3604,9 +4820,35 @@
           <w:ilvl w:val="0"/>
           <w:numId w:val="7"/>
         </w:numPr>
-      </w:pPr>
-      <w:r>
-        <w:t>Oversaw daily performance of computer systems and immediately responded to issues to keep network up and running.</w:t>
+        <w:rPr>
+          <w:rFonts w:ascii="Amasis MT Pro" w:hAnsi="Amasis MT Pro"/>
+          <w:sz w:val="20"/>
+          <w:szCs w:val="20"/>
+        </w:rPr>
+      </w:pPr>
+      <w:r>
+        <w:rPr>
+          <w:rFonts w:ascii="Amasis MT Pro" w:hAnsi="Amasis MT Pro"/>
+          <w:sz w:val="20"/>
+          <w:szCs w:val="20"/>
+        </w:rPr>
+        <w:t xml:space="preserve">Demonstrated familiarity with latest hardware, </w:t>
+      </w:r>
+      <w:r>
+        <w:rPr>
+          <w:rFonts w:ascii="Amasis MT Pro" w:hAnsi="Amasis MT Pro"/>
+          <w:sz w:val="20"/>
+          <w:szCs w:val="20"/>
+        </w:rPr>
+        <w:t>software,</w:t>
+      </w:r>
+      <w:r>
+        <w:rPr>
+          <w:rFonts w:ascii="Amasis MT Pro" w:hAnsi="Amasis MT Pro"/>
+          <w:sz w:val="20"/>
+          <w:szCs w:val="20"/>
+        </w:rPr>
+        <w:t xml:space="preserve"> and networking technology.</w:t>
       </w:r>
     </w:p>
     <w:p>
@@ -3616,9 +4858,19 @@
           <w:ilvl w:val="0"/>
           <w:numId w:val="7"/>
         </w:numPr>
-      </w:pPr>
-      <w:r>
-        <w:t>Collaborated with other departments to help meet IT needs and properly integrate and secure systems.</w:t>
+        <w:rPr>
+          <w:rFonts w:ascii="Amasis MT Pro" w:hAnsi="Amasis MT Pro"/>
+          <w:sz w:val="20"/>
+          <w:szCs w:val="20"/>
+        </w:rPr>
+      </w:pPr>
+      <w:r>
+        <w:rPr>
+          <w:rFonts w:ascii="Amasis MT Pro" w:hAnsi="Amasis MT Pro"/>
+          <w:sz w:val="20"/>
+          <w:szCs w:val="20"/>
+        </w:rPr>
+        <w:t>Coordinated IT operations activities to deliver smooth flow of daily business needs.</w:t>
       </w:r>
     </w:p>
     <w:p>
@@ -3628,10 +4880,19 @@
           <w:ilvl w:val="0"/>
           <w:numId w:val="7"/>
         </w:numPr>
-      </w:pPr>
-      <w:r>
-        <w:lastRenderedPageBreak/>
-        <w:t>Demonstrated familiarity with latest hardware, software and networking technology.</w:t>
+        <w:rPr>
+          <w:rFonts w:ascii="Amasis MT Pro" w:hAnsi="Amasis MT Pro"/>
+          <w:sz w:val="20"/>
+          <w:szCs w:val="20"/>
+        </w:rPr>
+      </w:pPr>
+      <w:r>
+        <w:rPr>
+          <w:rFonts w:ascii="Amasis MT Pro" w:hAnsi="Amasis MT Pro"/>
+          <w:sz w:val="20"/>
+          <w:szCs w:val="20"/>
+        </w:rPr>
+        <w:t>Assisted in development of long-term strategies to grow department and resources.</w:t>
       </w:r>
     </w:p>
     <w:p>
@@ -3641,9 +4902,19 @@
           <w:ilvl w:val="0"/>
           <w:numId w:val="7"/>
         </w:numPr>
-      </w:pPr>
-      <w:r>
-        <w:t>Coordinated IT operations activities to deliver smooth flow of daily business needs.</w:t>
+        <w:rPr>
+          <w:rFonts w:ascii="Amasis MT Pro" w:hAnsi="Amasis MT Pro"/>
+          <w:sz w:val="20"/>
+          <w:szCs w:val="20"/>
+        </w:rPr>
+      </w:pPr>
+      <w:r>
+        <w:rPr>
+          <w:rFonts w:ascii="Amasis MT Pro" w:hAnsi="Amasis MT Pro"/>
+          <w:sz w:val="20"/>
+          <w:szCs w:val="20"/>
+        </w:rPr>
+        <w:t>Coordinated technical training and personal development classes for staff members.</w:t>
       </w:r>
     </w:p>
     <w:p>
@@ -3653,9 +4924,19 @@
           <w:ilvl w:val="0"/>
           <w:numId w:val="7"/>
         </w:numPr>
-      </w:pPr>
-      <w:r>
-        <w:t>Assisted in development of long-term strategies to grow department and resources.</w:t>
+        <w:rPr>
+          <w:rFonts w:ascii="Amasis MT Pro" w:hAnsi="Amasis MT Pro"/>
+          <w:sz w:val="20"/>
+          <w:szCs w:val="20"/>
+        </w:rPr>
+      </w:pPr>
+      <w:r>
+        <w:rPr>
+          <w:rFonts w:ascii="Amasis MT Pro" w:hAnsi="Amasis MT Pro"/>
+          <w:sz w:val="20"/>
+          <w:szCs w:val="20"/>
+        </w:rPr>
+        <w:t>Customized and repaired technology based on staff requests.</w:t>
       </w:r>
     </w:p>
     <w:p>
@@ -3665,9 +4946,36 @@
           <w:ilvl w:val="0"/>
           <w:numId w:val="7"/>
         </w:numPr>
-      </w:pPr>
-      <w:r>
-        <w:t>Coordinated technical training and personal development classes for staff members.</w:t>
+        <w:rPr>
+          <w:rFonts w:ascii="Amasis MT Pro" w:hAnsi="Amasis MT Pro"/>
+          <w:sz w:val="20"/>
+          <w:szCs w:val="20"/>
+        </w:rPr>
+      </w:pPr>
+      <w:r>
+        <w:rPr>
+          <w:rFonts w:ascii="Amasis MT Pro" w:hAnsi="Amasis MT Pro"/>
+          <w:sz w:val="20"/>
+          <w:szCs w:val="20"/>
+        </w:rPr>
+        <w:t xml:space="preserve">Interacted and negotiated with vendors, </w:t>
+      </w:r>
+      <w:r>
+        <w:rPr>
+          <w:rStyle w:val="badword"/>
+          <w:rFonts w:ascii="Amasis MT Pro" w:hAnsi="Amasis MT Pro"/>
+          <w:sz w:val="20"/>
+          <w:szCs w:val="20"/>
+        </w:rPr>
+        <w:t>outsourcers</w:t>
+      </w:r>
+      <w:r>
+        <w:rPr>
+          <w:rFonts w:ascii="Amasis MT Pro" w:hAnsi="Amasis MT Pro"/>
+          <w:sz w:val="20"/>
+          <w:szCs w:val="20"/>
+        </w:rPr>
+        <w:t xml:space="preserve"> and contractors to secure products and services.</w:t>
       </w:r>
     </w:p>
     <w:p>
@@ -3677,9 +4985,19 @@
           <w:ilvl w:val="0"/>
           <w:numId w:val="7"/>
         </w:numPr>
-      </w:pPr>
-      <w:r>
-        <w:t>Customized and repaired technology based on staff requests.</w:t>
+        <w:rPr>
+          <w:rFonts w:ascii="Amasis MT Pro" w:hAnsi="Amasis MT Pro"/>
+          <w:sz w:val="20"/>
+          <w:szCs w:val="20"/>
+        </w:rPr>
+      </w:pPr>
+      <w:r>
+        <w:rPr>
+          <w:rFonts w:ascii="Amasis MT Pro" w:hAnsi="Amasis MT Pro"/>
+          <w:sz w:val="20"/>
+          <w:szCs w:val="20"/>
+        </w:rPr>
+        <w:t>Oversaw development and implementation of improvements to support and network operations.</w:t>
       </w:r>
     </w:p>
     <w:p>
@@ -3689,18 +5007,19 @@
           <w:ilvl w:val="0"/>
           <w:numId w:val="7"/>
         </w:numPr>
-      </w:pPr>
-      <w:r>
-        <w:t xml:space="preserve">Interacted and negotiated with vendors, </w:t>
-      </w:r>
-      <w:r>
-        <w:rPr>
-          <w:rStyle w:val="badword"/>
-        </w:rPr>
-        <w:t>outsourcers</w:t>
-      </w:r>
-      <w:r>
-        <w:t xml:space="preserve"> and contractors to secure products and services.</w:t>
+        <w:rPr>
+          <w:rFonts w:ascii="Amasis MT Pro" w:hAnsi="Amasis MT Pro"/>
+          <w:sz w:val="20"/>
+          <w:szCs w:val="20"/>
+        </w:rPr>
+      </w:pPr>
+      <w:r>
+        <w:rPr>
+          <w:rFonts w:ascii="Amasis MT Pro" w:hAnsi="Amasis MT Pro"/>
+          <w:sz w:val="20"/>
+          <w:szCs w:val="20"/>
+        </w:rPr>
+        <w:t>Reviewed and assessed architecture design, implementation, testing and deployment needs to identify project requirements and costs.</w:t>
       </w:r>
     </w:p>
     <w:p>
@@ -3710,9 +5029,27 @@
           <w:ilvl w:val="0"/>
           <w:numId w:val="7"/>
         </w:numPr>
-      </w:pPr>
-      <w:r>
-        <w:t>Oversaw development and implementation of improvements to support and network operations.</w:t>
+        <w:rPr>
+          <w:rFonts w:ascii="Amasis MT Pro" w:hAnsi="Amasis MT Pro"/>
+          <w:sz w:val="20"/>
+          <w:szCs w:val="20"/>
+        </w:rPr>
+      </w:pPr>
+      <w:r>
+        <w:rPr>
+          <w:rFonts w:ascii="Amasis MT Pro" w:hAnsi="Amasis MT Pro"/>
+          <w:sz w:val="20"/>
+          <w:szCs w:val="20"/>
+        </w:rPr>
+        <w:t xml:space="preserve">Communicated regularly with users concerning </w:t>
+      </w:r>
+      <w:r>
+        <w:rPr>
+          <w:rFonts w:ascii="Amasis MT Pro" w:hAnsi="Amasis MT Pro"/>
+          <w:sz w:val="20"/>
+          <w:szCs w:val="20"/>
+        </w:rPr>
+        <w:t>the system.</w:t>
       </w:r>
     </w:p>
     <w:p>
@@ -3722,9 +5059,19 @@
           <w:ilvl w:val="0"/>
           <w:numId w:val="7"/>
         </w:numPr>
-      </w:pPr>
-      <w:r>
-        <w:t>Reviewed and assessed architecture design, implementation, testing and deployment needs to identify project requirements and costs.</w:t>
+        <w:rPr>
+          <w:rFonts w:ascii="Amasis MT Pro" w:hAnsi="Amasis MT Pro"/>
+          <w:sz w:val="20"/>
+          <w:szCs w:val="20"/>
+        </w:rPr>
+      </w:pPr>
+      <w:r>
+        <w:rPr>
+          <w:rFonts w:ascii="Amasis MT Pro" w:hAnsi="Amasis MT Pro"/>
+          <w:sz w:val="20"/>
+          <w:szCs w:val="20"/>
+        </w:rPr>
+        <w:t>Supported implementation of warehouse management system software applications to enable centralized management of tasks.</w:t>
       </w:r>
     </w:p>
     <w:p>
@@ -3734,57 +5081,42 @@
           <w:ilvl w:val="0"/>
           <w:numId w:val="7"/>
         </w:numPr>
-      </w:pPr>
-      <w:r>
-        <w:t xml:space="preserve">Communicated regularly with users concerning </w:t>
-      </w:r>
-      <w:r>
-        <w:t>the system.</w:t>
-      </w:r>
-    </w:p>
-    <w:p>
-      <w:pPr>
-        <w:pStyle w:val="public-draftstyledefault-unorderedlistitem"/>
+        <w:rPr>
+          <w:rFonts w:ascii="Amasis MT Pro" w:hAnsi="Amasis MT Pro"/>
+          <w:sz w:val="20"/>
+          <w:szCs w:val="20"/>
+        </w:rPr>
+      </w:pPr>
+      <w:r>
+        <w:rPr>
+          <w:rFonts w:ascii="Amasis MT Pro" w:hAnsi="Amasis MT Pro"/>
+          <w:sz w:val="20"/>
+          <w:szCs w:val="20"/>
+        </w:rPr>
+        <w:t>Identified computer hardware and network system issues, performing troubleshooting techniques for remediation.</w:t>
+      </w:r>
+    </w:p>
+    <w:p>
+      <w:pPr>
+        <w:pStyle w:val="ListParagraph"/>
         <w:numPr>
           <w:ilvl w:val="0"/>
           <w:numId w:val="7"/>
         </w:numPr>
-      </w:pPr>
-      <w:r>
-        <w:t>Supported implementation of warehouse management system software applications to enable centralized management of tasks.</w:t>
-      </w:r>
-    </w:p>
-    <w:p>
-      <w:pPr>
-        <w:pStyle w:val="public-draftstyledefault-unorderedlistitem"/>
-        <w:numPr>
-          <w:ilvl w:val="0"/>
-          <w:numId w:val="7"/>
-        </w:numPr>
-      </w:pPr>
-      <w:r>
-        <w:t>Identified computer hardware and network system issues, performing troubleshooting techniques for remediation.</w:t>
-      </w:r>
-    </w:p>
-    <w:p>
-      <w:pPr>
-        <w:pStyle w:val="ListParagraph"/>
-        <w:numPr>
-          <w:ilvl w:val="0"/>
-          <w:numId w:val="7"/>
-        </w:numPr>
-        <w:rPr>
-          <w:rFonts w:ascii="Bookman Old Style" w:hAnsi="Bookman Old Style" w:cs="Arial"/>
-          <w:kern w:val="0"/>
-          <w:sz w:val="21"/>
-          <w:szCs w:val="21"/>
-        </w:rPr>
-      </w:pPr>
-      <w:r>
-        <w:t>Played key role in on-going network design</w:t>
-      </w:r>
-      <w:r>
-        <w:t xml:space="preserve"> to improve performance and reduce data problems.</w:t>
+        <w:rPr>
+          <w:rFonts w:ascii="Amasis MT Pro" w:hAnsi="Amasis MT Pro" w:cs="Arial"/>
+          <w:kern w:val="0"/>
+          <w:sz w:val="20"/>
+          <w:szCs w:val="20"/>
+        </w:rPr>
+      </w:pPr>
+      <w:r>
+        <w:rPr>
+          <w:rFonts w:ascii="Amasis MT Pro" w:hAnsi="Amasis MT Pro"/>
+          <w:sz w:val="20"/>
+          <w:szCs w:val="20"/>
+        </w:rPr>
+        <w:t>Played key role in network design to improve performance and reduce data problems.</w:t>
       </w:r>
     </w:p>
     <w:tbl>
@@ -3813,14 +5145,18 @@
             <w:pPr>
               <w:ind w:left="73"/>
               <w:rPr>
-                <w:rFonts w:ascii="Bookman Old Style" w:eastAsia="Arial" w:hAnsi="Bookman Old Style" w:cs="Arial"/>
-                <w:b/>
+                <w:rFonts w:ascii="Amasis MT Pro" w:eastAsia="Arial" w:hAnsi="Amasis MT Pro" w:cs="Arial"/>
+                <w:b/>
+                <w:sz w:val="20"/>
+                <w:szCs w:val="20"/>
               </w:rPr>
             </w:pPr>
             <w:r>
               <w:rPr>
-                <w:rFonts w:ascii="Bookman Old Style" w:eastAsia="Arial" w:hAnsi="Bookman Old Style" w:cs="Arial"/>
-                <w:b/>
+                <w:rFonts w:ascii="Amasis MT Pro" w:eastAsia="Arial" w:hAnsi="Amasis MT Pro" w:cs="Arial"/>
+                <w:b/>
+                <w:sz w:val="20"/>
+                <w:szCs w:val="20"/>
               </w:rPr>
               <w:t>AccountMate, Inc. – Philippines</w:t>
             </w:r>
@@ -3829,14 +5165,18 @@
             <w:pPr>
               <w:ind w:left="73"/>
               <w:rPr>
-                <w:rFonts w:ascii="Bookman Old Style" w:eastAsia="Arial" w:hAnsi="Bookman Old Style" w:cs="Arial"/>
-                <w:b/>
+                <w:rFonts w:ascii="Amasis MT Pro" w:eastAsia="Arial" w:hAnsi="Amasis MT Pro" w:cs="Arial"/>
+                <w:b/>
+                <w:sz w:val="20"/>
+                <w:szCs w:val="20"/>
               </w:rPr>
             </w:pPr>
             <w:r>
               <w:rPr>
-                <w:rFonts w:ascii="Bookman Old Style" w:eastAsia="Arial" w:hAnsi="Bookman Old Style" w:cs="Arial"/>
-                <w:b/>
+                <w:rFonts w:ascii="Amasis MT Pro" w:eastAsia="Arial" w:hAnsi="Amasis MT Pro" w:cs="Arial"/>
+                <w:b/>
+                <w:sz w:val="20"/>
+                <w:szCs w:val="20"/>
               </w:rPr>
               <w:t>Software Engineer</w:t>
             </w:r>
@@ -3858,14 +5198,18 @@
               <w:ind w:left="-106"/>
               <w:jc w:val="right"/>
               <w:rPr>
-                <w:rFonts w:ascii="Bookman Old Style" w:eastAsia="Arial" w:hAnsi="Bookman Old Style" w:cs="Arial"/>
-                <w:b/>
+                <w:rFonts w:ascii="Amasis MT Pro" w:eastAsia="Arial" w:hAnsi="Amasis MT Pro" w:cs="Arial"/>
+                <w:b/>
+                <w:sz w:val="20"/>
+                <w:szCs w:val="20"/>
               </w:rPr>
             </w:pPr>
             <w:r>
               <w:rPr>
-                <w:rFonts w:ascii="Bookman Old Style" w:eastAsia="Arial" w:hAnsi="Bookman Old Style" w:cs="Arial"/>
-                <w:b/>
+                <w:rFonts w:ascii="Amasis MT Pro" w:eastAsia="Arial" w:hAnsi="Amasis MT Pro" w:cs="Arial"/>
+                <w:b/>
+                <w:sz w:val="20"/>
+                <w:szCs w:val="20"/>
               </w:rPr>
               <w:t>Software House</w:t>
             </w:r>
@@ -3875,14 +5219,18 @@
               <w:ind w:left="-106"/>
               <w:jc w:val="right"/>
               <w:rPr>
-                <w:rFonts w:ascii="Bookman Old Style" w:eastAsia="Arial" w:hAnsi="Bookman Old Style" w:cs="Arial"/>
-                <w:b/>
+                <w:rFonts w:ascii="Amasis MT Pro" w:eastAsia="Arial" w:hAnsi="Amasis MT Pro" w:cs="Arial"/>
+                <w:b/>
+                <w:sz w:val="20"/>
+                <w:szCs w:val="20"/>
               </w:rPr>
             </w:pPr>
             <w:r>
               <w:rPr>
-                <w:rFonts w:ascii="Bookman Old Style" w:eastAsia="Arial" w:hAnsi="Bookman Old Style" w:cs="Arial"/>
-                <w:b/>
+                <w:rFonts w:ascii="Amasis MT Pro" w:eastAsia="Arial" w:hAnsi="Amasis MT Pro" w:cs="Arial"/>
+                <w:b/>
+                <w:sz w:val="20"/>
+                <w:szCs w:val="20"/>
               </w:rPr>
               <w:t>July 2003 – September 2004</w:t>
             </w:r>
@@ -3898,47 +5246,29 @@
         <w:spacing w:after="0" w:line="240" w:lineRule="auto"/>
         <w:ind w:left="180"/>
         <w:rPr>
-          <w:rFonts w:ascii="Bookman Old Style" w:hAnsi="Bookman Old Style" w:cs="Arial"/>
-          <w:kern w:val="0"/>
-          <w:sz w:val="21"/>
-          <w:szCs w:val="21"/>
-        </w:rPr>
-      </w:pPr>
-      <w:r>
-        <w:rPr>
-          <w:rFonts w:ascii="Bookman Old Style" w:hAnsi="Bookman Old Style" w:cs="Arial"/>
-          <w:kern w:val="0"/>
-          <w:sz w:val="21"/>
-          <w:szCs w:val="21"/>
+          <w:rFonts w:ascii="Amasis MT Pro" w:hAnsi="Amasis MT Pro" w:cs="Arial"/>
+          <w:kern w:val="0"/>
+          <w:sz w:val="20"/>
+          <w:szCs w:val="20"/>
+        </w:rPr>
+      </w:pPr>
+      <w:r>
+        <w:rPr>
+          <w:rFonts w:ascii="Amasis MT Pro" w:hAnsi="Amasis MT Pro" w:cs="Arial"/>
+          <w:kern w:val="0"/>
+          <w:sz w:val="20"/>
+          <w:szCs w:val="20"/>
         </w:rPr>
         <w:t>Hardware</w:t>
       </w:r>
       <w:r>
         <w:rPr>
-          <w:rFonts w:ascii="Bookman Old Style" w:hAnsi="Bookman Old Style" w:cs="Arial"/>
-          <w:kern w:val="0"/>
-          <w:sz w:val="21"/>
-          <w:szCs w:val="21"/>
-        </w:rPr>
-        <w:t xml:space="preserve">: </w:t>
-      </w:r>
-      <w:r>
-        <w:rPr>
-          <w:rFonts w:ascii="Bookman Old Style" w:hAnsi="Bookman Old Style" w:cs="Arial"/>
-          <w:kern w:val="0"/>
-          <w:sz w:val="21"/>
-          <w:szCs w:val="21"/>
-        </w:rPr>
-        <w:t>Client Server</w:t>
-      </w:r>
-      <w:r>
-        <w:rPr>
-          <w:rFonts w:ascii="Bookman Old Style" w:hAnsi="Bookman Old Style" w:cs="Arial"/>
-          <w:kern w:val="0"/>
-          <w:sz w:val="21"/>
-          <w:szCs w:val="21"/>
-        </w:rPr>
-        <w:t>.</w:t>
+          <w:rFonts w:ascii="Amasis MT Pro" w:hAnsi="Amasis MT Pro" w:cs="Arial"/>
+          <w:kern w:val="0"/>
+          <w:sz w:val="20"/>
+          <w:szCs w:val="20"/>
+        </w:rPr>
+        <w:t>: Client Server.</w:t>
       </w:r>
     </w:p>
     <w:p>
@@ -3949,27 +5279,27 @@
         <w:spacing w:after="0" w:line="240" w:lineRule="auto"/>
         <w:ind w:left="180"/>
         <w:rPr>
-          <w:rFonts w:ascii="Bookman Old Style" w:hAnsi="Bookman Old Style" w:cs="Arial"/>
-          <w:kern w:val="0"/>
-          <w:sz w:val="21"/>
-          <w:szCs w:val="21"/>
-        </w:rPr>
-      </w:pPr>
-      <w:r>
-        <w:rPr>
-          <w:rFonts w:ascii="Bookman Old Style" w:hAnsi="Bookman Old Style" w:cs="Arial"/>
-          <w:kern w:val="0"/>
-          <w:sz w:val="21"/>
-          <w:szCs w:val="21"/>
+          <w:rFonts w:ascii="Amasis MT Pro" w:hAnsi="Amasis MT Pro" w:cs="Arial"/>
+          <w:kern w:val="0"/>
+          <w:sz w:val="20"/>
+          <w:szCs w:val="20"/>
+        </w:rPr>
+      </w:pPr>
+      <w:r>
+        <w:rPr>
+          <w:rFonts w:ascii="Amasis MT Pro" w:hAnsi="Amasis MT Pro" w:cs="Arial"/>
+          <w:kern w:val="0"/>
+          <w:sz w:val="20"/>
+          <w:szCs w:val="20"/>
         </w:rPr>
         <w:t xml:space="preserve">Software: </w:t>
       </w:r>
       <w:r>
         <w:rPr>
-          <w:rFonts w:ascii="Bookman Old Style" w:hAnsi="Bookman Old Style" w:cs="Arial"/>
-          <w:kern w:val="0"/>
-          <w:sz w:val="21"/>
-          <w:szCs w:val="21"/>
+          <w:rFonts w:ascii="Amasis MT Pro" w:hAnsi="Amasis MT Pro" w:cs="Arial"/>
+          <w:kern w:val="0"/>
+          <w:sz w:val="20"/>
+          <w:szCs w:val="20"/>
         </w:rPr>
         <w:t>Visual FoxPro, Microsoft SQL, and Crystal Report</w:t>
       </w:r>
@@ -3987,29 +5317,47 @@
         <w:spacing w:after="0" w:line="240" w:lineRule="auto"/>
         <w:ind w:left="720"/>
         <w:rPr>
-          <w:rFonts w:ascii="Bookman Old Style" w:hAnsi="Bookman Old Style" w:cs="Arial"/>
-          <w:kern w:val="0"/>
-          <w:sz w:val="21"/>
-          <w:szCs w:val="21"/>
-        </w:rPr>
-      </w:pPr>
-      <w:r>
-        <w:rPr>
-          <w:rFonts w:ascii="Bookman Old Style" w:hAnsi="Bookman Old Style" w:cs="Arial"/>
-          <w:kern w:val="0"/>
-          <w:sz w:val="21"/>
-          <w:szCs w:val="21"/>
+          <w:rFonts w:ascii="Amasis MT Pro" w:hAnsi="Amasis MT Pro" w:cs="Arial"/>
+          <w:kern w:val="0"/>
+          <w:sz w:val="20"/>
+          <w:szCs w:val="20"/>
+        </w:rPr>
+      </w:pPr>
+      <w:r>
+        <w:rPr>
+          <w:rFonts w:ascii="Amasis MT Pro" w:hAnsi="Amasis MT Pro" w:cs="Arial"/>
+          <w:kern w:val="0"/>
+          <w:sz w:val="20"/>
+          <w:szCs w:val="20"/>
         </w:rPr>
         <w:t>Update and maintained</w:t>
       </w:r>
       <w:r>
         <w:rPr>
-          <w:rFonts w:ascii="Bookman Old Style" w:hAnsi="Bookman Old Style" w:cs="Arial"/>
-          <w:kern w:val="0"/>
-          <w:sz w:val="21"/>
-          <w:szCs w:val="21"/>
-        </w:rPr>
-        <w:t xml:space="preserve"> Technical Documents for different Software version.</w:t>
+          <w:rFonts w:ascii="Amasis MT Pro" w:hAnsi="Amasis MT Pro" w:cs="Arial"/>
+          <w:kern w:val="0"/>
+          <w:sz w:val="20"/>
+          <w:szCs w:val="20"/>
+        </w:rPr>
+        <w:t xml:space="preserve"> Technical Documents </w:t>
+      </w:r>
+      <w:r>
+        <w:rPr>
+          <w:rFonts w:ascii="Amasis MT Pro" w:hAnsi="Amasis MT Pro" w:cs="Arial"/>
+          <w:kern w:val="0"/>
+          <w:sz w:val="20"/>
+          <w:szCs w:val="20"/>
+        </w:rPr>
+        <w:t xml:space="preserve">and User Manual </w:t>
+      </w:r>
+      <w:r>
+        <w:rPr>
+          <w:rFonts w:ascii="Amasis MT Pro" w:hAnsi="Amasis MT Pro" w:cs="Arial"/>
+          <w:kern w:val="0"/>
+          <w:sz w:val="20"/>
+          <w:szCs w:val="20"/>
+        </w:rPr>
+        <w:t>for different Software version.</w:t>
       </w:r>
     </w:p>
     <w:p>
@@ -4025,54 +5373,63 @@
         <w:spacing w:after="0" w:line="240" w:lineRule="auto"/>
         <w:ind w:left="720"/>
         <w:rPr>
-          <w:rFonts w:ascii="Bookman Old Style" w:hAnsi="Bookman Old Style" w:cs="Arial"/>
-          <w:kern w:val="0"/>
-          <w:sz w:val="21"/>
-          <w:szCs w:val="21"/>
-        </w:rPr>
-      </w:pPr>
-      <w:r>
-        <w:rPr>
-          <w:rFonts w:ascii="Bookman Old Style" w:hAnsi="Bookman Old Style" w:cs="Arial"/>
-          <w:kern w:val="0"/>
-          <w:sz w:val="21"/>
-          <w:szCs w:val="21"/>
-        </w:rPr>
-        <w:t>Involve in the development of Visual AccountMate 604i, an accounting Software with</w:t>
-      </w:r>
-      <w:r>
-        <w:rPr>
-          <w:rFonts w:ascii="Bookman Old Style" w:hAnsi="Bookman Old Style" w:cs="Arial"/>
-          <w:kern w:val="0"/>
-          <w:sz w:val="21"/>
-          <w:szCs w:val="21"/>
+          <w:rFonts w:ascii="Amasis MT Pro" w:hAnsi="Amasis MT Pro" w:cs="Arial"/>
+          <w:kern w:val="0"/>
+          <w:sz w:val="20"/>
+          <w:szCs w:val="20"/>
+        </w:rPr>
+      </w:pPr>
+      <w:r>
+        <w:rPr>
+          <w:rFonts w:ascii="Amasis MT Pro" w:hAnsi="Amasis MT Pro" w:cs="Arial"/>
+          <w:kern w:val="0"/>
+          <w:sz w:val="20"/>
+          <w:szCs w:val="20"/>
+        </w:rPr>
+        <w:t>Involved</w:t>
+      </w:r>
+      <w:r>
+        <w:rPr>
+          <w:rFonts w:ascii="Amasis MT Pro" w:hAnsi="Amasis MT Pro" w:cs="Arial"/>
+          <w:kern w:val="0"/>
+          <w:sz w:val="20"/>
+          <w:szCs w:val="20"/>
+        </w:rPr>
+        <w:t xml:space="preserve"> in the development of Visual AccountMate 604i, an accounting Software with</w:t>
+      </w:r>
+      <w:r>
+        <w:rPr>
+          <w:rFonts w:ascii="Amasis MT Pro" w:hAnsi="Amasis MT Pro" w:cs="Arial"/>
+          <w:kern w:val="0"/>
+          <w:sz w:val="20"/>
+          <w:szCs w:val="20"/>
         </w:rPr>
         <w:t xml:space="preserve"> </w:t>
       </w:r>
       <w:r>
         <w:rPr>
-          <w:rFonts w:ascii="Bookman Old Style" w:hAnsi="Bookman Old Style" w:cs="Arial"/>
-          <w:kern w:val="0"/>
-          <w:sz w:val="21"/>
-          <w:szCs w:val="21"/>
+          <w:rFonts w:ascii="Amasis MT Pro" w:hAnsi="Amasis MT Pro" w:cs="Arial"/>
+          <w:kern w:val="0"/>
+          <w:sz w:val="20"/>
+          <w:szCs w:val="20"/>
         </w:rPr>
         <w:t xml:space="preserve">Inventory System using Visual FoxPro as its </w:t>
       </w:r>
       <w:r>
         <w:rPr>
-          <w:rFonts w:ascii="Bookman Old Style" w:hAnsi="Bookman Old Style" w:cs="Arial"/>
-          <w:kern w:val="0"/>
-          <w:sz w:val="21"/>
-          <w:szCs w:val="21"/>
+          <w:rFonts w:ascii="Amasis MT Pro" w:hAnsi="Amasis MT Pro" w:cs="Arial"/>
+          <w:kern w:val="0"/>
+          <w:sz w:val="20"/>
+          <w:szCs w:val="20"/>
         </w:rPr>
         <w:t>front-end</w:t>
       </w:r>
       <w:r>
         <w:rPr>
-          <w:rFonts w:ascii="Bookman Old Style" w:hAnsi="Bookman Old Style" w:cs="Arial"/>
-          <w:kern w:val="0"/>
-          <w:sz w:val="21"/>
-          <w:szCs w:val="21"/>
+          <w:rFonts w:ascii="Amasis MT Pro" w:hAnsi="Amasis MT Pro" w:cs="Arial"/>
+          <w:kern w:val="0"/>
+          <w:sz w:val="20"/>
+          <w:szCs w:val="20"/>
         </w:rPr>
         <w:t xml:space="preserve"> interface, Microsoft SQL as its backend database, and Crystal Report for its Reports.</w:t>
       </w:r>
@@ -4090,18 +5447,18 @@
         <w:spacing w:after="0" w:line="240" w:lineRule="auto"/>
         <w:ind w:left="720"/>
         <w:rPr>
-          <w:rFonts w:ascii="Bookman Old Style" w:hAnsi="Bookman Old Style" w:cs="Arial"/>
-          <w:kern w:val="0"/>
-          <w:sz w:val="21"/>
-          <w:szCs w:val="21"/>
-        </w:rPr>
-      </w:pPr>
-      <w:r>
-        <w:rPr>
-          <w:rFonts w:ascii="Bookman Old Style" w:hAnsi="Bookman Old Style" w:cs="Arial"/>
-          <w:kern w:val="0"/>
-          <w:sz w:val="21"/>
-          <w:szCs w:val="21"/>
+          <w:rFonts w:ascii="Amasis MT Pro" w:hAnsi="Amasis MT Pro" w:cs="Arial"/>
+          <w:kern w:val="0"/>
+          <w:sz w:val="20"/>
+          <w:szCs w:val="20"/>
+        </w:rPr>
+      </w:pPr>
+      <w:r>
+        <w:rPr>
+          <w:rFonts w:ascii="Amasis MT Pro" w:hAnsi="Amasis MT Pro" w:cs="Arial"/>
+          <w:kern w:val="0"/>
+          <w:sz w:val="20"/>
+          <w:szCs w:val="20"/>
         </w:rPr>
         <w:t>Test new systems for Quality Assurance.</w:t>
       </w:r>
@@ -4115,18 +5472,18 @@
         </w:numPr>
         <w:ind w:left="720"/>
         <w:rPr>
-          <w:rFonts w:ascii="Bookman Old Style" w:hAnsi="Bookman Old Style" w:cs="Arial"/>
-          <w:kern w:val="0"/>
-          <w:sz w:val="23"/>
-          <w:szCs w:val="23"/>
-        </w:rPr>
-      </w:pPr>
-      <w:r>
-        <w:rPr>
-          <w:rFonts w:ascii="Bookman Old Style" w:hAnsi="Bookman Old Style" w:cs="Arial"/>
-          <w:kern w:val="0"/>
-          <w:sz w:val="21"/>
-          <w:szCs w:val="21"/>
+          <w:rFonts w:ascii="Amasis MT Pro" w:hAnsi="Amasis MT Pro" w:cs="Arial"/>
+          <w:kern w:val="0"/>
+          <w:sz w:val="20"/>
+          <w:szCs w:val="20"/>
+        </w:rPr>
+      </w:pPr>
+      <w:r>
+        <w:rPr>
+          <w:rFonts w:ascii="Amasis MT Pro" w:hAnsi="Amasis MT Pro" w:cs="Arial"/>
+          <w:kern w:val="0"/>
+          <w:sz w:val="20"/>
+          <w:szCs w:val="20"/>
         </w:rPr>
         <w:t>Maintains and Fix Bugs in existing software.</w:t>
       </w:r>
@@ -4140,31 +5497,21 @@
         </w:numPr>
         <w:ind w:left="720"/>
         <w:rPr>
-          <w:rFonts w:ascii="Bookman Old Style" w:hAnsi="Bookman Old Style" w:cs="Arial"/>
-          <w:kern w:val="0"/>
-          <w:sz w:val="23"/>
-          <w:szCs w:val="23"/>
-        </w:rPr>
-      </w:pPr>
-      <w:r>
-        <w:rPr>
-          <w:rFonts w:ascii="Bookman Old Style" w:hAnsi="Bookman Old Style" w:cs="Arial"/>
-          <w:kern w:val="0"/>
-          <w:sz w:val="23"/>
-          <w:szCs w:val="23"/>
+          <w:rFonts w:ascii="Amasis MT Pro" w:hAnsi="Amasis MT Pro" w:cs="Arial"/>
+          <w:kern w:val="0"/>
+          <w:sz w:val="20"/>
+          <w:szCs w:val="20"/>
+        </w:rPr>
+      </w:pPr>
+      <w:r>
+        <w:rPr>
+          <w:rFonts w:ascii="Amasis MT Pro" w:hAnsi="Amasis MT Pro" w:cs="Arial"/>
+          <w:kern w:val="0"/>
+          <w:sz w:val="20"/>
+          <w:szCs w:val="20"/>
         </w:rPr>
         <w:t>Do daily source code backup.</w:t>
       </w:r>
-    </w:p>
-    <w:p>
-      <w:pPr>
-        <w:rPr>
-          <w:rFonts w:ascii="Bookman Old Style" w:hAnsi="Bookman Old Style" w:cs="Arial"/>
-          <w:kern w:val="0"/>
-          <w:sz w:val="23"/>
-          <w:szCs w:val="23"/>
-        </w:rPr>
-      </w:pPr>
     </w:p>
     <w:tbl>
       <w:tblPr>
@@ -4192,14 +5539,18 @@
             <w:pPr>
               <w:ind w:left="73"/>
               <w:rPr>
-                <w:rFonts w:ascii="Bookman Old Style" w:eastAsia="Arial" w:hAnsi="Bookman Old Style" w:cs="Arial"/>
-                <w:b/>
+                <w:rFonts w:ascii="Amasis MT Pro" w:eastAsia="Arial" w:hAnsi="Amasis MT Pro" w:cs="Arial"/>
+                <w:b/>
+                <w:sz w:val="20"/>
+                <w:szCs w:val="20"/>
               </w:rPr>
             </w:pPr>
             <w:r>
               <w:rPr>
-                <w:rFonts w:ascii="Bookman Old Style" w:eastAsia="Arial" w:hAnsi="Bookman Old Style" w:cs="Arial"/>
-                <w:b/>
+                <w:rFonts w:ascii="Amasis MT Pro" w:eastAsia="Arial" w:hAnsi="Amasis MT Pro" w:cs="Arial"/>
+                <w:b/>
+                <w:sz w:val="20"/>
+                <w:szCs w:val="20"/>
               </w:rPr>
               <w:t>Metro Electronics Center</w:t>
             </w:r>
@@ -4208,14 +5559,18 @@
             <w:pPr>
               <w:ind w:left="73"/>
               <w:rPr>
-                <w:rFonts w:ascii="Bookman Old Style" w:eastAsia="Arial" w:hAnsi="Bookman Old Style" w:cs="Arial"/>
-                <w:b/>
+                <w:rFonts w:ascii="Amasis MT Pro" w:eastAsia="Arial" w:hAnsi="Amasis MT Pro" w:cs="Arial"/>
+                <w:b/>
+                <w:sz w:val="20"/>
+                <w:szCs w:val="20"/>
               </w:rPr>
             </w:pPr>
             <w:r>
               <w:rPr>
-                <w:rFonts w:ascii="Bookman Old Style" w:eastAsia="Arial" w:hAnsi="Bookman Old Style" w:cs="Arial"/>
-                <w:b/>
+                <w:rFonts w:ascii="Amasis MT Pro" w:eastAsia="Arial" w:hAnsi="Amasis MT Pro" w:cs="Arial"/>
+                <w:b/>
+                <w:sz w:val="20"/>
+                <w:szCs w:val="20"/>
               </w:rPr>
               <w:t>Proprietor</w:t>
             </w:r>
@@ -4237,14 +5592,18 @@
               <w:ind w:left="-106"/>
               <w:jc w:val="right"/>
               <w:rPr>
-                <w:rFonts w:ascii="Bookman Old Style" w:eastAsia="Arial" w:hAnsi="Bookman Old Style" w:cs="Arial"/>
-                <w:b/>
+                <w:rFonts w:ascii="Amasis MT Pro" w:eastAsia="Arial" w:hAnsi="Amasis MT Pro" w:cs="Arial"/>
+                <w:b/>
+                <w:sz w:val="20"/>
+                <w:szCs w:val="20"/>
               </w:rPr>
             </w:pPr>
             <w:r>
               <w:rPr>
-                <w:rFonts w:ascii="Bookman Old Style" w:eastAsia="Arial" w:hAnsi="Bookman Old Style" w:cs="Arial"/>
-                <w:b/>
+                <w:rFonts w:ascii="Amasis MT Pro" w:eastAsia="Arial" w:hAnsi="Amasis MT Pro" w:cs="Arial"/>
+                <w:b/>
+                <w:sz w:val="20"/>
+                <w:szCs w:val="20"/>
               </w:rPr>
               <w:t>Electronics wholesale and retail store</w:t>
             </w:r>
@@ -4254,14 +5613,18 @@
               <w:ind w:left="-106"/>
               <w:jc w:val="right"/>
               <w:rPr>
-                <w:rFonts w:ascii="Bookman Old Style" w:eastAsia="Arial" w:hAnsi="Bookman Old Style" w:cs="Arial"/>
-                <w:b/>
+                <w:rFonts w:ascii="Amasis MT Pro" w:eastAsia="Arial" w:hAnsi="Amasis MT Pro" w:cs="Arial"/>
+                <w:b/>
+                <w:sz w:val="20"/>
+                <w:szCs w:val="20"/>
               </w:rPr>
             </w:pPr>
             <w:r>
               <w:rPr>
-                <w:rFonts w:ascii="Bookman Old Style" w:eastAsia="Arial" w:hAnsi="Bookman Old Style" w:cs="Arial"/>
-                <w:b/>
+                <w:rFonts w:ascii="Amasis MT Pro" w:eastAsia="Arial" w:hAnsi="Amasis MT Pro" w:cs="Arial"/>
+                <w:b/>
+                <w:sz w:val="20"/>
+                <w:szCs w:val="20"/>
               </w:rPr>
               <w:t>January 1999 – July 2003</w:t>
             </w:r>
@@ -4277,9 +5640,19 @@
           <w:numId w:val="10"/>
         </w:numPr>
         <w:spacing w:before="0" w:beforeAutospacing="0" w:after="0" w:afterAutospacing="0"/>
-      </w:pPr>
-      <w:r>
-        <w:t>Grew business by developing business plans, hiring staff and obtaining initial investments.</w:t>
+        <w:rPr>
+          <w:rFonts w:ascii="Amasis MT Pro" w:hAnsi="Amasis MT Pro"/>
+          <w:sz w:val="20"/>
+          <w:szCs w:val="20"/>
+        </w:rPr>
+      </w:pPr>
+      <w:r>
+        <w:rPr>
+          <w:rFonts w:ascii="Amasis MT Pro" w:hAnsi="Amasis MT Pro"/>
+          <w:sz w:val="20"/>
+          <w:szCs w:val="20"/>
+        </w:rPr>
+        <w:t>Grew business by developing business plans, and obtaining initial investments.</w:t>
       </w:r>
     </w:p>
     <w:p>
@@ -4289,8 +5662,18 @@
           <w:ilvl w:val="0"/>
           <w:numId w:val="10"/>
         </w:numPr>
-      </w:pPr>
-      <w:r>
+        <w:rPr>
+          <w:rFonts w:ascii="Amasis MT Pro" w:hAnsi="Amasis MT Pro"/>
+          <w:sz w:val="20"/>
+          <w:szCs w:val="20"/>
+        </w:rPr>
+      </w:pPr>
+      <w:r>
+        <w:rPr>
+          <w:rFonts w:ascii="Amasis MT Pro" w:hAnsi="Amasis MT Pro"/>
+          <w:sz w:val="20"/>
+          <w:szCs w:val="20"/>
+        </w:rPr>
         <w:t>Entered income and expense details into business databases to track purchases and address variances.</w:t>
       </w:r>
     </w:p>
@@ -4301,13 +5684,21 @@
           <w:ilvl w:val="0"/>
           <w:numId w:val="10"/>
         </w:numPr>
-      </w:pPr>
-      <w:bookmarkStart w:id="0" w:name="_Hlk132236502"/>
-      <w:r>
-        <w:t>Entered income and expense details into business databases to track purchases and address variances.</w:t>
-      </w:r>
-    </w:p>
-    <w:bookmarkEnd w:id="0"/>
+        <w:rPr>
+          <w:rFonts w:ascii="Amasis MT Pro" w:hAnsi="Amasis MT Pro"/>
+          <w:sz w:val="20"/>
+          <w:szCs w:val="20"/>
+        </w:rPr>
+      </w:pPr>
+      <w:r>
+        <w:rPr>
+          <w:rFonts w:ascii="Amasis MT Pro" w:hAnsi="Amasis MT Pro"/>
+          <w:sz w:val="20"/>
+          <w:szCs w:val="20"/>
+        </w:rPr>
+        <w:t>Provided customer service on accounts and resolved problems.</w:t>
+      </w:r>
+    </w:p>
     <w:p>
       <w:pPr>
         <w:pStyle w:val="public-draftstyledefault-unorderedlistitem"/>
@@ -4315,9 +5706,35 @@
           <w:ilvl w:val="0"/>
           <w:numId w:val="10"/>
         </w:numPr>
-      </w:pPr>
-      <w:r>
-        <w:t>Provided customer service on accounts and resolved problems.</w:t>
+        <w:rPr>
+          <w:rFonts w:ascii="Amasis MT Pro" w:hAnsi="Amasis MT Pro"/>
+          <w:sz w:val="20"/>
+          <w:szCs w:val="20"/>
+        </w:rPr>
+      </w:pPr>
+      <w:r>
+        <w:rPr>
+          <w:rFonts w:ascii="Amasis MT Pro" w:hAnsi="Amasis MT Pro"/>
+          <w:sz w:val="20"/>
+          <w:szCs w:val="20"/>
+        </w:rPr>
+        <w:t>Stud</w:t>
+      </w:r>
+      <w:r>
+        <w:rPr>
+          <w:rFonts w:ascii="Amasis MT Pro" w:hAnsi="Amasis MT Pro"/>
+          <w:sz w:val="20"/>
+          <w:szCs w:val="20"/>
+        </w:rPr>
+        <w:t>y</w:t>
+      </w:r>
+      <w:r>
+        <w:rPr>
+          <w:rFonts w:ascii="Amasis MT Pro" w:hAnsi="Amasis MT Pro"/>
+          <w:sz w:val="20"/>
+          <w:szCs w:val="20"/>
+        </w:rPr>
+        <w:t xml:space="preserve"> market to determine optimal pricing of goods and capitalize on emerging opportunities.</w:t>
       </w:r>
     </w:p>
     <w:p>
@@ -4327,9 +5744,19 @@
           <w:ilvl w:val="0"/>
           <w:numId w:val="10"/>
         </w:numPr>
-      </w:pPr>
-      <w:r>
-        <w:t>Studied market to determine optimal pricing of goods and capitalize on emerging opportunities.</w:t>
+        <w:rPr>
+          <w:rFonts w:ascii="Amasis MT Pro" w:hAnsi="Amasis MT Pro"/>
+          <w:sz w:val="20"/>
+          <w:szCs w:val="20"/>
+        </w:rPr>
+      </w:pPr>
+      <w:r>
+        <w:rPr>
+          <w:rFonts w:ascii="Amasis MT Pro" w:hAnsi="Amasis MT Pro"/>
+          <w:sz w:val="20"/>
+          <w:szCs w:val="20"/>
+        </w:rPr>
+        <w:t>Prepared annual budgets with controls to prevent overages.</w:t>
       </w:r>
     </w:p>
     <w:p>
@@ -4339,9 +5766,19 @@
           <w:ilvl w:val="0"/>
           <w:numId w:val="10"/>
         </w:numPr>
-      </w:pPr>
-      <w:r>
-        <w:t>Prepared annual budgets with controls to prevent overages.</w:t>
+        <w:rPr>
+          <w:rFonts w:ascii="Amasis MT Pro" w:hAnsi="Amasis MT Pro"/>
+          <w:sz w:val="20"/>
+          <w:szCs w:val="20"/>
+        </w:rPr>
+      </w:pPr>
+      <w:r>
+        <w:rPr>
+          <w:rFonts w:ascii="Amasis MT Pro" w:hAnsi="Amasis MT Pro"/>
+          <w:sz w:val="20"/>
+          <w:szCs w:val="20"/>
+        </w:rPr>
+        <w:t>Evaluated suppliers to maintain cost controls and improve operations.</w:t>
       </w:r>
     </w:p>
     <w:p>
@@ -4351,23 +5788,30 @@
           <w:ilvl w:val="0"/>
           <w:numId w:val="10"/>
         </w:numPr>
-      </w:pPr>
-      <w:r>
-        <w:lastRenderedPageBreak/>
-        <w:t>Evaluated suppliers to maintain cost controls and improve operations.</w:t>
+        <w:rPr>
+          <w:rFonts w:ascii="Amasis MT Pro" w:hAnsi="Amasis MT Pro"/>
+          <w:sz w:val="20"/>
+          <w:szCs w:val="20"/>
+        </w:rPr>
+      </w:pPr>
+      <w:r>
+        <w:rPr>
+          <w:rFonts w:ascii="Amasis MT Pro" w:hAnsi="Amasis MT Pro"/>
+          <w:sz w:val="20"/>
+          <w:szCs w:val="20"/>
+        </w:rPr>
+        <w:t>Developed and managed relationships with vendors and suppliers.</w:t>
       </w:r>
     </w:p>
     <w:p>
       <w:pPr>
         <w:pStyle w:val="public-draftstyledefault-unorderedlistitem"/>
-        <w:numPr>
-          <w:ilvl w:val="0"/>
-          <w:numId w:val="10"/>
-        </w:numPr>
-      </w:pPr>
-      <w:r>
-        <w:t>Developed and managed relationships with vendors and suppliers.</w:t>
-      </w:r>
+        <w:rPr>
+          <w:rFonts w:ascii="Amasis MT Pro" w:hAnsi="Amasis MT Pro"/>
+          <w:sz w:val="20"/>
+          <w:szCs w:val="20"/>
+        </w:rPr>
+      </w:pPr>
     </w:p>
     <w:tbl>
       <w:tblPr>
@@ -4395,15 +5839,42 @@
             <w:pPr>
               <w:ind w:left="73"/>
               <w:rPr>
-                <w:rFonts w:ascii="Bookman Old Style" w:eastAsia="Arial" w:hAnsi="Bookman Old Style" w:cs="Arial"/>
-                <w:b/>
+                <w:rFonts w:ascii="Amasis MT Pro" w:eastAsia="Arial" w:hAnsi="Amasis MT Pro" w:cs="Arial"/>
+                <w:b/>
+                <w:sz w:val="20"/>
+                <w:szCs w:val="20"/>
+              </w:rPr>
+            </w:pPr>
+          </w:p>
+          <w:p>
+            <w:pPr>
+              <w:ind w:left="73"/>
+              <w:rPr>
+                <w:rFonts w:ascii="Amasis MT Pro" w:eastAsia="Arial" w:hAnsi="Amasis MT Pro" w:cs="Arial"/>
+                <w:b/>
+                <w:sz w:val="20"/>
+                <w:szCs w:val="20"/>
+              </w:rPr>
+            </w:pPr>
+          </w:p>
+          <w:p>
+            <w:pPr>
+              <w:ind w:left="73"/>
+              <w:rPr>
+                <w:rFonts w:ascii="Amasis MT Pro" w:eastAsia="Arial" w:hAnsi="Amasis MT Pro" w:cs="Arial"/>
+                <w:b/>
+                <w:sz w:val="20"/>
+                <w:szCs w:val="20"/>
               </w:rPr>
             </w:pPr>
             <w:r>
               <w:rPr>
-                <w:rFonts w:ascii="Bookman Old Style" w:eastAsia="Arial" w:hAnsi="Bookman Old Style" w:cs="Arial"/>
-                <w:b/>
-              </w:rPr>
+                <w:rFonts w:ascii="Amasis MT Pro" w:eastAsia="Arial" w:hAnsi="Amasis MT Pro" w:cs="Arial"/>
+                <w:b/>
+                <w:sz w:val="20"/>
+                <w:szCs w:val="20"/>
+              </w:rPr>
+              <w:lastRenderedPageBreak/>
               <w:t>Institute of Advanced Computer Technology</w:t>
             </w:r>
           </w:p>
@@ -4411,14 +5882,18 @@
             <w:pPr>
               <w:ind w:left="73"/>
               <w:rPr>
-                <w:rFonts w:ascii="Bookman Old Style" w:eastAsia="Arial" w:hAnsi="Bookman Old Style" w:cs="Arial"/>
-                <w:b/>
+                <w:rFonts w:ascii="Amasis MT Pro" w:eastAsia="Arial" w:hAnsi="Amasis MT Pro" w:cs="Arial"/>
+                <w:b/>
+                <w:sz w:val="20"/>
+                <w:szCs w:val="20"/>
               </w:rPr>
             </w:pPr>
             <w:r>
               <w:rPr>
-                <w:rFonts w:ascii="Bookman Old Style" w:eastAsia="Arial" w:hAnsi="Bookman Old Style" w:cs="Arial"/>
-                <w:b/>
+                <w:rFonts w:ascii="Amasis MT Pro" w:eastAsia="Arial" w:hAnsi="Amasis MT Pro" w:cs="Arial"/>
+                <w:b/>
+                <w:sz w:val="20"/>
+                <w:szCs w:val="20"/>
               </w:rPr>
               <w:t>Analyst/Programmer</w:t>
             </w:r>
@@ -4440,15 +5915,44 @@
               <w:ind w:left="-106"/>
               <w:jc w:val="right"/>
               <w:rPr>
-                <w:rFonts w:ascii="Bookman Old Style" w:eastAsia="Arial" w:hAnsi="Bookman Old Style" w:cs="Arial"/>
-                <w:b/>
+                <w:rFonts w:ascii="Amasis MT Pro" w:eastAsia="Arial" w:hAnsi="Amasis MT Pro" w:cs="Arial"/>
+                <w:b/>
+                <w:sz w:val="20"/>
+                <w:szCs w:val="20"/>
+              </w:rPr>
+            </w:pPr>
+          </w:p>
+          <w:p>
+            <w:pPr>
+              <w:ind w:left="-106"/>
+              <w:jc w:val="right"/>
+              <w:rPr>
+                <w:rFonts w:ascii="Amasis MT Pro" w:eastAsia="Arial" w:hAnsi="Amasis MT Pro" w:cs="Arial"/>
+                <w:b/>
+                <w:sz w:val="20"/>
+                <w:szCs w:val="20"/>
+              </w:rPr>
+            </w:pPr>
+          </w:p>
+          <w:p>
+            <w:pPr>
+              <w:ind w:left="-106"/>
+              <w:jc w:val="right"/>
+              <w:rPr>
+                <w:rFonts w:ascii="Amasis MT Pro" w:eastAsia="Arial" w:hAnsi="Amasis MT Pro" w:cs="Arial"/>
+                <w:b/>
+                <w:sz w:val="20"/>
+                <w:szCs w:val="20"/>
               </w:rPr>
             </w:pPr>
             <w:r>
               <w:rPr>
-                <w:rFonts w:ascii="Bookman Old Style" w:eastAsia="Arial" w:hAnsi="Bookman Old Style" w:cs="Arial"/>
-                <w:b/>
-              </w:rPr>
+                <w:rFonts w:ascii="Amasis MT Pro" w:eastAsia="Arial" w:hAnsi="Amasis MT Pro" w:cs="Arial"/>
+                <w:b/>
+                <w:sz w:val="20"/>
+                <w:szCs w:val="20"/>
+              </w:rPr>
+              <w:lastRenderedPageBreak/>
               <w:t>Software House</w:t>
             </w:r>
           </w:p>
@@ -4457,27 +5961,21 @@
               <w:ind w:left="-106"/>
               <w:jc w:val="right"/>
               <w:rPr>
-                <w:rFonts w:ascii="Bookman Old Style" w:eastAsia="Arial" w:hAnsi="Bookman Old Style" w:cs="Arial"/>
-                <w:b/>
+                <w:rFonts w:ascii="Amasis MT Pro" w:eastAsia="Arial" w:hAnsi="Amasis MT Pro" w:cs="Arial"/>
+                <w:b/>
+                <w:sz w:val="20"/>
+                <w:szCs w:val="20"/>
               </w:rPr>
             </w:pPr>
             <w:r>
               <w:rPr>
-                <w:rFonts w:ascii="Bookman Old Style" w:eastAsia="Arial" w:hAnsi="Bookman Old Style" w:cs="Arial"/>
-                <w:b/>
+                <w:rFonts w:ascii="Amasis MT Pro" w:eastAsia="Arial" w:hAnsi="Amasis MT Pro" w:cs="Arial"/>
+                <w:b/>
+                <w:sz w:val="20"/>
+                <w:szCs w:val="20"/>
               </w:rPr>
               <w:t>November 1996 – June 1998</w:t>
             </w:r>
-          </w:p>
-          <w:p>
-            <w:pPr>
-              <w:ind w:left="-106"/>
-              <w:jc w:val="right"/>
-              <w:rPr>
-                <w:rFonts w:ascii="Bookman Old Style" w:eastAsia="Arial" w:hAnsi="Bookman Old Style" w:cs="Arial"/>
-                <w:b/>
-              </w:rPr>
-            </w:pPr>
           </w:p>
         </w:tc>
       </w:tr>
@@ -4490,20 +5988,30 @@
         <w:spacing w:after="0" w:line="240" w:lineRule="auto"/>
         <w:ind w:left="180"/>
         <w:rPr>
-          <w:rFonts w:ascii="Bookman Old Style" w:hAnsi="Bookman Old Style" w:cs="Arial"/>
-          <w:kern w:val="0"/>
-          <w:sz w:val="21"/>
-          <w:szCs w:val="21"/>
-        </w:rPr>
-      </w:pPr>
-      <w:r>
-        <w:rPr>
-          <w:rFonts w:ascii="Bookman Old Style" w:hAnsi="Bookman Old Style" w:cs="Arial"/>
-          <w:kern w:val="0"/>
-          <w:sz w:val="21"/>
-          <w:szCs w:val="21"/>
-        </w:rPr>
+          <w:rFonts w:ascii="Amasis MT Pro" w:hAnsi="Amasis MT Pro" w:cs="Arial"/>
+          <w:kern w:val="0"/>
+          <w:sz w:val="20"/>
+          <w:szCs w:val="20"/>
+        </w:rPr>
+      </w:pPr>
+      <w:r>
+        <w:rPr>
+          <w:rFonts w:ascii="Amasis MT Pro" w:hAnsi="Amasis MT Pro" w:cs="Arial"/>
+          <w:kern w:val="0"/>
+          <w:sz w:val="20"/>
+          <w:szCs w:val="20"/>
+        </w:rPr>
+        <w:lastRenderedPageBreak/>
         <w:t>Andersen Consulting</w:t>
+      </w:r>
+      <w:r>
+        <w:rPr>
+          <w:rFonts w:ascii="Amasis MT Pro" w:hAnsi="Amasis MT Pro" w:cs="Arial"/>
+          <w:kern w:val="0"/>
+          <w:sz w:val="20"/>
+          <w:szCs w:val="20"/>
+        </w:rPr>
+        <w:t xml:space="preserve"> (Accenture)</w:t>
       </w:r>
     </w:p>
     <w:p>
@@ -4514,47 +6022,20 @@
         <w:spacing w:after="0" w:line="240" w:lineRule="auto"/>
         <w:ind w:left="180"/>
         <w:rPr>
-          <w:rFonts w:ascii="Bookman Old Style" w:hAnsi="Bookman Old Style" w:cs="Arial"/>
-          <w:kern w:val="0"/>
-          <w:sz w:val="21"/>
-          <w:szCs w:val="21"/>
-        </w:rPr>
-      </w:pPr>
-      <w:r>
-        <w:rPr>
-          <w:rFonts w:ascii="Bookman Old Style" w:hAnsi="Bookman Old Style" w:cs="Arial"/>
-          <w:kern w:val="0"/>
-          <w:sz w:val="21"/>
-          <w:szCs w:val="21"/>
-        </w:rPr>
-        <w:t>Hardware</w:t>
-      </w:r>
-      <w:r>
-        <w:rPr>
-          <w:rFonts w:ascii="Bookman Old Style" w:hAnsi="Bookman Old Style" w:cs="Arial"/>
-          <w:kern w:val="0"/>
-          <w:sz w:val="21"/>
-          <w:szCs w:val="21"/>
-        </w:rPr>
-        <w:t xml:space="preserve">: </w:t>
-      </w:r>
-      <w:r>
-        <w:rPr>
-          <w:rFonts w:ascii="Bookman Old Style" w:hAnsi="Bookman Old Style" w:cs="Arial"/>
-          <w:kern w:val="0"/>
-          <w:sz w:val="21"/>
-          <w:szCs w:val="21"/>
-        </w:rPr>
-        <w:t>Mainframe</w:t>
-      </w:r>
-      <w:r>
-        <w:rPr>
-          <w:rFonts w:ascii="Bookman Old Style" w:hAnsi="Bookman Old Style" w:cs="Arial"/>
-          <w:kern w:val="0"/>
-          <w:sz w:val="21"/>
-          <w:szCs w:val="21"/>
-        </w:rPr>
-        <w:t>.</w:t>
+          <w:rFonts w:ascii="Amasis MT Pro" w:hAnsi="Amasis MT Pro" w:cs="Arial"/>
+          <w:kern w:val="0"/>
+          <w:sz w:val="20"/>
+          <w:szCs w:val="20"/>
+        </w:rPr>
+      </w:pPr>
+      <w:r>
+        <w:rPr>
+          <w:rFonts w:ascii="Amasis MT Pro" w:hAnsi="Amasis MT Pro" w:cs="Arial"/>
+          <w:kern w:val="0"/>
+          <w:sz w:val="20"/>
+          <w:szCs w:val="20"/>
+        </w:rPr>
+        <w:t>Hardware: Mainframe.</w:t>
       </w:r>
     </w:p>
     <w:p>
@@ -4565,76 +6046,37 @@
         <w:spacing w:after="0" w:line="240" w:lineRule="auto"/>
         <w:ind w:left="180"/>
         <w:rPr>
-          <w:rFonts w:ascii="Bookman Old Style" w:hAnsi="Bookman Old Style" w:cs="Arial"/>
-          <w:kern w:val="0"/>
-          <w:sz w:val="21"/>
-          <w:szCs w:val="21"/>
-        </w:rPr>
-      </w:pPr>
-      <w:r>
-        <w:rPr>
-          <w:rFonts w:ascii="Bookman Old Style" w:hAnsi="Bookman Old Style" w:cs="Arial"/>
-          <w:kern w:val="0"/>
-          <w:sz w:val="21"/>
-          <w:szCs w:val="21"/>
-        </w:rPr>
-        <w:t>Software:</w:t>
-      </w:r>
-      <w:r>
-        <w:rPr>
-          <w:rFonts w:ascii="Bookman Old Style" w:hAnsi="Bookman Old Style" w:cs="Arial"/>
-          <w:kern w:val="0"/>
-          <w:sz w:val="21"/>
-          <w:szCs w:val="21"/>
-        </w:rPr>
-        <w:t xml:space="preserve"> </w:t>
-      </w:r>
-      <w:r>
-        <w:rPr>
-          <w:rFonts w:ascii="Arial" w:eastAsia="Arial" w:hAnsi="Arial"/>
-        </w:rPr>
-        <w:t>CICS, COBOL, DB2,</w:t>
-      </w:r>
-      <w:r>
-        <w:rPr>
-          <w:rFonts w:ascii="Arial" w:eastAsia="Arial" w:hAnsi="Arial"/>
-        </w:rPr>
-        <w:t xml:space="preserve"> </w:t>
-      </w:r>
-      <w:r>
-        <w:rPr>
-          <w:rFonts w:ascii="Arial" w:eastAsia="Arial" w:hAnsi="Arial"/>
-        </w:rPr>
-        <w:t>MVS, JCL, IS</w:t>
-      </w:r>
-      <w:r>
-        <w:rPr>
-          <w:rFonts w:ascii="Arial" w:eastAsia="Arial" w:hAnsi="Arial"/>
-        </w:rPr>
-        <w:t xml:space="preserve">PF, </w:t>
-      </w:r>
-      <w:proofErr w:type="spellStart"/>
-      <w:r>
-        <w:rPr>
-          <w:rFonts w:ascii="Arial" w:eastAsia="Arial" w:hAnsi="Arial"/>
-        </w:rPr>
-        <w:t>ChangeMan</w:t>
-      </w:r>
-      <w:proofErr w:type="spellEnd"/>
-      <w:r>
-        <w:rPr>
-          <w:rFonts w:ascii="Arial" w:eastAsia="Arial" w:hAnsi="Arial"/>
-        </w:rPr>
-        <w:t xml:space="preserve">, </w:t>
-      </w:r>
-      <w:proofErr w:type="spellStart"/>
-      <w:r>
-        <w:rPr>
-          <w:rFonts w:ascii="Arial" w:eastAsia="Arial" w:hAnsi="Arial"/>
-        </w:rPr>
-        <w:t>Xpediter</w:t>
-      </w:r>
-      <w:proofErr w:type="spellEnd"/>
+          <w:rFonts w:ascii="Amasis MT Pro" w:hAnsi="Amasis MT Pro" w:cs="Arial"/>
+          <w:kern w:val="0"/>
+          <w:sz w:val="20"/>
+          <w:szCs w:val="20"/>
+        </w:rPr>
+      </w:pPr>
+      <w:r>
+        <w:rPr>
+          <w:rFonts w:ascii="Amasis MT Pro" w:hAnsi="Amasis MT Pro" w:cs="Arial"/>
+          <w:kern w:val="0"/>
+          <w:sz w:val="20"/>
+          <w:szCs w:val="20"/>
+        </w:rPr>
+        <w:t xml:space="preserve">Software: </w:t>
+      </w:r>
+      <w:r>
+        <w:rPr>
+          <w:rFonts w:ascii="Amasis MT Pro" w:eastAsia="Arial" w:hAnsi="Amasis MT Pro"/>
+          <w:sz w:val="20"/>
+          <w:szCs w:val="20"/>
+        </w:rPr>
+        <w:t>CICS, COBOL, DB2, MVS, JCL, ISPF, ChangeMan, Xpediter</w:t>
+      </w:r>
+      <w:r>
+        <w:rPr>
+          <w:rFonts w:ascii="Amasis MT Pro" w:eastAsia="Arial" w:hAnsi="Amasis MT Pro"/>
+          <w:sz w:val="20"/>
+          <w:szCs w:val="20"/>
+        </w:rPr>
+        <w:t>.</w:t>
+      </w:r>
     </w:p>
     <w:p>
       <w:pPr>
@@ -4649,56 +6091,83 @@
         <w:spacing w:after="0" w:line="240" w:lineRule="auto"/>
         <w:ind w:left="720"/>
         <w:rPr>
-          <w:rFonts w:ascii="Bookman Old Style" w:hAnsi="Bookman Old Style" w:cs="Arial"/>
-          <w:kern w:val="0"/>
-          <w:sz w:val="21"/>
-          <w:szCs w:val="21"/>
-        </w:rPr>
-      </w:pPr>
-      <w:r>
-        <w:rPr>
-          <w:rFonts w:ascii="Bookman Old Style" w:hAnsi="Bookman Old Style" w:cs="Arial"/>
-          <w:kern w:val="0"/>
-          <w:sz w:val="21"/>
-          <w:szCs w:val="21"/>
+          <w:rFonts w:ascii="Amasis MT Pro" w:hAnsi="Amasis MT Pro" w:cs="Arial"/>
+          <w:kern w:val="0"/>
+          <w:sz w:val="20"/>
+          <w:szCs w:val="20"/>
+        </w:rPr>
+      </w:pPr>
+      <w:r>
+        <w:rPr>
+          <w:rFonts w:ascii="Amasis MT Pro" w:hAnsi="Amasis MT Pro" w:cs="Arial"/>
+          <w:kern w:val="0"/>
+          <w:sz w:val="20"/>
+          <w:szCs w:val="20"/>
         </w:rPr>
         <w:t xml:space="preserve">Maintains and </w:t>
       </w:r>
       <w:r>
         <w:rPr>
-          <w:rFonts w:ascii="Bookman Old Style" w:hAnsi="Bookman Old Style" w:cs="Arial"/>
-          <w:kern w:val="0"/>
-          <w:sz w:val="21"/>
-          <w:szCs w:val="21"/>
+          <w:rFonts w:ascii="Amasis MT Pro" w:hAnsi="Amasis MT Pro" w:cs="Arial"/>
+          <w:kern w:val="0"/>
+          <w:sz w:val="20"/>
+          <w:szCs w:val="20"/>
         </w:rPr>
         <w:t>update</w:t>
       </w:r>
       <w:r>
         <w:rPr>
-          <w:rFonts w:ascii="Bookman Old Style" w:hAnsi="Bookman Old Style" w:cs="Arial"/>
-          <w:kern w:val="0"/>
-          <w:sz w:val="21"/>
-          <w:szCs w:val="21"/>
-        </w:rPr>
-        <w:t xml:space="preserve"> current systems to meet client request. Modify modules into Year</w:t>
-      </w:r>
-      <w:r>
-        <w:rPr>
-          <w:rFonts w:ascii="Bookman Old Style" w:hAnsi="Bookman Old Style" w:cs="Arial"/>
-          <w:kern w:val="0"/>
-          <w:sz w:val="21"/>
-          <w:szCs w:val="21"/>
+          <w:rFonts w:ascii="Amasis MT Pro" w:hAnsi="Amasis MT Pro" w:cs="Arial"/>
+          <w:kern w:val="0"/>
+          <w:sz w:val="20"/>
+          <w:szCs w:val="20"/>
+        </w:rPr>
+        <w:t xml:space="preserve"> current systems to meet client </w:t>
+      </w:r>
+      <w:r>
+        <w:rPr>
+          <w:rFonts w:ascii="Amasis MT Pro" w:hAnsi="Amasis MT Pro" w:cs="Arial"/>
+          <w:kern w:val="0"/>
+          <w:sz w:val="20"/>
+          <w:szCs w:val="20"/>
+        </w:rPr>
+        <w:t>requests</w:t>
+      </w:r>
+      <w:r>
+        <w:rPr>
+          <w:rFonts w:ascii="Amasis MT Pro" w:hAnsi="Amasis MT Pro" w:cs="Arial"/>
+          <w:kern w:val="0"/>
+          <w:sz w:val="20"/>
+          <w:szCs w:val="20"/>
+        </w:rPr>
+        <w:t>. Modify modules into Year</w:t>
+      </w:r>
+      <w:r>
+        <w:rPr>
+          <w:rFonts w:ascii="Amasis MT Pro" w:hAnsi="Amasis MT Pro" w:cs="Arial"/>
+          <w:kern w:val="0"/>
+          <w:sz w:val="20"/>
+          <w:szCs w:val="20"/>
         </w:rPr>
         <w:t xml:space="preserve"> </w:t>
       </w:r>
       <w:r>
         <w:rPr>
-          <w:rFonts w:ascii="Bookman Old Style" w:hAnsi="Bookman Old Style" w:cs="Arial"/>
-          <w:kern w:val="0"/>
-          <w:sz w:val="21"/>
-          <w:szCs w:val="21"/>
+          <w:rFonts w:ascii="Amasis MT Pro" w:hAnsi="Amasis MT Pro" w:cs="Arial"/>
+          <w:kern w:val="0"/>
+          <w:sz w:val="20"/>
+          <w:szCs w:val="20"/>
         </w:rPr>
         <w:t>2000 Compliant</w:t>
+      </w:r>
+      <w:r>
+        <w:rPr>
+          <w:rFonts w:ascii="Amasis MT Pro" w:hAnsi="Amasis MT Pro" w:cs="Arial"/>
+          <w:kern w:val="0"/>
+          <w:sz w:val="20"/>
+          <w:szCs w:val="20"/>
+        </w:rPr>
+        <w:t>.</w:t>
       </w:r>
     </w:p>
     <w:p>
@@ -4714,38 +6183,38 @@
         <w:spacing w:after="0" w:line="240" w:lineRule="auto"/>
         <w:ind w:left="720"/>
         <w:rPr>
-          <w:rFonts w:ascii="Bookman Old Style" w:hAnsi="Bookman Old Style" w:cs="Arial"/>
-          <w:kern w:val="0"/>
-          <w:sz w:val="21"/>
-          <w:szCs w:val="21"/>
-        </w:rPr>
-      </w:pPr>
-      <w:r>
-        <w:rPr>
-          <w:rFonts w:ascii="Bookman Old Style" w:hAnsi="Bookman Old Style" w:cs="Arial"/>
-          <w:kern w:val="0"/>
-          <w:sz w:val="21"/>
-          <w:szCs w:val="21"/>
+          <w:rFonts w:ascii="Amasis MT Pro" w:hAnsi="Amasis MT Pro" w:cs="Arial"/>
+          <w:kern w:val="0"/>
+          <w:sz w:val="20"/>
+          <w:szCs w:val="20"/>
+        </w:rPr>
+      </w:pPr>
+      <w:r>
+        <w:rPr>
+          <w:rFonts w:ascii="Amasis MT Pro" w:hAnsi="Amasis MT Pro" w:cs="Arial"/>
+          <w:kern w:val="0"/>
+          <w:sz w:val="20"/>
+          <w:szCs w:val="20"/>
         </w:rPr>
         <w:t>Perform Component test and Assembly test for reliability in current dates and Year 2000</w:t>
       </w:r>
       <w:r>
         <w:rPr>
-          <w:rFonts w:ascii="Bookman Old Style" w:hAnsi="Bookman Old Style" w:cs="Arial"/>
-          <w:kern w:val="0"/>
-          <w:sz w:val="21"/>
-          <w:szCs w:val="21"/>
+          <w:rFonts w:ascii="Amasis MT Pro" w:hAnsi="Amasis MT Pro" w:cs="Arial"/>
+          <w:kern w:val="0"/>
+          <w:sz w:val="20"/>
+          <w:szCs w:val="20"/>
         </w:rPr>
         <w:t xml:space="preserve"> </w:t>
       </w:r>
       <w:r>
         <w:rPr>
-          <w:rFonts w:ascii="Bookman Old Style" w:hAnsi="Bookman Old Style" w:cs="Arial"/>
-          <w:kern w:val="0"/>
-          <w:sz w:val="21"/>
-          <w:szCs w:val="21"/>
-        </w:rPr>
-        <w:t>dates</w:t>
+          <w:rFonts w:ascii="Amasis MT Pro" w:hAnsi="Amasis MT Pro" w:cs="Arial"/>
+          <w:kern w:val="0"/>
+          <w:sz w:val="20"/>
+          <w:szCs w:val="20"/>
+        </w:rPr>
+        <w:t>dates.</w:t>
       </w:r>
     </w:p>
     <w:p>
@@ -4761,20 +6230,29 @@
         <w:spacing w:after="0" w:line="240" w:lineRule="auto"/>
         <w:ind w:left="720"/>
         <w:rPr>
-          <w:rFonts w:ascii="Bookman Old Style" w:hAnsi="Bookman Old Style" w:cs="Arial"/>
-          <w:kern w:val="0"/>
-          <w:sz w:val="21"/>
-          <w:szCs w:val="21"/>
-        </w:rPr>
-      </w:pPr>
-      <w:r>
-        <w:rPr>
-          <w:rFonts w:ascii="Bookman Old Style" w:hAnsi="Bookman Old Style" w:cs="Arial"/>
-          <w:kern w:val="0"/>
-          <w:sz w:val="21"/>
-          <w:szCs w:val="21"/>
+          <w:rFonts w:ascii="Amasis MT Pro" w:hAnsi="Amasis MT Pro" w:cs="Arial"/>
+          <w:kern w:val="0"/>
+          <w:sz w:val="20"/>
+          <w:szCs w:val="20"/>
+        </w:rPr>
+      </w:pPr>
+      <w:r>
+        <w:rPr>
+          <w:rFonts w:ascii="Amasis MT Pro" w:hAnsi="Amasis MT Pro" w:cs="Arial"/>
+          <w:kern w:val="0"/>
+          <w:sz w:val="20"/>
+          <w:szCs w:val="20"/>
         </w:rPr>
         <w:t>Developed Programs for date transformation</w:t>
+      </w:r>
+      <w:r>
+        <w:rPr>
+          <w:rFonts w:ascii="Amasis MT Pro" w:hAnsi="Amasis MT Pro" w:cs="Arial"/>
+          <w:kern w:val="0"/>
+          <w:sz w:val="20"/>
+          <w:szCs w:val="20"/>
+        </w:rPr>
+        <w:t>.</w:t>
       </w:r>
     </w:p>
     <w:p>
@@ -4785,10 +6263,10 @@
         <w:spacing w:after="0" w:line="240" w:lineRule="auto"/>
         <w:ind w:left="180"/>
         <w:rPr>
-          <w:rFonts w:ascii="Bookman Old Style" w:hAnsi="Bookman Old Style" w:cs="Arial"/>
-          <w:kern w:val="0"/>
-          <w:sz w:val="21"/>
-          <w:szCs w:val="21"/>
+          <w:rFonts w:ascii="Amasis MT Pro" w:hAnsi="Amasis MT Pro" w:cs="Arial"/>
+          <w:kern w:val="0"/>
+          <w:sz w:val="20"/>
+          <w:szCs w:val="20"/>
         </w:rPr>
       </w:pPr>
     </w:p>
@@ -4800,18 +6278,18 @@
         <w:spacing w:after="0" w:line="240" w:lineRule="auto"/>
         <w:ind w:left="180"/>
         <w:rPr>
-          <w:rFonts w:ascii="Bookman Old Style" w:hAnsi="Bookman Old Style" w:cs="Arial"/>
-          <w:kern w:val="0"/>
-          <w:sz w:val="21"/>
-          <w:szCs w:val="21"/>
-        </w:rPr>
-      </w:pPr>
-      <w:r>
-        <w:rPr>
-          <w:rFonts w:ascii="Bookman Old Style" w:hAnsi="Bookman Old Style" w:cs="Arial"/>
-          <w:kern w:val="0"/>
-          <w:sz w:val="21"/>
-          <w:szCs w:val="21"/>
+          <w:rFonts w:ascii="Amasis MT Pro" w:hAnsi="Amasis MT Pro" w:cs="Arial"/>
+          <w:kern w:val="0"/>
+          <w:sz w:val="20"/>
+          <w:szCs w:val="20"/>
+        </w:rPr>
+      </w:pPr>
+      <w:r>
+        <w:rPr>
+          <w:rFonts w:ascii="Amasis MT Pro" w:hAnsi="Amasis MT Pro" w:cs="Arial"/>
+          <w:kern w:val="0"/>
+          <w:sz w:val="20"/>
+          <w:szCs w:val="20"/>
         </w:rPr>
         <w:t>SGV and Co.</w:t>
       </w:r>
@@ -4824,18 +6302,18 @@
         <w:spacing w:after="0" w:line="240" w:lineRule="auto"/>
         <w:ind w:left="180"/>
         <w:rPr>
-          <w:rFonts w:ascii="Bookman Old Style" w:hAnsi="Bookman Old Style" w:cs="Arial"/>
-          <w:kern w:val="0"/>
-          <w:sz w:val="21"/>
-          <w:szCs w:val="21"/>
-        </w:rPr>
-      </w:pPr>
-      <w:r>
-        <w:rPr>
-          <w:rFonts w:ascii="Bookman Old Style" w:hAnsi="Bookman Old Style" w:cs="Arial"/>
-          <w:kern w:val="0"/>
-          <w:sz w:val="21"/>
-          <w:szCs w:val="21"/>
+          <w:rFonts w:ascii="Amasis MT Pro" w:hAnsi="Amasis MT Pro" w:cs="Arial"/>
+          <w:kern w:val="0"/>
+          <w:sz w:val="20"/>
+          <w:szCs w:val="20"/>
+        </w:rPr>
+      </w:pPr>
+      <w:r>
+        <w:rPr>
+          <w:rFonts w:ascii="Amasis MT Pro" w:hAnsi="Amasis MT Pro" w:cs="Arial"/>
+          <w:kern w:val="0"/>
+          <w:sz w:val="20"/>
+          <w:szCs w:val="20"/>
         </w:rPr>
         <w:t>Andersen Consulting</w:t>
       </w:r>
@@ -4848,47 +6326,20 @@
         <w:spacing w:after="0" w:line="240" w:lineRule="auto"/>
         <w:ind w:left="180"/>
         <w:rPr>
-          <w:rFonts w:ascii="Bookman Old Style" w:hAnsi="Bookman Old Style" w:cs="Arial"/>
-          <w:kern w:val="0"/>
-          <w:sz w:val="21"/>
-          <w:szCs w:val="21"/>
-        </w:rPr>
-      </w:pPr>
-      <w:r>
-        <w:rPr>
-          <w:rFonts w:ascii="Bookman Old Style" w:hAnsi="Bookman Old Style" w:cs="Arial"/>
-          <w:kern w:val="0"/>
-          <w:sz w:val="21"/>
-          <w:szCs w:val="21"/>
-        </w:rPr>
-        <w:t>Hardware</w:t>
-      </w:r>
-      <w:r>
-        <w:rPr>
-          <w:rFonts w:ascii="Bookman Old Style" w:hAnsi="Bookman Old Style" w:cs="Arial"/>
-          <w:kern w:val="0"/>
-          <w:sz w:val="21"/>
-          <w:szCs w:val="21"/>
-        </w:rPr>
-        <w:t xml:space="preserve">: </w:t>
-      </w:r>
-      <w:r>
-        <w:rPr>
-          <w:rFonts w:ascii="Bookman Old Style" w:hAnsi="Bookman Old Style" w:cs="Arial"/>
-          <w:kern w:val="0"/>
-          <w:sz w:val="21"/>
-          <w:szCs w:val="21"/>
-        </w:rPr>
-        <w:t>Client Server</w:t>
-      </w:r>
-      <w:r>
-        <w:rPr>
-          <w:rFonts w:ascii="Bookman Old Style" w:hAnsi="Bookman Old Style" w:cs="Arial"/>
-          <w:kern w:val="0"/>
-          <w:sz w:val="21"/>
-          <w:szCs w:val="21"/>
-        </w:rPr>
-        <w:t>.</w:t>
+          <w:rFonts w:ascii="Amasis MT Pro" w:hAnsi="Amasis MT Pro" w:cs="Arial"/>
+          <w:kern w:val="0"/>
+          <w:sz w:val="20"/>
+          <w:szCs w:val="20"/>
+        </w:rPr>
+      </w:pPr>
+      <w:r>
+        <w:rPr>
+          <w:rFonts w:ascii="Amasis MT Pro" w:hAnsi="Amasis MT Pro" w:cs="Arial"/>
+          <w:kern w:val="0"/>
+          <w:sz w:val="20"/>
+          <w:szCs w:val="20"/>
+        </w:rPr>
+        <w:t>Hardware: Client Server.</w:t>
       </w:r>
     </w:p>
     <w:p>
@@ -4899,38 +6350,27 @@
         <w:spacing w:after="0" w:line="240" w:lineRule="auto"/>
         <w:ind w:left="180"/>
         <w:rPr>
-          <w:rFonts w:ascii="Arial" w:eastAsia="Arial" w:hAnsi="Arial"/>
-        </w:rPr>
-      </w:pPr>
-      <w:r>
-        <w:rPr>
-          <w:rFonts w:ascii="Bookman Old Style" w:hAnsi="Bookman Old Style" w:cs="Arial"/>
-          <w:kern w:val="0"/>
-          <w:sz w:val="21"/>
-          <w:szCs w:val="21"/>
-        </w:rPr>
-        <w:t>Software:</w:t>
-      </w:r>
-      <w:r>
-        <w:rPr>
-          <w:rFonts w:ascii="Bookman Old Style" w:hAnsi="Bookman Old Style" w:cs="Arial"/>
-          <w:kern w:val="0"/>
-          <w:sz w:val="21"/>
-          <w:szCs w:val="21"/>
-        </w:rPr>
-        <w:t xml:space="preserve"> </w:t>
-      </w:r>
-      <w:r>
-        <w:rPr>
-          <w:rFonts w:ascii="Arial" w:eastAsia="Arial" w:hAnsi="Arial"/>
-        </w:rPr>
-        <w:t>CICS, COBOL</w:t>
-      </w:r>
-      <w:r>
-        <w:rPr>
-          <w:rFonts w:ascii="Arial" w:eastAsia="Arial" w:hAnsi="Arial"/>
-        </w:rPr>
-        <w:t>, Excel</w:t>
+          <w:rFonts w:ascii="Amasis MT Pro" w:eastAsia="Arial" w:hAnsi="Amasis MT Pro"/>
+          <w:sz w:val="20"/>
+          <w:szCs w:val="20"/>
+        </w:rPr>
+      </w:pPr>
+      <w:r>
+        <w:rPr>
+          <w:rFonts w:ascii="Amasis MT Pro" w:hAnsi="Amasis MT Pro" w:cs="Arial"/>
+          <w:kern w:val="0"/>
+          <w:sz w:val="20"/>
+          <w:szCs w:val="20"/>
+        </w:rPr>
+        <w:t xml:space="preserve">Software: </w:t>
+      </w:r>
+      <w:r>
+        <w:rPr>
+          <w:rFonts w:ascii="Amasis MT Pro" w:eastAsia="Arial" w:hAnsi="Amasis MT Pro"/>
+          <w:sz w:val="20"/>
+          <w:szCs w:val="20"/>
+        </w:rPr>
+        <w:t>CICS, COBOL, Excel</w:t>
       </w:r>
     </w:p>
     <w:p>
@@ -4945,36 +6385,36 @@
         <w:adjustRightInd w:val="0"/>
         <w:spacing w:after="0" w:line="240" w:lineRule="auto"/>
         <w:rPr>
-          <w:rFonts w:ascii="Bookman Old Style" w:hAnsi="Bookman Old Style" w:cs="Arial"/>
-          <w:kern w:val="0"/>
-          <w:sz w:val="21"/>
-          <w:szCs w:val="21"/>
-        </w:rPr>
-      </w:pPr>
-      <w:r>
-        <w:rPr>
-          <w:rFonts w:ascii="Bookman Old Style" w:hAnsi="Bookman Old Style" w:cs="Arial"/>
-          <w:kern w:val="0"/>
-          <w:sz w:val="21"/>
-          <w:szCs w:val="21"/>
+          <w:rFonts w:ascii="Amasis MT Pro" w:hAnsi="Amasis MT Pro" w:cs="Arial"/>
+          <w:kern w:val="0"/>
+          <w:sz w:val="20"/>
+          <w:szCs w:val="20"/>
+        </w:rPr>
+      </w:pPr>
+      <w:r>
+        <w:rPr>
+          <w:rFonts w:ascii="Amasis MT Pro" w:hAnsi="Amasis MT Pro" w:cs="Arial"/>
+          <w:kern w:val="0"/>
+          <w:sz w:val="20"/>
+          <w:szCs w:val="20"/>
         </w:rPr>
         <w:t>Team Leader</w:t>
       </w:r>
       <w:r>
         <w:rPr>
-          <w:rFonts w:ascii="Bookman Old Style" w:hAnsi="Bookman Old Style" w:cs="Arial"/>
-          <w:kern w:val="0"/>
-          <w:sz w:val="21"/>
-          <w:szCs w:val="21"/>
+          <w:rFonts w:ascii="Amasis MT Pro" w:hAnsi="Amasis MT Pro" w:cs="Arial"/>
+          <w:kern w:val="0"/>
+          <w:sz w:val="20"/>
+          <w:szCs w:val="20"/>
         </w:rPr>
         <w:t>, handle 5 programmers</w:t>
       </w:r>
       <w:r>
         <w:rPr>
-          <w:rFonts w:ascii="Bookman Old Style" w:hAnsi="Bookman Old Style" w:cs="Arial"/>
-          <w:kern w:val="0"/>
-          <w:sz w:val="21"/>
-          <w:szCs w:val="21"/>
+          <w:rFonts w:ascii="Amasis MT Pro" w:hAnsi="Amasis MT Pro" w:cs="Arial"/>
+          <w:kern w:val="0"/>
+          <w:sz w:val="20"/>
+          <w:szCs w:val="20"/>
         </w:rPr>
         <w:t>.</w:t>
       </w:r>
@@ -4991,18 +6431,18 @@
         <w:adjustRightInd w:val="0"/>
         <w:spacing w:after="0" w:line="240" w:lineRule="auto"/>
         <w:rPr>
-          <w:rFonts w:ascii="Bookman Old Style" w:hAnsi="Bookman Old Style" w:cs="Arial"/>
-          <w:kern w:val="0"/>
-          <w:sz w:val="21"/>
-          <w:szCs w:val="21"/>
-        </w:rPr>
-      </w:pPr>
-      <w:r>
-        <w:rPr>
-          <w:rFonts w:ascii="Bookman Old Style" w:hAnsi="Bookman Old Style" w:cs="Arial"/>
-          <w:kern w:val="0"/>
-          <w:sz w:val="21"/>
-          <w:szCs w:val="21"/>
+          <w:rFonts w:ascii="Amasis MT Pro" w:hAnsi="Amasis MT Pro" w:cs="Arial"/>
+          <w:kern w:val="0"/>
+          <w:sz w:val="20"/>
+          <w:szCs w:val="20"/>
+        </w:rPr>
+      </w:pPr>
+      <w:r>
+        <w:rPr>
+          <w:rFonts w:ascii="Amasis MT Pro" w:hAnsi="Amasis MT Pro" w:cs="Arial"/>
+          <w:kern w:val="0"/>
+          <w:sz w:val="20"/>
+          <w:szCs w:val="20"/>
         </w:rPr>
         <w:t>Train and guide programmers.</w:t>
       </w:r>
@@ -5019,18 +6459,18 @@
         <w:adjustRightInd w:val="0"/>
         <w:spacing w:after="0" w:line="240" w:lineRule="auto"/>
         <w:rPr>
-          <w:rFonts w:ascii="Bookman Old Style" w:hAnsi="Bookman Old Style" w:cs="Arial"/>
-          <w:kern w:val="0"/>
-          <w:sz w:val="21"/>
-          <w:szCs w:val="21"/>
-        </w:rPr>
-      </w:pPr>
-      <w:r>
-        <w:rPr>
-          <w:rFonts w:ascii="Bookman Old Style" w:hAnsi="Bookman Old Style" w:cs="Arial"/>
-          <w:kern w:val="0"/>
-          <w:sz w:val="21"/>
-          <w:szCs w:val="21"/>
+          <w:rFonts w:ascii="Amasis MT Pro" w:hAnsi="Amasis MT Pro" w:cs="Arial"/>
+          <w:kern w:val="0"/>
+          <w:sz w:val="20"/>
+          <w:szCs w:val="20"/>
+        </w:rPr>
+      </w:pPr>
+      <w:r>
+        <w:rPr>
+          <w:rFonts w:ascii="Amasis MT Pro" w:hAnsi="Amasis MT Pro" w:cs="Arial"/>
+          <w:kern w:val="0"/>
+          <w:sz w:val="20"/>
+          <w:szCs w:val="20"/>
         </w:rPr>
         <w:t>Report to user and management for any issues encountered.</w:t>
       </w:r>
@@ -5047,20 +6487,38 @@
         <w:adjustRightInd w:val="0"/>
         <w:spacing w:after="0" w:line="240" w:lineRule="auto"/>
         <w:rPr>
-          <w:rFonts w:ascii="Bookman Old Style" w:hAnsi="Bookman Old Style" w:cs="Arial"/>
-          <w:kern w:val="0"/>
-          <w:sz w:val="21"/>
-          <w:szCs w:val="21"/>
-        </w:rPr>
-      </w:pPr>
-      <w:r>
-        <w:rPr>
-          <w:rFonts w:ascii="Bookman Old Style" w:hAnsi="Bookman Old Style" w:cs="Arial"/>
-          <w:kern w:val="0"/>
-          <w:sz w:val="21"/>
-          <w:szCs w:val="21"/>
-        </w:rPr>
-        <w:t>Discuss with client on system enhancement and problem encountered.</w:t>
+          <w:rFonts w:ascii="Amasis MT Pro" w:hAnsi="Amasis MT Pro" w:cs="Arial"/>
+          <w:kern w:val="0"/>
+          <w:sz w:val="20"/>
+          <w:szCs w:val="20"/>
+        </w:rPr>
+      </w:pPr>
+      <w:r>
+        <w:rPr>
+          <w:rFonts w:ascii="Amasis MT Pro" w:hAnsi="Amasis MT Pro" w:cs="Arial"/>
+          <w:kern w:val="0"/>
+          <w:sz w:val="20"/>
+          <w:szCs w:val="20"/>
+        </w:rPr>
+        <w:t xml:space="preserve">Discuss with client on system enhancement and </w:t>
+      </w:r>
+      <w:r>
+        <w:rPr>
+          <w:rFonts w:ascii="Amasis MT Pro" w:hAnsi="Amasis MT Pro" w:cs="Arial"/>
+          <w:kern w:val="0"/>
+          <w:sz w:val="20"/>
+          <w:szCs w:val="20"/>
+        </w:rPr>
+        <w:t xml:space="preserve">solutions to </w:t>
+      </w:r>
+      <w:r>
+        <w:rPr>
+          <w:rFonts w:ascii="Amasis MT Pro" w:hAnsi="Amasis MT Pro" w:cs="Arial"/>
+          <w:kern w:val="0"/>
+          <w:sz w:val="20"/>
+          <w:szCs w:val="20"/>
+        </w:rPr>
+        <w:t>problem encountered.</w:t>
       </w:r>
     </w:p>
     <w:p>
@@ -5075,38 +6533,56 @@
         <w:adjustRightInd w:val="0"/>
         <w:spacing w:after="0" w:line="240" w:lineRule="auto"/>
         <w:rPr>
-          <w:rFonts w:ascii="Bookman Old Style" w:hAnsi="Bookman Old Style" w:cs="Arial"/>
-          <w:kern w:val="0"/>
-          <w:sz w:val="21"/>
-          <w:szCs w:val="21"/>
-        </w:rPr>
-      </w:pPr>
-      <w:r>
-        <w:rPr>
-          <w:rFonts w:ascii="Bookman Old Style" w:hAnsi="Bookman Old Style" w:cs="Arial"/>
-          <w:kern w:val="0"/>
-          <w:sz w:val="21"/>
-          <w:szCs w:val="21"/>
+          <w:rFonts w:ascii="Amasis MT Pro" w:hAnsi="Amasis MT Pro" w:cs="Arial"/>
+          <w:kern w:val="0"/>
+          <w:sz w:val="20"/>
+          <w:szCs w:val="20"/>
+        </w:rPr>
+      </w:pPr>
+      <w:r>
+        <w:rPr>
+          <w:rFonts w:ascii="Amasis MT Pro" w:hAnsi="Amasis MT Pro" w:cs="Arial"/>
+          <w:kern w:val="0"/>
+          <w:sz w:val="20"/>
+          <w:szCs w:val="20"/>
         </w:rPr>
         <w:t xml:space="preserve">Maintains and </w:t>
       </w:r>
       <w:r>
         <w:rPr>
-          <w:rFonts w:ascii="Bookman Old Style" w:hAnsi="Bookman Old Style" w:cs="Arial"/>
-          <w:kern w:val="0"/>
-          <w:sz w:val="21"/>
-          <w:szCs w:val="21"/>
+          <w:rFonts w:ascii="Amasis MT Pro" w:hAnsi="Amasis MT Pro" w:cs="Arial"/>
+          <w:kern w:val="0"/>
+          <w:sz w:val="20"/>
+          <w:szCs w:val="20"/>
         </w:rPr>
         <w:t>update</w:t>
       </w:r>
       <w:r>
         <w:rPr>
-          <w:rFonts w:ascii="Bookman Old Style" w:hAnsi="Bookman Old Style" w:cs="Arial"/>
-          <w:kern w:val="0"/>
-          <w:sz w:val="21"/>
-          <w:szCs w:val="21"/>
-        </w:rPr>
-        <w:t xml:space="preserve"> current systems to meet client request</w:t>
+          <w:rFonts w:ascii="Amasis MT Pro" w:hAnsi="Amasis MT Pro" w:cs="Arial"/>
+          <w:kern w:val="0"/>
+          <w:sz w:val="20"/>
+          <w:szCs w:val="20"/>
+        </w:rPr>
+        <w:t xml:space="preserve"> current systems to meet client </w:t>
+      </w:r>
+      <w:r>
+        <w:rPr>
+          <w:rFonts w:ascii="Amasis MT Pro" w:hAnsi="Amasis MT Pro" w:cs="Arial"/>
+          <w:kern w:val="0"/>
+          <w:sz w:val="20"/>
+          <w:szCs w:val="20"/>
+        </w:rPr>
+        <w:t>requests</w:t>
+      </w:r>
+      <w:r>
+        <w:rPr>
+          <w:rFonts w:ascii="Amasis MT Pro" w:hAnsi="Amasis MT Pro" w:cs="Arial"/>
+          <w:kern w:val="0"/>
+          <w:sz w:val="20"/>
+          <w:szCs w:val="20"/>
+        </w:rPr>
+        <w:t>.</w:t>
       </w:r>
     </w:p>
     <w:p>
@@ -5121,18 +6597,18 @@
         <w:adjustRightInd w:val="0"/>
         <w:spacing w:after="0" w:line="240" w:lineRule="auto"/>
         <w:rPr>
-          <w:rFonts w:ascii="Bookman Old Style" w:hAnsi="Bookman Old Style" w:cs="Arial"/>
-          <w:kern w:val="0"/>
-          <w:sz w:val="21"/>
-          <w:szCs w:val="21"/>
-        </w:rPr>
-      </w:pPr>
-      <w:r>
-        <w:rPr>
-          <w:rFonts w:ascii="Bookman Old Style" w:hAnsi="Bookman Old Style" w:cs="Arial"/>
-          <w:kern w:val="0"/>
-          <w:sz w:val="21"/>
-          <w:szCs w:val="21"/>
+          <w:rFonts w:ascii="Amasis MT Pro" w:hAnsi="Amasis MT Pro" w:cs="Arial"/>
+          <w:kern w:val="0"/>
+          <w:sz w:val="20"/>
+          <w:szCs w:val="20"/>
+        </w:rPr>
+      </w:pPr>
+      <w:r>
+        <w:rPr>
+          <w:rFonts w:ascii="Amasis MT Pro" w:hAnsi="Amasis MT Pro" w:cs="Arial"/>
+          <w:kern w:val="0"/>
+          <w:sz w:val="20"/>
+          <w:szCs w:val="20"/>
         </w:rPr>
         <w:t>In-charge Analyst Programmer of</w:t>
       </w:r>
@@ -5141,7 +6617,7 @@
       <w:pPr>
         <w:pStyle w:val="ListParagraph"/>
         <w:numPr>
-          <w:ilvl w:val="0"/>
+          <w:ilvl w:val="1"/>
           <w:numId w:val="12"/>
         </w:numPr>
         <w:autoSpaceDE w:val="0"/>
@@ -5149,18 +6625,18 @@
         <w:adjustRightInd w:val="0"/>
         <w:spacing w:after="0" w:line="240" w:lineRule="auto"/>
         <w:rPr>
-          <w:rFonts w:ascii="Bookman Old Style" w:hAnsi="Bookman Old Style" w:cs="Arial"/>
-          <w:kern w:val="0"/>
-          <w:sz w:val="21"/>
-          <w:szCs w:val="21"/>
-        </w:rPr>
-      </w:pPr>
-      <w:r>
-        <w:rPr>
-          <w:rFonts w:ascii="Bookman Old Style" w:hAnsi="Bookman Old Style" w:cs="Arial"/>
-          <w:kern w:val="0"/>
-          <w:sz w:val="21"/>
-          <w:szCs w:val="21"/>
+          <w:rFonts w:ascii="Amasis MT Pro" w:hAnsi="Amasis MT Pro" w:cs="Arial"/>
+          <w:kern w:val="0"/>
+          <w:sz w:val="20"/>
+          <w:szCs w:val="20"/>
+        </w:rPr>
+      </w:pPr>
+      <w:r>
+        <w:rPr>
+          <w:rFonts w:ascii="Amasis MT Pro" w:hAnsi="Amasis MT Pro" w:cs="Arial"/>
+          <w:kern w:val="0"/>
+          <w:sz w:val="20"/>
+          <w:szCs w:val="20"/>
         </w:rPr>
         <w:t>Staff Advances, Fixed Assets, Personnel Report, Leaves System, Account Receivable</w:t>
       </w:r>
@@ -5169,7 +6645,7 @@
       <w:pPr>
         <w:pStyle w:val="ListParagraph"/>
         <w:numPr>
-          <w:ilvl w:val="0"/>
+          <w:ilvl w:val="1"/>
           <w:numId w:val="12"/>
         </w:numPr>
         <w:autoSpaceDE w:val="0"/>
@@ -5177,74 +6653,83 @@
         <w:adjustRightInd w:val="0"/>
         <w:spacing w:after="0" w:line="240" w:lineRule="auto"/>
         <w:rPr>
-          <w:rFonts w:ascii="Bookman Old Style" w:hAnsi="Bookman Old Style" w:cs="Arial"/>
-          <w:kern w:val="0"/>
-          <w:sz w:val="21"/>
-          <w:szCs w:val="21"/>
-        </w:rPr>
-      </w:pPr>
-      <w:r>
-        <w:rPr>
-          <w:rFonts w:ascii="Bookman Old Style" w:hAnsi="Bookman Old Style" w:cs="Arial"/>
-          <w:kern w:val="0"/>
-          <w:sz w:val="21"/>
-          <w:szCs w:val="21"/>
+          <w:rFonts w:ascii="Amasis MT Pro" w:hAnsi="Amasis MT Pro" w:cs="Arial"/>
+          <w:kern w:val="0"/>
+          <w:sz w:val="20"/>
+          <w:szCs w:val="20"/>
+        </w:rPr>
+      </w:pPr>
+      <w:r>
+        <w:rPr>
+          <w:rFonts w:ascii="Amasis MT Pro" w:hAnsi="Amasis MT Pro" w:cs="Arial"/>
+          <w:kern w:val="0"/>
+          <w:sz w:val="20"/>
+          <w:szCs w:val="20"/>
         </w:rPr>
         <w:t>System, Client Engagement, General Ledger, Cash Receipts, Cash</w:t>
       </w:r>
       <w:r>
         <w:rPr>
-          <w:rFonts w:ascii="Bookman Old Style" w:hAnsi="Bookman Old Style" w:cs="Arial"/>
-          <w:kern w:val="0"/>
-          <w:sz w:val="21"/>
-          <w:szCs w:val="21"/>
+          <w:rFonts w:ascii="Amasis MT Pro" w:hAnsi="Amasis MT Pro" w:cs="Arial"/>
+          <w:kern w:val="0"/>
+          <w:sz w:val="20"/>
+          <w:szCs w:val="20"/>
         </w:rPr>
         <w:t xml:space="preserve"> </w:t>
       </w:r>
       <w:r>
         <w:rPr>
-          <w:rFonts w:ascii="Bookman Old Style" w:hAnsi="Bookman Old Style" w:cs="Arial"/>
-          <w:kern w:val="0"/>
-          <w:sz w:val="21"/>
-          <w:szCs w:val="21"/>
+          <w:rFonts w:ascii="Amasis MT Pro" w:hAnsi="Amasis MT Pro" w:cs="Arial"/>
+          <w:kern w:val="0"/>
+          <w:sz w:val="20"/>
+          <w:szCs w:val="20"/>
         </w:rPr>
         <w:t>Book</w:t>
       </w:r>
       <w:r>
         <w:rPr>
-          <w:rFonts w:ascii="Bookman Old Style" w:hAnsi="Bookman Old Style" w:cs="Arial"/>
-          <w:kern w:val="0"/>
-          <w:sz w:val="21"/>
-          <w:szCs w:val="21"/>
+          <w:rFonts w:ascii="Amasis MT Pro" w:hAnsi="Amasis MT Pro" w:cs="Arial"/>
+          <w:kern w:val="0"/>
+          <w:sz w:val="20"/>
+          <w:szCs w:val="20"/>
         </w:rPr>
         <w:t xml:space="preserve"> </w:t>
       </w:r>
       <w:r>
         <w:rPr>
-          <w:rFonts w:ascii="Bookman Old Style" w:hAnsi="Bookman Old Style" w:cs="Arial"/>
-          <w:kern w:val="0"/>
-          <w:sz w:val="21"/>
-          <w:szCs w:val="21"/>
+          <w:rFonts w:ascii="Amasis MT Pro" w:hAnsi="Amasis MT Pro" w:cs="Arial"/>
+          <w:kern w:val="0"/>
+          <w:sz w:val="20"/>
+          <w:szCs w:val="20"/>
         </w:rPr>
         <w:t>(General</w:t>
       </w:r>
       <w:r>
         <w:rPr>
-          <w:rFonts w:ascii="Bookman Old Style" w:hAnsi="Bookman Old Style" w:cs="Arial"/>
-          <w:kern w:val="0"/>
-          <w:sz w:val="21"/>
-          <w:szCs w:val="21"/>
+          <w:rFonts w:ascii="Amasis MT Pro" w:hAnsi="Amasis MT Pro" w:cs="Arial"/>
+          <w:kern w:val="0"/>
+          <w:sz w:val="20"/>
+          <w:szCs w:val="20"/>
         </w:rPr>
         <w:t xml:space="preserve"> </w:t>
       </w:r>
       <w:r>
         <w:rPr>
-          <w:rFonts w:ascii="Bookman Old Style" w:hAnsi="Bookman Old Style" w:cs="Arial"/>
-          <w:kern w:val="0"/>
-          <w:sz w:val="21"/>
-          <w:szCs w:val="21"/>
+          <w:rFonts w:ascii="Amasis MT Pro" w:hAnsi="Amasis MT Pro" w:cs="Arial"/>
+          <w:kern w:val="0"/>
+          <w:sz w:val="20"/>
+          <w:szCs w:val="20"/>
         </w:rPr>
         <w:t>Journal)</w:t>
+      </w:r>
+      <w:r>
+        <w:rPr>
+          <w:rFonts w:ascii="Amasis MT Pro" w:hAnsi="Amasis MT Pro" w:cs="Arial"/>
+          <w:kern w:val="0"/>
+          <w:sz w:val="20"/>
+          <w:szCs w:val="20"/>
+        </w:rPr>
+        <w:t>.</w:t>
       </w:r>
     </w:p>
     <w:p>
@@ -5259,18 +6744,18 @@
         <w:adjustRightInd w:val="0"/>
         <w:spacing w:after="0" w:line="240" w:lineRule="auto"/>
         <w:rPr>
-          <w:rFonts w:ascii="Bookman Old Style" w:hAnsi="Bookman Old Style" w:cs="Arial"/>
-          <w:kern w:val="0"/>
-          <w:sz w:val="21"/>
-          <w:szCs w:val="21"/>
-        </w:rPr>
-      </w:pPr>
-      <w:r>
-        <w:rPr>
-          <w:rFonts w:ascii="Bookman Old Style" w:hAnsi="Bookman Old Style" w:cs="Arial"/>
-          <w:kern w:val="0"/>
-          <w:sz w:val="21"/>
-          <w:szCs w:val="21"/>
+          <w:rFonts w:ascii="Amasis MT Pro" w:hAnsi="Amasis MT Pro" w:cs="Arial"/>
+          <w:kern w:val="0"/>
+          <w:sz w:val="20"/>
+          <w:szCs w:val="20"/>
+        </w:rPr>
+      </w:pPr>
+      <w:r>
+        <w:rPr>
+          <w:rFonts w:ascii="Amasis MT Pro" w:hAnsi="Amasis MT Pro" w:cs="Arial"/>
+          <w:kern w:val="0"/>
+          <w:sz w:val="20"/>
+          <w:szCs w:val="20"/>
         </w:rPr>
         <w:t>Modified Systems to adopt SGV’s Accounts Payable System Data</w:t>
       </w:r>
@@ -5279,7 +6764,7 @@
       <w:pPr>
         <w:pStyle w:val="ListParagraph"/>
         <w:numPr>
-          <w:ilvl w:val="0"/>
+          <w:ilvl w:val="1"/>
           <w:numId w:val="12"/>
         </w:numPr>
         <w:autoSpaceDE w:val="0"/>
@@ -5287,45 +6772,64 @@
         <w:adjustRightInd w:val="0"/>
         <w:spacing w:after="0" w:line="240" w:lineRule="auto"/>
         <w:rPr>
-          <w:rFonts w:ascii="Bookman Old Style" w:hAnsi="Bookman Old Style" w:cs="Arial"/>
-          <w:kern w:val="0"/>
-          <w:sz w:val="21"/>
-          <w:szCs w:val="21"/>
-        </w:rPr>
-      </w:pPr>
-      <w:r>
-        <w:rPr>
-          <w:rFonts w:ascii="Bookman Old Style" w:hAnsi="Bookman Old Style" w:cs="Arial"/>
-          <w:kern w:val="0"/>
-          <w:sz w:val="21"/>
-          <w:szCs w:val="21"/>
+          <w:rFonts w:ascii="Amasis MT Pro" w:hAnsi="Amasis MT Pro" w:cs="Arial"/>
+          <w:kern w:val="0"/>
+          <w:sz w:val="20"/>
+          <w:szCs w:val="20"/>
+        </w:rPr>
+      </w:pPr>
+      <w:r>
+        <w:rPr>
+          <w:rFonts w:ascii="Amasis MT Pro" w:hAnsi="Amasis MT Pro" w:cs="Arial"/>
+          <w:kern w:val="0"/>
+          <w:sz w:val="20"/>
+          <w:szCs w:val="20"/>
         </w:rPr>
         <w:t>Systems Effected:</w:t>
       </w:r>
+      <w:r>
+        <w:rPr>
+          <w:rFonts w:ascii="Amasis MT Pro" w:hAnsi="Amasis MT Pro" w:cs="Arial"/>
+          <w:kern w:val="0"/>
+          <w:sz w:val="20"/>
+          <w:szCs w:val="20"/>
+        </w:rPr>
+        <w:t xml:space="preserve"> </w:t>
+      </w:r>
+      <w:r>
+        <w:rPr>
+          <w:rFonts w:ascii="Amasis MT Pro" w:hAnsi="Amasis MT Pro" w:cs="Arial"/>
+          <w:kern w:val="0"/>
+          <w:sz w:val="20"/>
+          <w:szCs w:val="20"/>
+        </w:rPr>
+        <w:t>General Ledger, Cash Disbursement, Cash Book (General Journal)</w:t>
+      </w:r>
+      <w:r>
+        <w:rPr>
+          <w:rFonts w:ascii="Amasis MT Pro" w:hAnsi="Amasis MT Pro" w:cs="Arial"/>
+          <w:kern w:val="0"/>
+          <w:sz w:val="20"/>
+          <w:szCs w:val="20"/>
+        </w:rPr>
+        <w:t>.</w:t>
+      </w:r>
     </w:p>
     <w:p>
       <w:pPr>
         <w:pStyle w:val="ListParagraph"/>
-        <w:numPr>
-          <w:ilvl w:val="0"/>
-          <w:numId w:val="12"/>
-        </w:numPr>
-        <w:rPr>
-          <w:rFonts w:ascii="Bookman Old Style" w:hAnsi="Bookman Old Style" w:cs="Arial"/>
-          <w:kern w:val="0"/>
-          <w:sz w:val="23"/>
-          <w:szCs w:val="23"/>
-        </w:rPr>
-      </w:pPr>
-      <w:r>
-        <w:rPr>
-          <w:rFonts w:ascii="Bookman Old Style" w:hAnsi="Bookman Old Style" w:cs="Arial"/>
-          <w:kern w:val="0"/>
-          <w:sz w:val="21"/>
-          <w:szCs w:val="21"/>
-        </w:rPr>
-        <w:t>General Ledger, Cash Disbursement, Cash Book (General Journal)</w:t>
-      </w:r>
+        <w:autoSpaceDE w:val="0"/>
+        <w:autoSpaceDN w:val="0"/>
+        <w:adjustRightInd w:val="0"/>
+        <w:spacing w:after="0" w:line="240" w:lineRule="auto"/>
+        <w:ind w:left="1440"/>
+        <w:rPr>
+          <w:rFonts w:ascii="Amasis MT Pro" w:hAnsi="Amasis MT Pro" w:cs="Arial"/>
+          <w:kern w:val="0"/>
+          <w:sz w:val="20"/>
+          <w:szCs w:val="20"/>
+        </w:rPr>
+      </w:pPr>
     </w:p>
     <w:tbl>
       <w:tblPr>
@@ -5353,14 +6857,18 @@
             <w:pPr>
               <w:ind w:left="73"/>
               <w:rPr>
-                <w:rFonts w:ascii="Bookman Old Style" w:eastAsia="Arial" w:hAnsi="Bookman Old Style" w:cs="Arial"/>
-                <w:b/>
+                <w:rFonts w:ascii="Amasis MT Pro" w:eastAsia="Arial" w:hAnsi="Amasis MT Pro" w:cs="Arial"/>
+                <w:b/>
+                <w:sz w:val="20"/>
+                <w:szCs w:val="20"/>
               </w:rPr>
             </w:pPr>
             <w:r>
               <w:rPr>
-                <w:rFonts w:ascii="Bookman Old Style" w:eastAsia="Arial" w:hAnsi="Bookman Old Style" w:cs="Arial"/>
-                <w:b/>
+                <w:rFonts w:ascii="Amasis MT Pro" w:eastAsia="Arial" w:hAnsi="Amasis MT Pro" w:cs="Arial"/>
+                <w:b/>
+                <w:sz w:val="20"/>
+                <w:szCs w:val="20"/>
               </w:rPr>
               <w:t>Microchips Inc.</w:t>
             </w:r>
@@ -5369,14 +6877,18 @@
             <w:pPr>
               <w:ind w:left="73"/>
               <w:rPr>
-                <w:rFonts w:ascii="Bookman Old Style" w:eastAsia="Arial" w:hAnsi="Bookman Old Style" w:cs="Arial"/>
-                <w:b/>
+                <w:rFonts w:ascii="Amasis MT Pro" w:eastAsia="Arial" w:hAnsi="Amasis MT Pro" w:cs="Arial"/>
+                <w:b/>
+                <w:sz w:val="20"/>
+                <w:szCs w:val="20"/>
               </w:rPr>
             </w:pPr>
             <w:r>
               <w:rPr>
-                <w:rFonts w:ascii="Bookman Old Style" w:eastAsia="Arial" w:hAnsi="Bookman Old Style" w:cs="Arial"/>
-                <w:b/>
+                <w:rFonts w:ascii="Amasis MT Pro" w:eastAsia="Arial" w:hAnsi="Amasis MT Pro" w:cs="Arial"/>
+                <w:b/>
+                <w:sz w:val="20"/>
+                <w:szCs w:val="20"/>
               </w:rPr>
               <w:t>Part-time Instructor / Programmer</w:t>
             </w:r>
@@ -5398,14 +6910,18 @@
               <w:ind w:left="-106"/>
               <w:jc w:val="right"/>
               <w:rPr>
-                <w:rFonts w:ascii="Bookman Old Style" w:eastAsia="Arial" w:hAnsi="Bookman Old Style" w:cs="Arial"/>
-                <w:b/>
+                <w:rFonts w:ascii="Amasis MT Pro" w:eastAsia="Arial" w:hAnsi="Amasis MT Pro" w:cs="Arial"/>
+                <w:b/>
+                <w:sz w:val="20"/>
+                <w:szCs w:val="20"/>
               </w:rPr>
             </w:pPr>
             <w:r>
               <w:rPr>
-                <w:rFonts w:ascii="Bookman Old Style" w:eastAsia="Arial" w:hAnsi="Bookman Old Style" w:cs="Arial"/>
-                <w:b/>
+                <w:rFonts w:ascii="Amasis MT Pro" w:eastAsia="Arial" w:hAnsi="Amasis MT Pro" w:cs="Arial"/>
+                <w:b/>
+                <w:sz w:val="20"/>
+                <w:szCs w:val="20"/>
               </w:rPr>
               <w:t>Institution and Computer Retailer</w:t>
             </w:r>
@@ -5415,14 +6931,18 @@
               <w:ind w:left="-106"/>
               <w:jc w:val="right"/>
               <w:rPr>
-                <w:rFonts w:ascii="Bookman Old Style" w:eastAsia="Arial" w:hAnsi="Bookman Old Style" w:cs="Arial"/>
-                <w:b/>
+                <w:rFonts w:ascii="Amasis MT Pro" w:eastAsia="Arial" w:hAnsi="Amasis MT Pro" w:cs="Arial"/>
+                <w:b/>
+                <w:sz w:val="20"/>
+                <w:szCs w:val="20"/>
               </w:rPr>
             </w:pPr>
             <w:r>
               <w:rPr>
-                <w:rFonts w:ascii="Bookman Old Style" w:eastAsia="Arial" w:hAnsi="Bookman Old Style" w:cs="Arial"/>
-                <w:b/>
+                <w:rFonts w:ascii="Amasis MT Pro" w:eastAsia="Arial" w:hAnsi="Amasis MT Pro" w:cs="Arial"/>
+                <w:b/>
+                <w:sz w:val="20"/>
+                <w:szCs w:val="20"/>
               </w:rPr>
               <w:t>1992 - 1996</w:t>
             </w:r>
@@ -5438,20 +6958,77 @@
         <w:spacing w:after="0" w:line="240" w:lineRule="auto"/>
         <w:ind w:left="180"/>
         <w:rPr>
-          <w:rFonts w:ascii="Bookman Old Style" w:hAnsi="Bookman Old Style" w:cs="Arial"/>
-          <w:kern w:val="0"/>
-          <w:sz w:val="21"/>
-          <w:szCs w:val="21"/>
-        </w:rPr>
-      </w:pPr>
-      <w:r>
-        <w:rPr>
-          <w:rFonts w:ascii="Bookman Old Style" w:hAnsi="Bookman Old Style" w:cs="Arial"/>
-          <w:kern w:val="0"/>
-          <w:sz w:val="21"/>
-          <w:szCs w:val="21"/>
+          <w:rFonts w:ascii="Amasis MT Pro" w:hAnsi="Amasis MT Pro" w:cs="Arial"/>
+          <w:kern w:val="0"/>
+          <w:sz w:val="20"/>
+          <w:szCs w:val="20"/>
+        </w:rPr>
+      </w:pPr>
+      <w:r>
+        <w:rPr>
+          <w:rFonts w:ascii="Amasis MT Pro" w:hAnsi="Amasis MT Pro" w:cs="Arial"/>
+          <w:kern w:val="0"/>
+          <w:sz w:val="20"/>
+          <w:szCs w:val="20"/>
         </w:rPr>
         <w:t>Instructor</w:t>
+      </w:r>
+    </w:p>
+    <w:p>
+      <w:pPr>
+        <w:autoSpaceDE w:val="0"/>
+        <w:autoSpaceDN w:val="0"/>
+        <w:adjustRightInd w:val="0"/>
+        <w:spacing w:after="0" w:line="240" w:lineRule="auto"/>
+        <w:ind w:left="720"/>
+        <w:rPr>
+          <w:rFonts w:ascii="Amasis MT Pro" w:hAnsi="Amasis MT Pro" w:cs="Arial"/>
+          <w:kern w:val="0"/>
+          <w:sz w:val="20"/>
+          <w:szCs w:val="20"/>
+        </w:rPr>
+      </w:pPr>
+      <w:r>
+        <w:rPr>
+          <w:rFonts w:ascii="Amasis MT Pro" w:hAnsi="Amasis MT Pro" w:cs="Arial"/>
+          <w:kern w:val="0"/>
+          <w:sz w:val="20"/>
+          <w:szCs w:val="20"/>
+        </w:rPr>
+        <w:t>Handles course like DOS, dBase, FoxBASE+, Clipper, and Pascal</w:t>
+      </w:r>
+    </w:p>
+    <w:p>
+      <w:pPr>
+        <w:autoSpaceDE w:val="0"/>
+        <w:autoSpaceDN w:val="0"/>
+        <w:adjustRightInd w:val="0"/>
+        <w:spacing w:after="0" w:line="240" w:lineRule="auto"/>
+        <w:ind w:left="720"/>
+        <w:rPr>
+          <w:rFonts w:ascii="Amasis MT Pro" w:hAnsi="Amasis MT Pro" w:cs="Arial"/>
+          <w:kern w:val="0"/>
+          <w:sz w:val="20"/>
+          <w:szCs w:val="20"/>
+        </w:rPr>
+      </w:pPr>
+      <w:r>
+        <w:rPr>
+          <w:rFonts w:ascii="Amasis MT Pro" w:hAnsi="Amasis MT Pro" w:cs="Arial"/>
+          <w:kern w:val="0"/>
+          <w:sz w:val="20"/>
+          <w:szCs w:val="20"/>
+        </w:rPr>
+        <w:t xml:space="preserve">Teaches programming </w:t>
+      </w:r>
+      <w:r>
+        <w:rPr>
+          <w:rFonts w:ascii="Amasis MT Pro" w:hAnsi="Amasis MT Pro" w:cs="Arial"/>
+          <w:kern w:val="0"/>
+          <w:sz w:val="20"/>
+          <w:szCs w:val="20"/>
+        </w:rPr>
+        <w:t>techniques.</w:t>
       </w:r>
     </w:p>
     <w:p>
@@ -5462,20 +7039,20 @@
         <w:spacing w:after="0" w:line="240" w:lineRule="auto"/>
         <w:ind w:left="180"/>
         <w:rPr>
-          <w:rFonts w:ascii="Bookman Old Style" w:hAnsi="Bookman Old Style" w:cs="Arial"/>
-          <w:kern w:val="0"/>
-          <w:sz w:val="21"/>
-          <w:szCs w:val="21"/>
-        </w:rPr>
-      </w:pPr>
-      <w:r>
-        <w:rPr>
-          <w:rFonts w:ascii="Bookman Old Style" w:hAnsi="Bookman Old Style" w:cs="Arial"/>
-          <w:kern w:val="0"/>
-          <w:sz w:val="21"/>
-          <w:szCs w:val="21"/>
-        </w:rPr>
-        <w:t>Handles course like DOS, dBase, FoxBASE+, Clipper, and Pascal</w:t>
+          <w:rFonts w:ascii="Amasis MT Pro" w:hAnsi="Amasis MT Pro" w:cs="Arial"/>
+          <w:kern w:val="0"/>
+          <w:sz w:val="20"/>
+          <w:szCs w:val="20"/>
+        </w:rPr>
+      </w:pPr>
+      <w:r>
+        <w:rPr>
+          <w:rFonts w:ascii="Amasis MT Pro" w:hAnsi="Amasis MT Pro" w:cs="Arial"/>
+          <w:kern w:val="0"/>
+          <w:sz w:val="20"/>
+          <w:szCs w:val="20"/>
+        </w:rPr>
+        <w:t>Programmer</w:t>
       </w:r>
     </w:p>
     <w:p>
@@ -5484,22 +7061,92 @@
         <w:autoSpaceDN w:val="0"/>
         <w:adjustRightInd w:val="0"/>
         <w:spacing w:after="0" w:line="240" w:lineRule="auto"/>
-        <w:ind w:left="180"/>
-        <w:rPr>
-          <w:rFonts w:ascii="Bookman Old Style" w:hAnsi="Bookman Old Style" w:cs="Arial"/>
-          <w:kern w:val="0"/>
-          <w:sz w:val="21"/>
-          <w:szCs w:val="21"/>
-        </w:rPr>
-      </w:pPr>
-      <w:r>
-        <w:rPr>
-          <w:rFonts w:ascii="Bookman Old Style" w:hAnsi="Bookman Old Style" w:cs="Arial"/>
-          <w:kern w:val="0"/>
-          <w:sz w:val="21"/>
-          <w:szCs w:val="21"/>
-        </w:rPr>
-        <w:t>Teaches programming techniques</w:t>
+        <w:ind w:left="810"/>
+        <w:rPr>
+          <w:rFonts w:ascii="Amasis MT Pro" w:hAnsi="Amasis MT Pro" w:cs="Arial"/>
+          <w:kern w:val="0"/>
+          <w:sz w:val="20"/>
+          <w:szCs w:val="20"/>
+        </w:rPr>
+      </w:pPr>
+      <w:r>
+        <w:rPr>
+          <w:rFonts w:ascii="Amasis MT Pro" w:hAnsi="Amasis MT Pro" w:cs="Arial"/>
+          <w:kern w:val="0"/>
+          <w:sz w:val="20"/>
+          <w:szCs w:val="20"/>
+        </w:rPr>
+        <w:t xml:space="preserve">Generate programs for </w:t>
+      </w:r>
+      <w:r>
+        <w:rPr>
+          <w:rFonts w:ascii="Amasis MT Pro" w:hAnsi="Amasis MT Pro" w:cs="Arial"/>
+          <w:kern w:val="0"/>
+          <w:sz w:val="20"/>
+          <w:szCs w:val="20"/>
+        </w:rPr>
+        <w:t>clients.</w:t>
+      </w:r>
+    </w:p>
+    <w:p>
+      <w:pPr>
+        <w:ind w:left="810"/>
+        <w:rPr>
+          <w:rFonts w:ascii="Amasis MT Pro" w:hAnsi="Amasis MT Pro" w:cs="Arial"/>
+          <w:kern w:val="0"/>
+          <w:sz w:val="20"/>
+          <w:szCs w:val="20"/>
+        </w:rPr>
+      </w:pPr>
+      <w:r>
+        <w:rPr>
+          <w:rFonts w:ascii="Amasis MT Pro" w:hAnsi="Amasis MT Pro" w:cs="Arial"/>
+          <w:kern w:val="0"/>
+          <w:sz w:val="20"/>
+          <w:szCs w:val="20"/>
+        </w:rPr>
+        <w:t>Generate utility programs like virus-checking, and disk utilities</w:t>
+      </w:r>
+      <w:r>
+        <w:rPr>
+          <w:rFonts w:ascii="Amasis MT Pro" w:hAnsi="Amasis MT Pro" w:cs="Arial"/>
+          <w:kern w:val="0"/>
+          <w:sz w:val="20"/>
+          <w:szCs w:val="20"/>
+        </w:rPr>
+        <w:t>.</w:t>
+      </w:r>
+    </w:p>
+    <w:p>
+      <w:pPr>
+        <w:rPr>
+          <w:rFonts w:ascii="Amasis MT Pro" w:hAnsi="Amasis MT Pro" w:cs="Arial"/>
+          <w:kern w:val="0"/>
+          <w:sz w:val="20"/>
+          <w:szCs w:val="20"/>
+        </w:rPr>
+      </w:pPr>
+    </w:p>
+    <w:p>
+      <w:pPr>
+        <w:pBdr>
+          <w:bottom w:val="single" w:sz="6" w:space="1" w:color="auto"/>
+        </w:pBdr>
+        <w:rPr>
+          <w:rFonts w:ascii="Amasis MT Pro" w:eastAsia="Arial,Bold" w:hAnsi="Amasis MT Pro" w:cs="Arial"/>
+          <w:b/>
+          <w:bCs/>
+          <w:kern w:val="0"/>
+        </w:rPr>
+      </w:pPr>
+      <w:r>
+        <w:rPr>
+          <w:rFonts w:ascii="Amasis MT Pro" w:eastAsia="Arial,Bold" w:hAnsi="Amasis MT Pro" w:cs="Arial"/>
+          <w:b/>
+          <w:bCs/>
+          <w:kern w:val="0"/>
+        </w:rPr>
+        <w:t>Educational Attainment</w:t>
       </w:r>
     </w:p>
     <w:p>
@@ -5508,87 +7155,41 @@
         <w:autoSpaceDN w:val="0"/>
         <w:adjustRightInd w:val="0"/>
         <w:spacing w:after="0" w:line="240" w:lineRule="auto"/>
-        <w:ind w:left="180"/>
-        <w:rPr>
-          <w:rFonts w:ascii="Bookman Old Style" w:hAnsi="Bookman Old Style" w:cs="Arial"/>
-          <w:kern w:val="0"/>
-          <w:sz w:val="21"/>
-          <w:szCs w:val="21"/>
-        </w:rPr>
-      </w:pPr>
-      <w:r>
-        <w:rPr>
-          <w:rFonts w:ascii="Bookman Old Style" w:hAnsi="Bookman Old Style" w:cs="Arial"/>
-          <w:kern w:val="0"/>
-          <w:sz w:val="21"/>
-          <w:szCs w:val="21"/>
-        </w:rPr>
-        <w:t>Programmer</w:t>
-      </w:r>
-    </w:p>
-    <w:p>
-      <w:pPr>
-        <w:autoSpaceDE w:val="0"/>
-        <w:autoSpaceDN w:val="0"/>
-        <w:adjustRightInd w:val="0"/>
-        <w:spacing w:after="0" w:line="240" w:lineRule="auto"/>
-        <w:ind w:left="180"/>
-        <w:rPr>
-          <w:rFonts w:ascii="Bookman Old Style" w:hAnsi="Bookman Old Style" w:cs="Arial"/>
-          <w:kern w:val="0"/>
-          <w:sz w:val="21"/>
-          <w:szCs w:val="21"/>
-        </w:rPr>
-      </w:pPr>
-      <w:r>
-        <w:rPr>
-          <w:rFonts w:ascii="Bookman Old Style" w:hAnsi="Bookman Old Style" w:cs="Arial"/>
-          <w:kern w:val="0"/>
-          <w:sz w:val="21"/>
-          <w:szCs w:val="21"/>
-        </w:rPr>
-        <w:t>Generate programs for clients</w:t>
-      </w:r>
-    </w:p>
-    <w:p>
-      <w:pPr>
-        <w:ind w:left="180"/>
-        <w:rPr>
-          <w:rFonts w:ascii="Bookman Old Style" w:hAnsi="Bookman Old Style" w:cs="Arial"/>
-          <w:kern w:val="0"/>
-          <w:sz w:val="23"/>
-          <w:szCs w:val="23"/>
-        </w:rPr>
-      </w:pPr>
-      <w:r>
-        <w:rPr>
-          <w:rFonts w:ascii="Bookman Old Style" w:hAnsi="Bookman Old Style" w:cs="Arial"/>
-          <w:kern w:val="0"/>
-          <w:sz w:val="21"/>
-          <w:szCs w:val="21"/>
-        </w:rPr>
-        <w:t>Generate utility programs like virus-checking, and disk utilities</w:t>
-      </w:r>
-    </w:p>
-    <w:p>
-      <w:pPr>
-        <w:rPr>
-          <w:rFonts w:ascii="Bookman Old Style" w:hAnsi="Bookman Old Style" w:cs="Arial"/>
-          <w:kern w:val="0"/>
-          <w:sz w:val="23"/>
-          <w:szCs w:val="23"/>
-        </w:rPr>
-      </w:pPr>
-    </w:p>
-    <w:p>
-      <w:pPr>
-        <w:rPr>
-          <w:rFonts w:ascii="Bookman Old Style" w:hAnsi="Bookman Old Style" w:cs="Arial"/>
-          <w:kern w:val="0"/>
-          <w:sz w:val="23"/>
-          <w:szCs w:val="23"/>
-        </w:rPr>
-      </w:pPr>
+        <w:rPr>
+          <w:rFonts w:ascii="Amasis MT Pro" w:hAnsi="Amasis MT Pro" w:cs="Arial"/>
+          <w:kern w:val="0"/>
+          <w:sz w:val="20"/>
+          <w:szCs w:val="20"/>
+        </w:rPr>
+      </w:pPr>
+      <w:r>
+        <w:rPr>
+          <w:rFonts w:ascii="Amasis MT Pro" w:hAnsi="Amasis MT Pro" w:cs="Arial"/>
+          <w:kern w:val="0"/>
+          <w:sz w:val="20"/>
+          <w:szCs w:val="20"/>
+        </w:rPr>
+        <w:t>Graduated Bachelor of Science in Computer Engineering at the University of San Carlos on</w:t>
+      </w:r>
+    </w:p>
+    <w:p>
+      <w:pPr>
+        <w:rPr>
+          <w:rFonts w:ascii="Amasis MT Pro" w:hAnsi="Amasis MT Pro" w:cs="Arial"/>
+          <w:kern w:val="0"/>
+          <w:sz w:val="20"/>
+          <w:szCs w:val="20"/>
+        </w:rPr>
+      </w:pPr>
+      <w:r>
+        <w:rPr>
+          <w:rFonts w:ascii="Amasis MT Pro" w:hAnsi="Amasis MT Pro" w:cs="Arial"/>
+          <w:kern w:val="0"/>
+          <w:sz w:val="20"/>
+          <w:szCs w:val="20"/>
+        </w:rPr>
+        <w:t>March 1996</w:t>
+      </w:r>
     </w:p>
     <w:p>
       <w:pPr>
@@ -5596,65 +7197,1068 @@
           <w:bottom w:val="single" w:sz="6" w:space="1" w:color="auto"/>
         </w:pBdr>
         <w:rPr>
-          <w:rFonts w:ascii="Bookman Old Style" w:eastAsia="Arial,Bold" w:hAnsi="Bookman Old Style" w:cs="Arial"/>
+          <w:rFonts w:ascii="Amasis MT Pro" w:eastAsia="Arial,Bold" w:hAnsi="Amasis MT Pro" w:cs="Arial"/>
           <w:b/>
           <w:bCs/>
           <w:kern w:val="0"/>
-          <w:sz w:val="23"/>
-          <w:szCs w:val="23"/>
-        </w:rPr>
-      </w:pPr>
-      <w:r>
-        <w:rPr>
-          <w:rFonts w:ascii="Bookman Old Style" w:eastAsia="Arial,Bold" w:hAnsi="Bookman Old Style" w:cs="Arial"/>
+          <w:sz w:val="20"/>
+          <w:szCs w:val="20"/>
+        </w:rPr>
+      </w:pPr>
+    </w:p>
+    <w:p>
+      <w:pPr>
+        <w:pBdr>
+          <w:bottom w:val="single" w:sz="6" w:space="1" w:color="auto"/>
+        </w:pBdr>
+        <w:rPr>
+          <w:rFonts w:ascii="Amasis MT Pro" w:eastAsia="Arial,Bold" w:hAnsi="Amasis MT Pro" w:cs="Arial"/>
           <w:b/>
           <w:bCs/>
           <w:kern w:val="0"/>
-          <w:sz w:val="23"/>
-          <w:szCs w:val="23"/>
-        </w:rPr>
-        <w:t>Educational Attainment</w:t>
-      </w:r>
-    </w:p>
-    <w:p>
-      <w:pPr>
-        <w:autoSpaceDE w:val="0"/>
-        <w:autoSpaceDN w:val="0"/>
-        <w:adjustRightInd w:val="0"/>
-        <w:spacing w:after="0" w:line="240" w:lineRule="auto"/>
-        <w:rPr>
-          <w:rFonts w:ascii="Bookman Old Style" w:hAnsi="Bookman Old Style" w:cs="Arial"/>
-          <w:kern w:val="0"/>
-          <w:sz w:val="21"/>
-          <w:szCs w:val="21"/>
-        </w:rPr>
-      </w:pPr>
-      <w:r>
-        <w:rPr>
-          <w:rFonts w:ascii="Bookman Old Style" w:hAnsi="Bookman Old Style" w:cs="Arial"/>
-          <w:kern w:val="0"/>
-          <w:sz w:val="21"/>
-          <w:szCs w:val="21"/>
+          <w:sz w:val="20"/>
+          <w:szCs w:val="20"/>
+        </w:rPr>
+      </w:pPr>
+    </w:p>
+    <w:p>
+      <w:pPr>
+        <w:pBdr>
+          <w:bottom w:val="single" w:sz="6" w:space="1" w:color="auto"/>
+        </w:pBdr>
+        <w:rPr>
+          <w:rFonts w:ascii="Amasis MT Pro" w:eastAsia="Arial,Bold" w:hAnsi="Amasis MT Pro" w:cs="Arial"/>
+          <w:b/>
+          <w:bCs/>
+          <w:kern w:val="0"/>
+          <w:sz w:val="20"/>
+          <w:szCs w:val="20"/>
+        </w:rPr>
+      </w:pPr>
+    </w:p>
+    <w:p>
+      <w:pPr>
+        <w:pBdr>
+          <w:bottom w:val="single" w:sz="6" w:space="1" w:color="auto"/>
+        </w:pBdr>
+        <w:rPr>
+          <w:rFonts w:ascii="Amasis MT Pro" w:eastAsia="Arial,Bold" w:hAnsi="Amasis MT Pro" w:cs="Arial"/>
+          <w:b/>
+          <w:bCs/>
+          <w:kern w:val="0"/>
+          <w:sz w:val="20"/>
+          <w:szCs w:val="20"/>
+        </w:rPr>
+      </w:pPr>
+    </w:p>
+    <w:p>
+      <w:pPr>
+        <w:pBdr>
+          <w:bottom w:val="single" w:sz="6" w:space="1" w:color="auto"/>
+        </w:pBdr>
+        <w:rPr>
+          <w:rFonts w:ascii="Amasis MT Pro" w:eastAsia="Arial,Bold" w:hAnsi="Amasis MT Pro" w:cs="Arial"/>
+          <w:b/>
+          <w:bCs/>
+          <w:kern w:val="0"/>
+          <w:sz w:val="20"/>
+          <w:szCs w:val="20"/>
+        </w:rPr>
+      </w:pPr>
+    </w:p>
+    <w:p>
+      <w:pPr>
+        <w:pBdr>
+          <w:bottom w:val="single" w:sz="6" w:space="1" w:color="auto"/>
+        </w:pBdr>
+        <w:rPr>
+          <w:rFonts w:ascii="Amasis MT Pro" w:eastAsia="Arial,Bold" w:hAnsi="Amasis MT Pro" w:cs="Arial"/>
+          <w:b/>
+          <w:bCs/>
+          <w:kern w:val="0"/>
+        </w:rPr>
+      </w:pPr>
+      <w:r>
+        <w:rPr>
+          <w:rFonts w:ascii="Amasis MT Pro" w:eastAsia="Arial,Bold" w:hAnsi="Amasis MT Pro" w:cs="Arial"/>
+          <w:b/>
+          <w:bCs/>
+          <w:kern w:val="0"/>
         </w:rPr>
         <w:lastRenderedPageBreak/>
-        <w:t>Graduated Bachelor of Science in Computer Engineering at the University of San Carlos on</w:t>
-      </w:r>
-    </w:p>
-    <w:p>
-      <w:pPr>
-        <w:rPr>
-          <w:rFonts w:ascii="Bookman Old Style" w:hAnsi="Bookman Old Style" w:cs="Arial"/>
-        </w:rPr>
-      </w:pPr>
-      <w:r>
-        <w:rPr>
-          <w:rFonts w:ascii="Bookman Old Style" w:hAnsi="Bookman Old Style" w:cs="Arial"/>
-          <w:kern w:val="0"/>
-          <w:sz w:val="21"/>
-          <w:szCs w:val="21"/>
-        </w:rPr>
-        <w:t>March 1996</w:t>
-      </w:r>
+        <w:t>Trainings and Seminars</w:t>
+      </w:r>
+    </w:p>
+    <w:tbl>
+      <w:tblPr>
+        <w:tblStyle w:val="TableGrid"/>
+        <w:tblW w:w="8910" w:type="dxa"/>
+        <w:tblLook w:val="04A0" w:firstRow="1" w:lastRow="0" w:firstColumn="1" w:lastColumn="0" w:noHBand="0" w:noVBand="1"/>
+      </w:tblPr>
+      <w:tblGrid>
+        <w:gridCol w:w="5310"/>
+        <w:gridCol w:w="3600"/>
+      </w:tblGrid>
+      <w:tr>
+        <w:tc>
+          <w:tcPr>
+            <w:tcW w:w="5310" w:type="dxa"/>
+            <w:tcBorders>
+              <w:top w:val="nil"/>
+              <w:left w:val="nil"/>
+              <w:bottom w:val="nil"/>
+              <w:right w:val="nil"/>
+            </w:tcBorders>
+            <w:vAlign w:val="bottom"/>
+          </w:tcPr>
+          <w:p>
+            <w:pPr>
+              <w:ind w:left="73"/>
+              <w:rPr>
+                <w:rFonts w:ascii="Amasis MT Pro" w:eastAsia="Arial" w:hAnsi="Amasis MT Pro" w:cs="Arial"/>
+                <w:b/>
+                <w:sz w:val="20"/>
+                <w:szCs w:val="20"/>
+              </w:rPr>
+            </w:pPr>
+            <w:r>
+              <w:rPr>
+                <w:rFonts w:ascii="Amasis MT Pro" w:eastAsia="Arial" w:hAnsi="Amasis MT Pro" w:cs="Arial"/>
+                <w:b/>
+                <w:sz w:val="20"/>
+                <w:szCs w:val="20"/>
+              </w:rPr>
+              <w:t>Singapura Academy &amp; Consultancy Services (SACS)</w:t>
+            </w:r>
+          </w:p>
+        </w:tc>
+        <w:tc>
+          <w:tcPr>
+            <w:tcW w:w="3600" w:type="dxa"/>
+            <w:tcBorders>
+              <w:top w:val="nil"/>
+              <w:left w:val="nil"/>
+              <w:bottom w:val="nil"/>
+              <w:right w:val="nil"/>
+            </w:tcBorders>
+            <w:vAlign w:val="bottom"/>
+          </w:tcPr>
+          <w:p>
+            <w:pPr>
+              <w:ind w:left="-106"/>
+              <w:jc w:val="right"/>
+              <w:rPr>
+                <w:rFonts w:ascii="Amasis MT Pro" w:eastAsia="Arial" w:hAnsi="Amasis MT Pro" w:cs="Arial"/>
+                <w:b/>
+                <w:sz w:val="20"/>
+                <w:szCs w:val="20"/>
+              </w:rPr>
+            </w:pPr>
+            <w:r>
+              <w:rPr>
+                <w:rFonts w:ascii="Amasis MT Pro" w:eastAsia="Arial" w:hAnsi="Amasis MT Pro" w:cs="Arial"/>
+                <w:b/>
+                <w:sz w:val="20"/>
+                <w:szCs w:val="20"/>
+              </w:rPr>
+              <w:t>June 2015-February 2016</w:t>
+            </w:r>
+          </w:p>
+        </w:tc>
+      </w:tr>
+    </w:tbl>
+    <w:p>
+      <w:pPr>
+        <w:rPr>
+          <w:rFonts w:ascii="Amasis MT Pro" w:hAnsi="Amasis MT Pro" w:cs="Arial"/>
+          <w:sz w:val="20"/>
+          <w:szCs w:val="20"/>
+        </w:rPr>
+      </w:pPr>
+      <w:r>
+        <w:rPr>
+          <w:rFonts w:ascii="Amasis MT Pro" w:hAnsi="Amasis MT Pro" w:cs="Arial"/>
+          <w:sz w:val="20"/>
+          <w:szCs w:val="20"/>
+        </w:rPr>
+        <w:tab/>
+        <w:t>SAP Business One 9.0 Professional Training</w:t>
+      </w:r>
+    </w:p>
+    <w:tbl>
+      <w:tblPr>
+        <w:tblStyle w:val="TableGrid"/>
+        <w:tblW w:w="8910" w:type="dxa"/>
+        <w:tblLook w:val="04A0" w:firstRow="1" w:lastRow="0" w:firstColumn="1" w:lastColumn="0" w:noHBand="0" w:noVBand="1"/>
+      </w:tblPr>
+      <w:tblGrid>
+        <w:gridCol w:w="5220"/>
+        <w:gridCol w:w="3690"/>
+      </w:tblGrid>
+      <w:tr>
+        <w:tc>
+          <w:tcPr>
+            <w:tcW w:w="5220" w:type="dxa"/>
+            <w:tcBorders>
+              <w:top w:val="nil"/>
+              <w:left w:val="nil"/>
+              <w:bottom w:val="nil"/>
+              <w:right w:val="nil"/>
+            </w:tcBorders>
+            <w:vAlign w:val="bottom"/>
+          </w:tcPr>
+          <w:p>
+            <w:pPr>
+              <w:ind w:left="73"/>
+              <w:rPr>
+                <w:rFonts w:ascii="Amasis MT Pro" w:eastAsia="Arial" w:hAnsi="Amasis MT Pro" w:cs="Arial"/>
+                <w:b/>
+                <w:sz w:val="20"/>
+                <w:szCs w:val="20"/>
+              </w:rPr>
+            </w:pPr>
+            <w:r>
+              <w:rPr>
+                <w:rFonts w:ascii="Amasis MT Pro" w:eastAsia="Arial" w:hAnsi="Amasis MT Pro" w:cs="Arial"/>
+                <w:b/>
+                <w:sz w:val="20"/>
+                <w:szCs w:val="20"/>
+              </w:rPr>
+              <w:t>Institute of Advance Computer Technology (I/Act)</w:t>
+            </w:r>
+          </w:p>
+        </w:tc>
+        <w:tc>
+          <w:tcPr>
+            <w:tcW w:w="3690" w:type="dxa"/>
+            <w:tcBorders>
+              <w:top w:val="nil"/>
+              <w:left w:val="nil"/>
+              <w:bottom w:val="nil"/>
+              <w:right w:val="nil"/>
+            </w:tcBorders>
+            <w:vAlign w:val="bottom"/>
+          </w:tcPr>
+          <w:p>
+            <w:pPr>
+              <w:ind w:left="-106"/>
+              <w:jc w:val="right"/>
+              <w:rPr>
+                <w:rFonts w:ascii="Amasis MT Pro" w:eastAsia="Arial" w:hAnsi="Amasis MT Pro" w:cs="Arial"/>
+                <w:b/>
+                <w:sz w:val="20"/>
+                <w:szCs w:val="20"/>
+              </w:rPr>
+            </w:pPr>
+            <w:r>
+              <w:rPr>
+                <w:rFonts w:ascii="Amasis MT Pro" w:eastAsia="Arial" w:hAnsi="Amasis MT Pro" w:cs="Arial"/>
+                <w:b/>
+                <w:sz w:val="20"/>
+                <w:szCs w:val="20"/>
+              </w:rPr>
+              <w:t>February 1997 - June 1997</w:t>
+            </w:r>
+          </w:p>
+        </w:tc>
+      </w:tr>
+    </w:tbl>
+    <w:p>
+      <w:pPr>
+        <w:spacing w:after="0"/>
+        <w:ind w:left="720"/>
+        <w:rPr>
+          <w:rFonts w:ascii="Amasis MT Pro" w:hAnsi="Amasis MT Pro" w:cs="Arial"/>
+          <w:sz w:val="20"/>
+          <w:szCs w:val="20"/>
+        </w:rPr>
+      </w:pPr>
+      <w:r>
+        <w:rPr>
+          <w:rFonts w:ascii="Amasis MT Pro" w:hAnsi="Amasis MT Pro" w:cs="Arial"/>
+          <w:sz w:val="20"/>
+          <w:szCs w:val="20"/>
+        </w:rPr>
+        <w:t>Introduction to Local Area Network</w:t>
+      </w:r>
+    </w:p>
+    <w:p>
+      <w:pPr>
+        <w:spacing w:after="0"/>
+        <w:ind w:left="720"/>
+        <w:rPr>
+          <w:rFonts w:ascii="Amasis MT Pro" w:hAnsi="Amasis MT Pro" w:cs="Arial"/>
+          <w:sz w:val="20"/>
+          <w:szCs w:val="20"/>
+        </w:rPr>
+      </w:pPr>
+      <w:r>
+        <w:rPr>
+          <w:rFonts w:ascii="Amasis MT Pro" w:hAnsi="Amasis MT Pro" w:cs="Arial"/>
+          <w:sz w:val="20"/>
+          <w:szCs w:val="20"/>
+        </w:rPr>
+        <w:t>Relational Database.</w:t>
+      </w:r>
+    </w:p>
+    <w:p>
+      <w:pPr>
+        <w:spacing w:after="0"/>
+        <w:ind w:left="720"/>
+        <w:rPr>
+          <w:rFonts w:ascii="Amasis MT Pro" w:hAnsi="Amasis MT Pro" w:cs="Arial"/>
+          <w:sz w:val="20"/>
+          <w:szCs w:val="20"/>
+        </w:rPr>
+      </w:pPr>
+      <w:r>
+        <w:rPr>
+          <w:rFonts w:ascii="Amasis MT Pro" w:hAnsi="Amasis MT Pro" w:cs="Arial"/>
+          <w:sz w:val="20"/>
+          <w:szCs w:val="20"/>
+        </w:rPr>
+        <w:t>Modeling and Design ANSI C Programming</w:t>
+      </w:r>
+    </w:p>
+    <w:p>
+      <w:pPr>
+        <w:spacing w:after="0"/>
+        <w:ind w:left="720"/>
+        <w:rPr>
+          <w:rFonts w:ascii="Amasis MT Pro" w:hAnsi="Amasis MT Pro" w:cs="Arial"/>
+          <w:sz w:val="20"/>
+          <w:szCs w:val="20"/>
+        </w:rPr>
+      </w:pPr>
+      <w:r>
+        <w:rPr>
+          <w:rFonts w:ascii="Amasis MT Pro" w:hAnsi="Amasis MT Pro" w:cs="Arial"/>
+          <w:sz w:val="20"/>
+          <w:szCs w:val="20"/>
+        </w:rPr>
+        <w:t>Microsoft Access</w:t>
+      </w:r>
+    </w:p>
+    <w:p>
+      <w:pPr>
+        <w:spacing w:after="0"/>
+        <w:ind w:left="720"/>
+        <w:rPr>
+          <w:rFonts w:ascii="Amasis MT Pro" w:hAnsi="Amasis MT Pro" w:cs="Arial"/>
+          <w:sz w:val="20"/>
+          <w:szCs w:val="20"/>
+        </w:rPr>
+      </w:pPr>
+    </w:p>
+    <w:tbl>
+      <w:tblPr>
+        <w:tblStyle w:val="TableGrid"/>
+        <w:tblW w:w="8820" w:type="dxa"/>
+        <w:tblLook w:val="04A0" w:firstRow="1" w:lastRow="0" w:firstColumn="1" w:lastColumn="0" w:noHBand="0" w:noVBand="1"/>
+      </w:tblPr>
+      <w:tblGrid>
+        <w:gridCol w:w="4611"/>
+        <w:gridCol w:w="4209"/>
+      </w:tblGrid>
+      <w:tr>
+        <w:tc>
+          <w:tcPr>
+            <w:tcW w:w="4611" w:type="dxa"/>
+            <w:tcBorders>
+              <w:top w:val="nil"/>
+              <w:left w:val="nil"/>
+              <w:bottom w:val="nil"/>
+              <w:right w:val="nil"/>
+            </w:tcBorders>
+            <w:vAlign w:val="bottom"/>
+          </w:tcPr>
+          <w:p>
+            <w:pPr>
+              <w:rPr>
+                <w:rFonts w:ascii="Amasis MT Pro" w:eastAsia="Arial" w:hAnsi="Amasis MT Pro" w:cs="Arial"/>
+                <w:b/>
+                <w:sz w:val="20"/>
+                <w:szCs w:val="20"/>
+              </w:rPr>
+            </w:pPr>
+            <w:r>
+              <w:rPr>
+                <w:rFonts w:ascii="Amasis MT Pro" w:eastAsia="Arial" w:hAnsi="Amasis MT Pro" w:cs="Arial"/>
+                <w:b/>
+                <w:sz w:val="20"/>
+                <w:szCs w:val="20"/>
+              </w:rPr>
+              <w:t>BPI Information Systems Institute</w:t>
+            </w:r>
+          </w:p>
+        </w:tc>
+        <w:tc>
+          <w:tcPr>
+            <w:tcW w:w="4209" w:type="dxa"/>
+            <w:tcBorders>
+              <w:top w:val="nil"/>
+              <w:left w:val="nil"/>
+              <w:bottom w:val="nil"/>
+              <w:right w:val="nil"/>
+            </w:tcBorders>
+            <w:vAlign w:val="bottom"/>
+          </w:tcPr>
+          <w:p>
+            <w:pPr>
+              <w:ind w:left="-106"/>
+              <w:jc w:val="right"/>
+              <w:rPr>
+                <w:rFonts w:ascii="Amasis MT Pro" w:eastAsia="Arial" w:hAnsi="Amasis MT Pro" w:cs="Arial"/>
+                <w:b/>
+                <w:sz w:val="20"/>
+                <w:szCs w:val="20"/>
+              </w:rPr>
+            </w:pPr>
+            <w:r>
+              <w:rPr>
+                <w:rFonts w:ascii="Amasis MT Pro" w:eastAsia="Arial" w:hAnsi="Amasis MT Pro" w:cs="Arial"/>
+                <w:b/>
+                <w:sz w:val="20"/>
+                <w:szCs w:val="20"/>
+              </w:rPr>
+              <w:t>June 1996 – October 1996</w:t>
+            </w:r>
+          </w:p>
+        </w:tc>
+      </w:tr>
+    </w:tbl>
+    <w:p>
+      <w:pPr>
+        <w:spacing w:after="0"/>
+        <w:ind w:left="720"/>
+        <w:rPr>
+          <w:rFonts w:ascii="Amasis MT Pro" w:hAnsi="Amasis MT Pro" w:cs="Arial"/>
+          <w:sz w:val="20"/>
+          <w:szCs w:val="20"/>
+        </w:rPr>
+      </w:pPr>
+      <w:r>
+        <w:rPr>
+          <w:rFonts w:ascii="Amasis MT Pro" w:hAnsi="Amasis MT Pro" w:cs="Arial"/>
+          <w:sz w:val="20"/>
+          <w:szCs w:val="20"/>
+        </w:rPr>
+        <w:t>Fundamental of Computer Systems</w:t>
+      </w:r>
+    </w:p>
+    <w:p>
+      <w:pPr>
+        <w:spacing w:after="0"/>
+        <w:ind w:left="720"/>
+        <w:rPr>
+          <w:rFonts w:ascii="Amasis MT Pro" w:hAnsi="Amasis MT Pro" w:cs="Arial"/>
+          <w:sz w:val="20"/>
+          <w:szCs w:val="20"/>
+        </w:rPr>
+      </w:pPr>
+      <w:r>
+        <w:rPr>
+          <w:rFonts w:ascii="Amasis MT Pro" w:hAnsi="Amasis MT Pro" w:cs="Arial"/>
+          <w:sz w:val="20"/>
+          <w:szCs w:val="20"/>
+        </w:rPr>
+        <w:t>Programming Fundamentals</w:t>
+      </w:r>
+    </w:p>
+    <w:p>
+      <w:pPr>
+        <w:spacing w:after="0"/>
+        <w:ind w:left="720"/>
+        <w:rPr>
+          <w:rFonts w:ascii="Amasis MT Pro" w:hAnsi="Amasis MT Pro" w:cs="Arial"/>
+          <w:sz w:val="20"/>
+          <w:szCs w:val="20"/>
+        </w:rPr>
+      </w:pPr>
+      <w:r>
+        <w:rPr>
+          <w:rFonts w:ascii="Amasis MT Pro" w:hAnsi="Amasis MT Pro" w:cs="Arial"/>
+          <w:sz w:val="20"/>
+          <w:szCs w:val="20"/>
+        </w:rPr>
+        <w:t>COBOL Fundamentals</w:t>
+      </w:r>
+    </w:p>
+    <w:p>
+      <w:pPr>
+        <w:spacing w:after="0"/>
+        <w:ind w:left="720"/>
+        <w:rPr>
+          <w:rFonts w:ascii="Amasis MT Pro" w:hAnsi="Amasis MT Pro" w:cs="Arial"/>
+          <w:sz w:val="20"/>
+          <w:szCs w:val="20"/>
+        </w:rPr>
+      </w:pPr>
+      <w:r>
+        <w:rPr>
+          <w:rFonts w:ascii="Amasis MT Pro" w:hAnsi="Amasis MT Pro" w:cs="Arial"/>
+          <w:sz w:val="20"/>
+          <w:szCs w:val="20"/>
+        </w:rPr>
+        <w:t>Advanced COBOL Programming</w:t>
+      </w:r>
+    </w:p>
+    <w:p>
+      <w:pPr>
+        <w:spacing w:after="0"/>
+        <w:ind w:left="720"/>
+        <w:rPr>
+          <w:rFonts w:ascii="Amasis MT Pro" w:hAnsi="Amasis MT Pro" w:cs="Arial"/>
+          <w:sz w:val="20"/>
+          <w:szCs w:val="20"/>
+        </w:rPr>
+      </w:pPr>
+      <w:r>
+        <w:rPr>
+          <w:rFonts w:ascii="Amasis MT Pro" w:hAnsi="Amasis MT Pro" w:cs="Arial"/>
+          <w:sz w:val="20"/>
+          <w:szCs w:val="20"/>
+        </w:rPr>
+        <w:t>MVS Fundamentals</w:t>
+      </w:r>
+    </w:p>
+    <w:p>
+      <w:pPr>
+        <w:spacing w:after="0"/>
+        <w:ind w:left="720"/>
+        <w:rPr>
+          <w:rFonts w:ascii="Amasis MT Pro" w:hAnsi="Amasis MT Pro" w:cs="Arial"/>
+          <w:sz w:val="20"/>
+          <w:szCs w:val="20"/>
+        </w:rPr>
+      </w:pPr>
+      <w:r>
+        <w:rPr>
+          <w:rFonts w:ascii="Amasis MT Pro" w:hAnsi="Amasis MT Pro" w:cs="Arial"/>
+          <w:sz w:val="20"/>
+          <w:szCs w:val="20"/>
+        </w:rPr>
+        <w:t xml:space="preserve">VSAM Concepts, </w:t>
+      </w:r>
+    </w:p>
+    <w:p>
+      <w:pPr>
+        <w:spacing w:after="0"/>
+        <w:ind w:left="720"/>
+        <w:rPr>
+          <w:rFonts w:ascii="Amasis MT Pro" w:hAnsi="Amasis MT Pro" w:cs="Arial"/>
+          <w:sz w:val="20"/>
+          <w:szCs w:val="20"/>
+        </w:rPr>
+      </w:pPr>
+      <w:r>
+        <w:rPr>
+          <w:rFonts w:ascii="Amasis MT Pro" w:hAnsi="Amasis MT Pro" w:cs="Arial"/>
+          <w:sz w:val="20"/>
+          <w:szCs w:val="20"/>
+        </w:rPr>
+        <w:t>CICS Programming</w:t>
+      </w:r>
+    </w:p>
+    <w:p>
+      <w:pPr>
+        <w:spacing w:after="0"/>
+        <w:ind w:left="720"/>
+        <w:rPr>
+          <w:rFonts w:ascii="Amasis MT Pro" w:hAnsi="Amasis MT Pro" w:cs="Arial"/>
+          <w:sz w:val="20"/>
+          <w:szCs w:val="20"/>
+        </w:rPr>
+      </w:pPr>
+    </w:p>
+    <w:tbl>
+      <w:tblPr>
+        <w:tblStyle w:val="TableGrid"/>
+        <w:tblW w:w="8820" w:type="dxa"/>
+        <w:tblLook w:val="04A0" w:firstRow="1" w:lastRow="0" w:firstColumn="1" w:lastColumn="0" w:noHBand="0" w:noVBand="1"/>
+      </w:tblPr>
+      <w:tblGrid>
+        <w:gridCol w:w="4611"/>
+        <w:gridCol w:w="4209"/>
+      </w:tblGrid>
+      <w:tr>
+        <w:tc>
+          <w:tcPr>
+            <w:tcW w:w="4611" w:type="dxa"/>
+            <w:tcBorders>
+              <w:top w:val="nil"/>
+              <w:left w:val="nil"/>
+              <w:bottom w:val="nil"/>
+              <w:right w:val="nil"/>
+            </w:tcBorders>
+            <w:vAlign w:val="bottom"/>
+          </w:tcPr>
+          <w:p>
+            <w:pPr>
+              <w:ind w:left="73"/>
+              <w:rPr>
+                <w:rFonts w:ascii="Amasis MT Pro" w:eastAsia="Arial" w:hAnsi="Amasis MT Pro" w:cs="Arial"/>
+                <w:b/>
+                <w:sz w:val="20"/>
+                <w:szCs w:val="20"/>
+              </w:rPr>
+            </w:pPr>
+            <w:r>
+              <w:rPr>
+                <w:rFonts w:ascii="Amasis MT Pro" w:eastAsia="Arial" w:hAnsi="Amasis MT Pro" w:cs="Arial"/>
+                <w:b/>
+                <w:sz w:val="20"/>
+                <w:szCs w:val="20"/>
+              </w:rPr>
+              <w:t>Microchips Inc.</w:t>
+            </w:r>
+          </w:p>
+        </w:tc>
+        <w:tc>
+          <w:tcPr>
+            <w:tcW w:w="4209" w:type="dxa"/>
+            <w:tcBorders>
+              <w:top w:val="nil"/>
+              <w:left w:val="nil"/>
+              <w:bottom w:val="nil"/>
+              <w:right w:val="nil"/>
+            </w:tcBorders>
+            <w:vAlign w:val="bottom"/>
+          </w:tcPr>
+          <w:p>
+            <w:pPr>
+              <w:ind w:left="-106"/>
+              <w:jc w:val="right"/>
+              <w:rPr>
+                <w:rFonts w:ascii="Amasis MT Pro" w:eastAsia="Arial" w:hAnsi="Amasis MT Pro" w:cs="Arial"/>
+                <w:b/>
+                <w:sz w:val="20"/>
+                <w:szCs w:val="20"/>
+              </w:rPr>
+            </w:pPr>
+            <w:r>
+              <w:rPr>
+                <w:rFonts w:ascii="Amasis MT Pro" w:eastAsia="Arial" w:hAnsi="Amasis MT Pro" w:cs="Arial"/>
+                <w:b/>
+                <w:sz w:val="20"/>
+                <w:szCs w:val="20"/>
+              </w:rPr>
+              <w:t>December 1992</w:t>
+            </w:r>
+          </w:p>
+        </w:tc>
+      </w:tr>
+    </w:tbl>
+    <w:p>
+      <w:pPr>
+        <w:spacing w:after="0"/>
+        <w:ind w:left="720"/>
+        <w:rPr>
+          <w:rFonts w:ascii="Amasis MT Pro" w:hAnsi="Amasis MT Pro" w:cs="Arial"/>
+          <w:sz w:val="20"/>
+          <w:szCs w:val="20"/>
+        </w:rPr>
+      </w:pPr>
+      <w:r>
+        <w:rPr>
+          <w:rFonts w:ascii="Amasis MT Pro" w:hAnsi="Amasis MT Pro" w:cs="Arial"/>
+          <w:sz w:val="20"/>
+          <w:szCs w:val="20"/>
+        </w:rPr>
+        <w:t>Disk Operating System</w:t>
+      </w:r>
+    </w:p>
+    <w:p>
+      <w:pPr>
+        <w:spacing w:after="0"/>
+        <w:ind w:left="720"/>
+        <w:rPr>
+          <w:rFonts w:ascii="Amasis MT Pro" w:hAnsi="Amasis MT Pro" w:cs="Arial"/>
+          <w:sz w:val="20"/>
+          <w:szCs w:val="20"/>
+        </w:rPr>
+      </w:pPr>
+      <w:r>
+        <w:rPr>
+          <w:rFonts w:ascii="Amasis MT Pro" w:hAnsi="Amasis MT Pro" w:cs="Arial"/>
+          <w:sz w:val="20"/>
+          <w:szCs w:val="20"/>
+        </w:rPr>
+        <w:t>Turbo Pascal</w:t>
+      </w:r>
+    </w:p>
+    <w:p>
+      <w:pPr>
+        <w:spacing w:after="0"/>
+        <w:ind w:left="720"/>
+        <w:rPr>
+          <w:rFonts w:ascii="Amasis MT Pro" w:hAnsi="Amasis MT Pro" w:cs="Arial"/>
+          <w:sz w:val="20"/>
+          <w:szCs w:val="20"/>
+        </w:rPr>
+      </w:pPr>
+    </w:p>
+    <w:tbl>
+      <w:tblPr>
+        <w:tblStyle w:val="TableGrid"/>
+        <w:tblW w:w="8820" w:type="dxa"/>
+        <w:tblLook w:val="04A0" w:firstRow="1" w:lastRow="0" w:firstColumn="1" w:lastColumn="0" w:noHBand="0" w:noVBand="1"/>
+      </w:tblPr>
+      <w:tblGrid>
+        <w:gridCol w:w="4611"/>
+        <w:gridCol w:w="4209"/>
+      </w:tblGrid>
+      <w:tr>
+        <w:tc>
+          <w:tcPr>
+            <w:tcW w:w="4611" w:type="dxa"/>
+            <w:tcBorders>
+              <w:top w:val="nil"/>
+              <w:left w:val="nil"/>
+              <w:bottom w:val="nil"/>
+              <w:right w:val="nil"/>
+            </w:tcBorders>
+            <w:vAlign w:val="bottom"/>
+          </w:tcPr>
+          <w:p>
+            <w:pPr>
+              <w:ind w:left="73"/>
+              <w:rPr>
+                <w:rFonts w:ascii="Amasis MT Pro" w:eastAsia="Arial" w:hAnsi="Amasis MT Pro" w:cs="Arial"/>
+                <w:b/>
+                <w:sz w:val="20"/>
+                <w:szCs w:val="20"/>
+              </w:rPr>
+            </w:pPr>
+            <w:r>
+              <w:rPr>
+                <w:rFonts w:ascii="Amasis MT Pro" w:eastAsia="Arial" w:hAnsi="Amasis MT Pro" w:cs="Arial"/>
+                <w:b/>
+                <w:sz w:val="20"/>
+                <w:szCs w:val="20"/>
+              </w:rPr>
+              <w:t>Cebu Digital Horizon Inc.</w:t>
+            </w:r>
+          </w:p>
+        </w:tc>
+        <w:tc>
+          <w:tcPr>
+            <w:tcW w:w="4209" w:type="dxa"/>
+            <w:tcBorders>
+              <w:top w:val="nil"/>
+              <w:left w:val="nil"/>
+              <w:bottom w:val="nil"/>
+              <w:right w:val="nil"/>
+            </w:tcBorders>
+            <w:vAlign w:val="bottom"/>
+          </w:tcPr>
+          <w:p>
+            <w:pPr>
+              <w:ind w:left="-106"/>
+              <w:jc w:val="right"/>
+              <w:rPr>
+                <w:rFonts w:ascii="Amasis MT Pro" w:eastAsia="Arial" w:hAnsi="Amasis MT Pro" w:cs="Arial"/>
+                <w:b/>
+                <w:sz w:val="20"/>
+                <w:szCs w:val="20"/>
+              </w:rPr>
+            </w:pPr>
+            <w:r>
+              <w:rPr>
+                <w:rFonts w:ascii="Amasis MT Pro" w:eastAsia="Arial" w:hAnsi="Amasis MT Pro" w:cs="Arial"/>
+                <w:b/>
+                <w:sz w:val="20"/>
+                <w:szCs w:val="20"/>
+              </w:rPr>
+              <w:t>April 1991 – June 1991</w:t>
+            </w:r>
+          </w:p>
+        </w:tc>
+      </w:tr>
+    </w:tbl>
+    <w:p>
+      <w:pPr>
+        <w:ind w:left="720"/>
+        <w:rPr>
+          <w:rFonts w:ascii="Amasis MT Pro" w:hAnsi="Amasis MT Pro" w:cs="Arial"/>
+          <w:sz w:val="20"/>
+          <w:szCs w:val="20"/>
+        </w:rPr>
+      </w:pPr>
+      <w:r>
+        <w:rPr>
+          <w:rFonts w:ascii="Amasis MT Pro" w:hAnsi="Amasis MT Pro" w:cs="Arial"/>
+          <w:sz w:val="20"/>
+          <w:szCs w:val="20"/>
+        </w:rPr>
+        <w:t>Turbo C</w:t>
+      </w:r>
+    </w:p>
+    <w:p>
+      <w:pPr>
+        <w:rPr>
+          <w:rFonts w:ascii="Amasis MT Pro" w:hAnsi="Amasis MT Pro" w:cs="Arial"/>
+          <w:sz w:val="20"/>
+          <w:szCs w:val="20"/>
+        </w:rPr>
+      </w:pPr>
+    </w:p>
+    <w:p>
+      <w:pPr>
+        <w:pBdr>
+          <w:bottom w:val="single" w:sz="6" w:space="1" w:color="auto"/>
+        </w:pBdr>
+        <w:rPr>
+          <w:rFonts w:ascii="Amasis MT Pro" w:eastAsia="Arial,Bold" w:hAnsi="Amasis MT Pro" w:cs="Arial"/>
+          <w:b/>
+          <w:bCs/>
+          <w:kern w:val="0"/>
+        </w:rPr>
+      </w:pPr>
+      <w:r>
+        <w:rPr>
+          <w:rFonts w:ascii="Amasis MT Pro" w:eastAsia="Arial,Bold" w:hAnsi="Amasis MT Pro" w:cs="Arial"/>
+          <w:b/>
+          <w:bCs/>
+          <w:kern w:val="0"/>
+        </w:rPr>
+        <w:t>Skills</w:t>
+      </w:r>
+    </w:p>
+    <w:p>
+      <w:pPr>
+        <w:spacing w:after="0"/>
+        <w:rPr>
+          <w:rFonts w:ascii="Amasis MT Pro" w:hAnsi="Amasis MT Pro" w:cs="Arial"/>
+          <w:sz w:val="20"/>
+          <w:szCs w:val="20"/>
+        </w:rPr>
+      </w:pPr>
+      <w:r>
+        <w:rPr>
+          <w:rFonts w:ascii="Amasis MT Pro" w:hAnsi="Amasis MT Pro" w:cs="Arial"/>
+          <w:sz w:val="20"/>
+          <w:szCs w:val="20"/>
+        </w:rPr>
+        <w:t>Computer programming languages:</w:t>
+      </w:r>
+    </w:p>
+    <w:p>
+      <w:pPr>
+        <w:spacing w:after="0"/>
+        <w:ind w:left="720"/>
+        <w:rPr>
+          <w:rFonts w:ascii="Amasis MT Pro" w:hAnsi="Amasis MT Pro" w:cs="Arial"/>
+          <w:sz w:val="20"/>
+          <w:szCs w:val="20"/>
+        </w:rPr>
+      </w:pPr>
+      <w:r>
+        <w:rPr>
+          <w:rFonts w:ascii="Amasis MT Pro" w:hAnsi="Amasis MT Pro" w:cs="Arial"/>
+          <w:sz w:val="20"/>
+          <w:szCs w:val="20"/>
+        </w:rPr>
+        <w:t>C#, Angular, JavaScript, MS SQL, MySQL, LiveCode, JAVA, Visual FoxPro, CICS,</w:t>
+      </w:r>
+    </w:p>
+    <w:p>
+      <w:pPr>
+        <w:spacing w:after="0"/>
+        <w:ind w:left="720"/>
+        <w:rPr>
+          <w:rFonts w:ascii="Amasis MT Pro" w:hAnsi="Amasis MT Pro" w:cs="Arial"/>
+          <w:sz w:val="20"/>
+          <w:szCs w:val="20"/>
+        </w:rPr>
+      </w:pPr>
+      <w:r>
+        <w:rPr>
+          <w:rFonts w:ascii="Amasis MT Pro" w:hAnsi="Amasis MT Pro" w:cs="Arial"/>
+          <w:sz w:val="20"/>
+          <w:szCs w:val="20"/>
+        </w:rPr>
+        <w:t>COBOL, DB2, Assembly, C++, C, Pascal, Clipper, FoxPro for DOS, FoxBase, dBase, and</w:t>
+      </w:r>
+    </w:p>
+    <w:p>
+      <w:pPr>
+        <w:spacing w:after="0"/>
+        <w:ind w:left="720"/>
+        <w:rPr>
+          <w:rFonts w:ascii="Amasis MT Pro" w:hAnsi="Amasis MT Pro" w:cs="Arial"/>
+          <w:sz w:val="20"/>
+          <w:szCs w:val="20"/>
+        </w:rPr>
+      </w:pPr>
+      <w:r>
+        <w:rPr>
+          <w:rFonts w:ascii="Amasis MT Pro" w:hAnsi="Amasis MT Pro" w:cs="Arial"/>
+          <w:sz w:val="20"/>
+          <w:szCs w:val="20"/>
+        </w:rPr>
+        <w:t>Basic</w:t>
+      </w:r>
+    </w:p>
+    <w:p>
+      <w:pPr>
+        <w:spacing w:after="0"/>
+        <w:rPr>
+          <w:rFonts w:ascii="Amasis MT Pro" w:hAnsi="Amasis MT Pro" w:cs="Arial"/>
+          <w:sz w:val="20"/>
+          <w:szCs w:val="20"/>
+        </w:rPr>
+      </w:pPr>
+    </w:p>
+    <w:p>
+      <w:pPr>
+        <w:spacing w:after="0"/>
+        <w:rPr>
+          <w:rFonts w:ascii="Amasis MT Pro" w:hAnsi="Amasis MT Pro" w:cs="Arial"/>
+          <w:sz w:val="20"/>
+          <w:szCs w:val="20"/>
+        </w:rPr>
+      </w:pPr>
+      <w:r>
+        <w:rPr>
+          <w:rFonts w:ascii="Amasis MT Pro" w:hAnsi="Amasis MT Pro" w:cs="Arial"/>
+          <w:sz w:val="20"/>
+          <w:szCs w:val="20"/>
+        </w:rPr>
+        <w:t>Computer Operating Systems, Utilities, and others:</w:t>
+      </w:r>
+    </w:p>
+    <w:p>
+      <w:pPr>
+        <w:spacing w:after="0"/>
+        <w:ind w:left="720"/>
+        <w:rPr>
+          <w:rFonts w:ascii="Amasis MT Pro" w:hAnsi="Amasis MT Pro" w:cs="Arial"/>
+          <w:sz w:val="20"/>
+          <w:szCs w:val="20"/>
+        </w:rPr>
+      </w:pPr>
+      <w:r>
+        <w:rPr>
+          <w:rFonts w:ascii="Amasis MT Pro" w:hAnsi="Amasis MT Pro" w:cs="Arial"/>
+          <w:sz w:val="20"/>
+          <w:szCs w:val="20"/>
+        </w:rPr>
+        <w:t>SAP Business One 9.0, VMware, Microsoft Windows (3.1, 95, 98, XP, 7, 8.1, 10), Local</w:t>
+      </w:r>
+    </w:p>
+    <w:p>
+      <w:pPr>
+        <w:spacing w:after="0"/>
+        <w:ind w:left="720"/>
+        <w:rPr>
+          <w:rFonts w:ascii="Amasis MT Pro" w:hAnsi="Amasis MT Pro" w:cs="Arial"/>
+          <w:sz w:val="20"/>
+          <w:szCs w:val="20"/>
+        </w:rPr>
+      </w:pPr>
+      <w:r>
+        <w:rPr>
+          <w:rFonts w:ascii="Amasis MT Pro" w:hAnsi="Amasis MT Pro" w:cs="Arial"/>
+          <w:sz w:val="20"/>
+          <w:szCs w:val="20"/>
+        </w:rPr>
+        <w:t>Area Network, Norton Utilities, MVS, JCL, ISPF, ChangeMan, Xpediter, DOS, PCTools,</w:t>
+      </w:r>
+    </w:p>
+    <w:p>
+      <w:pPr>
+        <w:spacing w:after="0"/>
+        <w:ind w:left="720"/>
+        <w:rPr>
+          <w:rFonts w:ascii="Amasis MT Pro" w:hAnsi="Amasis MT Pro" w:cs="Arial"/>
+          <w:sz w:val="20"/>
+          <w:szCs w:val="20"/>
+        </w:rPr>
+      </w:pPr>
+      <w:r>
+        <w:rPr>
+          <w:rFonts w:ascii="Amasis MT Pro" w:hAnsi="Amasis MT Pro" w:cs="Arial"/>
+          <w:sz w:val="20"/>
+          <w:szCs w:val="20"/>
+        </w:rPr>
+        <w:t>WordStar, Word Perfect, MS Word, MS Excel, MS Works, MS Access, and Crystal Report</w:t>
+      </w:r>
+    </w:p>
+    <w:p>
+      <w:pPr>
+        <w:spacing w:after="0"/>
+        <w:rPr>
+          <w:rFonts w:ascii="Amasis MT Pro" w:hAnsi="Amasis MT Pro" w:cs="Arial"/>
+          <w:sz w:val="20"/>
+          <w:szCs w:val="20"/>
+        </w:rPr>
+      </w:pPr>
+    </w:p>
+    <w:p>
+      <w:pPr>
+        <w:spacing w:after="0"/>
+        <w:rPr>
+          <w:rFonts w:ascii="Amasis MT Pro" w:hAnsi="Amasis MT Pro" w:cs="Arial"/>
+          <w:sz w:val="20"/>
+          <w:szCs w:val="20"/>
+        </w:rPr>
+      </w:pPr>
+      <w:r>
+        <w:rPr>
+          <w:rFonts w:ascii="Amasis MT Pro" w:hAnsi="Amasis MT Pro" w:cs="Arial"/>
+          <w:sz w:val="20"/>
+          <w:szCs w:val="20"/>
+        </w:rPr>
+        <w:t>Special Skills:</w:t>
+      </w:r>
+    </w:p>
+    <w:p>
+      <w:pPr>
+        <w:spacing w:after="0"/>
+        <w:ind w:left="810"/>
+        <w:rPr>
+          <w:rFonts w:ascii="Amasis MT Pro" w:hAnsi="Amasis MT Pro" w:cs="Arial"/>
+          <w:sz w:val="20"/>
+          <w:szCs w:val="20"/>
+        </w:rPr>
+      </w:pPr>
+      <w:r>
+        <w:rPr>
+          <w:rFonts w:ascii="Amasis MT Pro" w:hAnsi="Amasis MT Pro" w:cs="Arial"/>
+          <w:sz w:val="20"/>
+          <w:szCs w:val="20"/>
+        </w:rPr>
+        <w:t>Designs programs and electronic circuits for school projects, work, personal utilities, and</w:t>
+      </w:r>
+    </w:p>
+    <w:p>
+      <w:pPr>
+        <w:spacing w:after="0"/>
+        <w:ind w:left="810"/>
+        <w:rPr>
+          <w:rFonts w:ascii="Amasis MT Pro" w:hAnsi="Amasis MT Pro" w:cs="Arial"/>
+          <w:sz w:val="20"/>
+          <w:szCs w:val="20"/>
+        </w:rPr>
+      </w:pPr>
+      <w:r>
+        <w:rPr>
+          <w:rFonts w:ascii="Amasis MT Pro" w:hAnsi="Amasis MT Pro" w:cs="Arial"/>
+          <w:sz w:val="20"/>
+          <w:szCs w:val="20"/>
+        </w:rPr>
+        <w:t>other projects. Knowledge in Data Structures</w:t>
+      </w:r>
+    </w:p>
+    <w:p>
+      <w:pPr>
+        <w:rPr>
+          <w:rFonts w:ascii="Amasis MT Pro" w:hAnsi="Amasis MT Pro" w:cs="Arial"/>
+          <w:sz w:val="20"/>
+          <w:szCs w:val="20"/>
+        </w:rPr>
+      </w:pPr>
     </w:p>
     <w:sectPr>
       <w:pgSz w:w="12240" w:h="15840"/>
@@ -5667,7 +8271,7 @@
 </file>
 
 <file path=word/numbering.xml><?xml version="1.0" encoding="utf-8"?>
-<w:numbering xmlns:wpc="http://schemas.microsoft.com/office/word/2010/wordprocessingCanvas" xmlns:cx="http://schemas.microsoft.com/office/drawing/2014/chartex" xmlns:cx1="http://schemas.microsoft.com/office/drawing/2015/9/8/chartex" xmlns:cx2="http://schemas.microsoft.com/office/drawing/2015/10/21/chartex" xmlns:cx3="http://schemas.microsoft.com/office/drawing/2016/5/9/chartex" xmlns:cx4="http://schemas.microsoft.com/office/drawing/2016/5/10/chartex" xmlns:cx5="http://schemas.microsoft.com/office/drawing/2016/5/11/chartex" xmlns:cx6="http://schemas.microsoft.com/office/drawing/2016/5/12/chartex" xmlns:cx7="http://schemas.microsoft.com/office/drawing/2016/5/13/chartex" xmlns:cx8="http://schemas.microsoft.com/office/drawing/2016/5/14/chartex" xmlns:mc="http://schemas.openxmlformats.org/markup-compatibility/2006" xmlns:aink="http://schemas.microsoft.com/office/drawing/2016/ink" xmlns:am3d="http://schemas.microsoft.com/office/drawing/2017/model3d" xmlns:o="urn:schemas-microsoft-com:office:office" xmlns:r="http://schemas.openxmlformats.org/officeDocument/2006/relationships" xmlns:m="http://schemas.openxmlformats.org/officeDocument/2006/math" xmlns:v="urn:schemas-microsoft-com:vml" xmlns:wp14="http://schemas.microsoft.com/office/word/2010/wordprocessingDrawing" xmlns:wp="http://schemas.openxmlformats.org/drawingml/2006/wordprocessingDrawing" xmlns:w10="urn:schemas-microsoft-com:office:word" xmlns:w="http://schemas.openxmlformats.org/wordprocessingml/2006/main" xmlns:w14="http://schemas.microsoft.com/office/word/2010/wordml" xmlns:w15="http://schemas.microsoft.com/office/word/2012/wordml" xmlns:w16cex="http://schemas.microsoft.com/office/word/2018/wordml/cex" xmlns:w16cid="http://schemas.microsoft.com/office/word/2016/wordml/cid" xmlns:w16="http://schemas.microsoft.com/office/word/2018/wordml" xmlns:w16sdtdh="http://schemas.microsoft.com/office/word/2020/wordml/sdtdatahash" xmlns:w16se="http://schemas.microsoft.com/office/word/2015/wordml/symex" xmlns:wpg="http://schemas.microsoft.com/office/word/2010/wordprocessingGroup" xmlns:wpi="http://schemas.microsoft.com/office/word/2010/wordprocessingInk" xmlns:wne="http://schemas.microsoft.com/office/word/2006/wordml" xmlns:wps="http://schemas.microsoft.com/office/word/2010/wordprocessingShape" mc:Ignorable="w14 w15 w16se w16cid w16 w16cex w16sdtdh wp14">
+<w:numbering xmlns:wpc="http://schemas.microsoft.com/office/word/2010/wordprocessingCanvas" xmlns:cx="http://schemas.microsoft.com/office/drawing/2014/chartex" xmlns:cx1="http://schemas.microsoft.com/office/drawing/2015/9/8/chartex" xmlns:cx2="http://schemas.microsoft.com/office/drawing/2015/10/21/chartex" xmlns:cx3="http://schemas.microsoft.com/office/drawing/2016/5/9/chartex" xmlns:cx4="http://schemas.microsoft.com/office/drawing/2016/5/10/chartex" xmlns:cx5="http://schemas.microsoft.com/office/drawing/2016/5/11/chartex" xmlns:cx6="http://schemas.microsoft.com/office/drawing/2016/5/12/chartex" xmlns:cx7="http://schemas.microsoft.com/office/drawing/2016/5/13/chartex" xmlns:cx8="http://schemas.microsoft.com/office/drawing/2016/5/14/chartex" xmlns:mc="http://schemas.openxmlformats.org/markup-compatibility/2006" xmlns:aink="http://schemas.microsoft.com/office/drawing/2016/ink" xmlns:am3d="http://schemas.microsoft.com/office/drawing/2017/model3d" xmlns:o="urn:schemas-microsoft-com:office:office" xmlns:oel="http://schemas.microsoft.com/office/2019/extlst" xmlns:r="http://schemas.openxmlformats.org/officeDocument/2006/relationships" xmlns:m="http://schemas.openxmlformats.org/officeDocument/2006/math" xmlns:v="urn:schemas-microsoft-com:vml" xmlns:wp14="http://schemas.microsoft.com/office/word/2010/wordprocessingDrawing" xmlns:wp="http://schemas.openxmlformats.org/drawingml/2006/wordprocessingDrawing" xmlns:w10="urn:schemas-microsoft-com:office:word" xmlns:w="http://schemas.openxmlformats.org/wordprocessingml/2006/main" xmlns:w14="http://schemas.microsoft.com/office/word/2010/wordml" xmlns:w15="http://schemas.microsoft.com/office/word/2012/wordml" xmlns:w16cex="http://schemas.microsoft.com/office/word/2018/wordml/cex" xmlns:w16cid="http://schemas.microsoft.com/office/word/2016/wordml/cid" xmlns:w16="http://schemas.microsoft.com/office/word/2018/wordml" xmlns:w16du="http://schemas.microsoft.com/office/word/2023/wordml/word16du" xmlns:w16sdtdh="http://schemas.microsoft.com/office/word/2020/wordml/sdtdatahash" xmlns:w16se="http://schemas.microsoft.com/office/word/2015/wordml/symex" xmlns:wpg="http://schemas.microsoft.com/office/word/2010/wordprocessingGroup" xmlns:wpi="http://schemas.microsoft.com/office/word/2010/wordprocessingInk" xmlns:wne="http://schemas.microsoft.com/office/word/2006/wordml" xmlns:wps="http://schemas.microsoft.com/office/word/2010/wordprocessingShape" mc:Ignorable="w14 w15 w16se w16cid w16 w16cex w16sdtdh wp14">
   <w:abstractNum w:abstractNumId="0" w15:restartNumberingAfterBreak="0">
     <w:nsid w:val="086C4A20"/>
     <w:multiLevelType w:val="hybridMultilevel"/>
@@ -6542,7 +9146,7 @@
         <w:rFonts w:ascii="Symbol" w:hAnsi="Symbol" w:hint="default"/>
       </w:rPr>
     </w:lvl>
-    <w:lvl w:ilvl="1" w:tplc="34090003" w:tentative="1">
+    <w:lvl w:ilvl="1" w:tplc="34090003">
       <w:start w:val="1"/>
       <w:numFmt w:val="bullet"/>
       <w:lvlText w:val="o"/>
@@ -6554,7 +9158,7 @@
         <w:rFonts w:ascii="Courier New" w:hAnsi="Courier New" w:cs="Courier New" w:hint="default"/>
       </w:rPr>
     </w:lvl>
-    <w:lvl w:ilvl="2" w:tplc="34090005" w:tentative="1">
+    <w:lvl w:ilvl="2" w:tplc="34090005">
       <w:start w:val="1"/>
       <w:numFmt w:val="bullet"/>
       <w:lvlText w:val=""/>
@@ -7312,40 +9916,40 @@
       </w:rPr>
     </w:lvl>
   </w:abstractNum>
-  <w:num w:numId="1">
+  <w:num w:numId="1" w16cid:durableId="325212118">
     <w:abstractNumId w:val="9"/>
   </w:num>
-  <w:num w:numId="2">
+  <w:num w:numId="2" w16cid:durableId="1105812203">
     <w:abstractNumId w:val="5"/>
   </w:num>
-  <w:num w:numId="3">
+  <w:num w:numId="3" w16cid:durableId="1646396287">
     <w:abstractNumId w:val="11"/>
   </w:num>
-  <w:num w:numId="4">
+  <w:num w:numId="4" w16cid:durableId="1825730928">
     <w:abstractNumId w:val="8"/>
   </w:num>
-  <w:num w:numId="5">
+  <w:num w:numId="5" w16cid:durableId="1922837263">
     <w:abstractNumId w:val="2"/>
   </w:num>
-  <w:num w:numId="6">
+  <w:num w:numId="6" w16cid:durableId="765350182">
     <w:abstractNumId w:val="1"/>
   </w:num>
-  <w:num w:numId="7">
+  <w:num w:numId="7" w16cid:durableId="312639470">
     <w:abstractNumId w:val="7"/>
   </w:num>
-  <w:num w:numId="8">
+  <w:num w:numId="8" w16cid:durableId="718744054">
     <w:abstractNumId w:val="10"/>
   </w:num>
-  <w:num w:numId="9">
+  <w:num w:numId="9" w16cid:durableId="49378889">
     <w:abstractNumId w:val="3"/>
   </w:num>
-  <w:num w:numId="10">
+  <w:num w:numId="10" w16cid:durableId="295985467">
     <w:abstractNumId w:val="4"/>
   </w:num>
-  <w:num w:numId="11">
+  <w:num w:numId="11" w16cid:durableId="2114933796">
     <w:abstractNumId w:val="0"/>
   </w:num>
-  <w:num w:numId="12">
+  <w:num w:numId="12" w16cid:durableId="1224635545">
     <w:abstractNumId w:val="6"/>
   </w:num>
 </w:numbering>
@@ -7751,7 +10355,7 @@
   <w:style w:type="paragraph" w:default="1" w:styleId="Normal">
     <w:name w:val="Normal"/>
     <w:qFormat/>
-    <w:rsid w:val="00473551"/>
+    <w:rsid w:val="008F05C7"/>
   </w:style>
   <w:style w:type="character" w:default="1" w:styleId="DefaultParagraphFont">
     <w:name w:val="Default Paragraph Font"/>
@@ -7859,6 +10463,24 @@
     <w:name w:val="badword"/>
     <w:basedOn w:val="DefaultParagraphFont"/>
     <w:rsid w:val="00B642A5"/>
+  </w:style>
+  <w:style w:type="paragraph" w:styleId="Date">
+    <w:name w:val="Date"/>
+    <w:basedOn w:val="Normal"/>
+    <w:next w:val="Normal"/>
+    <w:link w:val="DateChar"/>
+    <w:uiPriority w:val="99"/>
+    <w:semiHidden/>
+    <w:unhideWhenUsed/>
+    <w:rsid w:val="001E628D"/>
+  </w:style>
+  <w:style w:type="character" w:customStyle="1" w:styleId="DateChar">
+    <w:name w:val="Date Char"/>
+    <w:basedOn w:val="DefaultParagraphFont"/>
+    <w:link w:val="Date"/>
+    <w:uiPriority w:val="99"/>
+    <w:semiHidden/>
+    <w:rsid w:val="001E628D"/>
   </w:style>
 </w:styles>
 </file>
@@ -8156,4 +10778,16 @@
     </a:ext>
   </a:extLst>
 </a:theme>
+</file>
+
+<file path=customXml/item1.xml><?xml version="1.0" encoding="utf-8"?>
+<b:Sources xmlns:b="http://schemas.openxmlformats.org/officeDocument/2006/bibliography" xmlns="http://schemas.openxmlformats.org/officeDocument/2006/bibliography" SelectedStyle="\APASixthEditionOfficeOnline.xsl" StyleName="APA" Version="6"/>
+</file>
+
+<file path=customXml/itemProps1.xml><?xml version="1.0" encoding="utf-8"?>
+<ds:datastoreItem xmlns:ds="http://schemas.openxmlformats.org/officeDocument/2006/customXml" ds:itemID="{698CEC33-6667-463D-9278-6EA01ED7130D}">
+  <ds:schemaRefs>
+    <ds:schemaRef ds:uri="http://schemas.openxmlformats.org/officeDocument/2006/bibliography"/>
+  </ds:schemaRefs>
+</ds:datastoreItem>
 </file>